--- a/deliverables/US1117/SAM_OnSite_Guard_Onboarding_Spec.docx
+++ b/deliverables/US1117/SAM_OnSite_Guard_Onboarding_Spec.docx
@@ -295,7 +295,7 @@
                 <w:sz w:val="19"/>
                 <w:szCs w:val="19"/>
               </w:rPr>
-              <w:t xml:space="preserve">The first time a guard signs in, SAM — the in-app voice assistant — runs a short, required voice exercise that teaches the three things they will do every day: ask a question, report an incident, and correct a report. It uses a made-up incident so nothing real is affected, cannot be skipped, takes a few minutes, saves progress, and is marked complete only after the guard actually performs each step. All practice data is hidden from every live report and dashboard, and a guard can reopen the exercise later as a refresher.</w:t>
+              <w:t xml:space="preserve">The first time a guard signs in, SAM — the in-app voice assistant — runs a short, required voice exercise that teaches the three things they will do every day: ask a question, report an incident, and correct a report. It uses a made-up incident so nothing real is affected, cannot be skipped, takes a few minutes, saves progress, and is marked complete only after the guard actually performs each step. All practice data must be kept out of every live report and dashboard — and because the filter that enforces this is not built yet, the exercise runs in the internal test environments until it is. A guard can reopen the exercise later as a refresher.</w:t>
             </w:r>
           </w:p>
         </w:tc>
@@ -555,7 +555,7 @@
           <w:sz w:val="18"/>
           <w:szCs w:val="18"/>
         </w:rPr>
-        <w:t xml:space="preserve">Throughout, the practice report is marked as training the instant it is created, so it never appears in any live report, dashboard, analytics view, export, automated alert or integration, or the guard’s own activity list and search. An always-visible </w:t>
+        <w:t xml:space="preserve">Throughout, the practice report carries a training mark from the instant it is created; that mark is what must keep it out of every live report, dashboard, analytics view, export, automated alert or integration, and the guard’s own activity list and search. An always-visible </w:t>
       </w:r>
       <w:r>
         <w:rPr>
@@ -1591,7 +1591,7 @@
                 <w:sz w:val="18"/>
                 <w:szCs w:val="18"/>
               </w:rPr>
-              <w:t xml:space="preserve">Practice data stays invisible</w:t>
+              <w:t xml:space="preserve">Marked as training at creation</w:t>
             </w:r>
           </w:p>
           <w:p>
@@ -1644,7 +1644,7 @@
                 <w:sz w:val="18"/>
                 <w:szCs w:val="18"/>
               </w:rPr>
-              <w:t xml:space="preserve">The practice report is hidden from every live surface — reports, dashboards, analytics, exports, automated alerts and integrations, and the guard’s own activity list and search — for its whole life.</w:t>
+              <w:t xml:space="preserve">Every practice report is flagged as training (archive / soft-delete) the moment it is created — the platform already has this flag for exactly this purpose — so a report never exists un-marked.</w:t>
             </w:r>
           </w:p>
         </w:tc>
@@ -1685,7 +1685,7 @@
                 <w:sz w:val="18"/>
                 <w:szCs w:val="18"/>
               </w:rPr>
-              <w:t xml:space="preserve">Nothing leaks, even briefly</w:t>
+              <w:t xml:space="preserve">Kept out of every live surface</w:t>
             </w:r>
           </w:p>
           <w:p>
@@ -1700,9 +1700,9 @@
                 <w:color w:val="FFFFFF"/>
                 <w:sz w:val="15"/>
                 <w:szCs w:val="15"/>
-                <w:shd w:fill="8A6100" w:color="auto" w:val="clear"/>
-              </w:rPr>
-              <w:t xml:space="preserve"> Proposed </w:t>
+                <w:shd w:fill="2F6E4E" w:color="auto" w:val="clear"/>
+              </w:rPr>
+              <w:t xml:space="preserve"> Confirmed </w:t>
             </w:r>
           </w:p>
         </w:tc>
@@ -1738,7 +1738,7 @@
                 <w:sz w:val="18"/>
                 <w:szCs w:val="18"/>
               </w:rPr>
-              <w:t xml:space="preserve">Because an alert or integration message cannot be recalled once sent, nothing about the practice report is sent anywhere until the “training” mark is in place. If that cannot be guaranteed, the report is not created.</w:t>
+              <w:t xml:space="preserve">The practice report must appear in no live surface — reports, dashboards, analytics, exports, automated alerts and integrations, and the guard’s own activity list and search. The filter that excludes training-marked data does not exist yet, so archived data is currently still visible in production; this exclusion filter must be built and verified before go-live. Until then the exercise runs only in the internal test environments.</w:t>
             </w:r>
           </w:p>
         </w:tc>
@@ -2092,7 +2092,7 @@
           <w:sz w:val="19"/>
           <w:szCs w:val="19"/>
         </w:rPr>
-        <w:t xml:space="preserve">The made-up incident must never trigger a real response. It is marked as training in the same moment it is created — before anything is sent onward — and that mark is applied at the shared data layer as a </w:t>
+        <w:t xml:space="preserve">The made-up incident must never trigger a real response. Every practice report is marked as training the moment it is created — the platform already has this archive / soft-delete flag. </w:t>
       </w:r>
       <w:r>
         <w:rPr>
@@ -2105,7 +2105,7 @@
           <w:sz w:val="19"/>
           <w:szCs w:val="19"/>
         </w:rPr>
-        <w:t xml:space="preserve">hide-by-default</w:t>
+        <w:t xml:space="preserve">The dependency to be clear about:</w:t>
       </w:r>
       <w:r>
         <w:rPr>
@@ -2118,7 +2118,33 @@
           <w:sz w:val="19"/>
           <w:szCs w:val="19"/>
         </w:rPr>
-        <w:t xml:space="preserve"> rule: every current and future live surface hides it automatically, rather than each one having to remember to exclude it. If the system cannot create the report with that mark in a single step, it does not create the report at all. Permanent deletion of practice data is a separate clean-up done later; it is not needed for this release.</w:t>
+        <w:t xml:space="preserve"> the filtering that actually keeps marked data out of live surfaces does not exist yet — today, archived items are still visible in production — so it is a required enhancement, not something that works today. This exercise therefore runs only in the internal test environments until that exclusion filter is built and verified, and must not go live in production before then. When built, the filter should work </w:t>
+      </w:r>
+      <w:r>
+        <w:rPr>
+          <w:rFonts w:ascii="Calibri" w:cs="Calibri" w:eastAsia="Calibri" w:hAnsi="Calibri"/>
+          <w:b/>
+          <w:bCs/>
+          <w:i w:val="false"/>
+          <w:iCs w:val="false"/>
+          <w:color w:val="1F2A33"/>
+          <w:sz w:val="19"/>
+          <w:szCs w:val="19"/>
+        </w:rPr>
+        <w:t xml:space="preserve">hide-by-default</w:t>
+      </w:r>
+      <w:r>
+        <w:rPr>
+          <w:rFonts w:ascii="Calibri" w:cs="Calibri" w:eastAsia="Calibri" w:hAnsi="Calibri"/>
+          <w:b w:val="false"/>
+          <w:bCs w:val="false"/>
+          <w:i w:val="false"/>
+          <w:iCs w:val="false"/>
+          <w:color w:val="1F2A33"/>
+          <w:sz w:val="19"/>
+          <w:szCs w:val="19"/>
+        </w:rPr>
+        <w:t xml:space="preserve"> at the shared data layer, so every current and future live surface excludes training data automatically rather than each one having to remember to. Permanent deletion of practice data is a separate database clean-up done later; only the guard’s completion status is kept.</w:t>
       </w:r>
     </w:p>
     <w:p>
@@ -2836,7 +2862,7 @@
           <w:sz w:val="19"/>
           <w:szCs w:val="19"/>
         </w:rPr>
-        <w:t xml:space="preserve">What is the exact “training / archive” marker, and where are reports created and updated, so the mark can be applied at creation?</w:t>
+        <w:t xml:space="preserve">The archive / training flag exists — confirm exactly which live feeds, reports, alerts, integrations, and views the new exclusion filter must cover, and where reports are created so the flag is set at creation.</w:t>
       </w:r>
     </w:p>
     <w:p>
@@ -2909,7 +2935,7 @@
           <w:sz w:val="19"/>
           <w:szCs w:val="19"/>
         </w:rPr>
-        <w:t xml:space="preserve">Roll out behind a switch so it can be turned on gradually and turned off instantly — without erasing anyone’s completed status. Test first with a dedicated test customer account (tenant) and test guards in the internal environments, and confirm the practice report is hidden from </w:t>
+        <w:t xml:space="preserve">Production go-live is </w:t>
       </w:r>
       <w:r>
         <w:rPr>
@@ -2922,7 +2948,7 @@
           <w:sz w:val="19"/>
           <w:szCs w:val="19"/>
         </w:rPr>
-        <w:t xml:space="preserve">every</w:t>
+        <w:t xml:space="preserve">blocked</w:t>
       </w:r>
       <w:r>
         <w:rPr>
@@ -2935,7 +2961,7 @@
           <w:sz w:val="19"/>
           <w:szCs w:val="19"/>
         </w:rPr>
-        <w:t xml:space="preserve"> live surface before go-live. This is universal for all guards — no customer-specific setup — and it does not change any existing templates. Nothing reaches production without Vincent Smeyers’ sign-off.</w:t>
+        <w:t xml:space="preserve"> until the exclusion filter that hides training data from every live surface is built and verified; until then this runs only in the internal test environments (DEV/UAT) with a dedicated test customer account (tenant) and test guards. Roll out behind a switch so it can be turned on gradually and turned off instantly, without erasing anyone’s completed status. This is universal for all guards — no customer-specific setup — and it does not change any existing templates. Nothing reaches production without Vincent Smeyers’ sign-off.</w:t>
       </w:r>
     </w:p>
     <w:p>
@@ -3000,7 +3026,7 @@
           <w:sz w:val="19"/>
           <w:szCs w:val="19"/>
         </w:rPr>
-        <w:t xml:space="preserve">The practice report is proven absent from every live surface at every stage, and a forced hide-failure withholds completion.</w:t>
+        <w:t xml:space="preserve">The exclusion filter is built and the practice report is proven absent from every live surface, and a forced hide-failure withholds completion.</w:t>
       </w:r>
     </w:p>
     <w:p>

--- a/deliverables/US1117/SAM_OnSite_Guard_Onboarding_Spec.docx
+++ b/deliverables/US1117/SAM_OnSite_Guard_Onboarding_Spec.docx
@@ -2074,7 +2074,7 @@
           <w:sz w:val="19"/>
           <w:szCs w:val="19"/>
         </w:rPr>
-        <w:t xml:space="preserve">PRACTICE DATA NEVER REACHES LIVE OPERATIONS</w:t>
+        <w:t xml:space="preserve">PRACTICE DATA MUST NEVER REACH LIVE OPERATIONS</w:t>
       </w:r>
     </w:p>
     <w:p>

--- a/deliverables/US1117/SAM_OnSite_Guard_Onboarding_Spec.docx
+++ b/deliverables/US1117/SAM_OnSite_Guard_Onboarding_Spec.docx
@@ -13,7 +13,7 @@
           <w:bCs/>
           <w:i w:val="false"/>
           <w:iCs w:val="false"/>
-          <w:color w:val="2F6E63"/>
+          <w:color w:val="4A6B82"/>
           <w:spacing w:val="40"/>
           <w:sz w:val="16"/>
           <w:szCs w:val="16"/>
@@ -30,7 +30,7 @@
           <w:rFonts w:ascii="Georgia" w:cs="Georgia" w:eastAsia="Georgia" w:hAnsi="Georgia"/>
           <w:b/>
           <w:bCs/>
-          <w:color w:val="1F2A33"/>
+          <w:color w:val="3A3A38"/>
           <w:sz w:val="46"/>
           <w:szCs w:val="46"/>
         </w:rPr>
@@ -40,16 +40,16 @@
     <w:p>
       <w:pPr>
         <w:pBdr>
-          <w:bottom w:val="single" w:color="2F6E63" w:sz="14" w:space="6"/>
+          <w:bottom w:val="single" w:color="4A6B82" w:sz="4" w:space="10"/>
         </w:pBdr>
-        <w:spacing w:after="100"/>
+        <w:spacing w:after="140"/>
       </w:pPr>
       <w:r>
         <w:rPr>
           <w:rFonts w:ascii="Georgia" w:cs="Georgia" w:eastAsia="Georgia" w:hAnsi="Georgia"/>
           <w:i/>
           <w:iCs/>
-          <w:color w:val="5C6B73"/>
+          <w:color w:val="77746E"/>
           <w:sz w:val="21"/>
           <w:szCs w:val="21"/>
         </w:rPr>
@@ -76,17 +76,17 @@
           <w:tcPr>
             <w:tcW w:type="dxa" w:w="9648"/>
             <w:tcBorders>
-              <w:top w:val="single" w:color="D5DEDB" w:sz="3"/>
-              <w:left w:val="single" w:color="D5DEDB" w:sz="3"/>
-              <w:bottom w:val="single" w:color="D5DEDB" w:sz="3"/>
-              <w:right w:val="single" w:color="D5DEDB" w:sz="3"/>
-            </w:tcBorders>
-            <w:shd w:fill="F5F8F7" w:color="auto" w:val="clear"/>
-            <w:tcMar>
-              <w:top w:type="dxa" w:w="70"/>
-              <w:left w:type="dxa" w:w="150"/>
-              <w:bottom w:type="dxa" w:w="70"/>
-              <w:right w:type="dxa" w:w="150"/>
+              <w:top w:val="none"/>
+              <w:left w:val="none"/>
+              <w:bottom w:val="none"/>
+              <w:right w:val="none"/>
+            </w:tcBorders>
+            <w:shd w:fill="F7F6F2" w:color="auto" w:val="clear"/>
+            <w:tcMar>
+              <w:top w:type="dxa" w:w="100"/>
+              <w:left w:type="dxa" w:w="180"/>
+              <w:bottom w:type="dxa" w:w="100"/>
+              <w:right w:type="dxa" w:w="180"/>
             </w:tcMar>
           </w:tcPr>
           <w:p>
@@ -100,7 +100,7 @@
                 <w:bCs/>
                 <w:i w:val="false"/>
                 <w:iCs w:val="false"/>
-                <w:color w:val="2F6E63"/>
+                <w:color w:val="4A6B82"/>
                 <w:spacing w:val="4"/>
                 <w:sz w:val="16"/>
                 <w:szCs w:val="16"/>
@@ -114,7 +114,7 @@
                 <w:bCs w:val="false"/>
                 <w:i w:val="false"/>
                 <w:iCs w:val="false"/>
-                <w:color w:val="1F2A33"/>
+                <w:color w:val="3A3A38"/>
                 <w:sz w:val="18"/>
                 <w:szCs w:val="18"/>
               </w:rPr>
@@ -127,7 +127,7 @@
                 <w:bCs/>
                 <w:i w:val="false"/>
                 <w:iCs w:val="false"/>
-                <w:color w:val="2F6E63"/>
+                <w:color w:val="4A6B82"/>
                 <w:spacing w:val="4"/>
                 <w:sz w:val="16"/>
                 <w:szCs w:val="16"/>
@@ -141,7 +141,7 @@
                 <w:bCs w:val="false"/>
                 <w:i w:val="false"/>
                 <w:iCs w:val="false"/>
-                <w:color w:val="1F2A33"/>
+                <w:color w:val="3A3A38"/>
                 <w:sz w:val="18"/>
                 <w:szCs w:val="18"/>
               </w:rPr>
@@ -154,7 +154,7 @@
                 <w:bCs/>
                 <w:i w:val="false"/>
                 <w:iCs w:val="false"/>
-                <w:color w:val="2F6E63"/>
+                <w:color w:val="4A6B82"/>
                 <w:spacing w:val="4"/>
                 <w:sz w:val="16"/>
                 <w:szCs w:val="16"/>
@@ -168,7 +168,7 @@
                 <w:bCs w:val="false"/>
                 <w:i w:val="false"/>
                 <w:iCs w:val="false"/>
-                <w:color w:val="1F2A33"/>
+                <w:color w:val="3A3A38"/>
                 <w:sz w:val="18"/>
                 <w:szCs w:val="18"/>
               </w:rPr>
@@ -181,7 +181,7 @@
                 <w:bCs/>
                 <w:i w:val="false"/>
                 <w:iCs w:val="false"/>
-                <w:color w:val="2F6E63"/>
+                <w:color w:val="4A6B82"/>
                 <w:spacing w:val="4"/>
                 <w:sz w:val="16"/>
                 <w:szCs w:val="16"/>
@@ -195,7 +195,7 @@
                 <w:bCs w:val="false"/>
                 <w:i w:val="false"/>
                 <w:iCs w:val="false"/>
-                <w:color w:val="1F2A33"/>
+                <w:color w:val="3A3A38"/>
                 <w:sz w:val="18"/>
                 <w:szCs w:val="18"/>
               </w:rPr>
@@ -208,7 +208,7 @@
                 <w:bCs/>
                 <w:i w:val="false"/>
                 <w:iCs w:val="false"/>
-                <w:color w:val="2F6E63"/>
+                <w:color w:val="4A6B82"/>
                 <w:spacing w:val="4"/>
                 <w:sz w:val="16"/>
                 <w:szCs w:val="16"/>
@@ -222,7 +222,7 @@
                 <w:bCs w:val="false"/>
                 <w:i w:val="false"/>
                 <w:iCs w:val="false"/>
-                <w:color w:val="1F2A33"/>
+                <w:color w:val="3A3A38"/>
                 <w:sz w:val="18"/>
                 <w:szCs w:val="18"/>
               </w:rPr>
@@ -241,10 +241,10 @@
       <w:tblPr>
         <w:tblW w:type="dxa" w:w="9648"/>
         <w:tblBorders>
-          <w:top w:val="single" w:color="CDD8D5" w:sz="3"/>
-          <w:left w:val="single" w:color="2F6E63" w:sz="22"/>
-          <w:bottom w:val="single" w:color="CDD8D5" w:sz="3"/>
-          <w:right w:val="single" w:color="CDD8D5" w:sz="3"/>
+          <w:top w:val="none"/>
+          <w:left w:val="single" w:color="4A6B82" w:sz="12"/>
+          <w:bottom w:val="none"/>
+          <w:right w:val="none"/>
           <w:insideH w:val="none"/>
           <w:insideV w:val="none"/>
         </w:tblBorders>
@@ -259,17 +259,17 @@
         <w:tc>
           <w:tcPr>
             <w:tcW w:type="dxa" w:w="9648"/>
-            <w:shd w:fill="F5F8F7" w:color="auto" w:val="clear"/>
-            <w:tcMar>
-              <w:top w:type="dxa" w:w="80"/>
-              <w:left w:type="dxa" w:w="150"/>
-              <w:bottom w:type="dxa" w:w="80"/>
-              <w:right w:type="dxa" w:w="150"/>
-            </w:tcMar>
-          </w:tcPr>
-          <w:p>
-            <w:pPr>
-              <w:spacing w:after="0" w:line="248" w:lineRule="auto"/>
+            <w:shd w:fill="F7F6F2" w:color="auto" w:val="clear"/>
+            <w:tcMar>
+              <w:top w:type="dxa" w:w="96"/>
+              <w:left w:type="dxa" w:w="170"/>
+              <w:bottom w:type="dxa" w:w="96"/>
+              <w:right w:type="dxa" w:w="170"/>
+            </w:tcMar>
+          </w:tcPr>
+          <w:p>
+            <w:pPr>
+              <w:spacing w:after="0" w:line="258" w:lineRule="auto"/>
             </w:pPr>
             <w:r>
               <w:rPr>
@@ -278,7 +278,7 @@
                 <w:bCs/>
                 <w:i w:val="false"/>
                 <w:iCs w:val="false"/>
-                <w:color w:val="234f47"/>
+                <w:color w:val="2E3A44"/>
                 <w:sz w:val="19"/>
                 <w:szCs w:val="19"/>
               </w:rPr>
@@ -291,7 +291,7 @@
                 <w:bCs w:val="false"/>
                 <w:i w:val="false"/>
                 <w:iCs w:val="false"/>
-                <w:color w:val="1F2A33"/>
+                <w:color w:val="3A3A38"/>
                 <w:sz w:val="19"/>
                 <w:szCs w:val="19"/>
               </w:rPr>
@@ -311,36 +311,35 @@
         <w:pStyle w:val="Heading1"/>
         <w:keepNext/>
         <w:pBdr>
-          <w:bottom w:val="single" w:color="CDD8D5" w:sz="6" w:space="4"/>
+          <w:bottom w:val="single" w:color="E6E4DF" w:sz="4" w:space="6"/>
         </w:pBdr>
-        <w:spacing w:after="80" w:before="200"/>
-      </w:pPr>
-      <w:r>
-        <w:rPr>
-          <w:rFonts w:ascii="Georgia" w:cs="Georgia" w:eastAsia="Georgia" w:hAnsi="Georgia"/>
+        <w:spacing w:after="78" w:before="220"/>
+      </w:pPr>
+      <w:r>
+        <w:rPr>
+          <w:rFonts w:ascii="Calibri" w:cs="Calibri" w:eastAsia="Calibri" w:hAnsi="Calibri"/>
           <w:b/>
           <w:bCs/>
-          <w:color w:val="2F6E63"/>
-          <w:sz w:val="24"/>
-          <w:szCs w:val="24"/>
-        </w:rPr>
-        <w:t xml:space="preserve">01  </w:t>
+          <w:color w:val="4A6B82"/>
+          <w:spacing w:val="10"/>
+          <w:sz w:val="19"/>
+          <w:szCs w:val="19"/>
+        </w:rPr>
+        <w:t xml:space="preserve">01   </w:t>
       </w:r>
       <w:r>
         <w:rPr>
           <w:rFonts w:ascii="Georgia" w:cs="Georgia" w:eastAsia="Georgia" w:hAnsi="Georgia"/>
-          <w:b/>
-          <w:bCs/>
-          <w:color w:val="1F2A33"/>
-          <w:sz w:val="24"/>
-          <w:szCs w:val="24"/>
+          <w:color w:val="3A3A38"/>
+          <w:sz w:val="25"/>
+          <w:szCs w:val="25"/>
         </w:rPr>
         <w:t xml:space="preserve">How it works, step by step</w:t>
       </w:r>
     </w:p>
     <w:p>
       <w:pPr>
-        <w:spacing w:after="60" w:line="250" w:lineRule="auto"/>
+        <w:spacing w:after="60" w:line="252" w:lineRule="auto"/>
       </w:pPr>
       <w:r>
         <w:rPr>
@@ -349,7 +348,7 @@
           <w:bCs w:val="false"/>
           <w:i w:val="false"/>
           <w:iCs w:val="false"/>
-          <w:color w:val="1F2A33"/>
+          <w:color w:val="3A3A38"/>
           <w:sz w:val="19"/>
           <w:szCs w:val="19"/>
         </w:rPr>
@@ -363,7 +362,7 @@
           <w:ilvl w:val="0"/>
           <w:numId w:val="2"/>
         </w:numPr>
-        <w:spacing w:after="46" w:line="246" w:lineRule="auto"/>
+        <w:spacing w:after="42" w:line="248" w:lineRule="auto"/>
       </w:pPr>
       <w:r>
         <w:rPr>
@@ -372,7 +371,7 @@
           <w:bCs w:val="false"/>
           <w:i w:val="false"/>
           <w:iCs w:val="false"/>
-          <w:color w:val="1F2A33"/>
+          <w:color w:val="3A3A38"/>
           <w:sz w:val="19"/>
           <w:szCs w:val="19"/>
         </w:rPr>
@@ -386,7 +385,7 @@
           <w:ilvl w:val="0"/>
           <w:numId w:val="2"/>
         </w:numPr>
-        <w:spacing w:after="46" w:line="246" w:lineRule="auto"/>
+        <w:spacing w:after="42" w:line="248" w:lineRule="auto"/>
       </w:pPr>
       <w:r>
         <w:rPr>
@@ -395,7 +394,7 @@
           <w:bCs w:val="false"/>
           <w:i w:val="false"/>
           <w:iCs w:val="false"/>
-          <w:color w:val="1F2A33"/>
+          <w:color w:val="3A3A38"/>
           <w:sz w:val="19"/>
           <w:szCs w:val="19"/>
         </w:rPr>
@@ -409,7 +408,7 @@
           <w:ilvl w:val="0"/>
           <w:numId w:val="2"/>
         </w:numPr>
-        <w:spacing w:after="46" w:line="246" w:lineRule="auto"/>
+        <w:spacing w:after="42" w:line="248" w:lineRule="auto"/>
       </w:pPr>
       <w:r>
         <w:rPr>
@@ -418,7 +417,7 @@
           <w:bCs w:val="false"/>
           <w:i w:val="false"/>
           <w:iCs w:val="false"/>
-          <w:color w:val="1F2A33"/>
+          <w:color w:val="3A3A38"/>
           <w:sz w:val="19"/>
           <w:szCs w:val="19"/>
         </w:rPr>
@@ -432,7 +431,7 @@
           <w:ilvl w:val="0"/>
           <w:numId w:val="2"/>
         </w:numPr>
-        <w:spacing w:after="46" w:line="246" w:lineRule="auto"/>
+        <w:spacing w:after="42" w:line="248" w:lineRule="auto"/>
       </w:pPr>
       <w:r>
         <w:rPr>
@@ -441,7 +440,7 @@
           <w:bCs w:val="false"/>
           <w:i w:val="false"/>
           <w:iCs w:val="false"/>
-          <w:color w:val="1F2A33"/>
+          <w:color w:val="3A3A38"/>
           <w:sz w:val="19"/>
           <w:szCs w:val="19"/>
         </w:rPr>
@@ -455,7 +454,7 @@
           <w:ilvl w:val="0"/>
           <w:numId w:val="2"/>
         </w:numPr>
-        <w:spacing w:after="46" w:line="246" w:lineRule="auto"/>
+        <w:spacing w:after="42" w:line="248" w:lineRule="auto"/>
       </w:pPr>
       <w:r>
         <w:rPr>
@@ -464,7 +463,7 @@
           <w:bCs w:val="false"/>
           <w:i w:val="false"/>
           <w:iCs w:val="false"/>
-          <w:color w:val="1F2A33"/>
+          <w:color w:val="3A3A38"/>
           <w:sz w:val="19"/>
           <w:szCs w:val="19"/>
         </w:rPr>
@@ -478,7 +477,7 @@
           <w:ilvl w:val="0"/>
           <w:numId w:val="2"/>
         </w:numPr>
-        <w:spacing w:after="46" w:line="246" w:lineRule="auto"/>
+        <w:spacing w:after="42" w:line="248" w:lineRule="auto"/>
       </w:pPr>
       <w:r>
         <w:rPr>
@@ -487,7 +486,7 @@
           <w:bCs w:val="false"/>
           <w:i w:val="false"/>
           <w:iCs w:val="false"/>
-          <w:color w:val="1F2A33"/>
+          <w:color w:val="3A3A38"/>
           <w:sz w:val="19"/>
           <w:szCs w:val="19"/>
         </w:rPr>
@@ -501,7 +500,7 @@
           <w:ilvl w:val="0"/>
           <w:numId w:val="2"/>
         </w:numPr>
-        <w:spacing w:after="46" w:line="246" w:lineRule="auto"/>
+        <w:spacing w:after="42" w:line="248" w:lineRule="auto"/>
       </w:pPr>
       <w:r>
         <w:rPr>
@@ -510,7 +509,7 @@
           <w:bCs w:val="false"/>
           <w:i w:val="false"/>
           <w:iCs w:val="false"/>
-          <w:color w:val="1F2A33"/>
+          <w:color w:val="3A3A38"/>
           <w:sz w:val="19"/>
           <w:szCs w:val="19"/>
         </w:rPr>
@@ -524,7 +523,7 @@
           <w:ilvl w:val="0"/>
           <w:numId w:val="2"/>
         </w:numPr>
-        <w:spacing w:after="46" w:line="246" w:lineRule="auto"/>
+        <w:spacing w:after="42" w:line="248" w:lineRule="auto"/>
       </w:pPr>
       <w:r>
         <w:rPr>
@@ -533,7 +532,7 @@
           <w:bCs w:val="false"/>
           <w:i w:val="false"/>
           <w:iCs w:val="false"/>
-          <w:color w:val="1F2A33"/>
+          <w:color w:val="3A3A38"/>
           <w:sz w:val="19"/>
           <w:szCs w:val="19"/>
         </w:rPr>
@@ -551,7 +550,7 @@
           <w:bCs w:val="false"/>
           <w:i w:val="false"/>
           <w:iCs w:val="false"/>
-          <w:color w:val="5C6B73"/>
+          <w:color w:val="77746E"/>
           <w:sz w:val="18"/>
           <w:szCs w:val="18"/>
         </w:rPr>
@@ -564,7 +563,7 @@
           <w:bCs/>
           <w:i w:val="false"/>
           <w:iCs w:val="false"/>
-          <w:color w:val="5C6B73"/>
+          <w:color w:val="77746E"/>
           <w:sz w:val="18"/>
           <w:szCs w:val="18"/>
         </w:rPr>
@@ -577,7 +576,7 @@
           <w:bCs w:val="false"/>
           <w:i w:val="false"/>
           <w:iCs w:val="false"/>
-          <w:color w:val="5C6B73"/>
+          <w:color w:val="77746E"/>
           <w:sz w:val="18"/>
           <w:szCs w:val="18"/>
         </w:rPr>
@@ -589,36 +588,35 @@
         <w:pStyle w:val="Heading1"/>
         <w:keepNext/>
         <w:pBdr>
-          <w:bottom w:val="single" w:color="CDD8D5" w:sz="6" w:space="4"/>
+          <w:bottom w:val="single" w:color="E6E4DF" w:sz="4" w:space="6"/>
         </w:pBdr>
-        <w:spacing w:after="80" w:before="200"/>
-      </w:pPr>
-      <w:r>
-        <w:rPr>
-          <w:rFonts w:ascii="Georgia" w:cs="Georgia" w:eastAsia="Georgia" w:hAnsi="Georgia"/>
+        <w:spacing w:after="78" w:before="220"/>
+      </w:pPr>
+      <w:r>
+        <w:rPr>
+          <w:rFonts w:ascii="Calibri" w:cs="Calibri" w:eastAsia="Calibri" w:hAnsi="Calibri"/>
           <w:b/>
           <w:bCs/>
-          <w:color w:val="2F6E63"/>
-          <w:sz w:val="24"/>
-          <w:szCs w:val="24"/>
-        </w:rPr>
-        <w:t xml:space="preserve">02  </w:t>
+          <w:color w:val="4A6B82"/>
+          <w:spacing w:val="10"/>
+          <w:sz w:val="19"/>
+          <w:szCs w:val="19"/>
+        </w:rPr>
+        <w:t xml:space="preserve">02   </w:t>
       </w:r>
       <w:r>
         <w:rPr>
           <w:rFonts w:ascii="Georgia" w:cs="Georgia" w:eastAsia="Georgia" w:hAnsi="Georgia"/>
-          <w:b/>
-          <w:bCs/>
-          <w:color w:val="1F2A33"/>
-          <w:sz w:val="24"/>
-          <w:szCs w:val="24"/>
+          <w:color w:val="3A3A38"/>
+          <w:sz w:val="25"/>
+          <w:szCs w:val="25"/>
         </w:rPr>
         <w:t xml:space="preserve">What must be true — and how we confirm it</w:t>
       </w:r>
     </w:p>
     <w:p>
       <w:pPr>
-        <w:spacing w:after="70" w:line="250" w:lineRule="auto"/>
+        <w:spacing w:after="70" w:line="252" w:lineRule="auto"/>
       </w:pPr>
       <w:r>
         <w:rPr>
@@ -627,7 +625,7 @@
           <w:bCs w:val="false"/>
           <w:i w:val="false"/>
           <w:iCs w:val="false"/>
-          <w:color w:val="1F2A33"/>
+          <w:color w:val="3A3A38"/>
           <w:sz w:val="18"/>
           <w:szCs w:val="18"/>
         </w:rPr>
@@ -638,12 +636,12 @@
           <w:rFonts w:ascii="Calibri" w:cs="Calibri" w:eastAsia="Calibri" w:hAnsi="Calibri"/>
           <w:b/>
           <w:bCs/>
-          <w:color w:val="FFFFFF"/>
-          <w:sz w:val="15"/>
-          <w:szCs w:val="15"/>
-          <w:shd w:fill="2F6E4E" w:color="auto" w:val="clear"/>
-        </w:rPr>
-        <w:t xml:space="preserve"> Confirmed </w:t>
+          <w:color w:val="43724E"/>
+          <w:spacing w:val="6"/>
+          <w:sz w:val="14"/>
+          <w:szCs w:val="14"/>
+        </w:rPr>
+        <w:t xml:space="preserve">CONFIRMED</w:t>
       </w:r>
       <w:r>
         <w:rPr>
@@ -652,7 +650,7 @@
           <w:bCs w:val="false"/>
           <w:i w:val="false"/>
           <w:iCs w:val="false"/>
-          <w:color w:val="5C6B73"/>
+          <w:color w:val="77746E"/>
           <w:sz w:val="16"/>
           <w:szCs w:val="16"/>
         </w:rPr>
@@ -663,12 +661,12 @@
           <w:rFonts w:ascii="Calibri" w:cs="Calibri" w:eastAsia="Calibri" w:hAnsi="Calibri"/>
           <w:b/>
           <w:bCs/>
-          <w:color w:val="FFFFFF"/>
-          <w:sz w:val="15"/>
-          <w:szCs w:val="15"/>
-          <w:shd w:fill="8A6100" w:color="auto" w:val="clear"/>
-        </w:rPr>
-        <w:t xml:space="preserve"> Proposed </w:t>
+          <w:color w:val="8A6A1F"/>
+          <w:spacing w:val="6"/>
+          <w:sz w:val="14"/>
+          <w:szCs w:val="14"/>
+        </w:rPr>
+        <w:t xml:space="preserve">PROPOSED</w:t>
       </w:r>
       <w:r>
         <w:rPr>
@@ -677,7 +675,7 @@
           <w:bCs w:val="false"/>
           <w:i w:val="false"/>
           <w:iCs w:val="false"/>
-          <w:color w:val="5C6B73"/>
+          <w:color w:val="77746E"/>
           <w:sz w:val="16"/>
           <w:szCs w:val="16"/>
         </w:rPr>
@@ -688,12 +686,12 @@
           <w:rFonts w:ascii="Calibri" w:cs="Calibri" w:eastAsia="Calibri" w:hAnsi="Calibri"/>
           <w:b/>
           <w:bCs/>
-          <w:color w:val="FFFFFF"/>
-          <w:sz w:val="15"/>
-          <w:szCs w:val="15"/>
-          <w:shd w:fill="9A3B2E" w:color="auto" w:val="clear"/>
-        </w:rPr>
-        <w:t xml:space="preserve"> Check w/ eng. </w:t>
+          <w:color w:val="A05A38"/>
+          <w:spacing w:val="6"/>
+          <w:sz w:val="14"/>
+          <w:szCs w:val="14"/>
+        </w:rPr>
+        <w:t xml:space="preserve">CHECK W/ ENG.</w:t>
       </w:r>
       <w:r>
         <w:rPr>
@@ -702,7 +700,7 @@
           <w:bCs w:val="false"/>
           <w:i w:val="false"/>
           <w:iCs w:val="false"/>
-          <w:color w:val="5C6B73"/>
+          <w:color w:val="77746E"/>
           <w:sz w:val="16"/>
           <w:szCs w:val="16"/>
         </w:rPr>
@@ -713,12 +711,12 @@
       <w:tblPr>
         <w:tblW w:type="dxa" w:w="9648"/>
         <w:tblBorders>
-          <w:top w:val="single" w:color="D5DEDB" w:sz="3"/>
-          <w:left w:val="single" w:color="D5DEDB" w:sz="3"/>
-          <w:bottom w:val="single" w:color="D5DEDB" w:sz="3"/>
-          <w:right w:val="single" w:color="D5DEDB" w:sz="3"/>
-          <w:insideH w:val="single" w:color="D5DEDB" w:sz="3"/>
-          <w:insideV w:val="single" w:color="D5DEDB" w:sz="3"/>
+          <w:top w:val="none"/>
+          <w:left w:val="none"/>
+          <w:bottom w:val="none"/>
+          <w:right w:val="none"/>
+          <w:insideH w:val="single" w:color="E6E4DF" w:sz="2"/>
+          <w:insideV w:val="none"/>
         </w:tblBorders>
       </w:tblPr>
       <w:tblGrid>
@@ -734,19 +732,18 @@
           <w:tcPr>
             <w:tcW w:type="dxa" w:w="2340"/>
             <w:tcBorders>
-              <w:top w:val="single" w:color="D5DEDB" w:sz="3"/>
-              <w:left w:val="single" w:color="D5DEDB" w:sz="3"/>
-              <w:bottom w:val="single" w:color="D5DEDB" w:sz="3"/>
-              <w:right w:val="single" w:color="D5DEDB" w:sz="3"/>
-            </w:tcBorders>
-            <w:shd w:fill="1F2A33" w:color="auto" w:val="clear"/>
-            <w:tcMar>
-              <w:top w:type="dxa" w:w="60"/>
-              <w:left w:type="dxa" w:w="96"/>
-              <w:bottom w:type="dxa" w:w="60"/>
-              <w:right w:type="dxa" w:w="96"/>
-            </w:tcMar>
-            <w:vAlign w:val="center"/>
+              <w:top w:val="none"/>
+              <w:left w:val="none"/>
+              <w:bottom w:val="single" w:color="4A6B82" w:sz="8"/>
+              <w:right w:val="none"/>
+            </w:tcBorders>
+            <w:tcMar>
+              <w:top w:type="dxa" w:w="30"/>
+              <w:left w:type="dxa" w:w="40"/>
+              <w:bottom w:type="dxa" w:w="52"/>
+              <w:right w:type="dxa" w:w="150"/>
+            </w:tcMar>
+            <w:vAlign w:val="bottom"/>
           </w:tcPr>
           <w:p>
             <w:pPr>
@@ -757,12 +754,12 @@
                 <w:rFonts w:ascii="Calibri" w:cs="Calibri" w:eastAsia="Calibri" w:hAnsi="Calibri"/>
                 <w:b/>
                 <w:bCs/>
-                <w:color w:val="FFFFFF"/>
-                <w:spacing w:val="3"/>
-                <w:sz w:val="18"/>
-                <w:szCs w:val="18"/>
-              </w:rPr>
-              <w:t xml:space="preserve">Requirement</w:t>
+                <w:color w:val="4A6B82"/>
+                <w:spacing w:val="8"/>
+                <w:sz w:val="15"/>
+                <w:szCs w:val="15"/>
+              </w:rPr>
+              <w:t xml:space="preserve">REQUIREMENT</w:t>
             </w:r>
           </w:p>
         </w:tc>
@@ -770,19 +767,18 @@
           <w:tcPr>
             <w:tcW w:type="dxa" w:w="7308"/>
             <w:tcBorders>
-              <w:top w:val="single" w:color="D5DEDB" w:sz="3"/>
-              <w:left w:val="single" w:color="D5DEDB" w:sz="3"/>
-              <w:bottom w:val="single" w:color="D5DEDB" w:sz="3"/>
-              <w:right w:val="single" w:color="D5DEDB" w:sz="3"/>
-            </w:tcBorders>
-            <w:shd w:fill="1F2A33" w:color="auto" w:val="clear"/>
-            <w:tcMar>
-              <w:top w:type="dxa" w:w="60"/>
-              <w:left w:type="dxa" w:w="96"/>
-              <w:bottom w:type="dxa" w:w="60"/>
-              <w:right w:type="dxa" w:w="96"/>
-            </w:tcMar>
-            <w:vAlign w:val="center"/>
+              <w:top w:val="none"/>
+              <w:left w:val="none"/>
+              <w:bottom w:val="single" w:color="4A6B82" w:sz="8"/>
+              <w:right w:val="none"/>
+            </w:tcBorders>
+            <w:tcMar>
+              <w:top w:type="dxa" w:w="30"/>
+              <w:left w:type="dxa" w:w="40"/>
+              <w:bottom w:type="dxa" w:w="52"/>
+              <w:right w:type="dxa" w:w="150"/>
+            </w:tcMar>
+            <w:vAlign w:val="bottom"/>
           </w:tcPr>
           <w:p>
             <w:pPr>
@@ -793,12 +789,12 @@
                 <w:rFonts w:ascii="Calibri" w:cs="Calibri" w:eastAsia="Calibri" w:hAnsi="Calibri"/>
                 <w:b/>
                 <w:bCs/>
-                <w:color w:val="FFFFFF"/>
-                <w:spacing w:val="3"/>
-                <w:sz w:val="18"/>
-                <w:szCs w:val="18"/>
-              </w:rPr>
-              <w:t xml:space="preserve">What it means and how we confirm it</w:t>
+                <w:color w:val="4A6B82"/>
+                <w:spacing w:val="8"/>
+                <w:sz w:val="15"/>
+                <w:szCs w:val="15"/>
+              </w:rPr>
+              <w:t xml:space="preserve">WHAT IT MEANS AND HOW WE CONFIRM IT</w:t>
             </w:r>
           </w:p>
         </w:tc>
@@ -811,16 +807,16 @@
           <w:tcPr>
             <w:tcW w:type="dxa" w:w="2340"/>
             <w:tcBorders>
-              <w:top w:val="single" w:color="D5DEDB" w:sz="3"/>
-              <w:left w:val="single" w:color="D5DEDB" w:sz="3"/>
-              <w:bottom w:val="single" w:color="D5DEDB" w:sz="3"/>
-              <w:right w:val="single" w:color="D5DEDB" w:sz="3"/>
-            </w:tcBorders>
-            <w:tcMar>
-              <w:top w:type="dxa" w:w="54"/>
-              <w:left w:type="dxa" w:w="96"/>
-              <w:bottom w:type="dxa" w:w="54"/>
-              <w:right w:type="dxa" w:w="96"/>
+              <w:top w:val="none"/>
+              <w:left w:val="none"/>
+              <w:bottom w:val="none"/>
+              <w:right w:val="none"/>
+            </w:tcBorders>
+            <w:tcMar>
+              <w:top w:type="dxa" w:w="56"/>
+              <w:left w:type="dxa" w:w="40"/>
+              <w:bottom w:type="dxa" w:w="56"/>
+              <w:right w:type="dxa" w:w="150"/>
             </w:tcMar>
             <w:vAlign w:val="top"/>
           </w:tcPr>
@@ -835,7 +831,7 @@
                 <w:bCs/>
                 <w:i w:val="false"/>
                 <w:iCs w:val="false"/>
-                <w:color w:val="1F2A33"/>
+                <w:color w:val="3A3A38"/>
                 <w:sz w:val="18"/>
                 <w:szCs w:val="18"/>
               </w:rPr>
@@ -851,12 +847,12 @@
                 <w:rFonts w:ascii="Calibri" w:cs="Calibri" w:eastAsia="Calibri" w:hAnsi="Calibri"/>
                 <w:b/>
                 <w:bCs/>
-                <w:color w:val="FFFFFF"/>
-                <w:sz w:val="15"/>
-                <w:szCs w:val="15"/>
-                <w:shd w:fill="2F6E4E" w:color="auto" w:val="clear"/>
-              </w:rPr>
-              <w:t xml:space="preserve"> Confirmed </w:t>
+                <w:color w:val="43724E"/>
+                <w:spacing w:val="6"/>
+                <w:sz w:val="14"/>
+                <w:szCs w:val="14"/>
+              </w:rPr>
+              <w:t xml:space="preserve">CONFIRMED</w:t>
             </w:r>
           </w:p>
         </w:tc>
@@ -864,16 +860,16 @@
           <w:tcPr>
             <w:tcW w:type="dxa" w:w="7308"/>
             <w:tcBorders>
-              <w:top w:val="single" w:color="D5DEDB" w:sz="3"/>
-              <w:left w:val="single" w:color="D5DEDB" w:sz="3"/>
-              <w:bottom w:val="single" w:color="D5DEDB" w:sz="3"/>
-              <w:right w:val="single" w:color="D5DEDB" w:sz="3"/>
-            </w:tcBorders>
-            <w:tcMar>
-              <w:top w:type="dxa" w:w="54"/>
-              <w:left w:type="dxa" w:w="96"/>
-              <w:bottom w:type="dxa" w:w="54"/>
-              <w:right w:type="dxa" w:w="96"/>
+              <w:top w:val="none"/>
+              <w:left w:val="none"/>
+              <w:bottom w:val="none"/>
+              <w:right w:val="none"/>
+            </w:tcBorders>
+            <w:tcMar>
+              <w:top w:type="dxa" w:w="56"/>
+              <w:left w:type="dxa" w:w="40"/>
+              <w:bottom w:type="dxa" w:w="56"/>
+              <w:right w:type="dxa" w:w="150"/>
             </w:tcMar>
             <w:vAlign w:val="top"/>
           </w:tcPr>
@@ -888,7 +884,7 @@
                 <w:bCs w:val="false"/>
                 <w:i w:val="false"/>
                 <w:iCs w:val="false"/>
-                <w:color w:val="1F2A33"/>
+                <w:color w:val="3A3A38"/>
                 <w:sz w:val="18"/>
                 <w:szCs w:val="18"/>
               </w:rPr>
@@ -905,16 +901,16 @@
           <w:tcPr>
             <w:tcW w:type="dxa" w:w="2340"/>
             <w:tcBorders>
-              <w:top w:val="single" w:color="D5DEDB" w:sz="3"/>
-              <w:left w:val="single" w:color="D5DEDB" w:sz="3"/>
-              <w:bottom w:val="single" w:color="D5DEDB" w:sz="3"/>
-              <w:right w:val="single" w:color="D5DEDB" w:sz="3"/>
-            </w:tcBorders>
-            <w:tcMar>
-              <w:top w:type="dxa" w:w="54"/>
-              <w:left w:type="dxa" w:w="96"/>
-              <w:bottom w:type="dxa" w:w="54"/>
-              <w:right w:type="dxa" w:w="96"/>
+              <w:top w:val="none"/>
+              <w:left w:val="none"/>
+              <w:bottom w:val="none"/>
+              <w:right w:val="none"/>
+            </w:tcBorders>
+            <w:tcMar>
+              <w:top w:type="dxa" w:w="56"/>
+              <w:left w:type="dxa" w:w="40"/>
+              <w:bottom w:type="dxa" w:w="56"/>
+              <w:right w:type="dxa" w:w="150"/>
             </w:tcMar>
             <w:vAlign w:val="top"/>
           </w:tcPr>
@@ -929,7 +925,7 @@
                 <w:bCs/>
                 <w:i w:val="false"/>
                 <w:iCs w:val="false"/>
-                <w:color w:val="1F2A33"/>
+                <w:color w:val="3A3A38"/>
                 <w:sz w:val="18"/>
                 <w:szCs w:val="18"/>
               </w:rPr>
@@ -945,12 +941,12 @@
                 <w:rFonts w:ascii="Calibri" w:cs="Calibri" w:eastAsia="Calibri" w:hAnsi="Calibri"/>
                 <w:b/>
                 <w:bCs/>
-                <w:color w:val="FFFFFF"/>
-                <w:sz w:val="15"/>
-                <w:szCs w:val="15"/>
-                <w:shd w:fill="2F6E4E" w:color="auto" w:val="clear"/>
-              </w:rPr>
-              <w:t xml:space="preserve"> Confirmed </w:t>
+                <w:color w:val="43724E"/>
+                <w:spacing w:val="6"/>
+                <w:sz w:val="14"/>
+                <w:szCs w:val="14"/>
+              </w:rPr>
+              <w:t xml:space="preserve">CONFIRMED</w:t>
             </w:r>
           </w:p>
         </w:tc>
@@ -958,16 +954,16 @@
           <w:tcPr>
             <w:tcW w:type="dxa" w:w="7308"/>
             <w:tcBorders>
-              <w:top w:val="single" w:color="D5DEDB" w:sz="3"/>
-              <w:left w:val="single" w:color="D5DEDB" w:sz="3"/>
-              <w:bottom w:val="single" w:color="D5DEDB" w:sz="3"/>
-              <w:right w:val="single" w:color="D5DEDB" w:sz="3"/>
-            </w:tcBorders>
-            <w:tcMar>
-              <w:top w:type="dxa" w:w="54"/>
-              <w:left w:type="dxa" w:w="96"/>
-              <w:bottom w:type="dxa" w:w="54"/>
-              <w:right w:type="dxa" w:w="96"/>
+              <w:top w:val="none"/>
+              <w:left w:val="none"/>
+              <w:bottom w:val="none"/>
+              <w:right w:val="none"/>
+            </w:tcBorders>
+            <w:tcMar>
+              <w:top w:type="dxa" w:w="56"/>
+              <w:left w:type="dxa" w:w="40"/>
+              <w:bottom w:type="dxa" w:w="56"/>
+              <w:right w:type="dxa" w:w="150"/>
             </w:tcMar>
             <w:vAlign w:val="top"/>
           </w:tcPr>
@@ -982,7 +978,7 @@
                 <w:bCs w:val="false"/>
                 <w:i w:val="false"/>
                 <w:iCs w:val="false"/>
-                <w:color w:val="1F2A33"/>
+                <w:color w:val="3A3A38"/>
                 <w:sz w:val="18"/>
                 <w:szCs w:val="18"/>
               </w:rPr>
@@ -999,16 +995,16 @@
           <w:tcPr>
             <w:tcW w:type="dxa" w:w="2340"/>
             <w:tcBorders>
-              <w:top w:val="single" w:color="D5DEDB" w:sz="3"/>
-              <w:left w:val="single" w:color="D5DEDB" w:sz="3"/>
-              <w:bottom w:val="single" w:color="D5DEDB" w:sz="3"/>
-              <w:right w:val="single" w:color="D5DEDB" w:sz="3"/>
-            </w:tcBorders>
-            <w:tcMar>
-              <w:top w:type="dxa" w:w="54"/>
-              <w:left w:type="dxa" w:w="96"/>
-              <w:bottom w:type="dxa" w:w="54"/>
-              <w:right w:type="dxa" w:w="96"/>
+              <w:top w:val="none"/>
+              <w:left w:val="none"/>
+              <w:bottom w:val="none"/>
+              <w:right w:val="none"/>
+            </w:tcBorders>
+            <w:tcMar>
+              <w:top w:type="dxa" w:w="56"/>
+              <w:left w:type="dxa" w:w="40"/>
+              <w:bottom w:type="dxa" w:w="56"/>
+              <w:right w:type="dxa" w:w="150"/>
             </w:tcMar>
             <w:vAlign w:val="top"/>
           </w:tcPr>
@@ -1023,7 +1019,7 @@
                 <w:bCs/>
                 <w:i w:val="false"/>
                 <w:iCs w:val="false"/>
-                <w:color w:val="1F2A33"/>
+                <w:color w:val="3A3A38"/>
                 <w:sz w:val="18"/>
                 <w:szCs w:val="18"/>
               </w:rPr>
@@ -1039,12 +1035,12 @@
                 <w:rFonts w:ascii="Calibri" w:cs="Calibri" w:eastAsia="Calibri" w:hAnsi="Calibri"/>
                 <w:b/>
                 <w:bCs/>
-                <w:color w:val="FFFFFF"/>
-                <w:sz w:val="15"/>
-                <w:szCs w:val="15"/>
-                <w:shd w:fill="2F6E4E" w:color="auto" w:val="clear"/>
-              </w:rPr>
-              <w:t xml:space="preserve"> Confirmed </w:t>
+                <w:color w:val="43724E"/>
+                <w:spacing w:val="6"/>
+                <w:sz w:val="14"/>
+                <w:szCs w:val="14"/>
+              </w:rPr>
+              <w:t xml:space="preserve">CONFIRMED</w:t>
             </w:r>
           </w:p>
         </w:tc>
@@ -1052,16 +1048,16 @@
           <w:tcPr>
             <w:tcW w:type="dxa" w:w="7308"/>
             <w:tcBorders>
-              <w:top w:val="single" w:color="D5DEDB" w:sz="3"/>
-              <w:left w:val="single" w:color="D5DEDB" w:sz="3"/>
-              <w:bottom w:val="single" w:color="D5DEDB" w:sz="3"/>
-              <w:right w:val="single" w:color="D5DEDB" w:sz="3"/>
-            </w:tcBorders>
-            <w:tcMar>
-              <w:top w:type="dxa" w:w="54"/>
-              <w:left w:type="dxa" w:w="96"/>
-              <w:bottom w:type="dxa" w:w="54"/>
-              <w:right w:type="dxa" w:w="96"/>
+              <w:top w:val="none"/>
+              <w:left w:val="none"/>
+              <w:bottom w:val="none"/>
+              <w:right w:val="none"/>
+            </w:tcBorders>
+            <w:tcMar>
+              <w:top w:type="dxa" w:w="56"/>
+              <w:left w:type="dxa" w:w="40"/>
+              <w:bottom w:type="dxa" w:w="56"/>
+              <w:right w:type="dxa" w:w="150"/>
             </w:tcMar>
             <w:vAlign w:val="top"/>
           </w:tcPr>
@@ -1076,7 +1072,7 @@
                 <w:bCs w:val="false"/>
                 <w:i w:val="false"/>
                 <w:iCs w:val="false"/>
-                <w:color w:val="1F2A33"/>
+                <w:color w:val="3A3A38"/>
                 <w:sz w:val="18"/>
                 <w:szCs w:val="18"/>
               </w:rPr>
@@ -1093,16 +1089,16 @@
           <w:tcPr>
             <w:tcW w:type="dxa" w:w="2340"/>
             <w:tcBorders>
-              <w:top w:val="single" w:color="D5DEDB" w:sz="3"/>
-              <w:left w:val="single" w:color="D5DEDB" w:sz="3"/>
-              <w:bottom w:val="single" w:color="D5DEDB" w:sz="3"/>
-              <w:right w:val="single" w:color="D5DEDB" w:sz="3"/>
-            </w:tcBorders>
-            <w:tcMar>
-              <w:top w:type="dxa" w:w="54"/>
-              <w:left w:type="dxa" w:w="96"/>
-              <w:bottom w:type="dxa" w:w="54"/>
-              <w:right w:type="dxa" w:w="96"/>
+              <w:top w:val="none"/>
+              <w:left w:val="none"/>
+              <w:bottom w:val="none"/>
+              <w:right w:val="none"/>
+            </w:tcBorders>
+            <w:tcMar>
+              <w:top w:type="dxa" w:w="56"/>
+              <w:left w:type="dxa" w:w="40"/>
+              <w:bottom w:type="dxa" w:w="56"/>
+              <w:right w:type="dxa" w:w="150"/>
             </w:tcMar>
             <w:vAlign w:val="top"/>
           </w:tcPr>
@@ -1117,7 +1113,7 @@
                 <w:bCs/>
                 <w:i w:val="false"/>
                 <w:iCs w:val="false"/>
-                <w:color w:val="1F2A33"/>
+                <w:color w:val="3A3A38"/>
                 <w:sz w:val="18"/>
                 <w:szCs w:val="18"/>
               </w:rPr>
@@ -1133,12 +1129,12 @@
                 <w:rFonts w:ascii="Calibri" w:cs="Calibri" w:eastAsia="Calibri" w:hAnsi="Calibri"/>
                 <w:b/>
                 <w:bCs/>
-                <w:color w:val="FFFFFF"/>
-                <w:sz w:val="15"/>
-                <w:szCs w:val="15"/>
-                <w:shd w:fill="2F6E4E" w:color="auto" w:val="clear"/>
-              </w:rPr>
-              <w:t xml:space="preserve"> Confirmed </w:t>
+                <w:color w:val="43724E"/>
+                <w:spacing w:val="6"/>
+                <w:sz w:val="14"/>
+                <w:szCs w:val="14"/>
+              </w:rPr>
+              <w:t xml:space="preserve">CONFIRMED</w:t>
             </w:r>
           </w:p>
         </w:tc>
@@ -1146,16 +1142,16 @@
           <w:tcPr>
             <w:tcW w:type="dxa" w:w="7308"/>
             <w:tcBorders>
-              <w:top w:val="single" w:color="D5DEDB" w:sz="3"/>
-              <w:left w:val="single" w:color="D5DEDB" w:sz="3"/>
-              <w:bottom w:val="single" w:color="D5DEDB" w:sz="3"/>
-              <w:right w:val="single" w:color="D5DEDB" w:sz="3"/>
-            </w:tcBorders>
-            <w:tcMar>
-              <w:top w:type="dxa" w:w="54"/>
-              <w:left w:type="dxa" w:w="96"/>
-              <w:bottom w:type="dxa" w:w="54"/>
-              <w:right w:type="dxa" w:w="96"/>
+              <w:top w:val="none"/>
+              <w:left w:val="none"/>
+              <w:bottom w:val="none"/>
+              <w:right w:val="none"/>
+            </w:tcBorders>
+            <w:tcMar>
+              <w:top w:type="dxa" w:w="56"/>
+              <w:left w:type="dxa" w:w="40"/>
+              <w:bottom w:type="dxa" w:w="56"/>
+              <w:right w:type="dxa" w:w="150"/>
             </w:tcMar>
             <w:vAlign w:val="top"/>
           </w:tcPr>
@@ -1170,7 +1166,7 @@
                 <w:bCs w:val="false"/>
                 <w:i w:val="false"/>
                 <w:iCs w:val="false"/>
-                <w:color w:val="1F2A33"/>
+                <w:color w:val="3A3A38"/>
                 <w:sz w:val="18"/>
                 <w:szCs w:val="18"/>
               </w:rPr>
@@ -1187,16 +1183,16 @@
           <w:tcPr>
             <w:tcW w:type="dxa" w:w="2340"/>
             <w:tcBorders>
-              <w:top w:val="single" w:color="D5DEDB" w:sz="3"/>
-              <w:left w:val="single" w:color="D5DEDB" w:sz="3"/>
-              <w:bottom w:val="single" w:color="D5DEDB" w:sz="3"/>
-              <w:right w:val="single" w:color="D5DEDB" w:sz="3"/>
-            </w:tcBorders>
-            <w:tcMar>
-              <w:top w:type="dxa" w:w="54"/>
-              <w:left w:type="dxa" w:w="96"/>
-              <w:bottom w:type="dxa" w:w="54"/>
-              <w:right w:type="dxa" w:w="96"/>
+              <w:top w:val="none"/>
+              <w:left w:val="none"/>
+              <w:bottom w:val="none"/>
+              <w:right w:val="none"/>
+            </w:tcBorders>
+            <w:tcMar>
+              <w:top w:type="dxa" w:w="56"/>
+              <w:left w:type="dxa" w:w="40"/>
+              <w:bottom w:type="dxa" w:w="56"/>
+              <w:right w:type="dxa" w:w="150"/>
             </w:tcMar>
             <w:vAlign w:val="top"/>
           </w:tcPr>
@@ -1211,7 +1207,7 @@
                 <w:bCs/>
                 <w:i w:val="false"/>
                 <w:iCs w:val="false"/>
-                <w:color w:val="1F2A33"/>
+                <w:color w:val="3A3A38"/>
                 <w:sz w:val="18"/>
                 <w:szCs w:val="18"/>
               </w:rPr>
@@ -1227,12 +1223,12 @@
                 <w:rFonts w:ascii="Calibri" w:cs="Calibri" w:eastAsia="Calibri" w:hAnsi="Calibri"/>
                 <w:b/>
                 <w:bCs/>
-                <w:color w:val="FFFFFF"/>
-                <w:sz w:val="15"/>
-                <w:szCs w:val="15"/>
-                <w:shd w:fill="8A6100" w:color="auto" w:val="clear"/>
-              </w:rPr>
-              <w:t xml:space="preserve"> Proposed </w:t>
+                <w:color w:val="8A6A1F"/>
+                <w:spacing w:val="6"/>
+                <w:sz w:val="14"/>
+                <w:szCs w:val="14"/>
+              </w:rPr>
+              <w:t xml:space="preserve">PROPOSED</w:t>
             </w:r>
           </w:p>
         </w:tc>
@@ -1240,16 +1236,16 @@
           <w:tcPr>
             <w:tcW w:type="dxa" w:w="7308"/>
             <w:tcBorders>
-              <w:top w:val="single" w:color="D5DEDB" w:sz="3"/>
-              <w:left w:val="single" w:color="D5DEDB" w:sz="3"/>
-              <w:bottom w:val="single" w:color="D5DEDB" w:sz="3"/>
-              <w:right w:val="single" w:color="D5DEDB" w:sz="3"/>
-            </w:tcBorders>
-            <w:tcMar>
-              <w:top w:type="dxa" w:w="54"/>
-              <w:left w:type="dxa" w:w="96"/>
-              <w:bottom w:type="dxa" w:w="54"/>
-              <w:right w:type="dxa" w:w="96"/>
+              <w:top w:val="none"/>
+              <w:left w:val="none"/>
+              <w:bottom w:val="none"/>
+              <w:right w:val="none"/>
+            </w:tcBorders>
+            <w:tcMar>
+              <w:top w:type="dxa" w:w="56"/>
+              <w:left w:type="dxa" w:w="40"/>
+              <w:bottom w:type="dxa" w:w="56"/>
+              <w:right w:type="dxa" w:w="150"/>
             </w:tcMar>
             <w:vAlign w:val="top"/>
           </w:tcPr>
@@ -1264,7 +1260,7 @@
                 <w:bCs w:val="false"/>
                 <w:i w:val="false"/>
                 <w:iCs w:val="false"/>
-                <w:color w:val="1F2A33"/>
+                <w:color w:val="3A3A38"/>
                 <w:sz w:val="18"/>
                 <w:szCs w:val="18"/>
               </w:rPr>
@@ -1281,16 +1277,16 @@
           <w:tcPr>
             <w:tcW w:type="dxa" w:w="2340"/>
             <w:tcBorders>
-              <w:top w:val="single" w:color="D5DEDB" w:sz="3"/>
-              <w:left w:val="single" w:color="D5DEDB" w:sz="3"/>
-              <w:bottom w:val="single" w:color="D5DEDB" w:sz="3"/>
-              <w:right w:val="single" w:color="D5DEDB" w:sz="3"/>
-            </w:tcBorders>
-            <w:tcMar>
-              <w:top w:type="dxa" w:w="54"/>
-              <w:left w:type="dxa" w:w="96"/>
-              <w:bottom w:type="dxa" w:w="54"/>
-              <w:right w:type="dxa" w:w="96"/>
+              <w:top w:val="none"/>
+              <w:left w:val="none"/>
+              <w:bottom w:val="none"/>
+              <w:right w:val="none"/>
+            </w:tcBorders>
+            <w:tcMar>
+              <w:top w:type="dxa" w:w="56"/>
+              <w:left w:type="dxa" w:w="40"/>
+              <w:bottom w:type="dxa" w:w="56"/>
+              <w:right w:type="dxa" w:w="150"/>
             </w:tcMar>
             <w:vAlign w:val="top"/>
           </w:tcPr>
@@ -1305,7 +1301,7 @@
                 <w:bCs/>
                 <w:i w:val="false"/>
                 <w:iCs w:val="false"/>
-                <w:color w:val="1F2A33"/>
+                <w:color w:val="3A3A38"/>
                 <w:sz w:val="18"/>
                 <w:szCs w:val="18"/>
               </w:rPr>
@@ -1321,12 +1317,12 @@
                 <w:rFonts w:ascii="Calibri" w:cs="Calibri" w:eastAsia="Calibri" w:hAnsi="Calibri"/>
                 <w:b/>
                 <w:bCs/>
-                <w:color w:val="FFFFFF"/>
-                <w:sz w:val="15"/>
-                <w:szCs w:val="15"/>
-                <w:shd w:fill="8A6100" w:color="auto" w:val="clear"/>
-              </w:rPr>
-              <w:t xml:space="preserve"> Proposed </w:t>
+                <w:color w:val="8A6A1F"/>
+                <w:spacing w:val="6"/>
+                <w:sz w:val="14"/>
+                <w:szCs w:val="14"/>
+              </w:rPr>
+              <w:t xml:space="preserve">PROPOSED</w:t>
             </w:r>
           </w:p>
         </w:tc>
@@ -1334,16 +1330,16 @@
           <w:tcPr>
             <w:tcW w:type="dxa" w:w="7308"/>
             <w:tcBorders>
-              <w:top w:val="single" w:color="D5DEDB" w:sz="3"/>
-              <w:left w:val="single" w:color="D5DEDB" w:sz="3"/>
-              <w:bottom w:val="single" w:color="D5DEDB" w:sz="3"/>
-              <w:right w:val="single" w:color="D5DEDB" w:sz="3"/>
-            </w:tcBorders>
-            <w:tcMar>
-              <w:top w:type="dxa" w:w="54"/>
-              <w:left w:type="dxa" w:w="96"/>
-              <w:bottom w:type="dxa" w:w="54"/>
-              <w:right w:type="dxa" w:w="96"/>
+              <w:top w:val="none"/>
+              <w:left w:val="none"/>
+              <w:bottom w:val="none"/>
+              <w:right w:val="none"/>
+            </w:tcBorders>
+            <w:tcMar>
+              <w:top w:type="dxa" w:w="56"/>
+              <w:left w:type="dxa" w:w="40"/>
+              <w:bottom w:type="dxa" w:w="56"/>
+              <w:right w:type="dxa" w:w="150"/>
             </w:tcMar>
             <w:vAlign w:val="top"/>
           </w:tcPr>
@@ -1358,7 +1354,7 @@
                 <w:bCs w:val="false"/>
                 <w:i w:val="false"/>
                 <w:iCs w:val="false"/>
-                <w:color w:val="1F2A33"/>
+                <w:color w:val="3A3A38"/>
                 <w:sz w:val="18"/>
                 <w:szCs w:val="18"/>
               </w:rPr>
@@ -1375,16 +1371,16 @@
           <w:tcPr>
             <w:tcW w:type="dxa" w:w="2340"/>
             <w:tcBorders>
-              <w:top w:val="single" w:color="D5DEDB" w:sz="3"/>
-              <w:left w:val="single" w:color="D5DEDB" w:sz="3"/>
-              <w:bottom w:val="single" w:color="D5DEDB" w:sz="3"/>
-              <w:right w:val="single" w:color="D5DEDB" w:sz="3"/>
-            </w:tcBorders>
-            <w:tcMar>
-              <w:top w:type="dxa" w:w="54"/>
-              <w:left w:type="dxa" w:w="96"/>
-              <w:bottom w:type="dxa" w:w="54"/>
-              <w:right w:type="dxa" w:w="96"/>
+              <w:top w:val="none"/>
+              <w:left w:val="none"/>
+              <w:bottom w:val="none"/>
+              <w:right w:val="none"/>
+            </w:tcBorders>
+            <w:tcMar>
+              <w:top w:type="dxa" w:w="56"/>
+              <w:left w:type="dxa" w:w="40"/>
+              <w:bottom w:type="dxa" w:w="56"/>
+              <w:right w:type="dxa" w:w="150"/>
             </w:tcMar>
             <w:vAlign w:val="top"/>
           </w:tcPr>
@@ -1399,7 +1395,7 @@
                 <w:bCs/>
                 <w:i w:val="false"/>
                 <w:iCs w:val="false"/>
-                <w:color w:val="1F2A33"/>
+                <w:color w:val="3A3A38"/>
                 <w:sz w:val="18"/>
                 <w:szCs w:val="18"/>
               </w:rPr>
@@ -1415,12 +1411,12 @@
                 <w:rFonts w:ascii="Calibri" w:cs="Calibri" w:eastAsia="Calibri" w:hAnsi="Calibri"/>
                 <w:b/>
                 <w:bCs/>
-                <w:color w:val="FFFFFF"/>
-                <w:sz w:val="15"/>
-                <w:szCs w:val="15"/>
-                <w:shd w:fill="2F6E4E" w:color="auto" w:val="clear"/>
-              </w:rPr>
-              <w:t xml:space="preserve"> Confirmed </w:t>
+                <w:color w:val="43724E"/>
+                <w:spacing w:val="6"/>
+                <w:sz w:val="14"/>
+                <w:szCs w:val="14"/>
+              </w:rPr>
+              <w:t xml:space="preserve">CONFIRMED</w:t>
             </w:r>
           </w:p>
         </w:tc>
@@ -1428,16 +1424,16 @@
           <w:tcPr>
             <w:tcW w:type="dxa" w:w="7308"/>
             <w:tcBorders>
-              <w:top w:val="single" w:color="D5DEDB" w:sz="3"/>
-              <w:left w:val="single" w:color="D5DEDB" w:sz="3"/>
-              <w:bottom w:val="single" w:color="D5DEDB" w:sz="3"/>
-              <w:right w:val="single" w:color="D5DEDB" w:sz="3"/>
-            </w:tcBorders>
-            <w:tcMar>
-              <w:top w:type="dxa" w:w="54"/>
-              <w:left w:type="dxa" w:w="96"/>
-              <w:bottom w:type="dxa" w:w="54"/>
-              <w:right w:type="dxa" w:w="96"/>
+              <w:top w:val="none"/>
+              <w:left w:val="none"/>
+              <w:bottom w:val="none"/>
+              <w:right w:val="none"/>
+            </w:tcBorders>
+            <w:tcMar>
+              <w:top w:type="dxa" w:w="56"/>
+              <w:left w:type="dxa" w:w="40"/>
+              <w:bottom w:type="dxa" w:w="56"/>
+              <w:right w:type="dxa" w:w="150"/>
             </w:tcMar>
             <w:vAlign w:val="top"/>
           </w:tcPr>
@@ -1452,7 +1448,7 @@
                 <w:bCs w:val="false"/>
                 <w:i w:val="false"/>
                 <w:iCs w:val="false"/>
-                <w:color w:val="1F2A33"/>
+                <w:color w:val="3A3A38"/>
                 <w:sz w:val="18"/>
                 <w:szCs w:val="18"/>
               </w:rPr>
@@ -1469,16 +1465,16 @@
           <w:tcPr>
             <w:tcW w:type="dxa" w:w="2340"/>
             <w:tcBorders>
-              <w:top w:val="single" w:color="D5DEDB" w:sz="3"/>
-              <w:left w:val="single" w:color="D5DEDB" w:sz="3"/>
-              <w:bottom w:val="single" w:color="D5DEDB" w:sz="3"/>
-              <w:right w:val="single" w:color="D5DEDB" w:sz="3"/>
-            </w:tcBorders>
-            <w:tcMar>
-              <w:top w:type="dxa" w:w="54"/>
-              <w:left w:type="dxa" w:w="96"/>
-              <w:bottom w:type="dxa" w:w="54"/>
-              <w:right w:type="dxa" w:w="96"/>
+              <w:top w:val="none"/>
+              <w:left w:val="none"/>
+              <w:bottom w:val="none"/>
+              <w:right w:val="none"/>
+            </w:tcBorders>
+            <w:tcMar>
+              <w:top w:type="dxa" w:w="56"/>
+              <w:left w:type="dxa" w:w="40"/>
+              <w:bottom w:type="dxa" w:w="56"/>
+              <w:right w:type="dxa" w:w="150"/>
             </w:tcMar>
             <w:vAlign w:val="top"/>
           </w:tcPr>
@@ -1493,7 +1489,7 @@
                 <w:bCs/>
                 <w:i w:val="false"/>
                 <w:iCs w:val="false"/>
-                <w:color w:val="1F2A33"/>
+                <w:color w:val="3A3A38"/>
                 <w:sz w:val="18"/>
                 <w:szCs w:val="18"/>
               </w:rPr>
@@ -1509,12 +1505,12 @@
                 <w:rFonts w:ascii="Calibri" w:cs="Calibri" w:eastAsia="Calibri" w:hAnsi="Calibri"/>
                 <w:b/>
                 <w:bCs/>
-                <w:color w:val="FFFFFF"/>
-                <w:sz w:val="15"/>
-                <w:szCs w:val="15"/>
-                <w:shd w:fill="2F6E4E" w:color="auto" w:val="clear"/>
-              </w:rPr>
-              <w:t xml:space="preserve"> Confirmed </w:t>
+                <w:color w:val="43724E"/>
+                <w:spacing w:val="6"/>
+                <w:sz w:val="14"/>
+                <w:szCs w:val="14"/>
+              </w:rPr>
+              <w:t xml:space="preserve">CONFIRMED</w:t>
             </w:r>
           </w:p>
         </w:tc>
@@ -1522,16 +1518,16 @@
           <w:tcPr>
             <w:tcW w:type="dxa" w:w="7308"/>
             <w:tcBorders>
-              <w:top w:val="single" w:color="D5DEDB" w:sz="3"/>
-              <w:left w:val="single" w:color="D5DEDB" w:sz="3"/>
-              <w:bottom w:val="single" w:color="D5DEDB" w:sz="3"/>
-              <w:right w:val="single" w:color="D5DEDB" w:sz="3"/>
-            </w:tcBorders>
-            <w:tcMar>
-              <w:top w:type="dxa" w:w="54"/>
-              <w:left w:type="dxa" w:w="96"/>
-              <w:bottom w:type="dxa" w:w="54"/>
-              <w:right w:type="dxa" w:w="96"/>
+              <w:top w:val="none"/>
+              <w:left w:val="none"/>
+              <w:bottom w:val="none"/>
+              <w:right w:val="none"/>
+            </w:tcBorders>
+            <w:tcMar>
+              <w:top w:type="dxa" w:w="56"/>
+              <w:left w:type="dxa" w:w="40"/>
+              <w:bottom w:type="dxa" w:w="56"/>
+              <w:right w:type="dxa" w:w="150"/>
             </w:tcMar>
             <w:vAlign w:val="top"/>
           </w:tcPr>
@@ -1546,7 +1542,7 @@
                 <w:bCs w:val="false"/>
                 <w:i w:val="false"/>
                 <w:iCs w:val="false"/>
-                <w:color w:val="1F2A33"/>
+                <w:color w:val="3A3A38"/>
                 <w:sz w:val="18"/>
                 <w:szCs w:val="18"/>
               </w:rPr>
@@ -1563,16 +1559,16 @@
           <w:tcPr>
             <w:tcW w:type="dxa" w:w="2340"/>
             <w:tcBorders>
-              <w:top w:val="single" w:color="D5DEDB" w:sz="3"/>
-              <w:left w:val="single" w:color="D5DEDB" w:sz="3"/>
-              <w:bottom w:val="single" w:color="D5DEDB" w:sz="3"/>
-              <w:right w:val="single" w:color="D5DEDB" w:sz="3"/>
-            </w:tcBorders>
-            <w:tcMar>
-              <w:top w:type="dxa" w:w="54"/>
-              <w:left w:type="dxa" w:w="96"/>
-              <w:bottom w:type="dxa" w:w="54"/>
-              <w:right w:type="dxa" w:w="96"/>
+              <w:top w:val="none"/>
+              <w:left w:val="none"/>
+              <w:bottom w:val="none"/>
+              <w:right w:val="none"/>
+            </w:tcBorders>
+            <w:tcMar>
+              <w:top w:type="dxa" w:w="56"/>
+              <w:left w:type="dxa" w:w="40"/>
+              <w:bottom w:type="dxa" w:w="56"/>
+              <w:right w:type="dxa" w:w="150"/>
             </w:tcMar>
             <w:vAlign w:val="top"/>
           </w:tcPr>
@@ -1587,7 +1583,7 @@
                 <w:bCs/>
                 <w:i w:val="false"/>
                 <w:iCs w:val="false"/>
-                <w:color w:val="1F2A33"/>
+                <w:color w:val="3A3A38"/>
                 <w:sz w:val="18"/>
                 <w:szCs w:val="18"/>
               </w:rPr>
@@ -1603,12 +1599,12 @@
                 <w:rFonts w:ascii="Calibri" w:cs="Calibri" w:eastAsia="Calibri" w:hAnsi="Calibri"/>
                 <w:b/>
                 <w:bCs/>
-                <w:color w:val="FFFFFF"/>
-                <w:sz w:val="15"/>
-                <w:szCs w:val="15"/>
-                <w:shd w:fill="2F6E4E" w:color="auto" w:val="clear"/>
-              </w:rPr>
-              <w:t xml:space="preserve"> Confirmed </w:t>
+                <w:color w:val="43724E"/>
+                <w:spacing w:val="6"/>
+                <w:sz w:val="14"/>
+                <w:szCs w:val="14"/>
+              </w:rPr>
+              <w:t xml:space="preserve">CONFIRMED</w:t>
             </w:r>
           </w:p>
         </w:tc>
@@ -1616,16 +1612,16 @@
           <w:tcPr>
             <w:tcW w:type="dxa" w:w="7308"/>
             <w:tcBorders>
-              <w:top w:val="single" w:color="D5DEDB" w:sz="3"/>
-              <w:left w:val="single" w:color="D5DEDB" w:sz="3"/>
-              <w:bottom w:val="single" w:color="D5DEDB" w:sz="3"/>
-              <w:right w:val="single" w:color="D5DEDB" w:sz="3"/>
-            </w:tcBorders>
-            <w:tcMar>
-              <w:top w:type="dxa" w:w="54"/>
-              <w:left w:type="dxa" w:w="96"/>
-              <w:bottom w:type="dxa" w:w="54"/>
-              <w:right w:type="dxa" w:w="96"/>
+              <w:top w:val="none"/>
+              <w:left w:val="none"/>
+              <w:bottom w:val="none"/>
+              <w:right w:val="none"/>
+            </w:tcBorders>
+            <w:tcMar>
+              <w:top w:type="dxa" w:w="56"/>
+              <w:left w:type="dxa" w:w="40"/>
+              <w:bottom w:type="dxa" w:w="56"/>
+              <w:right w:type="dxa" w:w="150"/>
             </w:tcMar>
             <w:vAlign w:val="top"/>
           </w:tcPr>
@@ -1640,7 +1636,7 @@
                 <w:bCs w:val="false"/>
                 <w:i w:val="false"/>
                 <w:iCs w:val="false"/>
-                <w:color w:val="1F2A33"/>
+                <w:color w:val="3A3A38"/>
                 <w:sz w:val="18"/>
                 <w:szCs w:val="18"/>
               </w:rPr>
@@ -1657,16 +1653,16 @@
           <w:tcPr>
             <w:tcW w:type="dxa" w:w="2340"/>
             <w:tcBorders>
-              <w:top w:val="single" w:color="D5DEDB" w:sz="3"/>
-              <w:left w:val="single" w:color="D5DEDB" w:sz="3"/>
-              <w:bottom w:val="single" w:color="D5DEDB" w:sz="3"/>
-              <w:right w:val="single" w:color="D5DEDB" w:sz="3"/>
-            </w:tcBorders>
-            <w:tcMar>
-              <w:top w:type="dxa" w:w="54"/>
-              <w:left w:type="dxa" w:w="96"/>
-              <w:bottom w:type="dxa" w:w="54"/>
-              <w:right w:type="dxa" w:w="96"/>
+              <w:top w:val="none"/>
+              <w:left w:val="none"/>
+              <w:bottom w:val="none"/>
+              <w:right w:val="none"/>
+            </w:tcBorders>
+            <w:tcMar>
+              <w:top w:type="dxa" w:w="56"/>
+              <w:left w:type="dxa" w:w="40"/>
+              <w:bottom w:type="dxa" w:w="56"/>
+              <w:right w:type="dxa" w:w="150"/>
             </w:tcMar>
             <w:vAlign w:val="top"/>
           </w:tcPr>
@@ -1681,7 +1677,7 @@
                 <w:bCs/>
                 <w:i w:val="false"/>
                 <w:iCs w:val="false"/>
-                <w:color w:val="1F2A33"/>
+                <w:color w:val="3A3A38"/>
                 <w:sz w:val="18"/>
                 <w:szCs w:val="18"/>
               </w:rPr>
@@ -1697,12 +1693,12 @@
                 <w:rFonts w:ascii="Calibri" w:cs="Calibri" w:eastAsia="Calibri" w:hAnsi="Calibri"/>
                 <w:b/>
                 <w:bCs/>
-                <w:color w:val="FFFFFF"/>
-                <w:sz w:val="15"/>
-                <w:szCs w:val="15"/>
-                <w:shd w:fill="2F6E4E" w:color="auto" w:val="clear"/>
-              </w:rPr>
-              <w:t xml:space="preserve"> Confirmed </w:t>
+                <w:color w:val="43724E"/>
+                <w:spacing w:val="6"/>
+                <w:sz w:val="14"/>
+                <w:szCs w:val="14"/>
+              </w:rPr>
+              <w:t xml:space="preserve">CONFIRMED</w:t>
             </w:r>
           </w:p>
         </w:tc>
@@ -1710,16 +1706,16 @@
           <w:tcPr>
             <w:tcW w:type="dxa" w:w="7308"/>
             <w:tcBorders>
-              <w:top w:val="single" w:color="D5DEDB" w:sz="3"/>
-              <w:left w:val="single" w:color="D5DEDB" w:sz="3"/>
-              <w:bottom w:val="single" w:color="D5DEDB" w:sz="3"/>
-              <w:right w:val="single" w:color="D5DEDB" w:sz="3"/>
-            </w:tcBorders>
-            <w:tcMar>
-              <w:top w:type="dxa" w:w="54"/>
-              <w:left w:type="dxa" w:w="96"/>
-              <w:bottom w:type="dxa" w:w="54"/>
-              <w:right w:type="dxa" w:w="96"/>
+              <w:top w:val="none"/>
+              <w:left w:val="none"/>
+              <w:bottom w:val="none"/>
+              <w:right w:val="none"/>
+            </w:tcBorders>
+            <w:tcMar>
+              <w:top w:type="dxa" w:w="56"/>
+              <w:left w:type="dxa" w:w="40"/>
+              <w:bottom w:type="dxa" w:w="56"/>
+              <w:right w:type="dxa" w:w="150"/>
             </w:tcMar>
             <w:vAlign w:val="top"/>
           </w:tcPr>
@@ -1734,7 +1730,7 @@
                 <w:bCs w:val="false"/>
                 <w:i w:val="false"/>
                 <w:iCs w:val="false"/>
-                <w:color w:val="1F2A33"/>
+                <w:color w:val="3A3A38"/>
                 <w:sz w:val="18"/>
                 <w:szCs w:val="18"/>
               </w:rPr>
@@ -1751,16 +1747,16 @@
           <w:tcPr>
             <w:tcW w:type="dxa" w:w="2340"/>
             <w:tcBorders>
-              <w:top w:val="single" w:color="D5DEDB" w:sz="3"/>
-              <w:left w:val="single" w:color="D5DEDB" w:sz="3"/>
-              <w:bottom w:val="single" w:color="D5DEDB" w:sz="3"/>
-              <w:right w:val="single" w:color="D5DEDB" w:sz="3"/>
-            </w:tcBorders>
-            <w:tcMar>
-              <w:top w:type="dxa" w:w="54"/>
-              <w:left w:type="dxa" w:w="96"/>
-              <w:bottom w:type="dxa" w:w="54"/>
-              <w:right w:type="dxa" w:w="96"/>
+              <w:top w:val="none"/>
+              <w:left w:val="none"/>
+              <w:bottom w:val="none"/>
+              <w:right w:val="none"/>
+            </w:tcBorders>
+            <w:tcMar>
+              <w:top w:type="dxa" w:w="56"/>
+              <w:left w:type="dxa" w:w="40"/>
+              <w:bottom w:type="dxa" w:w="56"/>
+              <w:right w:type="dxa" w:w="150"/>
             </w:tcMar>
             <w:vAlign w:val="top"/>
           </w:tcPr>
@@ -1775,7 +1771,7 @@
                 <w:bCs/>
                 <w:i w:val="false"/>
                 <w:iCs w:val="false"/>
-                <w:color w:val="1F2A33"/>
+                <w:color w:val="3A3A38"/>
                 <w:sz w:val="18"/>
                 <w:szCs w:val="18"/>
               </w:rPr>
@@ -1791,12 +1787,12 @@
                 <w:rFonts w:ascii="Calibri" w:cs="Calibri" w:eastAsia="Calibri" w:hAnsi="Calibri"/>
                 <w:b/>
                 <w:bCs/>
-                <w:color w:val="FFFFFF"/>
-                <w:sz w:val="15"/>
-                <w:szCs w:val="15"/>
-                <w:shd w:fill="8A6100" w:color="auto" w:val="clear"/>
-              </w:rPr>
-              <w:t xml:space="preserve"> Proposed </w:t>
+                <w:color w:val="8A6A1F"/>
+                <w:spacing w:val="6"/>
+                <w:sz w:val="14"/>
+                <w:szCs w:val="14"/>
+              </w:rPr>
+              <w:t xml:space="preserve">PROPOSED</w:t>
             </w:r>
           </w:p>
         </w:tc>
@@ -1804,16 +1800,16 @@
           <w:tcPr>
             <w:tcW w:type="dxa" w:w="7308"/>
             <w:tcBorders>
-              <w:top w:val="single" w:color="D5DEDB" w:sz="3"/>
-              <w:left w:val="single" w:color="D5DEDB" w:sz="3"/>
-              <w:bottom w:val="single" w:color="D5DEDB" w:sz="3"/>
-              <w:right w:val="single" w:color="D5DEDB" w:sz="3"/>
-            </w:tcBorders>
-            <w:tcMar>
-              <w:top w:type="dxa" w:w="54"/>
-              <w:left w:type="dxa" w:w="96"/>
-              <w:bottom w:type="dxa" w:w="54"/>
-              <w:right w:type="dxa" w:w="96"/>
+              <w:top w:val="none"/>
+              <w:left w:val="none"/>
+              <w:bottom w:val="none"/>
+              <w:right w:val="none"/>
+            </w:tcBorders>
+            <w:tcMar>
+              <w:top w:type="dxa" w:w="56"/>
+              <w:left w:type="dxa" w:w="40"/>
+              <w:bottom w:type="dxa" w:w="56"/>
+              <w:right w:type="dxa" w:w="150"/>
             </w:tcMar>
             <w:vAlign w:val="top"/>
           </w:tcPr>
@@ -1828,7 +1824,7 @@
                 <w:bCs w:val="false"/>
                 <w:i w:val="false"/>
                 <w:iCs w:val="false"/>
-                <w:color w:val="1F2A33"/>
+                <w:color w:val="3A3A38"/>
                 <w:sz w:val="18"/>
                 <w:szCs w:val="18"/>
               </w:rPr>
@@ -1845,16 +1841,16 @@
           <w:tcPr>
             <w:tcW w:type="dxa" w:w="2340"/>
             <w:tcBorders>
-              <w:top w:val="single" w:color="D5DEDB" w:sz="3"/>
-              <w:left w:val="single" w:color="D5DEDB" w:sz="3"/>
-              <w:bottom w:val="single" w:color="D5DEDB" w:sz="3"/>
-              <w:right w:val="single" w:color="D5DEDB" w:sz="3"/>
-            </w:tcBorders>
-            <w:tcMar>
-              <w:top w:type="dxa" w:w="54"/>
-              <w:left w:type="dxa" w:w="96"/>
-              <w:bottom w:type="dxa" w:w="54"/>
-              <w:right w:type="dxa" w:w="96"/>
+              <w:top w:val="none"/>
+              <w:left w:val="none"/>
+              <w:bottom w:val="none"/>
+              <w:right w:val="none"/>
+            </w:tcBorders>
+            <w:tcMar>
+              <w:top w:type="dxa" w:w="56"/>
+              <w:left w:type="dxa" w:w="40"/>
+              <w:bottom w:type="dxa" w:w="56"/>
+              <w:right w:type="dxa" w:w="150"/>
             </w:tcMar>
             <w:vAlign w:val="top"/>
           </w:tcPr>
@@ -1869,7 +1865,7 @@
                 <w:bCs/>
                 <w:i w:val="false"/>
                 <w:iCs w:val="false"/>
-                <w:color w:val="1F2A33"/>
+                <w:color w:val="3A3A38"/>
                 <w:sz w:val="18"/>
                 <w:szCs w:val="18"/>
               </w:rPr>
@@ -1885,12 +1881,12 @@
                 <w:rFonts w:ascii="Calibri" w:cs="Calibri" w:eastAsia="Calibri" w:hAnsi="Calibri"/>
                 <w:b/>
                 <w:bCs/>
-                <w:color w:val="FFFFFF"/>
-                <w:sz w:val="15"/>
-                <w:szCs w:val="15"/>
-                <w:shd w:fill="8A6100" w:color="auto" w:val="clear"/>
-              </w:rPr>
-              <w:t xml:space="preserve"> Proposed </w:t>
+                <w:color w:val="8A6A1F"/>
+                <w:spacing w:val="6"/>
+                <w:sz w:val="14"/>
+                <w:szCs w:val="14"/>
+              </w:rPr>
+              <w:t xml:space="preserve">PROPOSED</w:t>
             </w:r>
           </w:p>
         </w:tc>
@@ -1898,16 +1894,16 @@
           <w:tcPr>
             <w:tcW w:type="dxa" w:w="7308"/>
             <w:tcBorders>
-              <w:top w:val="single" w:color="D5DEDB" w:sz="3"/>
-              <w:left w:val="single" w:color="D5DEDB" w:sz="3"/>
-              <w:bottom w:val="single" w:color="D5DEDB" w:sz="3"/>
-              <w:right w:val="single" w:color="D5DEDB" w:sz="3"/>
-            </w:tcBorders>
-            <w:tcMar>
-              <w:top w:type="dxa" w:w="54"/>
-              <w:left w:type="dxa" w:w="96"/>
-              <w:bottom w:type="dxa" w:w="54"/>
-              <w:right w:type="dxa" w:w="96"/>
+              <w:top w:val="none"/>
+              <w:left w:val="none"/>
+              <w:bottom w:val="none"/>
+              <w:right w:val="none"/>
+            </w:tcBorders>
+            <w:tcMar>
+              <w:top w:type="dxa" w:w="56"/>
+              <w:left w:type="dxa" w:w="40"/>
+              <w:bottom w:type="dxa" w:w="56"/>
+              <w:right w:type="dxa" w:w="150"/>
             </w:tcMar>
             <w:vAlign w:val="top"/>
           </w:tcPr>
@@ -1922,7 +1918,7 @@
                 <w:bCs w:val="false"/>
                 <w:i w:val="false"/>
                 <w:iCs w:val="false"/>
-                <w:color w:val="1F2A33"/>
+                <w:color w:val="3A3A38"/>
                 <w:sz w:val="18"/>
                 <w:szCs w:val="18"/>
               </w:rPr>
@@ -1939,16 +1935,16 @@
           <w:tcPr>
             <w:tcW w:type="dxa" w:w="2340"/>
             <w:tcBorders>
-              <w:top w:val="single" w:color="D5DEDB" w:sz="3"/>
-              <w:left w:val="single" w:color="D5DEDB" w:sz="3"/>
-              <w:bottom w:val="single" w:color="D5DEDB" w:sz="3"/>
-              <w:right w:val="single" w:color="D5DEDB" w:sz="3"/>
-            </w:tcBorders>
-            <w:tcMar>
-              <w:top w:type="dxa" w:w="54"/>
-              <w:left w:type="dxa" w:w="96"/>
-              <w:bottom w:type="dxa" w:w="54"/>
-              <w:right w:type="dxa" w:w="96"/>
+              <w:top w:val="none"/>
+              <w:left w:val="none"/>
+              <w:bottom w:val="none"/>
+              <w:right w:val="none"/>
+            </w:tcBorders>
+            <w:tcMar>
+              <w:top w:type="dxa" w:w="56"/>
+              <w:left w:type="dxa" w:w="40"/>
+              <w:bottom w:type="dxa" w:w="56"/>
+              <w:right w:type="dxa" w:w="150"/>
             </w:tcMar>
             <w:vAlign w:val="top"/>
           </w:tcPr>
@@ -1963,7 +1959,7 @@
                 <w:bCs/>
                 <w:i w:val="false"/>
                 <w:iCs w:val="false"/>
-                <w:color w:val="1F2A33"/>
+                <w:color w:val="3A3A38"/>
                 <w:sz w:val="18"/>
                 <w:szCs w:val="18"/>
               </w:rPr>
@@ -1979,12 +1975,12 @@
                 <w:rFonts w:ascii="Calibri" w:cs="Calibri" w:eastAsia="Calibri" w:hAnsi="Calibri"/>
                 <w:b/>
                 <w:bCs/>
-                <w:color w:val="FFFFFF"/>
-                <w:sz w:val="15"/>
-                <w:szCs w:val="15"/>
-                <w:shd w:fill="2F6E4E" w:color="auto" w:val="clear"/>
-              </w:rPr>
-              <w:t xml:space="preserve"> Confirmed </w:t>
+                <w:color w:val="43724E"/>
+                <w:spacing w:val="6"/>
+                <w:sz w:val="14"/>
+                <w:szCs w:val="14"/>
+              </w:rPr>
+              <w:t xml:space="preserve">CONFIRMED</w:t>
             </w:r>
           </w:p>
         </w:tc>
@@ -1992,16 +1988,16 @@
           <w:tcPr>
             <w:tcW w:type="dxa" w:w="7308"/>
             <w:tcBorders>
-              <w:top w:val="single" w:color="D5DEDB" w:sz="3"/>
-              <w:left w:val="single" w:color="D5DEDB" w:sz="3"/>
-              <w:bottom w:val="single" w:color="D5DEDB" w:sz="3"/>
-              <w:right w:val="single" w:color="D5DEDB" w:sz="3"/>
-            </w:tcBorders>
-            <w:tcMar>
-              <w:top w:type="dxa" w:w="54"/>
-              <w:left w:type="dxa" w:w="96"/>
-              <w:bottom w:type="dxa" w:w="54"/>
-              <w:right w:type="dxa" w:w="96"/>
+              <w:top w:val="none"/>
+              <w:left w:val="none"/>
+              <w:bottom w:val="none"/>
+              <w:right w:val="none"/>
+            </w:tcBorders>
+            <w:tcMar>
+              <w:top w:type="dxa" w:w="56"/>
+              <w:left w:type="dxa" w:w="40"/>
+              <w:bottom w:type="dxa" w:w="56"/>
+              <w:right w:type="dxa" w:w="150"/>
             </w:tcMar>
             <w:vAlign w:val="top"/>
           </w:tcPr>
@@ -2016,7 +2012,7 @@
                 <w:bCs w:val="false"/>
                 <w:i w:val="false"/>
                 <w:iCs w:val="false"/>
-                <w:color w:val="1F2A33"/>
+                <w:color w:val="3A3A38"/>
                 <w:sz w:val="18"/>
                 <w:szCs w:val="18"/>
               </w:rPr>
@@ -2031,55 +2027,53 @@
         <w:pStyle w:val="Heading1"/>
         <w:keepNext/>
         <w:pBdr>
-          <w:bottom w:val="single" w:color="CDD8D5" w:sz="6" w:space="4"/>
+          <w:bottom w:val="single" w:color="E6E4DF" w:sz="4" w:space="6"/>
         </w:pBdr>
-        <w:spacing w:after="80" w:before="200"/>
+        <w:spacing w:after="78" w:before="220"/>
+      </w:pPr>
+      <w:r>
+        <w:rPr>
+          <w:rFonts w:ascii="Calibri" w:cs="Calibri" w:eastAsia="Calibri" w:hAnsi="Calibri"/>
+          <w:b/>
+          <w:bCs/>
+          <w:color w:val="4A6B82"/>
+          <w:spacing w:val="10"/>
+          <w:sz w:val="19"/>
+          <w:szCs w:val="19"/>
+        </w:rPr>
+        <w:t xml:space="preserve">03   </w:t>
+      </w:r>
+      <w:r>
+        <w:rPr>
+          <w:rFonts w:ascii="Georgia" w:cs="Georgia" w:eastAsia="Georgia" w:hAnsi="Georgia"/>
+          <w:color w:val="3A3A38"/>
+          <w:sz w:val="25"/>
+          <w:szCs w:val="25"/>
+        </w:rPr>
+        <w:t xml:space="preserve">The two things that must not go wrong</w:t>
+      </w:r>
+    </w:p>
+    <w:p>
+      <w:pPr>
+        <w:pStyle w:val="Heading2"/>
+        <w:keepNext/>
+        <w:spacing w:after="60" w:before="160"/>
       </w:pPr>
       <w:r>
         <w:rPr>
           <w:rFonts w:ascii="Georgia" w:cs="Georgia" w:eastAsia="Georgia" w:hAnsi="Georgia"/>
           <w:b/>
           <w:bCs/>
-          <w:color w:val="2F6E63"/>
-          <w:sz w:val="24"/>
-          <w:szCs w:val="24"/>
-        </w:rPr>
-        <w:t xml:space="preserve">03  </w:t>
-      </w:r>
-      <w:r>
-        <w:rPr>
-          <w:rFonts w:ascii="Georgia" w:cs="Georgia" w:eastAsia="Georgia" w:hAnsi="Georgia"/>
-          <w:b/>
-          <w:bCs/>
-          <w:color w:val="1F2A33"/>
-          <w:sz w:val="24"/>
-          <w:szCs w:val="24"/>
-        </w:rPr>
-        <w:t xml:space="preserve">The two things that must not go wrong</w:t>
-      </w:r>
-    </w:p>
-    <w:p>
-      <w:pPr>
-        <w:pStyle w:val="Heading2"/>
-        <w:keepNext/>
-        <w:spacing w:after="50" w:before="120"/>
-      </w:pPr>
-      <w:r>
-        <w:rPr>
-          <w:rFonts w:ascii="Calibri" w:cs="Calibri" w:eastAsia="Calibri" w:hAnsi="Calibri"/>
-          <w:b/>
-          <w:bCs/>
-          <w:color w:val="234f47"/>
-          <w:spacing w:val="4"/>
-          <w:sz w:val="19"/>
-          <w:szCs w:val="19"/>
+          <w:color w:val="2E3A44"/>
+          <w:sz w:val="20"/>
+          <w:szCs w:val="20"/>
         </w:rPr>
         <w:t xml:space="preserve">PRACTICE DATA MUST NEVER REACH LIVE OPERATIONS</w:t>
       </w:r>
     </w:p>
     <w:p>
       <w:pPr>
-        <w:spacing w:after="90" w:line="250" w:lineRule="auto"/>
+        <w:spacing w:after="92" w:line="252" w:lineRule="auto"/>
       </w:pPr>
       <w:r>
         <w:rPr>
@@ -2088,7 +2082,7 @@
           <w:bCs w:val="false"/>
           <w:i w:val="false"/>
           <w:iCs w:val="false"/>
-          <w:color w:val="1F2A33"/>
+          <w:color w:val="3A3A38"/>
           <w:sz w:val="19"/>
           <w:szCs w:val="19"/>
         </w:rPr>
@@ -2101,7 +2095,7 @@
           <w:bCs/>
           <w:i w:val="false"/>
           <w:iCs w:val="false"/>
-          <w:color w:val="1F2A33"/>
+          <w:color w:val="3A3A38"/>
           <w:sz w:val="19"/>
           <w:szCs w:val="19"/>
         </w:rPr>
@@ -2114,7 +2108,7 @@
           <w:bCs w:val="false"/>
           <w:i w:val="false"/>
           <w:iCs w:val="false"/>
-          <w:color w:val="1F2A33"/>
+          <w:color w:val="3A3A38"/>
           <w:sz w:val="19"/>
           <w:szCs w:val="19"/>
         </w:rPr>
@@ -2127,7 +2121,7 @@
           <w:bCs/>
           <w:i w:val="false"/>
           <w:iCs w:val="false"/>
-          <w:color w:val="1F2A33"/>
+          <w:color w:val="3A3A38"/>
           <w:sz w:val="19"/>
           <w:szCs w:val="19"/>
         </w:rPr>
@@ -2140,7 +2134,7 @@
           <w:bCs w:val="false"/>
           <w:i w:val="false"/>
           <w:iCs w:val="false"/>
-          <w:color w:val="1F2A33"/>
+          <w:color w:val="3A3A38"/>
           <w:sz w:val="19"/>
           <w:szCs w:val="19"/>
         </w:rPr>
@@ -2151,24 +2145,23 @@
       <w:pPr>
         <w:pStyle w:val="Heading2"/>
         <w:keepNext/>
-        <w:spacing w:after="50" w:before="120"/>
-      </w:pPr>
-      <w:r>
-        <w:rPr>
-          <w:rFonts w:ascii="Calibri" w:cs="Calibri" w:eastAsia="Calibri" w:hAnsi="Calibri"/>
+        <w:spacing w:after="60" w:before="160"/>
+      </w:pPr>
+      <w:r>
+        <w:rPr>
+          <w:rFonts w:ascii="Georgia" w:cs="Georgia" w:eastAsia="Georgia" w:hAnsi="Georgia"/>
           <w:b/>
           <w:bCs/>
-          <w:color w:val="234f47"/>
-          <w:spacing w:val="4"/>
-          <w:sz w:val="19"/>
-          <w:szCs w:val="19"/>
+          <w:color w:val="2E3A44"/>
+          <w:sz w:val="20"/>
+          <w:szCs w:val="20"/>
         </w:rPr>
         <w:t xml:space="preserve">COMPLETION IS SERVER-SIDE, EARNED, AND SAFE UNDER PRESSURE</w:t>
       </w:r>
     </w:p>
     <w:p>
       <w:pPr>
-        <w:spacing w:after="40" w:line="250" w:lineRule="auto"/>
+        <w:spacing w:after="40" w:line="252" w:lineRule="auto"/>
       </w:pPr>
       <w:r>
         <w:rPr>
@@ -2177,7 +2170,7 @@
           <w:bCs w:val="false"/>
           <w:i w:val="false"/>
           <w:iCs w:val="false"/>
-          <w:color w:val="1F2A33"/>
+          <w:color w:val="3A3A38"/>
           <w:sz w:val="19"/>
           <w:szCs w:val="19"/>
         </w:rPr>
@@ -2189,29 +2182,28 @@
         <w:pStyle w:val="Heading1"/>
         <w:keepNext/>
         <w:pBdr>
-          <w:bottom w:val="single" w:color="CDD8D5" w:sz="6" w:space="4"/>
+          <w:bottom w:val="single" w:color="E6E4DF" w:sz="4" w:space="6"/>
         </w:pBdr>
-        <w:spacing w:after="80" w:before="200"/>
-      </w:pPr>
-      <w:r>
-        <w:rPr>
-          <w:rFonts w:ascii="Georgia" w:cs="Georgia" w:eastAsia="Georgia" w:hAnsi="Georgia"/>
+        <w:spacing w:after="78" w:before="220"/>
+      </w:pPr>
+      <w:r>
+        <w:rPr>
+          <w:rFonts w:ascii="Calibri" w:cs="Calibri" w:eastAsia="Calibri" w:hAnsi="Calibri"/>
           <w:b/>
           <w:bCs/>
-          <w:color w:val="2F6E63"/>
-          <w:sz w:val="24"/>
-          <w:szCs w:val="24"/>
-        </w:rPr>
-        <w:t xml:space="preserve">04  </w:t>
+          <w:color w:val="4A6B82"/>
+          <w:spacing w:val="10"/>
+          <w:sz w:val="19"/>
+          <w:szCs w:val="19"/>
+        </w:rPr>
+        <w:t xml:space="preserve">04   </w:t>
       </w:r>
       <w:r>
         <w:rPr>
           <w:rFonts w:ascii="Georgia" w:cs="Georgia" w:eastAsia="Georgia" w:hAnsi="Georgia"/>
-          <w:b/>
-          <w:bCs/>
-          <w:color w:val="1F2A33"/>
-          <w:sz w:val="24"/>
-          <w:szCs w:val="24"/>
+          <w:color w:val="3A3A38"/>
+          <w:sz w:val="25"/>
+          <w:szCs w:val="25"/>
         </w:rPr>
         <w:t xml:space="preserve">Handling the unhappy paths</w:t>
       </w:r>
@@ -2220,12 +2212,12 @@
       <w:tblPr>
         <w:tblW w:type="dxa" w:w="9648"/>
         <w:tblBorders>
-          <w:top w:val="single" w:color="D5DEDB" w:sz="3"/>
-          <w:left w:val="single" w:color="D5DEDB" w:sz="3"/>
-          <w:bottom w:val="single" w:color="D5DEDB" w:sz="3"/>
-          <w:right w:val="single" w:color="D5DEDB" w:sz="3"/>
-          <w:insideH w:val="single" w:color="D5DEDB" w:sz="3"/>
-          <w:insideV w:val="single" w:color="D5DEDB" w:sz="3"/>
+          <w:top w:val="none"/>
+          <w:left w:val="none"/>
+          <w:bottom w:val="none"/>
+          <w:right w:val="none"/>
+          <w:insideH w:val="single" w:color="E6E4DF" w:sz="2"/>
+          <w:insideV w:val="none"/>
         </w:tblBorders>
       </w:tblPr>
       <w:tblGrid>
@@ -2241,19 +2233,18 @@
           <w:tcPr>
             <w:tcW w:type="dxa" w:w="2500"/>
             <w:tcBorders>
-              <w:top w:val="single" w:color="D5DEDB" w:sz="3"/>
-              <w:left w:val="single" w:color="D5DEDB" w:sz="3"/>
-              <w:bottom w:val="single" w:color="D5DEDB" w:sz="3"/>
-              <w:right w:val="single" w:color="D5DEDB" w:sz="3"/>
-            </w:tcBorders>
-            <w:shd w:fill="1F2A33" w:color="auto" w:val="clear"/>
-            <w:tcMar>
-              <w:top w:type="dxa" w:w="60"/>
-              <w:left w:type="dxa" w:w="96"/>
-              <w:bottom w:type="dxa" w:w="60"/>
-              <w:right w:type="dxa" w:w="96"/>
-            </w:tcMar>
-            <w:vAlign w:val="center"/>
+              <w:top w:val="none"/>
+              <w:left w:val="none"/>
+              <w:bottom w:val="single" w:color="4A6B82" w:sz="8"/>
+              <w:right w:val="none"/>
+            </w:tcBorders>
+            <w:tcMar>
+              <w:top w:type="dxa" w:w="30"/>
+              <w:left w:type="dxa" w:w="40"/>
+              <w:bottom w:type="dxa" w:w="52"/>
+              <w:right w:type="dxa" w:w="150"/>
+            </w:tcMar>
+            <w:vAlign w:val="bottom"/>
           </w:tcPr>
           <w:p>
             <w:pPr>
@@ -2264,12 +2255,12 @@
                 <w:rFonts w:ascii="Calibri" w:cs="Calibri" w:eastAsia="Calibri" w:hAnsi="Calibri"/>
                 <w:b/>
                 <w:bCs/>
-                <w:color w:val="FFFFFF"/>
-                <w:spacing w:val="3"/>
-                <w:sz w:val="18"/>
-                <w:szCs w:val="18"/>
-              </w:rPr>
-              <w:t xml:space="preserve">If this happens</w:t>
+                <w:color w:val="4A6B82"/>
+                <w:spacing w:val="8"/>
+                <w:sz w:val="15"/>
+                <w:szCs w:val="15"/>
+              </w:rPr>
+              <w:t xml:space="preserve">IF THIS HAPPENS</w:t>
             </w:r>
           </w:p>
         </w:tc>
@@ -2277,19 +2268,18 @@
           <w:tcPr>
             <w:tcW w:type="dxa" w:w="7148"/>
             <w:tcBorders>
-              <w:top w:val="single" w:color="D5DEDB" w:sz="3"/>
-              <w:left w:val="single" w:color="D5DEDB" w:sz="3"/>
-              <w:bottom w:val="single" w:color="D5DEDB" w:sz="3"/>
-              <w:right w:val="single" w:color="D5DEDB" w:sz="3"/>
-            </w:tcBorders>
-            <w:shd w:fill="1F2A33" w:color="auto" w:val="clear"/>
-            <w:tcMar>
-              <w:top w:type="dxa" w:w="60"/>
-              <w:left w:type="dxa" w:w="96"/>
-              <w:bottom w:type="dxa" w:w="60"/>
-              <w:right w:type="dxa" w:w="96"/>
-            </w:tcMar>
-            <w:vAlign w:val="center"/>
+              <w:top w:val="none"/>
+              <w:left w:val="none"/>
+              <w:bottom w:val="single" w:color="4A6B82" w:sz="8"/>
+              <w:right w:val="none"/>
+            </w:tcBorders>
+            <w:tcMar>
+              <w:top w:type="dxa" w:w="30"/>
+              <w:left w:type="dxa" w:w="40"/>
+              <w:bottom w:type="dxa" w:w="52"/>
+              <w:right w:type="dxa" w:w="150"/>
+            </w:tcMar>
+            <w:vAlign w:val="bottom"/>
           </w:tcPr>
           <w:p>
             <w:pPr>
@@ -2300,12 +2290,12 @@
                 <w:rFonts w:ascii="Calibri" w:cs="Calibri" w:eastAsia="Calibri" w:hAnsi="Calibri"/>
                 <w:b/>
                 <w:bCs/>
-                <w:color w:val="FFFFFF"/>
-                <w:spacing w:val="3"/>
-                <w:sz w:val="18"/>
-                <w:szCs w:val="18"/>
-              </w:rPr>
-              <w:t xml:space="preserve">What the guard experiences</w:t>
+                <w:color w:val="4A6B82"/>
+                <w:spacing w:val="8"/>
+                <w:sz w:val="15"/>
+                <w:szCs w:val="15"/>
+              </w:rPr>
+              <w:t xml:space="preserve">WHAT THE GUARD EXPERIENCES</w:t>
             </w:r>
           </w:p>
         </w:tc>
@@ -2318,22 +2308,22 @@
           <w:tcPr>
             <w:tcW w:type="dxa" w:w="2500"/>
             <w:tcBorders>
-              <w:top w:val="single" w:color="D5DEDB" w:sz="3"/>
-              <w:left w:val="single" w:color="D5DEDB" w:sz="3"/>
-              <w:bottom w:val="single" w:color="D5DEDB" w:sz="3"/>
-              <w:right w:val="single" w:color="D5DEDB" w:sz="3"/>
-            </w:tcBorders>
-            <w:tcMar>
-              <w:top w:type="dxa" w:w="54"/>
-              <w:left w:type="dxa" w:w="96"/>
-              <w:bottom w:type="dxa" w:w="54"/>
-              <w:right w:type="dxa" w:w="96"/>
+              <w:top w:val="none"/>
+              <w:left w:val="none"/>
+              <w:bottom w:val="none"/>
+              <w:right w:val="none"/>
+            </w:tcBorders>
+            <w:tcMar>
+              <w:top w:type="dxa" w:w="56"/>
+              <w:left w:type="dxa" w:w="40"/>
+              <w:bottom w:type="dxa" w:w="56"/>
+              <w:right w:type="dxa" w:w="150"/>
             </w:tcMar>
             <w:vAlign w:val="top"/>
           </w:tcPr>
           <w:p>
             <w:pPr>
-              <w:spacing w:after="0" w:line="244" w:lineRule="auto"/>
+              <w:spacing w:after="0" w:line="248" w:lineRule="auto"/>
             </w:pPr>
             <w:r>
               <w:rPr>
@@ -2342,7 +2332,7 @@
                 <w:bCs w:val="false"/>
                 <w:i w:val="false"/>
                 <w:iCs w:val="false"/>
-                <w:color w:val="1F2A33"/>
+                <w:color w:val="3A3A38"/>
                 <w:sz w:val="18"/>
                 <w:szCs w:val="18"/>
               </w:rPr>
@@ -2354,22 +2344,22 @@
           <w:tcPr>
             <w:tcW w:type="dxa" w:w="7148"/>
             <w:tcBorders>
-              <w:top w:val="single" w:color="D5DEDB" w:sz="3"/>
-              <w:left w:val="single" w:color="D5DEDB" w:sz="3"/>
-              <w:bottom w:val="single" w:color="D5DEDB" w:sz="3"/>
-              <w:right w:val="single" w:color="D5DEDB" w:sz="3"/>
-            </w:tcBorders>
-            <w:tcMar>
-              <w:top w:type="dxa" w:w="54"/>
-              <w:left w:type="dxa" w:w="96"/>
-              <w:bottom w:type="dxa" w:w="54"/>
-              <w:right w:type="dxa" w:w="96"/>
+              <w:top w:val="none"/>
+              <w:left w:val="none"/>
+              <w:bottom w:val="none"/>
+              <w:right w:val="none"/>
+            </w:tcBorders>
+            <w:tcMar>
+              <w:top w:type="dxa" w:w="56"/>
+              <w:left w:type="dxa" w:w="40"/>
+              <w:bottom w:type="dxa" w:w="56"/>
+              <w:right w:type="dxa" w:w="150"/>
             </w:tcMar>
             <w:vAlign w:val="top"/>
           </w:tcPr>
           <w:p>
             <w:pPr>
-              <w:spacing w:after="0" w:line="244" w:lineRule="auto"/>
+              <w:spacing w:after="0" w:line="248" w:lineRule="auto"/>
             </w:pPr>
             <w:r>
               <w:rPr>
@@ -2378,7 +2368,7 @@
                 <w:bCs w:val="false"/>
                 <w:i w:val="false"/>
                 <w:iCs w:val="false"/>
-                <w:color w:val="1F2A33"/>
+                <w:color w:val="3A3A38"/>
                 <w:sz w:val="18"/>
                 <w:szCs w:val="18"/>
               </w:rPr>
@@ -2395,23 +2385,22 @@
           <w:tcPr>
             <w:tcW w:type="dxa" w:w="2500"/>
             <w:tcBorders>
-              <w:top w:val="single" w:color="D5DEDB" w:sz="3"/>
-              <w:left w:val="single" w:color="D5DEDB" w:sz="3"/>
-              <w:bottom w:val="single" w:color="D5DEDB" w:sz="3"/>
-              <w:right w:val="single" w:color="D5DEDB" w:sz="3"/>
-            </w:tcBorders>
-            <w:shd w:fill="F3F6F5" w:color="auto" w:val="clear"/>
-            <w:tcMar>
-              <w:top w:type="dxa" w:w="54"/>
-              <w:left w:type="dxa" w:w="96"/>
-              <w:bottom w:type="dxa" w:w="54"/>
-              <w:right w:type="dxa" w:w="96"/>
+              <w:top w:val="none"/>
+              <w:left w:val="none"/>
+              <w:bottom w:val="none"/>
+              <w:right w:val="none"/>
+            </w:tcBorders>
+            <w:tcMar>
+              <w:top w:type="dxa" w:w="56"/>
+              <w:left w:type="dxa" w:w="40"/>
+              <w:bottom w:type="dxa" w:w="56"/>
+              <w:right w:type="dxa" w:w="150"/>
             </w:tcMar>
             <w:vAlign w:val="top"/>
           </w:tcPr>
           <w:p>
             <w:pPr>
-              <w:spacing w:after="0" w:line="244" w:lineRule="auto"/>
+              <w:spacing w:after="0" w:line="248" w:lineRule="auto"/>
             </w:pPr>
             <w:r>
               <w:rPr>
@@ -2420,7 +2409,7 @@
                 <w:bCs w:val="false"/>
                 <w:i w:val="false"/>
                 <w:iCs w:val="false"/>
-                <w:color w:val="1F2A33"/>
+                <w:color w:val="3A3A38"/>
                 <w:sz w:val="18"/>
                 <w:szCs w:val="18"/>
               </w:rPr>
@@ -2432,23 +2421,22 @@
           <w:tcPr>
             <w:tcW w:type="dxa" w:w="7148"/>
             <w:tcBorders>
-              <w:top w:val="single" w:color="D5DEDB" w:sz="3"/>
-              <w:left w:val="single" w:color="D5DEDB" w:sz="3"/>
-              <w:bottom w:val="single" w:color="D5DEDB" w:sz="3"/>
-              <w:right w:val="single" w:color="D5DEDB" w:sz="3"/>
-            </w:tcBorders>
-            <w:shd w:fill="F3F6F5" w:color="auto" w:val="clear"/>
-            <w:tcMar>
-              <w:top w:type="dxa" w:w="54"/>
-              <w:left w:type="dxa" w:w="96"/>
-              <w:bottom w:type="dxa" w:w="54"/>
-              <w:right w:type="dxa" w:w="96"/>
+              <w:top w:val="none"/>
+              <w:left w:val="none"/>
+              <w:bottom w:val="none"/>
+              <w:right w:val="none"/>
+            </w:tcBorders>
+            <w:tcMar>
+              <w:top w:type="dxa" w:w="56"/>
+              <w:left w:type="dxa" w:w="40"/>
+              <w:bottom w:type="dxa" w:w="56"/>
+              <w:right w:type="dxa" w:w="150"/>
             </w:tcMar>
             <w:vAlign w:val="top"/>
           </w:tcPr>
           <w:p>
             <w:pPr>
-              <w:spacing w:after="0" w:line="244" w:lineRule="auto"/>
+              <w:spacing w:after="0" w:line="248" w:lineRule="auto"/>
             </w:pPr>
             <w:r>
               <w:rPr>
@@ -2457,7 +2445,7 @@
                 <w:bCs w:val="false"/>
                 <w:i w:val="false"/>
                 <w:iCs w:val="false"/>
-                <w:color w:val="1F2A33"/>
+                <w:color w:val="3A3A38"/>
                 <w:sz w:val="18"/>
                 <w:szCs w:val="18"/>
               </w:rPr>
@@ -2474,22 +2462,22 @@
           <w:tcPr>
             <w:tcW w:type="dxa" w:w="2500"/>
             <w:tcBorders>
-              <w:top w:val="single" w:color="D5DEDB" w:sz="3"/>
-              <w:left w:val="single" w:color="D5DEDB" w:sz="3"/>
-              <w:bottom w:val="single" w:color="D5DEDB" w:sz="3"/>
-              <w:right w:val="single" w:color="D5DEDB" w:sz="3"/>
-            </w:tcBorders>
-            <w:tcMar>
-              <w:top w:type="dxa" w:w="54"/>
-              <w:left w:type="dxa" w:w="96"/>
-              <w:bottom w:type="dxa" w:w="54"/>
-              <w:right w:type="dxa" w:w="96"/>
+              <w:top w:val="none"/>
+              <w:left w:val="none"/>
+              <w:bottom w:val="none"/>
+              <w:right w:val="none"/>
+            </w:tcBorders>
+            <w:tcMar>
+              <w:top w:type="dxa" w:w="56"/>
+              <w:left w:type="dxa" w:w="40"/>
+              <w:bottom w:type="dxa" w:w="56"/>
+              <w:right w:type="dxa" w:w="150"/>
             </w:tcMar>
             <w:vAlign w:val="top"/>
           </w:tcPr>
           <w:p>
             <w:pPr>
-              <w:spacing w:after="0" w:line="244" w:lineRule="auto"/>
+              <w:spacing w:after="0" w:line="248" w:lineRule="auto"/>
             </w:pPr>
             <w:r>
               <w:rPr>
@@ -2498,7 +2486,7 @@
                 <w:bCs w:val="false"/>
                 <w:i w:val="false"/>
                 <w:iCs w:val="false"/>
-                <w:color w:val="1F2A33"/>
+                <w:color w:val="3A3A38"/>
                 <w:sz w:val="18"/>
                 <w:szCs w:val="18"/>
               </w:rPr>
@@ -2510,22 +2498,22 @@
           <w:tcPr>
             <w:tcW w:type="dxa" w:w="7148"/>
             <w:tcBorders>
-              <w:top w:val="single" w:color="D5DEDB" w:sz="3"/>
-              <w:left w:val="single" w:color="D5DEDB" w:sz="3"/>
-              <w:bottom w:val="single" w:color="D5DEDB" w:sz="3"/>
-              <w:right w:val="single" w:color="D5DEDB" w:sz="3"/>
-            </w:tcBorders>
-            <w:tcMar>
-              <w:top w:type="dxa" w:w="54"/>
-              <w:left w:type="dxa" w:w="96"/>
-              <w:bottom w:type="dxa" w:w="54"/>
-              <w:right w:type="dxa" w:w="96"/>
+              <w:top w:val="none"/>
+              <w:left w:val="none"/>
+              <w:bottom w:val="none"/>
+              <w:right w:val="none"/>
+            </w:tcBorders>
+            <w:tcMar>
+              <w:top w:type="dxa" w:w="56"/>
+              <w:left w:type="dxa" w:w="40"/>
+              <w:bottom w:type="dxa" w:w="56"/>
+              <w:right w:type="dxa" w:w="150"/>
             </w:tcMar>
             <w:vAlign w:val="top"/>
           </w:tcPr>
           <w:p>
             <w:pPr>
-              <w:spacing w:after="0" w:line="244" w:lineRule="auto"/>
+              <w:spacing w:after="0" w:line="248" w:lineRule="auto"/>
             </w:pPr>
             <w:r>
               <w:rPr>
@@ -2534,7 +2522,7 @@
                 <w:bCs w:val="false"/>
                 <w:i w:val="false"/>
                 <w:iCs w:val="false"/>
-                <w:color w:val="1F2A33"/>
+                <w:color w:val="3A3A38"/>
                 <w:sz w:val="18"/>
                 <w:szCs w:val="18"/>
               </w:rPr>
@@ -2551,23 +2539,22 @@
           <w:tcPr>
             <w:tcW w:type="dxa" w:w="2500"/>
             <w:tcBorders>
-              <w:top w:val="single" w:color="D5DEDB" w:sz="3"/>
-              <w:left w:val="single" w:color="D5DEDB" w:sz="3"/>
-              <w:bottom w:val="single" w:color="D5DEDB" w:sz="3"/>
-              <w:right w:val="single" w:color="D5DEDB" w:sz="3"/>
-            </w:tcBorders>
-            <w:shd w:fill="F3F6F5" w:color="auto" w:val="clear"/>
-            <w:tcMar>
-              <w:top w:type="dxa" w:w="54"/>
-              <w:left w:type="dxa" w:w="96"/>
-              <w:bottom w:type="dxa" w:w="54"/>
-              <w:right w:type="dxa" w:w="96"/>
+              <w:top w:val="none"/>
+              <w:left w:val="none"/>
+              <w:bottom w:val="none"/>
+              <w:right w:val="none"/>
+            </w:tcBorders>
+            <w:tcMar>
+              <w:top w:type="dxa" w:w="56"/>
+              <w:left w:type="dxa" w:w="40"/>
+              <w:bottom w:type="dxa" w:w="56"/>
+              <w:right w:type="dxa" w:w="150"/>
             </w:tcMar>
             <w:vAlign w:val="top"/>
           </w:tcPr>
           <w:p>
             <w:pPr>
-              <w:spacing w:after="0" w:line="244" w:lineRule="auto"/>
+              <w:spacing w:after="0" w:line="248" w:lineRule="auto"/>
             </w:pPr>
             <w:r>
               <w:rPr>
@@ -2576,7 +2563,7 @@
                 <w:bCs w:val="false"/>
                 <w:i w:val="false"/>
                 <w:iCs w:val="false"/>
-                <w:color w:val="1F2A33"/>
+                <w:color w:val="3A3A38"/>
                 <w:sz w:val="18"/>
                 <w:szCs w:val="18"/>
               </w:rPr>
@@ -2588,23 +2575,22 @@
           <w:tcPr>
             <w:tcW w:type="dxa" w:w="7148"/>
             <w:tcBorders>
-              <w:top w:val="single" w:color="D5DEDB" w:sz="3"/>
-              <w:left w:val="single" w:color="D5DEDB" w:sz="3"/>
-              <w:bottom w:val="single" w:color="D5DEDB" w:sz="3"/>
-              <w:right w:val="single" w:color="D5DEDB" w:sz="3"/>
-            </w:tcBorders>
-            <w:shd w:fill="F3F6F5" w:color="auto" w:val="clear"/>
-            <w:tcMar>
-              <w:top w:type="dxa" w:w="54"/>
-              <w:left w:type="dxa" w:w="96"/>
-              <w:bottom w:type="dxa" w:w="54"/>
-              <w:right w:type="dxa" w:w="96"/>
+              <w:top w:val="none"/>
+              <w:left w:val="none"/>
+              <w:bottom w:val="none"/>
+              <w:right w:val="none"/>
+            </w:tcBorders>
+            <w:tcMar>
+              <w:top w:type="dxa" w:w="56"/>
+              <w:left w:type="dxa" w:w="40"/>
+              <w:bottom w:type="dxa" w:w="56"/>
+              <w:right w:type="dxa" w:w="150"/>
             </w:tcMar>
             <w:vAlign w:val="top"/>
           </w:tcPr>
           <w:p>
             <w:pPr>
-              <w:spacing w:after="0" w:line="244" w:lineRule="auto"/>
+              <w:spacing w:after="0" w:line="248" w:lineRule="auto"/>
             </w:pPr>
             <w:r>
               <w:rPr>
@@ -2613,7 +2599,7 @@
                 <w:bCs w:val="false"/>
                 <w:i w:val="false"/>
                 <w:iCs w:val="false"/>
-                <w:color w:val="1F2A33"/>
+                <w:color w:val="3A3A38"/>
                 <w:sz w:val="18"/>
                 <w:szCs w:val="18"/>
               </w:rPr>
@@ -2630,22 +2616,22 @@
           <w:tcPr>
             <w:tcW w:type="dxa" w:w="2500"/>
             <w:tcBorders>
-              <w:top w:val="single" w:color="D5DEDB" w:sz="3"/>
-              <w:left w:val="single" w:color="D5DEDB" w:sz="3"/>
-              <w:bottom w:val="single" w:color="D5DEDB" w:sz="3"/>
-              <w:right w:val="single" w:color="D5DEDB" w:sz="3"/>
-            </w:tcBorders>
-            <w:tcMar>
-              <w:top w:type="dxa" w:w="54"/>
-              <w:left w:type="dxa" w:w="96"/>
-              <w:bottom w:type="dxa" w:w="54"/>
-              <w:right w:type="dxa" w:w="96"/>
+              <w:top w:val="none"/>
+              <w:left w:val="none"/>
+              <w:bottom w:val="none"/>
+              <w:right w:val="none"/>
+            </w:tcBorders>
+            <w:tcMar>
+              <w:top w:type="dxa" w:w="56"/>
+              <w:left w:type="dxa" w:w="40"/>
+              <w:bottom w:type="dxa" w:w="56"/>
+              <w:right w:type="dxa" w:w="150"/>
             </w:tcMar>
             <w:vAlign w:val="top"/>
           </w:tcPr>
           <w:p>
             <w:pPr>
-              <w:spacing w:after="0" w:line="244" w:lineRule="auto"/>
+              <w:spacing w:after="0" w:line="248" w:lineRule="auto"/>
             </w:pPr>
             <w:r>
               <w:rPr>
@@ -2654,7 +2640,7 @@
                 <w:bCs w:val="false"/>
                 <w:i w:val="false"/>
                 <w:iCs w:val="false"/>
-                <w:color w:val="1F2A33"/>
+                <w:color w:val="3A3A38"/>
                 <w:sz w:val="18"/>
                 <w:szCs w:val="18"/>
               </w:rPr>
@@ -2666,22 +2652,22 @@
           <w:tcPr>
             <w:tcW w:type="dxa" w:w="7148"/>
             <w:tcBorders>
-              <w:top w:val="single" w:color="D5DEDB" w:sz="3"/>
-              <w:left w:val="single" w:color="D5DEDB" w:sz="3"/>
-              <w:bottom w:val="single" w:color="D5DEDB" w:sz="3"/>
-              <w:right w:val="single" w:color="D5DEDB" w:sz="3"/>
-            </w:tcBorders>
-            <w:tcMar>
-              <w:top w:type="dxa" w:w="54"/>
-              <w:left w:type="dxa" w:w="96"/>
-              <w:bottom w:type="dxa" w:w="54"/>
-              <w:right w:type="dxa" w:w="96"/>
+              <w:top w:val="none"/>
+              <w:left w:val="none"/>
+              <w:bottom w:val="none"/>
+              <w:right w:val="none"/>
+            </w:tcBorders>
+            <w:tcMar>
+              <w:top w:type="dxa" w:w="56"/>
+              <w:left w:type="dxa" w:w="40"/>
+              <w:bottom w:type="dxa" w:w="56"/>
+              <w:right w:type="dxa" w:w="150"/>
             </w:tcMar>
             <w:vAlign w:val="top"/>
           </w:tcPr>
           <w:p>
             <w:pPr>
-              <w:spacing w:after="0" w:line="244" w:lineRule="auto"/>
+              <w:spacing w:after="0" w:line="248" w:lineRule="auto"/>
             </w:pPr>
             <w:r>
               <w:rPr>
@@ -2690,7 +2676,7 @@
                 <w:bCs w:val="false"/>
                 <w:i w:val="false"/>
                 <w:iCs w:val="false"/>
-                <w:color w:val="1F2A33"/>
+                <w:color w:val="3A3A38"/>
                 <w:sz w:val="18"/>
                 <w:szCs w:val="18"/>
               </w:rPr>
@@ -2705,36 +2691,35 @@
         <w:pStyle w:val="Heading1"/>
         <w:keepNext/>
         <w:pBdr>
-          <w:bottom w:val="single" w:color="CDD8D5" w:sz="6" w:space="4"/>
+          <w:bottom w:val="single" w:color="E6E4DF" w:sz="4" w:space="6"/>
         </w:pBdr>
-        <w:spacing w:after="80" w:before="200"/>
-      </w:pPr>
-      <w:r>
-        <w:rPr>
-          <w:rFonts w:ascii="Georgia" w:cs="Georgia" w:eastAsia="Georgia" w:hAnsi="Georgia"/>
+        <w:spacing w:after="78" w:before="220"/>
+      </w:pPr>
+      <w:r>
+        <w:rPr>
+          <w:rFonts w:ascii="Calibri" w:cs="Calibri" w:eastAsia="Calibri" w:hAnsi="Calibri"/>
           <w:b/>
           <w:bCs/>
-          <w:color w:val="2F6E63"/>
-          <w:sz w:val="24"/>
-          <w:szCs w:val="24"/>
-        </w:rPr>
-        <w:t xml:space="preserve">05  </w:t>
+          <w:color w:val="4A6B82"/>
+          <w:spacing w:val="10"/>
+          <w:sz w:val="19"/>
+          <w:szCs w:val="19"/>
+        </w:rPr>
+        <w:t xml:space="preserve">05   </w:t>
       </w:r>
       <w:r>
         <w:rPr>
           <w:rFonts w:ascii="Georgia" w:cs="Georgia" w:eastAsia="Georgia" w:hAnsi="Georgia"/>
-          <w:b/>
-          <w:bCs/>
-          <w:color w:val="1F2A33"/>
-          <w:sz w:val="24"/>
-          <w:szCs w:val="24"/>
+          <w:color w:val="3A3A38"/>
+          <w:sz w:val="25"/>
+          <w:szCs w:val="25"/>
         </w:rPr>
         <w:t xml:space="preserve">Confirm with engineering before building</w:t>
       </w:r>
     </w:p>
     <w:p>
       <w:pPr>
-        <w:spacing w:after="60" w:line="250" w:lineRule="auto"/>
+        <w:spacing w:after="60" w:line="252" w:lineRule="auto"/>
       </w:pPr>
       <w:r>
         <w:rPr>
@@ -2743,7 +2728,7 @@
           <w:bCs w:val="false"/>
           <w:i w:val="false"/>
           <w:iCs w:val="false"/>
-          <w:color w:val="1F2A33"/>
+          <w:color w:val="3A3A38"/>
           <w:sz w:val="19"/>
           <w:szCs w:val="19"/>
         </w:rPr>
@@ -2757,7 +2742,7 @@
           <w:ilvl w:val="0"/>
           <w:numId w:val="3"/>
         </w:numPr>
-        <w:spacing w:after="54" w:line="248" w:lineRule="auto"/>
+        <w:spacing w:after="48" w:line="250" w:lineRule="auto"/>
       </w:pPr>
       <w:r>
         <w:rPr>
@@ -2766,7 +2751,7 @@
           <w:bCs w:val="false"/>
           <w:i w:val="false"/>
           <w:iCs w:val="false"/>
-          <w:color w:val="1F2A33"/>
+          <w:color w:val="3A3A38"/>
           <w:sz w:val="19"/>
           <w:szCs w:val="19"/>
         </w:rPr>
@@ -2780,7 +2765,7 @@
           <w:ilvl w:val="0"/>
           <w:numId w:val="3"/>
         </w:numPr>
-        <w:spacing w:after="54" w:line="248" w:lineRule="auto"/>
+        <w:spacing w:after="48" w:line="250" w:lineRule="auto"/>
       </w:pPr>
       <w:r>
         <w:rPr>
@@ -2789,7 +2774,7 @@
           <w:bCs w:val="false"/>
           <w:i w:val="false"/>
           <w:iCs w:val="false"/>
-          <w:color w:val="1F2A33"/>
+          <w:color w:val="3A3A38"/>
           <w:sz w:val="19"/>
           <w:szCs w:val="19"/>
         </w:rPr>
@@ -2803,7 +2788,7 @@
           <w:ilvl w:val="0"/>
           <w:numId w:val="3"/>
         </w:numPr>
-        <w:spacing w:after="54" w:line="248" w:lineRule="auto"/>
+        <w:spacing w:after="48" w:line="250" w:lineRule="auto"/>
       </w:pPr>
       <w:r>
         <w:rPr>
@@ -2812,7 +2797,7 @@
           <w:bCs w:val="false"/>
           <w:i w:val="false"/>
           <w:iCs w:val="false"/>
-          <w:color w:val="1F2A33"/>
+          <w:color w:val="3A3A38"/>
           <w:sz w:val="19"/>
           <w:szCs w:val="19"/>
         </w:rPr>
@@ -2826,7 +2811,7 @@
           <w:ilvl w:val="0"/>
           <w:numId w:val="3"/>
         </w:numPr>
-        <w:spacing w:after="54" w:line="248" w:lineRule="auto"/>
+        <w:spacing w:after="48" w:line="250" w:lineRule="auto"/>
       </w:pPr>
       <w:r>
         <w:rPr>
@@ -2835,7 +2820,7 @@
           <w:bCs w:val="false"/>
           <w:i w:val="false"/>
           <w:iCs w:val="false"/>
-          <w:color w:val="1F2A33"/>
+          <w:color w:val="3A3A38"/>
           <w:sz w:val="19"/>
           <w:szCs w:val="19"/>
         </w:rPr>
@@ -2849,7 +2834,7 @@
           <w:ilvl w:val="0"/>
           <w:numId w:val="3"/>
         </w:numPr>
-        <w:spacing w:after="54" w:line="248" w:lineRule="auto"/>
+        <w:spacing w:after="48" w:line="250" w:lineRule="auto"/>
       </w:pPr>
       <w:r>
         <w:rPr>
@@ -2858,7 +2843,7 @@
           <w:bCs w:val="false"/>
           <w:i w:val="false"/>
           <w:iCs w:val="false"/>
-          <w:color w:val="1F2A33"/>
+          <w:color w:val="3A3A38"/>
           <w:sz w:val="19"/>
           <w:szCs w:val="19"/>
         </w:rPr>
@@ -2872,7 +2857,7 @@
           <w:ilvl w:val="0"/>
           <w:numId w:val="3"/>
         </w:numPr>
-        <w:spacing w:after="54" w:line="248" w:lineRule="auto"/>
+        <w:spacing w:after="48" w:line="250" w:lineRule="auto"/>
       </w:pPr>
       <w:r>
         <w:rPr>
@@ -2881,7 +2866,7 @@
           <w:bCs w:val="false"/>
           <w:i w:val="false"/>
           <w:iCs w:val="false"/>
-          <w:color w:val="1F2A33"/>
+          <w:color w:val="3A3A38"/>
           <w:sz w:val="19"/>
           <w:szCs w:val="19"/>
         </w:rPr>
@@ -2893,36 +2878,35 @@
         <w:pStyle w:val="Heading1"/>
         <w:keepNext/>
         <w:pBdr>
-          <w:bottom w:val="single" w:color="CDD8D5" w:sz="6" w:space="4"/>
+          <w:bottom w:val="single" w:color="E6E4DF" w:sz="4" w:space="6"/>
         </w:pBdr>
-        <w:spacing w:after="80" w:before="200"/>
-      </w:pPr>
-      <w:r>
-        <w:rPr>
-          <w:rFonts w:ascii="Georgia" w:cs="Georgia" w:eastAsia="Georgia" w:hAnsi="Georgia"/>
+        <w:spacing w:after="78" w:before="220"/>
+      </w:pPr>
+      <w:r>
+        <w:rPr>
+          <w:rFonts w:ascii="Calibri" w:cs="Calibri" w:eastAsia="Calibri" w:hAnsi="Calibri"/>
           <w:b/>
           <w:bCs/>
-          <w:color w:val="2F6E63"/>
-          <w:sz w:val="24"/>
-          <w:szCs w:val="24"/>
-        </w:rPr>
-        <w:t xml:space="preserve">06  </w:t>
+          <w:color w:val="4A6B82"/>
+          <w:spacing w:val="10"/>
+          <w:sz w:val="19"/>
+          <w:szCs w:val="19"/>
+        </w:rPr>
+        <w:t xml:space="preserve">06   </w:t>
       </w:r>
       <w:r>
         <w:rPr>
           <w:rFonts w:ascii="Georgia" w:cs="Georgia" w:eastAsia="Georgia" w:hAnsi="Georgia"/>
-          <w:b/>
-          <w:bCs/>
-          <w:color w:val="1F2A33"/>
-          <w:sz w:val="24"/>
-          <w:szCs w:val="24"/>
+          <w:color w:val="3A3A38"/>
+          <w:sz w:val="25"/>
+          <w:szCs w:val="25"/>
         </w:rPr>
         <w:t xml:space="preserve">Rollout, guardrails, and done</w:t>
       </w:r>
     </w:p>
     <w:p>
       <w:pPr>
-        <w:spacing w:after="60" w:line="250" w:lineRule="auto"/>
+        <w:spacing w:after="60" w:line="252" w:lineRule="auto"/>
       </w:pPr>
       <w:r>
         <w:rPr>
@@ -2931,7 +2915,7 @@
           <w:bCs w:val="false"/>
           <w:i w:val="false"/>
           <w:iCs w:val="false"/>
-          <w:color w:val="1F2A33"/>
+          <w:color w:val="3A3A38"/>
           <w:sz w:val="19"/>
           <w:szCs w:val="19"/>
         </w:rPr>
@@ -2944,7 +2928,7 @@
           <w:bCs/>
           <w:i w:val="false"/>
           <w:iCs w:val="false"/>
-          <w:color w:val="1F2A33"/>
+          <w:color w:val="3A3A38"/>
           <w:sz w:val="19"/>
           <w:szCs w:val="19"/>
         </w:rPr>
@@ -2957,7 +2941,7 @@
           <w:bCs w:val="false"/>
           <w:i w:val="false"/>
           <w:iCs w:val="false"/>
-          <w:color w:val="1F2A33"/>
+          <w:color w:val="3A3A38"/>
           <w:sz w:val="19"/>
           <w:szCs w:val="19"/>
         </w:rPr>
@@ -2968,17 +2952,16 @@
       <w:pPr>
         <w:pStyle w:val="Heading2"/>
         <w:keepNext/>
-        <w:spacing w:after="50" w:before="120"/>
-      </w:pPr>
-      <w:r>
-        <w:rPr>
-          <w:rFonts w:ascii="Calibri" w:cs="Calibri" w:eastAsia="Calibri" w:hAnsi="Calibri"/>
+        <w:spacing w:after="60" w:before="160"/>
+      </w:pPr>
+      <w:r>
+        <w:rPr>
+          <w:rFonts w:ascii="Georgia" w:cs="Georgia" w:eastAsia="Georgia" w:hAnsi="Georgia"/>
           <w:b/>
           <w:bCs/>
-          <w:color w:val="234f47"/>
-          <w:spacing w:val="4"/>
-          <w:sz w:val="19"/>
-          <w:szCs w:val="19"/>
+          <w:color w:val="2E3A44"/>
+          <w:sz w:val="20"/>
+          <w:szCs w:val="20"/>
         </w:rPr>
         <w:t xml:space="preserve">DONE MEANS</w:t>
       </w:r>
@@ -2990,7 +2973,7 @@
           <w:ilvl w:val="0"/>
           <w:numId w:val="4"/>
         </w:numPr>
-        <w:spacing w:after="54" w:line="248" w:lineRule="auto"/>
+        <w:spacing w:after="48" w:line="250" w:lineRule="auto"/>
       </w:pPr>
       <w:r>
         <w:rPr>
@@ -2999,7 +2982,7 @@
           <w:bCs w:val="false"/>
           <w:i w:val="false"/>
           <w:iCs w:val="false"/>
-          <w:color w:val="1F2A33"/>
+          <w:color w:val="3A3A38"/>
           <w:sz w:val="19"/>
           <w:szCs w:val="19"/>
         </w:rPr>
@@ -3013,7 +2996,7 @@
           <w:ilvl w:val="0"/>
           <w:numId w:val="4"/>
         </w:numPr>
-        <w:spacing w:after="54" w:line="248" w:lineRule="auto"/>
+        <w:spacing w:after="48" w:line="250" w:lineRule="auto"/>
       </w:pPr>
       <w:r>
         <w:rPr>
@@ -3022,7 +3005,7 @@
           <w:bCs w:val="false"/>
           <w:i w:val="false"/>
           <w:iCs w:val="false"/>
-          <w:color w:val="1F2A33"/>
+          <w:color w:val="3A3A38"/>
           <w:sz w:val="19"/>
           <w:szCs w:val="19"/>
         </w:rPr>
@@ -3036,7 +3019,7 @@
           <w:ilvl w:val="0"/>
           <w:numId w:val="4"/>
         </w:numPr>
-        <w:spacing w:after="54" w:line="248" w:lineRule="auto"/>
+        <w:spacing w:after="48" w:line="250" w:lineRule="auto"/>
       </w:pPr>
       <w:r>
         <w:rPr>
@@ -3045,7 +3028,7 @@
           <w:bCs w:val="false"/>
           <w:i w:val="false"/>
           <w:iCs w:val="false"/>
-          <w:color w:val="1F2A33"/>
+          <w:color w:val="3A3A38"/>
           <w:sz w:val="19"/>
           <w:szCs w:val="19"/>
         </w:rPr>
@@ -3055,7 +3038,7 @@
     <w:p>
       <w:pPr>
         <w:pBdr>
-          <w:top w:val="single" w:color="CDD8D5" w:sz="5" w:space="5"/>
+          <w:top w:val="single" w:color="E6E4DF" w:sz="5" w:space="5"/>
         </w:pBdr>
         <w:spacing w:before="90"/>
       </w:pPr>
@@ -3066,7 +3049,7 @@
           <w:bCs w:val="false"/>
           <w:i/>
           <w:iCs/>
-          <w:color w:val="5C6B73"/>
+          <w:color w:val="77746E"/>
           <w:sz w:val="16"/>
           <w:szCs w:val="16"/>
         </w:rPr>
@@ -3131,7 +3114,7 @@
   <w:p>
     <w:pPr>
       <w:pBdr>
-        <w:top w:val="single" w:color="CDD8D5" w:sz="3" w:space="3"/>
+        <w:top w:val="single" w:color="E6E4DF" w:sz="3" w:space="3"/>
       </w:pBdr>
       <w:tabs>
         <w:tab w:val="right" w:pos="9648"/>
@@ -3145,7 +3128,7 @@
         <w:bCs w:val="false"/>
         <w:i w:val="false"/>
         <w:iCs w:val="false"/>
-        <w:color w:val="5C6B73"/>
+        <w:color w:val="77746E"/>
         <w:sz w:val="15"/>
         <w:szCs w:val="15"/>
       </w:rPr>
@@ -3154,7 +3137,7 @@
     <w:r>
       <w:rPr>
         <w:rFonts w:ascii="Calibri" w:cs="Calibri" w:eastAsia="Calibri" w:hAnsi="Calibri"/>
-        <w:color w:val="5C6B73"/>
+        <w:color w:val="77746E"/>
         <w:sz w:val="15"/>
         <w:szCs w:val="15"/>
       </w:rPr>
@@ -3216,7 +3199,7 @@
   <w:p>
     <w:pPr>
       <w:pBdr>
-        <w:bottom w:val="single" w:color="CDD8D5" w:sz="3" w:space="3"/>
+        <w:bottom w:val="single" w:color="E6E4DF" w:sz="3" w:space="3"/>
       </w:pBdr>
       <w:tabs>
         <w:tab w:val="right" w:pos="9648"/>
@@ -3230,7 +3213,7 @@
         <w:bCs w:val="false"/>
         <w:i w:val="false"/>
         <w:iCs w:val="false"/>
-        <w:color w:val="5C6B73"/>
+        <w:color w:val="77746E"/>
         <w:sz w:val="15"/>
         <w:szCs w:val="15"/>
       </w:rPr>
@@ -3251,7 +3234,7 @@
         <w:bCs w:val="false"/>
         <w:i w:val="false"/>
         <w:iCs w:val="false"/>
-        <w:color w:val="5C6B73"/>
+        <w:color w:val="77746E"/>
         <w:sz w:val="15"/>
         <w:szCs w:val="15"/>
       </w:rPr>
@@ -3359,7 +3342,7 @@
       </w:pPr>
       <w:rPr>
         <w:rFonts w:ascii="Calibri" w:cs="Calibri" w:eastAsia="Calibri" w:hAnsi="Calibri"/>
-        <w:color w:val="2F6E63"/>
+        <w:color w:val="4A6B82"/>
         <w:sz w:val="19"/>
         <w:szCs w:val="19"/>
       </w:rPr>
@@ -3377,7 +3360,7 @@
       </w:pPr>
       <w:rPr>
         <w:rFonts w:ascii="Calibri" w:cs="Calibri" w:eastAsia="Calibri" w:hAnsi="Calibri"/>
-        <w:color w:val="2F6E63"/>
+        <w:color w:val="4A6B82"/>
         <w:sz w:val="19"/>
         <w:szCs w:val="19"/>
       </w:rPr>
@@ -3397,7 +3380,7 @@
         <w:rFonts w:ascii="Calibri" w:cs="Calibri" w:eastAsia="Calibri" w:hAnsi="Calibri"/>
         <w:b/>
         <w:bCs/>
-        <w:color w:val="2F6E63"/>
+        <w:color w:val="4A6B82"/>
         <w:sz w:val="19"/>
         <w:szCs w:val="19"/>
       </w:rPr>
@@ -3436,7 +3419,7 @@
     <w:rPrDefault>
       <w:rPr>
         <w:rFonts w:ascii="Calibri" w:cs="Calibri" w:eastAsia="Calibri" w:hAnsi="Calibri"/>
-        <w:color w:val="1F2A33"/>
+        <w:color w:val="3A3A38"/>
         <w:sz w:val="19"/>
         <w:szCs w:val="19"/>
       </w:rPr>
@@ -3623,7 +3606,7 @@
       <w:rFonts w:ascii="Georgia" w:cs="Georgia" w:eastAsia="Georgia" w:hAnsi="Georgia"/>
       <w:b/>
       <w:bCs/>
-      <w:color w:val="1F2A33"/>
+      <w:color w:val="3A3A38"/>
       <w:sz w:val="24"/>
       <w:szCs w:val="24"/>
     </w:rPr>
@@ -3637,7 +3620,7 @@
       <w:rFonts w:ascii="Calibri" w:cs="Calibri" w:eastAsia="Calibri" w:hAnsi="Calibri"/>
       <w:b/>
       <w:bCs/>
-      <w:color w:val="234f47"/>
+      <w:color w:val="2E3A44"/>
       <w:sz w:val="19"/>
       <w:szCs w:val="19"/>
     </w:rPr>

--- a/deliverables/US1117/SAM_OnSite_Guard_Onboarding_Spec.docx
+++ b/deliverables/US1117/SAM_OnSite_Guard_Onboarding_Spec.docx
@@ -295,7 +295,7 @@
                 <w:sz w:val="19"/>
                 <w:szCs w:val="19"/>
               </w:rPr>
-              <w:t xml:space="preserve">The first time a guard signs in, SAM — the in-app voice assistant — runs a short, required voice exercise that teaches the three things they will do every day: ask a question, report an incident, and correct a report. It uses a made-up incident so nothing real is affected, cannot be skipped, takes a few minutes, saves progress, and is marked complete only after the guard actually performs each step. All practice data must be kept out of every live report and dashboard — and because the filter that enforces this is not built yet, the exercise runs in the internal test environments until it is. A guard can reopen the exercise later as a refresher.</w:t>
+              <w:t xml:space="preserve">The first time a guard signs in, SAM introduces itself and shows what it can do. It should feel like unwrapping a good tool, not sitting a test: SAM welcomes them, then walks through the three everyday actions — ask a question, report an incident, fix a report — on a made-up incident so nothing real is affected. It takes a few minutes, saves progress, cannot be skipped, and counts as done only once each step is genuinely done. Practice data must stay out of every live report and dashboard — and because the filter that enforces this is not built yet, it runs in the internal test environments until that is ready. A guard can reopen it later as a refresher.</w:t>
             </w:r>
           </w:p>
         </w:tc>
@@ -313,7 +313,7 @@
         <w:pBdr>
           <w:bottom w:val="single" w:color="E6E4DF" w:sz="4" w:space="6"/>
         </w:pBdr>
-        <w:spacing w:after="78" w:before="220"/>
+        <w:spacing w:after="70" w:before="190"/>
       </w:pPr>
       <w:r>
         <w:rPr>
@@ -352,7 +352,7 @@
           <w:sz w:val="19"/>
           <w:szCs w:val="19"/>
         </w:rPr>
-        <w:t xml:space="preserve">Good to know before reading: in SAM, a guard’s message is what creates and updates their report — so a report can be fixed either by telling SAM out loud or by editing the original message. Both are practised below.</w:t>
+        <w:t xml:space="preserve">In SAM, a guard’s message is what creates and updates their report — so a report can be fixed by telling SAM out loud or by editing the original message. Both are practised below; quoted lines show the intended tone, not final copy.</w:t>
       </w:r>
     </w:p>
     <w:p>
@@ -375,7 +375,7 @@
           <w:sz w:val="19"/>
           <w:szCs w:val="19"/>
         </w:rPr>
-        <w:t xml:space="preserve">The guard signs in. If they have not completed this onboarding, it opens automatically — before the home screen — for new and existing guards alike.</w:t>
+        <w:t xml:space="preserve">The guard signs in for the first time and SAM opens by itself, before the home screen — for new and existing guards alike.</w:t>
       </w:r>
     </w:p>
     <w:p>
@@ -398,7 +398,7 @@
           <w:sz w:val="19"/>
           <w:szCs w:val="19"/>
         </w:rPr>
-        <w:t xml:space="preserve">A welcome screen explains that the exercise is required, uses made-up information, is short, and saves progress.</w:t>
+        <w:t xml:space="preserve">SAM introduces itself: “Hello — I’m SAM, your new assistant. From today I do your paperwork, so you can keep your eyes on the site. A few minutes and you’ll know everything you need.”</w:t>
       </w:r>
     </w:p>
     <w:p>
@@ -421,7 +421,7 @@
           <w:sz w:val="19"/>
           <w:szCs w:val="19"/>
         </w:rPr>
-        <w:t xml:space="preserve">The guard turns on the microphone. If they decline, SAM keeps asking with clear guidance. If the microphone truly cannot be enabled (broken hardware or company device policy), the guard is taken to a support screen — showing the site’s support contact — that still carries the always-visible urgent-incident action, so they are never trapped.</w:t>
+        <w:t xml:space="preserve">SAM asks for the microphone: “I work by voice, so I’ll need your microphone — tap allow and we’re off.” If they decline, SAM keeps asking with clear guidance; if it genuinely cannot be enabled, they go to a support screen rather than being left stuck.</w:t>
       </w:r>
     </w:p>
     <w:p>
@@ -444,7 +444,7 @@
           <w:sz w:val="19"/>
           <w:szCs w:val="19"/>
         </w:rPr>
-        <w:t xml:space="preserve">The guard asks SAM a practice question out loud (for example, “How do I report an incident?”) and SAM answers. This is practice only — no report is created.</w:t>
+        <w:t xml:space="preserve">SAM invites a question: “Ask me anything you’d ask a colleague — try, how do I report an incident?” SAM answers, then: “Any time you’re unsure, just ask.” No report is created here.</w:t>
       </w:r>
     </w:p>
     <w:p>
@@ -467,7 +467,7 @@
           <w:sz w:val="19"/>
           <w:szCs w:val="19"/>
         </w:rPr>
-        <w:t xml:space="preserve">The guard reports a made-up incident (“A Dell laptop was stolen”). SAM asks for anything missing and creates one practice report.</w:t>
+        <w:t xml:space="preserve">SAM moves to the useful part: “Now tell me about an incident the way you’d tell a colleague — let’s pretend a Dell laptop was stolen.” SAM asks for anything missing, writes one practice report, then: “Done. I wrote that up while you talked.”</w:t>
       </w:r>
     </w:p>
     <w:p>
@@ -490,7 +490,7 @@
           <w:sz w:val="19"/>
           <w:szCs w:val="19"/>
         </w:rPr>
-        <w:t xml:space="preserve">The guard says to change “Dell” to “MacBook.” The same report — and the guard’s own message — update to read “MacBook”; no second report appears.</w:t>
+        <w:t xml:space="preserve">SAM shows corrections are easy: “Got a detail wrong? Just say so — tell me to change the Dell to a MacBook.” The same report and the guard’s own message update; no second report appears.</w:t>
       </w:r>
     </w:p>
     <w:p>
@@ -513,7 +513,7 @@
           <w:sz w:val="19"/>
           <w:szCs w:val="19"/>
         </w:rPr>
-        <w:t xml:space="preserve">The guard long-presses their own message, edits it to “A MacBook was stolen at reception,” and saves. The finished report now shows both “MacBook” and “reception.”</w:t>
+        <w:t xml:space="preserve">SAM offers the other way: “Prefer to type? Press and hold your message and edit it yourself.” The guard edits it to “A MacBook was stolen at reception,” and the finished report shows both “MacBook” and “reception.”</w:t>
       </w:r>
     </w:p>
     <w:p>
@@ -536,7 +536,7 @@
           <w:sz w:val="19"/>
           <w:szCs w:val="19"/>
         </w:rPr>
-        <w:t xml:space="preserve">The exercise is marked complete — but only after SAM has seen the guard do each step for real (a question answered, one practice report created, the report showing each correction) — and the guard arrives at the normal home screen.</w:t>
+        <w:t xml:space="preserve">SAM closes warmly: “That’s the lot — you know everything you need. I’ll be here whenever you want me, just talk.” Completion is recorded only after SAM has seen each step done for real, and the guard arrives at the home screen.</w:t>
       </w:r>
     </w:p>
     <w:p>
@@ -554,33 +554,7 @@
           <w:sz w:val="18"/>
           <w:szCs w:val="18"/>
         </w:rPr>
-        <w:t xml:space="preserve">Throughout, the practice report carries a training mark from the instant it is created; that mark is what must keep it out of every live report, dashboard, analytics view, export, automated alert or integration, and the guard’s own activity list and search. An always-visible </w:t>
-      </w:r>
-      <w:r>
-        <w:rPr>
-          <w:rFonts w:ascii="Calibri" w:cs="Calibri" w:eastAsia="Calibri" w:hAnsi="Calibri"/>
-          <w:b/>
-          <w:bCs/>
-          <w:i w:val="false"/>
-          <w:iCs w:val="false"/>
-          <w:color w:val="77746E"/>
-          <w:sz w:val="18"/>
-          <w:szCs w:val="18"/>
-        </w:rPr>
-        <w:t xml:space="preserve">Report an urgent incident</w:t>
-      </w:r>
-      <w:r>
-        <w:rPr>
-          <w:rFonts w:ascii="Calibri" w:cs="Calibri" w:eastAsia="Calibri" w:hAnsi="Calibri"/>
-          <w:b w:val="false"/>
-          <w:bCs w:val="false"/>
-          <w:i w:val="false"/>
-          <w:iCs w:val="false"/>
-          <w:color w:val="77746E"/>
-          <w:sz w:val="18"/>
-          <w:szCs w:val="18"/>
-        </w:rPr>
-        <w:t xml:space="preserve"> action — a safety measure we added — lets a guard handle a real emergency at any moment, even without a microphone, and returns them to where they left off.</w:t>
+        <w:t xml:space="preserve">Throughout, the practice report carries a training mark from the instant it is created; that mark is what must keep it out of every live report, dashboard, analytics view, export, automated alert or integration, and the guard’s own activity list and search.</w:t>
       </w:r>
     </w:p>
     <w:p>
@@ -590,7 +564,7 @@
         <w:pBdr>
           <w:bottom w:val="single" w:color="E6E4DF" w:sz="4" w:space="6"/>
         </w:pBdr>
-        <w:spacing w:after="78" w:before="220"/>
+        <w:spacing w:after="70" w:before="190"/>
       </w:pPr>
       <w:r>
         <w:rPr>
@@ -738,9 +712,9 @@
               <w:right w:val="none"/>
             </w:tcBorders>
             <w:tcMar>
-              <w:top w:type="dxa" w:w="30"/>
-              <w:left w:type="dxa" w:w="40"/>
-              <w:bottom w:type="dxa" w:w="52"/>
+              <w:top w:type="dxa" w:w="26"/>
+              <w:left w:type="dxa" w:w="40"/>
+              <w:bottom w:type="dxa" w:w="44"/>
               <w:right w:type="dxa" w:w="150"/>
             </w:tcMar>
             <w:vAlign w:val="bottom"/>
@@ -773,9 +747,9 @@
               <w:right w:val="none"/>
             </w:tcBorders>
             <w:tcMar>
-              <w:top w:type="dxa" w:w="30"/>
-              <w:left w:type="dxa" w:w="40"/>
-              <w:bottom w:type="dxa" w:w="52"/>
+              <w:top w:type="dxa" w:w="26"/>
+              <w:left w:type="dxa" w:w="40"/>
+              <w:bottom w:type="dxa" w:w="44"/>
               <w:right w:type="dxa" w:w="150"/>
             </w:tcMar>
             <w:vAlign w:val="bottom"/>
@@ -813,9 +787,9 @@
               <w:right w:val="none"/>
             </w:tcBorders>
             <w:tcMar>
-              <w:top w:type="dxa" w:w="56"/>
-              <w:left w:type="dxa" w:w="40"/>
-              <w:bottom w:type="dxa" w:w="56"/>
+              <w:top w:type="dxa" w:w="46"/>
+              <w:left w:type="dxa" w:w="40"/>
+              <w:bottom w:type="dxa" w:w="46"/>
               <w:right w:type="dxa" w:w="150"/>
             </w:tcMar>
             <w:vAlign w:val="top"/>
@@ -835,7 +809,7 @@
                 <w:sz w:val="18"/>
                 <w:szCs w:val="18"/>
               </w:rPr>
-              <w:t xml:space="preserve">Automatic start &amp; refresher</w:t>
+              <w:t xml:space="preserve">Feels like a welcome, not a test</w:t>
             </w:r>
           </w:p>
           <w:p>
@@ -866,9 +840,9 @@
               <w:right w:val="none"/>
             </w:tcBorders>
             <w:tcMar>
-              <w:top w:type="dxa" w:w="56"/>
-              <w:left w:type="dxa" w:w="40"/>
-              <w:bottom w:type="dxa" w:w="56"/>
+              <w:top w:type="dxa" w:w="46"/>
+              <w:left w:type="dxa" w:w="40"/>
+              <w:bottom w:type="dxa" w:w="46"/>
               <w:right w:type="dxa" w:w="150"/>
             </w:tcMar>
             <w:vAlign w:val="top"/>
@@ -888,7 +862,7 @@
                 <w:sz w:val="18"/>
                 <w:szCs w:val="18"/>
               </w:rPr>
-              <w:t xml:space="preserve">It opens by itself the first time a guard signs in, before they can reach the home screen. A guard who has finished can reopen it any time as a refresher without losing their completed status.</w:t>
+              <w:t xml:space="preserve">SAM opens with a warm greeting saying what it does for the guard and why that helps, frames each step as a benefit (“I wrote that up while you talked”), encourages briefly after each, and signs off warmly. Short, friendly, first-person — never a dry list of instructions. Confirmed by a product read-through and by four of five test guards calling it welcoming, not a test.</w:t>
             </w:r>
           </w:p>
         </w:tc>
@@ -907,9 +881,9 @@
               <w:right w:val="none"/>
             </w:tcBorders>
             <w:tcMar>
-              <w:top w:type="dxa" w:w="56"/>
-              <w:left w:type="dxa" w:w="40"/>
-              <w:bottom w:type="dxa" w:w="56"/>
+              <w:top w:type="dxa" w:w="46"/>
+              <w:left w:type="dxa" w:w="40"/>
+              <w:bottom w:type="dxa" w:w="46"/>
               <w:right w:type="dxa" w:w="150"/>
             </w:tcMar>
             <w:vAlign w:val="top"/>
@@ -929,7 +903,7 @@
                 <w:sz w:val="18"/>
                 <w:szCs w:val="18"/>
               </w:rPr>
-              <w:t xml:space="preserve">Everyone, exactly once</w:t>
+              <w:t xml:space="preserve">Automatic start &amp; refresher</w:t>
             </w:r>
           </w:p>
           <w:p>
@@ -960,9 +934,9 @@
               <w:right w:val="none"/>
             </w:tcBorders>
             <w:tcMar>
-              <w:top w:type="dxa" w:w="56"/>
-              <w:left w:type="dxa" w:w="40"/>
-              <w:bottom w:type="dxa" w:w="56"/>
+              <w:top w:type="dxa" w:w="46"/>
+              <w:left w:type="dxa" w:w="40"/>
+              <w:bottom w:type="dxa" w:w="46"/>
               <w:right w:type="dxa" w:w="150"/>
             </w:tcMar>
             <w:vAlign w:val="top"/>
@@ -982,7 +956,7 @@
                 <w:sz w:val="18"/>
                 <w:szCs w:val="18"/>
               </w:rPr>
-              <w:t xml:space="preserve">Every active guard receives it one time — including guards who already had accounts before this feature. After finishing, their next sign-in goes straight to the home screen.</w:t>
+              <w:t xml:space="preserve">It opens by itself the first time a guard signs in, before they can reach the home screen. A guard who has finished can reopen it any time as a refresher without losing their completed status.</w:t>
             </w:r>
           </w:p>
         </w:tc>
@@ -1001,9 +975,9 @@
               <w:right w:val="none"/>
             </w:tcBorders>
             <w:tcMar>
-              <w:top w:type="dxa" w:w="56"/>
-              <w:left w:type="dxa" w:w="40"/>
-              <w:bottom w:type="dxa" w:w="56"/>
+              <w:top w:type="dxa" w:w="46"/>
+              <w:left w:type="dxa" w:w="40"/>
+              <w:bottom w:type="dxa" w:w="46"/>
               <w:right w:type="dxa" w:w="150"/>
             </w:tcMar>
             <w:vAlign w:val="top"/>
@@ -1023,7 +997,7 @@
                 <w:sz w:val="18"/>
                 <w:szCs w:val="18"/>
               </w:rPr>
-              <w:t xml:space="preserve">Cannot be skipped</w:t>
+              <w:t xml:space="preserve">Everyone, exactly once</w:t>
             </w:r>
           </w:p>
           <w:p>
@@ -1054,9 +1028,9 @@
               <w:right w:val="none"/>
             </w:tcBorders>
             <w:tcMar>
-              <w:top w:type="dxa" w:w="56"/>
-              <w:left w:type="dxa" w:w="40"/>
-              <w:bottom w:type="dxa" w:w="56"/>
+              <w:top w:type="dxa" w:w="46"/>
+              <w:left w:type="dxa" w:w="40"/>
+              <w:bottom w:type="dxa" w:w="46"/>
               <w:right w:type="dxa" w:w="150"/>
             </w:tcMar>
             <w:vAlign w:val="top"/>
@@ -1076,7 +1050,7 @@
                 <w:sz w:val="18"/>
                 <w:szCs w:val="18"/>
               </w:rPr>
-              <w:t xml:space="preserve">There is no way to reach the home screen except by completing it. The only exception is the urgent-incident action, which is a detour, not a way to finish.</w:t>
+              <w:t xml:space="preserve">Every active guard receives it one time — including guards who already had accounts before this feature. After finishing, their next sign-in goes straight to the home screen.</w:t>
             </w:r>
           </w:p>
         </w:tc>
@@ -1095,9 +1069,9 @@
               <w:right w:val="none"/>
             </w:tcBorders>
             <w:tcMar>
-              <w:top w:type="dxa" w:w="56"/>
-              <w:left w:type="dxa" w:w="40"/>
-              <w:bottom w:type="dxa" w:w="56"/>
+              <w:top w:type="dxa" w:w="46"/>
+              <w:left w:type="dxa" w:w="40"/>
+              <w:bottom w:type="dxa" w:w="46"/>
               <w:right w:type="dxa" w:w="150"/>
             </w:tcMar>
             <w:vAlign w:val="top"/>
@@ -1117,7 +1091,7 @@
                 <w:sz w:val="18"/>
                 <w:szCs w:val="18"/>
               </w:rPr>
-              <w:t xml:space="preserve">Microphone required, never a dead end</w:t>
+              <w:t xml:space="preserve">Cannot be skipped</w:t>
             </w:r>
           </w:p>
           <w:p>
@@ -1148,9 +1122,9 @@
               <w:right w:val="none"/>
             </w:tcBorders>
             <w:tcMar>
-              <w:top w:type="dxa" w:w="56"/>
-              <w:left w:type="dxa" w:w="40"/>
-              <w:bottom w:type="dxa" w:w="56"/>
+              <w:top w:type="dxa" w:w="46"/>
+              <w:left w:type="dxa" w:w="40"/>
+              <w:bottom w:type="dxa" w:w="46"/>
               <w:right w:type="dxa" w:w="150"/>
             </w:tcMar>
             <w:vAlign w:val="top"/>
@@ -1170,7 +1144,7 @@
                 <w:sz w:val="18"/>
                 <w:szCs w:val="18"/>
               </w:rPr>
-              <w:t xml:space="preserve">The guard must allow the microphone; declining re-prompts with guidance. If it genuinely cannot be enabled (broken hardware or company device policy), the guard reaches a support screen (the site’s support contact and a way to reach them) that still shows the urgent-incident action — confirmed when a blocked-microphone guard can leave the prompt and is never trapped.</w:t>
+              <w:t xml:space="preserve">There is no way to reach the home screen except by completing it.</w:t>
             </w:r>
           </w:p>
         </w:tc>
@@ -1189,9 +1163,9 @@
               <w:right w:val="none"/>
             </w:tcBorders>
             <w:tcMar>
-              <w:top w:type="dxa" w:w="56"/>
-              <w:left w:type="dxa" w:w="40"/>
-              <w:bottom w:type="dxa" w:w="56"/>
+              <w:top w:type="dxa" w:w="46"/>
+              <w:left w:type="dxa" w:w="40"/>
+              <w:bottom w:type="dxa" w:w="46"/>
               <w:right w:type="dxa" w:w="150"/>
             </w:tcMar>
             <w:vAlign w:val="top"/>
@@ -1211,7 +1185,7 @@
                 <w:sz w:val="18"/>
                 <w:szCs w:val="18"/>
               </w:rPr>
-              <w:t xml:space="preserve">Ask a question (practice only)</w:t>
+              <w:t xml:space="preserve">Microphone required, never a dead end</w:t>
             </w:r>
           </w:p>
           <w:p>
@@ -1223,12 +1197,12 @@
                 <w:rFonts w:ascii="Calibri" w:cs="Calibri" w:eastAsia="Calibri" w:hAnsi="Calibri"/>
                 <w:b/>
                 <w:bCs/>
-                <w:color w:val="8A6A1F"/>
+                <w:color w:val="43724E"/>
                 <w:spacing w:val="6"/>
                 <w:sz w:val="14"/>
                 <w:szCs w:val="14"/>
               </w:rPr>
-              <w:t xml:space="preserve">PROPOSED</w:t>
+              <w:t xml:space="preserve">CONFIRMED</w:t>
             </w:r>
           </w:p>
         </w:tc>
@@ -1242,9 +1216,9 @@
               <w:right w:val="none"/>
             </w:tcBorders>
             <w:tcMar>
-              <w:top w:type="dxa" w:w="56"/>
-              <w:left w:type="dxa" w:w="40"/>
-              <w:bottom w:type="dxa" w:w="56"/>
+              <w:top w:type="dxa" w:w="46"/>
+              <w:left w:type="dxa" w:w="40"/>
+              <w:bottom w:type="dxa" w:w="46"/>
               <w:right w:type="dxa" w:w="150"/>
             </w:tcMar>
             <w:vAlign w:val="top"/>
@@ -1264,7 +1238,7 @@
                 <w:sz w:val="18"/>
                 <w:szCs w:val="18"/>
               </w:rPr>
-              <w:t xml:space="preserve">The guard asks SAM a spoken question and SAM answers. Confirmed correct when SAM gives an answer and no report is created by this step.</w:t>
+              <w:t xml:space="preserve">The guard must allow the microphone; declining re-prompts with friendly guidance. If it genuinely cannot be enabled (broken hardware or device policy), the guard reaches a support screen — confirmed when a blocked-microphone guard can leave the prompt and is never trapped.</w:t>
             </w:r>
           </w:p>
         </w:tc>
@@ -1283,9 +1257,9 @@
               <w:right w:val="none"/>
             </w:tcBorders>
             <w:tcMar>
-              <w:top w:type="dxa" w:w="56"/>
-              <w:left w:type="dxa" w:w="40"/>
-              <w:bottom w:type="dxa" w:w="56"/>
+              <w:top w:type="dxa" w:w="46"/>
+              <w:left w:type="dxa" w:w="40"/>
+              <w:bottom w:type="dxa" w:w="46"/>
               <w:right w:type="dxa" w:w="150"/>
             </w:tcMar>
             <w:vAlign w:val="top"/>
@@ -1305,7 +1279,7 @@
                 <w:sz w:val="18"/>
                 <w:szCs w:val="18"/>
               </w:rPr>
-              <w:t xml:space="preserve">Report one practice incident</w:t>
+              <w:t xml:space="preserve">Ask a question (practice only)</w:t>
             </w:r>
           </w:p>
           <w:p>
@@ -1336,9 +1310,9 @@
               <w:right w:val="none"/>
             </w:tcBorders>
             <w:tcMar>
-              <w:top w:type="dxa" w:w="56"/>
-              <w:left w:type="dxa" w:w="40"/>
-              <w:bottom w:type="dxa" w:w="56"/>
+              <w:top w:type="dxa" w:w="46"/>
+              <w:left w:type="dxa" w:w="40"/>
+              <w:bottom w:type="dxa" w:w="46"/>
               <w:right w:type="dxa" w:w="150"/>
             </w:tcMar>
             <w:vAlign w:val="top"/>
@@ -1358,7 +1332,7 @@
                 <w:sz w:val="18"/>
                 <w:szCs w:val="18"/>
               </w:rPr>
-              <w:t xml:space="preserve">The guard reports the made-up incident and SAM creates exactly one practice report. Repeats or retries must never create extra reports.</w:t>
+              <w:t xml:space="preserve">The guard asks a spoken question and SAM answers. Confirmed when SAM answers and no report is created by this step.</w:t>
             </w:r>
           </w:p>
         </w:tc>
@@ -1377,9 +1351,9 @@
               <w:right w:val="none"/>
             </w:tcBorders>
             <w:tcMar>
-              <w:top w:type="dxa" w:w="56"/>
-              <w:left w:type="dxa" w:w="40"/>
-              <w:bottom w:type="dxa" w:w="56"/>
+              <w:top w:type="dxa" w:w="46"/>
+              <w:left w:type="dxa" w:w="40"/>
+              <w:bottom w:type="dxa" w:w="46"/>
               <w:right w:type="dxa" w:w="150"/>
             </w:tcMar>
             <w:vAlign w:val="top"/>
@@ -1399,7 +1373,7 @@
                 <w:sz w:val="18"/>
                 <w:szCs w:val="18"/>
               </w:rPr>
-              <w:t xml:space="preserve">Fix a report by voice</w:t>
+              <w:t xml:space="preserve">Report one practice incident</w:t>
             </w:r>
           </w:p>
           <w:p>
@@ -1411,12 +1385,12 @@
                 <w:rFonts w:ascii="Calibri" w:cs="Calibri" w:eastAsia="Calibri" w:hAnsi="Calibri"/>
                 <w:b/>
                 <w:bCs/>
-                <w:color w:val="43724E"/>
+                <w:color w:val="8A6A1F"/>
                 <w:spacing w:val="6"/>
                 <w:sz w:val="14"/>
                 <w:szCs w:val="14"/>
               </w:rPr>
-              <w:t xml:space="preserve">CONFIRMED</w:t>
+              <w:t xml:space="preserve">PROPOSED</w:t>
             </w:r>
           </w:p>
         </w:tc>
@@ -1430,9 +1404,9 @@
               <w:right w:val="none"/>
             </w:tcBorders>
             <w:tcMar>
-              <w:top w:type="dxa" w:w="56"/>
-              <w:left w:type="dxa" w:w="40"/>
-              <w:bottom w:type="dxa" w:w="56"/>
+              <w:top w:type="dxa" w:w="46"/>
+              <w:left w:type="dxa" w:w="40"/>
+              <w:bottom w:type="dxa" w:w="46"/>
               <w:right w:type="dxa" w:w="150"/>
             </w:tcMar>
             <w:vAlign w:val="top"/>
@@ -1452,7 +1426,7 @@
                 <w:sz w:val="18"/>
                 <w:szCs w:val="18"/>
               </w:rPr>
-              <w:t xml:space="preserve">The guard tells SAM to change “Dell” to “MacBook”; the same report updates and no duplicate appears. (The exact way the app updates the report is a Check-with-engineering item.)</w:t>
+              <w:t xml:space="preserve">The guard reports the made-up incident and SAM creates exactly one practice report. Repeats or retries must never create extra reports.</w:t>
             </w:r>
           </w:p>
         </w:tc>
@@ -1471,9 +1445,9 @@
               <w:right w:val="none"/>
             </w:tcBorders>
             <w:tcMar>
-              <w:top w:type="dxa" w:w="56"/>
-              <w:left w:type="dxa" w:w="40"/>
-              <w:bottom w:type="dxa" w:w="56"/>
+              <w:top w:type="dxa" w:w="46"/>
+              <w:left w:type="dxa" w:w="40"/>
+              <w:bottom w:type="dxa" w:w="46"/>
               <w:right w:type="dxa" w:w="150"/>
             </w:tcMar>
             <w:vAlign w:val="top"/>
@@ -1493,7 +1467,7 @@
                 <w:sz w:val="18"/>
                 <w:szCs w:val="18"/>
               </w:rPr>
-              <w:t xml:space="preserve">Fix a report by hand</w:t>
+              <w:t xml:space="preserve">Fix a report by voice</w:t>
             </w:r>
           </w:p>
           <w:p>
@@ -1524,9 +1498,9 @@
               <w:right w:val="none"/>
             </w:tcBorders>
             <w:tcMar>
-              <w:top w:type="dxa" w:w="56"/>
-              <w:left w:type="dxa" w:w="40"/>
-              <w:bottom w:type="dxa" w:w="56"/>
+              <w:top w:type="dxa" w:w="46"/>
+              <w:left w:type="dxa" w:w="40"/>
+              <w:bottom w:type="dxa" w:w="46"/>
               <w:right w:type="dxa" w:w="150"/>
             </w:tcMar>
             <w:vAlign w:val="top"/>
@@ -1546,7 +1520,7 @@
                 <w:sz w:val="18"/>
                 <w:szCs w:val="18"/>
               </w:rPr>
-              <w:t xml:space="preserve">The guard long-presses their own message, edits it, and saves; the finished report contains both “MacBook” and “reception.” (Whether the app already supports this edit is a Check-with-engineering item.)</w:t>
+              <w:t xml:space="preserve">The guard tells SAM to change “Dell” to “MacBook”; the same report updates and no duplicate appears. (The exact way the app updates the report is a Check-with-engineering item.)</w:t>
             </w:r>
           </w:p>
         </w:tc>
@@ -1565,9 +1539,9 @@
               <w:right w:val="none"/>
             </w:tcBorders>
             <w:tcMar>
-              <w:top w:type="dxa" w:w="56"/>
-              <w:left w:type="dxa" w:w="40"/>
-              <w:bottom w:type="dxa" w:w="56"/>
+              <w:top w:type="dxa" w:w="46"/>
+              <w:left w:type="dxa" w:w="40"/>
+              <w:bottom w:type="dxa" w:w="46"/>
               <w:right w:type="dxa" w:w="150"/>
             </w:tcMar>
             <w:vAlign w:val="top"/>
@@ -1587,7 +1561,7 @@
                 <w:sz w:val="18"/>
                 <w:szCs w:val="18"/>
               </w:rPr>
-              <w:t xml:space="preserve">Marked as training at creation</w:t>
+              <w:t xml:space="preserve">Fix a report by hand</w:t>
             </w:r>
           </w:p>
           <w:p>
@@ -1618,9 +1592,9 @@
               <w:right w:val="none"/>
             </w:tcBorders>
             <w:tcMar>
-              <w:top w:type="dxa" w:w="56"/>
-              <w:left w:type="dxa" w:w="40"/>
-              <w:bottom w:type="dxa" w:w="56"/>
+              <w:top w:type="dxa" w:w="46"/>
+              <w:left w:type="dxa" w:w="40"/>
+              <w:bottom w:type="dxa" w:w="46"/>
               <w:right w:type="dxa" w:w="150"/>
             </w:tcMar>
             <w:vAlign w:val="top"/>
@@ -1640,7 +1614,7 @@
                 <w:sz w:val="18"/>
                 <w:szCs w:val="18"/>
               </w:rPr>
-              <w:t xml:space="preserve">Every practice report is flagged as training (archive / soft-delete) the moment it is created — the platform already has this flag for exactly this purpose — so a report never exists un-marked.</w:t>
+              <w:t xml:space="preserve">The guard long-presses their own message, edits it, and saves; the finished report contains both “MacBook” and “reception.” (Whether the app already supports this edit is a Check-with-engineering item.)</w:t>
             </w:r>
           </w:p>
         </w:tc>
@@ -1659,9 +1633,9 @@
               <w:right w:val="none"/>
             </w:tcBorders>
             <w:tcMar>
-              <w:top w:type="dxa" w:w="56"/>
-              <w:left w:type="dxa" w:w="40"/>
-              <w:bottom w:type="dxa" w:w="56"/>
+              <w:top w:type="dxa" w:w="46"/>
+              <w:left w:type="dxa" w:w="40"/>
+              <w:bottom w:type="dxa" w:w="46"/>
               <w:right w:type="dxa" w:w="150"/>
             </w:tcMar>
             <w:vAlign w:val="top"/>
@@ -1681,7 +1655,7 @@
                 <w:sz w:val="18"/>
                 <w:szCs w:val="18"/>
               </w:rPr>
-              <w:t xml:space="preserve">Kept out of every live surface</w:t>
+              <w:t xml:space="preserve">Marked as training at creation</w:t>
             </w:r>
           </w:p>
           <w:p>
@@ -1712,9 +1686,9 @@
               <w:right w:val="none"/>
             </w:tcBorders>
             <w:tcMar>
-              <w:top w:type="dxa" w:w="56"/>
-              <w:left w:type="dxa" w:w="40"/>
-              <w:bottom w:type="dxa" w:w="56"/>
+              <w:top w:type="dxa" w:w="46"/>
+              <w:left w:type="dxa" w:w="40"/>
+              <w:bottom w:type="dxa" w:w="46"/>
               <w:right w:type="dxa" w:w="150"/>
             </w:tcMar>
             <w:vAlign w:val="top"/>
@@ -1734,7 +1708,7 @@
                 <w:sz w:val="18"/>
                 <w:szCs w:val="18"/>
               </w:rPr>
-              <w:t xml:space="preserve">The practice report must appear in no live surface — reports, dashboards, analytics, exports, automated alerts and integrations, and the guard’s own activity list and search. The filter that excludes training-marked data does not exist yet, so archived data is currently still visible in production; this exclusion filter must be built and verified before go-live. Until then the exercise runs only in the internal test environments.</w:t>
+              <w:t xml:space="preserve">Every practice report is flagged as training (archive / soft-delete) the moment it is created — the platform already has this flag for exactly this purpose — so a report never exists un-marked.</w:t>
             </w:r>
           </w:p>
         </w:tc>
@@ -1753,9 +1727,9 @@
               <w:right w:val="none"/>
             </w:tcBorders>
             <w:tcMar>
-              <w:top w:type="dxa" w:w="56"/>
-              <w:left w:type="dxa" w:w="40"/>
-              <w:bottom w:type="dxa" w:w="56"/>
+              <w:top w:type="dxa" w:w="46"/>
+              <w:left w:type="dxa" w:w="40"/>
+              <w:bottom w:type="dxa" w:w="46"/>
               <w:right w:type="dxa" w:w="150"/>
             </w:tcMar>
             <w:vAlign w:val="top"/>
@@ -1775,7 +1749,7 @@
                 <w:sz w:val="18"/>
                 <w:szCs w:val="18"/>
               </w:rPr>
-              <w:t xml:space="preserve">Finishing is earned &amp; remembered</w:t>
+              <w:t xml:space="preserve">Kept out of every live surface</w:t>
             </w:r>
           </w:p>
           <w:p>
@@ -1787,12 +1761,12 @@
                 <w:rFonts w:ascii="Calibri" w:cs="Calibri" w:eastAsia="Calibri" w:hAnsi="Calibri"/>
                 <w:b/>
                 <w:bCs/>
-                <w:color w:val="8A6A1F"/>
+                <w:color w:val="43724E"/>
                 <w:spacing w:val="6"/>
                 <w:sz w:val="14"/>
                 <w:szCs w:val="14"/>
               </w:rPr>
-              <w:t xml:space="preserve">PROPOSED</w:t>
+              <w:t xml:space="preserve">CONFIRMED</w:t>
             </w:r>
           </w:p>
         </w:tc>
@@ -1806,9 +1780,9 @@
               <w:right w:val="none"/>
             </w:tcBorders>
             <w:tcMar>
-              <w:top w:type="dxa" w:w="56"/>
-              <w:left w:type="dxa" w:w="40"/>
-              <w:bottom w:type="dxa" w:w="56"/>
+              <w:top w:type="dxa" w:w="46"/>
+              <w:left w:type="dxa" w:w="40"/>
+              <w:bottom w:type="dxa" w:w="46"/>
               <w:right w:type="dxa" w:w="150"/>
             </w:tcMar>
             <w:vAlign w:val="top"/>
@@ -1828,7 +1802,7 @@
                 <w:sz w:val="18"/>
                 <w:szCs w:val="18"/>
               </w:rPr>
-              <w:t xml:space="preserve">Completion is recorded only after SAM sees the guard actually do each step — never a quiz or an “I’m done” button. It is stored on the server as version 1, issued once per guard, survives closing the app or switching devices, and cannot be duplicated.</w:t>
+              <w:t xml:space="preserve">The practice report must appear in no live surface — reports, dashboards, analytics, exports, automated alerts and integrations, and the guard’s own activity list and search. The filter that excludes training-marked data does not exist yet, so archived data is still visible in production; it must be built and verified before go-live. Until then this runs only in the internal test environments.</w:t>
             </w:r>
           </w:p>
         </w:tc>
@@ -1847,9 +1821,9 @@
               <w:right w:val="none"/>
             </w:tcBorders>
             <w:tcMar>
-              <w:top w:type="dxa" w:w="56"/>
-              <w:left w:type="dxa" w:w="40"/>
-              <w:bottom w:type="dxa" w:w="56"/>
+              <w:top w:type="dxa" w:w="46"/>
+              <w:left w:type="dxa" w:w="40"/>
+              <w:bottom w:type="dxa" w:w="46"/>
               <w:right w:type="dxa" w:w="150"/>
             </w:tcMar>
             <w:vAlign w:val="top"/>
@@ -1869,7 +1843,7 @@
                 <w:sz w:val="18"/>
                 <w:szCs w:val="18"/>
               </w:rPr>
-              <w:t xml:space="preserve">Emergencies always get through</w:t>
+              <w:t xml:space="preserve">Finishing is earned &amp; remembered</w:t>
             </w:r>
           </w:p>
           <w:p>
@@ -1900,9 +1874,9 @@
               <w:right w:val="none"/>
             </w:tcBorders>
             <w:tcMar>
-              <w:top w:type="dxa" w:w="56"/>
-              <w:left w:type="dxa" w:w="40"/>
-              <w:bottom w:type="dxa" w:w="56"/>
+              <w:top w:type="dxa" w:w="46"/>
+              <w:left w:type="dxa" w:w="40"/>
+              <w:bottom w:type="dxa" w:w="46"/>
               <w:right w:type="dxa" w:w="150"/>
             </w:tcMar>
             <w:vAlign w:val="top"/>
@@ -1922,7 +1896,7 @@
                 <w:sz w:val="18"/>
                 <w:szCs w:val="18"/>
               </w:rPr>
-              <w:t xml:space="preserve">A safety measure we added, not an original requirement: a “Report an urgent incident” action is visible on every onboarding screen, works without a microphone, opens normal reporting, and returns the guard to where they left off. It does not count as finishing or skipping.</w:t>
+              <w:t xml:space="preserve">Completion is recorded only after SAM sees each step done for real — never a quiz or an “I’m done” button. Stored on the server as version 1, issued once per guard, survives closing the app or switching devices, and cannot be duplicated.</w:t>
             </w:r>
           </w:p>
         </w:tc>
@@ -1941,9 +1915,9 @@
               <w:right w:val="none"/>
             </w:tcBorders>
             <w:tcMar>
-              <w:top w:type="dxa" w:w="56"/>
-              <w:left w:type="dxa" w:w="40"/>
-              <w:bottom w:type="dxa" w:w="56"/>
+              <w:top w:type="dxa" w:w="46"/>
+              <w:left w:type="dxa" w:w="40"/>
+              <w:bottom w:type="dxa" w:w="46"/>
               <w:right w:type="dxa" w:w="150"/>
             </w:tcMar>
             <w:vAlign w:val="top"/>
@@ -1994,9 +1968,9 @@
               <w:right w:val="none"/>
             </w:tcBorders>
             <w:tcMar>
-              <w:top w:type="dxa" w:w="56"/>
-              <w:left w:type="dxa" w:w="40"/>
-              <w:bottom w:type="dxa" w:w="56"/>
+              <w:top w:type="dxa" w:w="46"/>
+              <w:left w:type="dxa" w:w="40"/>
+              <w:bottom w:type="dxa" w:w="46"/>
               <w:right w:type="dxa" w:w="150"/>
             </w:tcMar>
             <w:vAlign w:val="top"/>
@@ -2017,6 +1991,100 @@
                 <w:szCs w:val="18"/>
               </w:rPr>
               <w:t xml:space="preserve">Extra visual help (tooltips, highlights) for dark or noisy sites is not built now; the need is judged during testing.</w:t>
+            </w:r>
+          </w:p>
+        </w:tc>
+      </w:tr>
+      <w:tr>
+        <w:trPr>
+          <w:cantSplit/>
+        </w:trPr>
+        <w:tc>
+          <w:tcPr>
+            <w:tcW w:type="dxa" w:w="2340"/>
+            <w:tcBorders>
+              <w:top w:val="none"/>
+              <w:left w:val="none"/>
+              <w:bottom w:val="none"/>
+              <w:right w:val="none"/>
+            </w:tcBorders>
+            <w:tcMar>
+              <w:top w:type="dxa" w:w="46"/>
+              <w:left w:type="dxa" w:w="40"/>
+              <w:bottom w:type="dxa" w:w="46"/>
+              <w:right w:type="dxa" w:w="150"/>
+            </w:tcMar>
+            <w:vAlign w:val="top"/>
+          </w:tcPr>
+          <w:p>
+            <w:pPr>
+              <w:spacing w:after="30"/>
+            </w:pPr>
+            <w:r>
+              <w:rPr>
+                <w:rFonts w:ascii="Calibri" w:cs="Calibri" w:eastAsia="Calibri" w:hAnsi="Calibri"/>
+                <w:b/>
+                <w:bCs/>
+                <w:i w:val="false"/>
+                <w:iCs w:val="false"/>
+                <w:color w:val="3A3A38"/>
+                <w:sz w:val="18"/>
+                <w:szCs w:val="18"/>
+              </w:rPr>
+              <w:t xml:space="preserve">A way out for a real incident (minor)</w:t>
+            </w:r>
+          </w:p>
+          <w:p>
+            <w:pPr>
+              <w:spacing w:after="0"/>
+            </w:pPr>
+            <w:r>
+              <w:rPr>
+                <w:rFonts w:ascii="Calibri" w:cs="Calibri" w:eastAsia="Calibri" w:hAnsi="Calibri"/>
+                <w:b/>
+                <w:bCs/>
+                <w:color w:val="8A6A1F"/>
+                <w:spacing w:val="6"/>
+                <w:sz w:val="14"/>
+                <w:szCs w:val="14"/>
+              </w:rPr>
+              <w:t xml:space="preserve">PROPOSED</w:t>
+            </w:r>
+          </w:p>
+        </w:tc>
+        <w:tc>
+          <w:tcPr>
+            <w:tcW w:type="dxa" w:w="7308"/>
+            <w:tcBorders>
+              <w:top w:val="none"/>
+              <w:left w:val="none"/>
+              <w:bottom w:val="none"/>
+              <w:right w:val="none"/>
+            </w:tcBorders>
+            <w:tcMar>
+              <w:top w:type="dxa" w:w="46"/>
+              <w:left w:type="dxa" w:w="40"/>
+              <w:bottom w:type="dxa" w:w="46"/>
+              <w:right w:type="dxa" w:w="150"/>
+            </w:tcMar>
+            <w:vAlign w:val="top"/>
+          </w:tcPr>
+          <w:p>
+            <w:pPr>
+              <w:spacing w:after="0" w:line="244" w:lineRule="auto"/>
+            </w:pPr>
+            <w:r>
+              <w:rPr>
+                <w:rFonts w:ascii="Calibri" w:cs="Calibri" w:eastAsia="Calibri" w:hAnsi="Calibri"/>
+                <w:b w:val="false"/>
+                <w:bCs w:val="false"/>
+                <w:i w:val="false"/>
+                <w:iCs w:val="false"/>
+                <w:color w:val="3A3A38"/>
+                <w:sz w:val="18"/>
+                <w:szCs w:val="18"/>
+              </w:rPr>
+              <w:t xml:space="preserve">Deliberately small: leave onboarding, report a real incident, and return to where they left off, without it counting as finishing or skipping. In practice guards handle real emergencies as they always have, and new guards are accompanied early on — a low-priority safeguard, not a focus.</w:t>
             </w:r>
           </w:p>
         </w:tc>
@@ -2029,7 +2097,7 @@
         <w:pBdr>
           <w:bottom w:val="single" w:color="E6E4DF" w:sz="4" w:space="6"/>
         </w:pBdr>
-        <w:spacing w:after="78" w:before="220"/>
+        <w:spacing w:after="70" w:before="190"/>
       </w:pPr>
       <w:r>
         <w:rPr>
@@ -2112,7 +2180,7 @@
           <w:sz w:val="19"/>
           <w:szCs w:val="19"/>
         </w:rPr>
-        <w:t xml:space="preserve"> the filtering that actually keeps marked data out of live surfaces does not exist yet — today, archived items are still visible in production — so it is a required enhancement, not something that works today. This exercise therefore runs only in the internal test environments until that exclusion filter is built and verified, and must not go live in production before then. When built, the filter should work </w:t>
+        <w:t xml:space="preserve"> the filtering that keeps marked data out of live surfaces does not exist yet — today, archived items are still visible in production — so it is a required enhancement, not something that works today. This runs only in the internal test environments until that filter is built and verified, and must not go live before then. When built, it should work </w:t>
       </w:r>
       <w:r>
         <w:rPr>
@@ -2138,7 +2206,7 @@
           <w:sz w:val="19"/>
           <w:szCs w:val="19"/>
         </w:rPr>
-        <w:t xml:space="preserve"> at the shared data layer, so every current and future live surface excludes training data automatically rather than each one having to remember to. Permanent deletion of practice data is a separate database clean-up done later; only the guard’s completion status is kept.</w:t>
+        <w:t xml:space="preserve"> at the shared data layer, so every current and future surface excludes training data automatically. Permanent deletion is a separate clean-up done later; only the guard’s completion status is kept.</w:t>
       </w:r>
     </w:p>
     <w:p>
@@ -2174,7 +2242,7 @@
           <w:sz w:val="19"/>
           <w:szCs w:val="19"/>
         </w:rPr>
-        <w:t xml:space="preserve">Onboarding is marked complete only after the system observes the guard perform each real action, and that status lives on the server (never trusted from the phone alone). It is issued once per guard, resumes safely if the app closes or the guard switches devices, and two sessions at once can never create duplicate reports or roll progress backwards. If practice data cannot be safely hidden at any point, completion is withheld and the guard stays in the exercise — protecting live data always outranks finishing.</w:t>
+        <w:t xml:space="preserve">Completion is recorded only after the system observes each real action, and lives on the server (never trusted from the phone). It is issued once per guard, resumes safely if the app closes or the guard switches devices, and two sessions at once can never create duplicate reports or roll progress backwards. If practice data cannot be safely hidden, completion is withheld and the guard stays in the exercise — protecting live data outranks finishing.</w:t>
       </w:r>
     </w:p>
     <w:p>
@@ -2184,7 +2252,7 @@
         <w:pBdr>
           <w:bottom w:val="single" w:color="E6E4DF" w:sz="4" w:space="6"/>
         </w:pBdr>
-        <w:spacing w:after="78" w:before="220"/>
+        <w:spacing w:after="70" w:before="190"/>
       </w:pPr>
       <w:r>
         <w:rPr>
@@ -2239,9 +2307,9 @@
               <w:right w:val="none"/>
             </w:tcBorders>
             <w:tcMar>
-              <w:top w:type="dxa" w:w="30"/>
-              <w:left w:type="dxa" w:w="40"/>
-              <w:bottom w:type="dxa" w:w="52"/>
+              <w:top w:type="dxa" w:w="26"/>
+              <w:left w:type="dxa" w:w="40"/>
+              <w:bottom w:type="dxa" w:w="44"/>
               <w:right w:type="dxa" w:w="150"/>
             </w:tcMar>
             <w:vAlign w:val="bottom"/>
@@ -2274,9 +2342,9 @@
               <w:right w:val="none"/>
             </w:tcBorders>
             <w:tcMar>
-              <w:top w:type="dxa" w:w="30"/>
-              <w:left w:type="dxa" w:w="40"/>
-              <w:bottom w:type="dxa" w:w="52"/>
+              <w:top w:type="dxa" w:w="26"/>
+              <w:left w:type="dxa" w:w="40"/>
+              <w:bottom w:type="dxa" w:w="44"/>
               <w:right w:type="dxa" w:w="150"/>
             </w:tcMar>
             <w:vAlign w:val="bottom"/>
@@ -2314,9 +2382,9 @@
               <w:right w:val="none"/>
             </w:tcBorders>
             <w:tcMar>
-              <w:top w:type="dxa" w:w="56"/>
-              <w:left w:type="dxa" w:w="40"/>
-              <w:bottom w:type="dxa" w:w="56"/>
+              <w:top w:type="dxa" w:w="46"/>
+              <w:left w:type="dxa" w:w="40"/>
+              <w:bottom w:type="dxa" w:w="46"/>
               <w:right w:type="dxa" w:w="150"/>
             </w:tcMar>
             <w:vAlign w:val="top"/>
@@ -2350,9 +2418,9 @@
               <w:right w:val="none"/>
             </w:tcBorders>
             <w:tcMar>
-              <w:top w:type="dxa" w:w="56"/>
-              <w:left w:type="dxa" w:w="40"/>
-              <w:bottom w:type="dxa" w:w="56"/>
+              <w:top w:type="dxa" w:w="46"/>
+              <w:left w:type="dxa" w:w="40"/>
+              <w:bottom w:type="dxa" w:w="46"/>
               <w:right w:type="dxa" w:w="150"/>
             </w:tcMar>
             <w:vAlign w:val="top"/>
@@ -2372,7 +2440,7 @@
                 <w:sz w:val="18"/>
                 <w:szCs w:val="18"/>
               </w:rPr>
-              <w:t xml:space="preserve">SAM keeps asking with clear steps to enable it; a truly blocked microphone routes to support. The urgent-incident action still works without a microphone, so a real emergency is never blocked.</w:t>
+              <w:t xml:space="preserve">SAM keeps asking with friendly, clear steps to enable it; a truly blocked microphone routes to support so the guard is never stuck.</w:t>
             </w:r>
           </w:p>
         </w:tc>
@@ -2391,9 +2459,9 @@
               <w:right w:val="none"/>
             </w:tcBorders>
             <w:tcMar>
-              <w:top w:type="dxa" w:w="56"/>
-              <w:left w:type="dxa" w:w="40"/>
-              <w:bottom w:type="dxa" w:w="56"/>
+              <w:top w:type="dxa" w:w="46"/>
+              <w:left w:type="dxa" w:w="40"/>
+              <w:bottom w:type="dxa" w:w="46"/>
               <w:right w:type="dxa" w:w="150"/>
             </w:tcMar>
             <w:vAlign w:val="top"/>
@@ -2427,9 +2495,9 @@
               <w:right w:val="none"/>
             </w:tcBorders>
             <w:tcMar>
-              <w:top w:type="dxa" w:w="56"/>
-              <w:left w:type="dxa" w:w="40"/>
-              <w:bottom w:type="dxa" w:w="56"/>
+              <w:top w:type="dxa" w:w="46"/>
+              <w:left w:type="dxa" w:w="40"/>
+              <w:bottom w:type="dxa" w:w="46"/>
               <w:right w:type="dxa" w:w="150"/>
             </w:tcMar>
             <w:vAlign w:val="top"/>
@@ -2468,9 +2536,9 @@
               <w:right w:val="none"/>
             </w:tcBorders>
             <w:tcMar>
-              <w:top w:type="dxa" w:w="56"/>
-              <w:left w:type="dxa" w:w="40"/>
-              <w:bottom w:type="dxa" w:w="56"/>
+              <w:top w:type="dxa" w:w="46"/>
+              <w:left w:type="dxa" w:w="40"/>
+              <w:bottom w:type="dxa" w:w="46"/>
               <w:right w:type="dxa" w:w="150"/>
             </w:tcMar>
             <w:vAlign w:val="top"/>
@@ -2504,9 +2572,9 @@
               <w:right w:val="none"/>
             </w:tcBorders>
             <w:tcMar>
-              <w:top w:type="dxa" w:w="56"/>
-              <w:left w:type="dxa" w:w="40"/>
-              <w:bottom w:type="dxa" w:w="56"/>
+              <w:top w:type="dxa" w:w="46"/>
+              <w:left w:type="dxa" w:w="40"/>
+              <w:bottom w:type="dxa" w:w="46"/>
               <w:right w:type="dxa" w:w="150"/>
             </w:tcMar>
             <w:vAlign w:val="top"/>
@@ -2545,9 +2613,9 @@
               <w:right w:val="none"/>
             </w:tcBorders>
             <w:tcMar>
-              <w:top w:type="dxa" w:w="56"/>
-              <w:left w:type="dxa" w:w="40"/>
-              <w:bottom w:type="dxa" w:w="56"/>
+              <w:top w:type="dxa" w:w="46"/>
+              <w:left w:type="dxa" w:w="40"/>
+              <w:bottom w:type="dxa" w:w="46"/>
               <w:right w:type="dxa" w:w="150"/>
             </w:tcMar>
             <w:vAlign w:val="top"/>
@@ -2581,9 +2649,9 @@
               <w:right w:val="none"/>
             </w:tcBorders>
             <w:tcMar>
-              <w:top w:type="dxa" w:w="56"/>
-              <w:left w:type="dxa" w:w="40"/>
-              <w:bottom w:type="dxa" w:w="56"/>
+              <w:top w:type="dxa" w:w="46"/>
+              <w:left w:type="dxa" w:w="40"/>
+              <w:bottom w:type="dxa" w:w="46"/>
               <w:right w:type="dxa" w:w="150"/>
             </w:tcMar>
             <w:vAlign w:val="top"/>
@@ -2622,9 +2690,9 @@
               <w:right w:val="none"/>
             </w:tcBorders>
             <w:tcMar>
-              <w:top w:type="dxa" w:w="56"/>
-              <w:left w:type="dxa" w:w="40"/>
-              <w:bottom w:type="dxa" w:w="56"/>
+              <w:top w:type="dxa" w:w="46"/>
+              <w:left w:type="dxa" w:w="40"/>
+              <w:bottom w:type="dxa" w:w="46"/>
               <w:right w:type="dxa" w:w="150"/>
             </w:tcMar>
             <w:vAlign w:val="top"/>
@@ -2658,9 +2726,9 @@
               <w:right w:val="none"/>
             </w:tcBorders>
             <w:tcMar>
-              <w:top w:type="dxa" w:w="56"/>
-              <w:left w:type="dxa" w:w="40"/>
-              <w:bottom w:type="dxa" w:w="56"/>
+              <w:top w:type="dxa" w:w="46"/>
+              <w:left w:type="dxa" w:w="40"/>
+              <w:bottom w:type="dxa" w:w="46"/>
               <w:right w:type="dxa" w:w="150"/>
             </w:tcMar>
             <w:vAlign w:val="top"/>
@@ -2693,7 +2761,7 @@
         <w:pBdr>
           <w:bottom w:val="single" w:color="E6E4DF" w:sz="4" w:space="6"/>
         </w:pBdr>
-        <w:spacing w:after="78" w:before="220"/>
+        <w:spacing w:after="70" w:before="190"/>
       </w:pPr>
       <w:r>
         <w:rPr>
@@ -2880,7 +2948,7 @@
         <w:pBdr>
           <w:bottom w:val="single" w:color="E6E4DF" w:sz="4" w:space="6"/>
         </w:pBdr>
-        <w:spacing w:after="78" w:before="220"/>
+        <w:spacing w:after="70" w:before="190"/>
       </w:pPr>
       <w:r>
         <w:rPr>
@@ -2945,7 +3013,7 @@
           <w:sz w:val="19"/>
           <w:szCs w:val="19"/>
         </w:rPr>
-        <w:t xml:space="preserve"> until the exclusion filter that hides training data from every live surface is built and verified; until then this runs only in the internal test environments (DEV/UAT) with a dedicated test customer account (tenant) and test guards. Roll out behind a switch so it can be turned on gradually and turned off instantly, without erasing anyone’s completed status. This is universal for all guards — no customer-specific setup — and it does not change any existing templates. Nothing reaches production without Vincent Smeyers’ sign-off.</w:t>
+        <w:t xml:space="preserve"> until the exclusion filter that hides training data from every live surface is built and verified; until then it runs only in DEV/UAT with a dedicated test tenant and test guards. Roll out behind a switch, so it can be enabled gradually and turned off instantly without erasing completed status. It is universal for all guards — no customer-specific setup — and changes no existing templates. Nothing reaches production without Vincent Smeyers’ sign-off.</w:t>
       </w:r>
     </w:p>
     <w:p>
@@ -3053,7 +3121,7 @@
           <w:sz w:val="16"/>
           <w:szCs w:val="16"/>
         </w:rPr>
-        <w:t xml:space="preserve">This document describes intended behaviour for internal build and testing. No production change is made until Vincent Smeyers has signed off.</w:t>
+        <w:t xml:space="preserve">Internal build and testing only — no production change until Vincent Smeyers has signed off.</w:t>
       </w:r>
     </w:p>
     <w:sectPr>

--- a/deliverables/US1117/SAM_OnSite_Guard_Onboarding_Spec.docx
+++ b/deliverables/US1117/SAM_OnSite_Guard_Onboarding_Spec.docx
@@ -421,7 +421,7 @@
           <w:sz w:val="19"/>
           <w:szCs w:val="19"/>
         </w:rPr>
-        <w:t xml:space="preserve">SAM asks for the microphone: “I work by voice, so I’ll need your microphone — tap allow and we’re off.” If they decline, SAM keeps asking with clear guidance; if it genuinely cannot be enabled, they go to a support screen rather than being left stuck.</w:t>
+        <w:t xml:space="preserve">SAM gets itself set up: “Tap here, turn on all the permissions for SAM OnSite, then come back and tell me you’re done.” The link opens SAM OnSite’s permissions in the phone’s settings; the guard turns them on, returns, and says or types “done.” SAM checks for itself — naming anything still off and linking back, or confirming and moving on.</w:t>
       </w:r>
     </w:p>
     <w:p>
@@ -444,7 +444,7 @@
           <w:sz w:val="19"/>
           <w:szCs w:val="19"/>
         </w:rPr>
-        <w:t xml:space="preserve">SAM invites a question: “Ask me anything you’d ask a colleague — try, how do I report an incident?” SAM answers, then: “Any time you’re unsure, just ask.” No report is created here.</w:t>
+        <w:t xml:space="preserve">SAM does the same for NFC: “One more — tap here to switch on NFC, that’s what reads the checkpoint tags. Tell me when it’s done.” The guard enables it, returns, says or types “done”, and SAM confirms NFC is on.</w:t>
       </w:r>
     </w:p>
     <w:p>
@@ -467,7 +467,7 @@
           <w:sz w:val="19"/>
           <w:szCs w:val="19"/>
         </w:rPr>
-        <w:t xml:space="preserve">SAM moves to the useful part: “Now tell me about an incident the way you’d tell a colleague — let’s pretend a Dell laptop was stolen.” SAM asks for anything missing, writes one practice report, then: “Done. I wrote that up while you talked.”</w:t>
+        <w:t xml:space="preserve">SAM invites a question: “Ask me anything you’d ask a colleague — try, how do I report an incident?” SAM answers, then: “Any time you’re unsure, just ask.” No report is created here.</w:t>
       </w:r>
     </w:p>
     <w:p>
@@ -490,7 +490,7 @@
           <w:sz w:val="19"/>
           <w:szCs w:val="19"/>
         </w:rPr>
-        <w:t xml:space="preserve">SAM shows corrections are easy: “Got a detail wrong? Just say so — tell me to change the Dell to a MacBook.” The same report and the guard’s own message update; no second report appears.</w:t>
+        <w:t xml:space="preserve">SAM moves to the useful part: “Now tell me about an incident the way you’d tell a colleague — let’s pretend a Dell laptop was stolen.” SAM asks for anything missing, writes one practice report, then: “Done. I wrote that up while you talked.”</w:t>
       </w:r>
     </w:p>
     <w:p>
@@ -513,7 +513,7 @@
           <w:sz w:val="19"/>
           <w:szCs w:val="19"/>
         </w:rPr>
-        <w:t xml:space="preserve">SAM offers the other way: “Prefer to type? Press and hold your message and edit it yourself.” The guard edits it to “A MacBook was stolen at reception,” and the finished report shows both “MacBook” and “reception.”</w:t>
+        <w:t xml:space="preserve">SAM shows corrections are easy: “Got a detail wrong? Just say so — tell me to change the Dell to a MacBook.” The same report and the guard’s own message update; no second report appears.</w:t>
       </w:r>
     </w:p>
     <w:p>
@@ -536,6 +536,29 @@
           <w:sz w:val="19"/>
           <w:szCs w:val="19"/>
         </w:rPr>
+        <w:t xml:space="preserve">SAM offers the other way: “Prefer to type? Press and hold your message and edit it yourself.” The guard edits it to “A MacBook was stolen at reception,” and the finished report shows both “MacBook” and “reception.”</w:t>
+      </w:r>
+    </w:p>
+    <w:p>
+      <w:pPr>
+        <w:pStyle w:val="ListParagraph"/>
+        <w:numPr>
+          <w:ilvl w:val="0"/>
+          <w:numId w:val="2"/>
+        </w:numPr>
+        <w:spacing w:after="42" w:line="248" w:lineRule="auto"/>
+      </w:pPr>
+      <w:r>
+        <w:rPr>
+          <w:rFonts w:ascii="Calibri" w:cs="Calibri" w:eastAsia="Calibri" w:hAnsi="Calibri"/>
+          <w:b w:val="false"/>
+          <w:bCs w:val="false"/>
+          <w:i w:val="false"/>
+          <w:iCs w:val="false"/>
+          <w:color w:val="3A3A38"/>
+          <w:sz w:val="19"/>
+          <w:szCs w:val="19"/>
+        </w:rPr>
         <w:t xml:space="preserve">SAM closes warmly: “That’s the lot — you know everything you need. I’ll be here whenever you want me, just talk.” Completion is recorded only after SAM has seen each step done for real, and the guard arrives at the home screen.</w:t>
       </w:r>
     </w:p>
@@ -554,7 +577,7 @@
           <w:sz w:val="18"/>
           <w:szCs w:val="18"/>
         </w:rPr>
-        <w:t xml:space="preserve">Throughout, the practice report carries a training mark from the instant it is created; that mark is what must keep it out of every live report, dashboard, analytics view, export, automated alert or integration, and the guard’s own activity list and search.</w:t>
+        <w:t xml:space="preserve">Throughout, the practice report carries a training mark from the instant it is created; that mark is what must keep it out of every live report, dashboard, analytics view, export, alert, integration, and the guard’s own activity list.</w:t>
       </w:r>
     </w:p>
     <w:p>
@@ -1185,7 +1208,7 @@
                 <w:sz w:val="18"/>
                 <w:szCs w:val="18"/>
               </w:rPr>
-              <w:t xml:space="preserve">Microphone required, never a dead end</w:t>
+              <w:t xml:space="preserve">Permissions and NFC — checked, not assumed</w:t>
             </w:r>
           </w:p>
           <w:p>
@@ -1238,7 +1261,7 @@
                 <w:sz w:val="18"/>
                 <w:szCs w:val="18"/>
               </w:rPr>
-              <w:t xml:space="preserve">The guard must allow the microphone; declining re-prompts with friendly guidance. If it genuinely cannot be enabled (broken hardware or device policy), the guard reaches a support screen — confirmed when a blocked-microphone guard can leave the prompt and is never trapped.</w:t>
+              <w:t xml:space="preserve">A link takes the guard straight to SAM OnSite’s permissions in the phone’s settings; they turn everything on, return, and say or type “done.” SAM verifies each one and names anything still off rather than taking their word — then repeats this for NFC, which reads the checkpoint tags. The confirmation must accept typing or tapping, since until the microphone is on the guard cannot speak. Anything that genuinely cannot be enabled routes to support, so they are never trapped.</w:t>
             </w:r>
           </w:p>
         </w:tc>
@@ -2404,7 +2427,7 @@
                 <w:sz w:val="18"/>
                 <w:szCs w:val="18"/>
               </w:rPr>
-              <w:t xml:space="preserve">Microphone declined or unavailable</w:t>
+              <w:t xml:space="preserve">A permission or NFC is still off</w:t>
             </w:r>
           </w:p>
         </w:tc>
@@ -2440,7 +2463,7 @@
                 <w:sz w:val="18"/>
                 <w:szCs w:val="18"/>
               </w:rPr>
-              <w:t xml:space="preserve">SAM keeps asking with friendly, clear steps to enable it; a truly blocked microphone routes to support so the guard is never stuck.</w:t>
+              <w:t xml:space="preserve">SAM names exactly what is missing and links straight back to the setting; it does not advance on the guard’s word alone. Anything that genuinely cannot be enabled routes to support so the guard is never stuck.</w:t>
             </w:r>
           </w:p>
         </w:tc>
@@ -3013,7 +3036,7 @@
           <w:sz w:val="19"/>
           <w:szCs w:val="19"/>
         </w:rPr>
-        <w:t xml:space="preserve"> until the exclusion filter that hides training data from every live surface is built and verified; until then it runs only in DEV/UAT with a dedicated test tenant and test guards. Roll out behind a switch, so it can be enabled gradually and turned off instantly without erasing completed status. It is universal for all guards — no customer-specific setup — and changes no existing templates. Nothing reaches production without Vincent Smeyers’ sign-off.</w:t>
+        <w:t xml:space="preserve"> until the exclusion filter that hides training data from every live surface is built and verified; until then it runs only in DEV/UAT with a dedicated test tenant and test guards. Roll out behind a switch, so it can be enabled gradually and turned off instantly without erasing completed status. It is universal for all guards — no customer-specific setup — and changes no existing templates.</w:t>
       </w:r>
     </w:p>
     <w:p>

--- a/deliverables/US1117/SAM_OnSite_Guard_Onboarding_Spec.docx
+++ b/deliverables/US1117/SAM_OnSite_Guard_Onboarding_Spec.docx
@@ -295,7 +295,7 @@
                 <w:sz w:val="19"/>
                 <w:szCs w:val="19"/>
               </w:rPr>
-              <w:t xml:space="preserve">The first time a guard signs in, SAM introduces itself and shows what it can do. It should feel like unwrapping a good tool, not sitting a test: SAM welcomes them, then walks through the three everyday actions — ask a question, report an incident, fix a report — on a made-up incident so nothing real is affected. It takes a few minutes, saves progress, cannot be skipped, and counts as done only once each step is genuinely done. Practice data must stay out of every live report and dashboard — and because the filter that enforces this is not built yet, it runs in the internal test environments until that is ready. A guard can reopen it later as a refresher.</w:t>
+              <w:t xml:space="preserve">The first time a guard signs in, SAM introduces itself and shows what it can do. It should feel like unwrapping a good tool, not sitting a test: SAM welcomes them, then walks through the three everyday actions — ask a question, report an incident, fix a report — on a made-up incident so nothing real is affected. It takes a few minutes, saves progress, cannot be skipped, and counts as done only once each step is genuinely done. Practice data must stay out of every live report and dashboard — and because the filter that enforces this is not built yet, it runs in the internal test environments until that is ready.</w:t>
             </w:r>
           </w:p>
         </w:tc>
@@ -352,7 +352,7 @@
           <w:sz w:val="19"/>
           <w:szCs w:val="19"/>
         </w:rPr>
-        <w:t xml:space="preserve">In SAM, a guard’s message is what creates and updates their report — so a report can be fixed by telling SAM out loud or by editing the original message. Both are practised below; quoted lines show the intended tone, not final copy.</w:t>
+        <w:t xml:space="preserve">In SAM, a guard’s message is what creates and updates their report — fix it by voice or by editing the message; both are practised below. Quoted lines show intended tone, not final copy.</w:t>
       </w:r>
     </w:p>
     <w:p>
@@ -398,7 +398,7 @@
           <w:sz w:val="19"/>
           <w:szCs w:val="19"/>
         </w:rPr>
-        <w:t xml:space="preserve">SAM introduces itself: “Hello — I’m SAM, your new assistant. From today I do your paperwork, so you can keep your eyes on the site. A few minutes and you’ll know everything you need.”</w:t>
+        <w:t xml:space="preserve">SAM introduces itself: “Hello, I’m SAM. From today I do the paperwork with you — a few minutes and you’ll know the essentials.” The screen makes three things clear up front: this is required, everything in it is pretend, and progress is saved — leaving and returning resumes where they left off.</w:t>
       </w:r>
     </w:p>
     <w:p>
@@ -421,7 +421,7 @@
           <w:sz w:val="19"/>
           <w:szCs w:val="19"/>
         </w:rPr>
-        <w:t xml:space="preserve">SAM gets itself set up: “Tap here, turn on all the permissions for SAM OnSite, then come back and tell me you’re done.” The link opens SAM OnSite’s permissions in the phone’s settings; the guard turns them on, returns, and says or types “done.” SAM checks for itself — naming anything still off and linking back, or confirming and moving on.</w:t>
+        <w:t xml:space="preserve">SAM gets itself set up — first permissions, then NFC: “Tap here, turn on everything SAM OnSite needs, then come back and type done.” Each link opens the right place in the phone’s settings (the app’s Permissions page, then the NFC switch that reads checkpoint tags); the guard turns things on, comes back, and says or types “done.” SAM checks each item itself — naming anything wrong and linking back, or moving on.</w:t>
       </w:r>
     </w:p>
     <w:p>
@@ -444,7 +444,7 @@
           <w:sz w:val="19"/>
           <w:szCs w:val="19"/>
         </w:rPr>
-        <w:t xml:space="preserve">SAM does the same for NFC: “One more — tap here to switch on NFC, that’s what reads the checkpoint tags. Tell me when it’s done.” The guard enables it, returns, says or types “done”, and SAM confirms NFC is on.</w:t>
+        <w:t xml:space="preserve">SAM invites their first words: “Ask me anything you’d ask a colleague — press Talk and try: how do I report an incident?” SAM answers and confirms it heard them — the first press of Talk doubles as the microphone check — then adds: “Any time you’re unsure, just ask.” Nothing live is created here.</w:t>
       </w:r>
     </w:p>
     <w:p>
@@ -467,7 +467,7 @@
           <w:sz w:val="19"/>
           <w:szCs w:val="19"/>
         </w:rPr>
-        <w:t xml:space="preserve">SAM invites a question: “Ask me anything you’d ask a colleague — try, how do I report an incident?” SAM answers, then: “Any time you’re unsure, just ask.” No report is created here.</w:t>
+        <w:t xml:space="preserve">SAM moves to the useful part: “Now tell me about an incident the way you’d tell a colleague — let’s pretend a Dell laptop was stolen.” SAM asks for anything missing, writes one practice report, and shows it on screen as a card visibly labelled “Training”: “Done. I wrote that up while you talked — have a look.”</w:t>
       </w:r>
     </w:p>
     <w:p>
@@ -490,7 +490,7 @@
           <w:sz w:val="19"/>
           <w:szCs w:val="19"/>
         </w:rPr>
-        <w:t xml:space="preserve">SAM moves to the useful part: “Now tell me about an incident the way you’d tell a colleague — let’s pretend a Dell laptop was stolen.” SAM asks for anything missing, writes one practice report, then: “Done. I wrote that up while you talked.”</w:t>
+        <w:t xml:space="preserve">With the report in front of them, SAM shows corrections are easy: “Got a detail wrong? Just say so — tell me to change the Dell to a MacBook.” The same report and the guard’s own message update; no second report appears.</w:t>
       </w:r>
     </w:p>
     <w:p>
@@ -513,7 +513,7 @@
           <w:sz w:val="19"/>
           <w:szCs w:val="19"/>
         </w:rPr>
-        <w:t xml:space="preserve">SAM shows corrections are easy: “Got a detail wrong? Just say so — tell me to change the Dell to a MacBook.” The same report and the guard’s own message update; no second report appears.</w:t>
+        <w:t xml:space="preserve">SAM offers the other way: “Prefer to type? Press and hold your message and edit it yourself.” The guard edits it to “A MacBook was stolen at reception,” and the finished report shows both “MacBook” and “reception.”</w:t>
       </w:r>
     </w:p>
     <w:p>
@@ -536,30 +536,7 @@
           <w:sz w:val="19"/>
           <w:szCs w:val="19"/>
         </w:rPr>
-        <w:t xml:space="preserve">SAM offers the other way: “Prefer to type? Press and hold your message and edit it yourself.” The guard edits it to “A MacBook was stolen at reception,” and the finished report shows both “MacBook” and “reception.”</w:t>
-      </w:r>
-    </w:p>
-    <w:p>
-      <w:pPr>
-        <w:pStyle w:val="ListParagraph"/>
-        <w:numPr>
-          <w:ilvl w:val="0"/>
-          <w:numId w:val="2"/>
-        </w:numPr>
-        <w:spacing w:after="42" w:line="248" w:lineRule="auto"/>
-      </w:pPr>
-      <w:r>
-        <w:rPr>
-          <w:rFonts w:ascii="Calibri" w:cs="Calibri" w:eastAsia="Calibri" w:hAnsi="Calibri"/>
-          <w:b w:val="false"/>
-          <w:bCs w:val="false"/>
-          <w:i w:val="false"/>
-          <w:iCs w:val="false"/>
-          <w:color w:val="3A3A38"/>
-          <w:sz w:val="19"/>
-          <w:szCs w:val="19"/>
-        </w:rPr>
-        <w:t xml:space="preserve">SAM closes warmly: “That’s the lot — you know everything you need. I’ll be here whenever you want me, just talk.” Completion is recorded only after SAM has seen each step done for real, and the guard arrives at the home screen.</w:t>
+        <w:t xml:space="preserve">SAM closes warmly: “You’re ready — you can ask, report, and fix reports whenever you need me.” Completion is recorded only after SAM has seen each step done for real, and a Go-to-home button lands them on the normal home screen.</w:t>
       </w:r>
     </w:p>
     <w:p>
@@ -577,7 +554,7 @@
           <w:sz w:val="18"/>
           <w:szCs w:val="18"/>
         </w:rPr>
-        <w:t xml:space="preserve">Throughout, the practice report carries a training mark from the instant it is created; that mark is what must keep it out of every live report, dashboard, analytics view, export, alert, integration, and the guard’s own activity list.</w:t>
+        <w:t xml:space="preserve">Throughout, the practice report carries a training mark from the instant it is created — the mark that must keep it out of every live surface.</w:t>
       </w:r>
     </w:p>
     <w:p>
@@ -979,7 +956,7 @@
                 <w:sz w:val="18"/>
                 <w:szCs w:val="18"/>
               </w:rPr>
-              <w:t xml:space="preserve">It opens by itself the first time a guard signs in, before they can reach the home screen. A guard who has finished can reopen it any time as a refresher without losing their completed status.</w:t>
+              <w:t xml:space="preserve">Opens by itself at first sign-in, before the home screen is reachable. A finished guard can reopen it any time as a refresher without losing their completed status.</w:t>
             </w:r>
           </w:p>
         </w:tc>
@@ -1261,7 +1238,7 @@
                 <w:sz w:val="18"/>
                 <w:szCs w:val="18"/>
               </w:rPr>
-              <w:t xml:space="preserve">A link takes the guard straight to SAM OnSite’s permissions in the phone’s settings; they turn everything on, return, and say or type “done.” SAM verifies each one and names anything still off rather than taking their word — then repeats this for NFC, which reads the checkpoint tags. The confirmation must accept typing or tapping, since until the microphone is on the guard cannot speak. Anything that genuinely cannot be enabled routes to support, so they are never trapped.</w:t>
+              <w:t xml:space="preserve">SAM verifies each permission is at the level the app needs — grants have levels (“only while using”, “ask every time”, location “all the time”) — and names anything wrong rather than taking the guard’s word; the same pattern for NFC. Setup also turns off the phone’s automatic permission removal for unused apps, so access is not silently lost later. The “done” must accept typing, since until the microphone is on the guard cannot speak. What truly cannot be enabled routes to support — never trapped.</w:t>
             </w:r>
           </w:p>
         </w:tc>
@@ -1355,7 +1332,7 @@
                 <w:sz w:val="18"/>
                 <w:szCs w:val="18"/>
               </w:rPr>
-              <w:t xml:space="preserve">The guard asks a spoken question and SAM answers. Confirmed when SAM answers and no report is created by this step.</w:t>
+              <w:t xml:space="preserve">The guard asks a spoken question and SAM answers. Nothing live may result — today the app logs even questions as activities, so either the practice mode suppresses that record or it carries the training mark like everything else here.</w:t>
             </w:r>
           </w:p>
         </w:tc>
@@ -2463,7 +2440,7 @@
                 <w:sz w:val="18"/>
                 <w:szCs w:val="18"/>
               </w:rPr>
-              <w:t xml:space="preserve">SAM names exactly what is missing and links straight back to the setting; it does not advance on the guard’s word alone. Anything that genuinely cannot be enabled routes to support so the guard is never stuck.</w:t>
+              <w:t xml:space="preserve">SAM names exactly what is missing and links straight back; it never advances on the guard’s word alone. What truly cannot be enabled routes to support.</w:t>
             </w:r>
           </w:p>
         </w:tc>
@@ -2823,7 +2800,7 @@
           <w:sz w:val="19"/>
           <w:szCs w:val="19"/>
         </w:rPr>
-        <w:t xml:space="preserve">A few things depend on how the platform already behaves. They are gathered here so they are settled once, up front. None is expected to be a blocker.</w:t>
+        <w:t xml:space="preserve">These depend on how the platform already behaves — gathered here so they are settled once, up front. None is expected to be a blocker.</w:t>
       </w:r>
     </w:p>
     <w:p>
@@ -2869,7 +2846,7 @@
           <w:sz w:val="19"/>
           <w:szCs w:val="19"/>
         </w:rPr>
-        <w:t xml:space="preserve">Can this exercise be launched on its own, without the usual voice or tap triggers that start other scenarios?</w:t>
+        <w:t xml:space="preserve">Can this exercise be launched on its own, without the usual triggers that start other scenarios?</w:t>
       </w:r>
     </w:p>
     <w:p>
@@ -2915,7 +2892,7 @@
           <w:sz w:val="19"/>
           <w:szCs w:val="19"/>
         </w:rPr>
-        <w:t xml:space="preserve">What is the exact way the app updates an existing report — both when SAM does it by voice and when the guard edits their message by hand?</w:t>
+        <w:t xml:space="preserve">How exactly does the app update an existing report — by voice, and by a saved manual edit?</w:t>
       </w:r>
     </w:p>
     <w:p>
@@ -2938,7 +2915,7 @@
           <w:sz w:val="19"/>
           <w:szCs w:val="19"/>
         </w:rPr>
-        <w:t xml:space="preserve">The archive / training flag exists — confirm exactly which live feeds, reports, alerts, integrations, and views the new exclusion filter must cover, and where reports are created so the flag is set at creation.</w:t>
+        <w:t xml:space="preserve">Which permissions and grant levels does the app need (e.g. location “all the time”), can it read each one to verify, and can it stop the phone’s automatic permission removal? Its Location screen already shows a “Permissions needed” status and a settings link, so the mechanism partly exists.</w:t>
       </w:r>
     </w:p>
     <w:p>
@@ -2961,43 +2938,17 @@
           <w:sz w:val="19"/>
           <w:szCs w:val="19"/>
         </w:rPr>
-        <w:t xml:space="preserve">Is there already a place to store “this guard has completed onboarding,” or does one need to be added?</w:t>
-      </w:r>
-    </w:p>
-    <w:p>
-      <w:pPr>
-        <w:pStyle w:val="Heading1"/>
-        <w:keepNext/>
-        <w:pBdr>
-          <w:bottom w:val="single" w:color="E6E4DF" w:sz="4" w:space="6"/>
-        </w:pBdr>
-        <w:spacing w:after="70" w:before="190"/>
-      </w:pPr>
-      <w:r>
-        <w:rPr>
-          <w:rFonts w:ascii="Calibri" w:cs="Calibri" w:eastAsia="Calibri" w:hAnsi="Calibri"/>
-          <w:b/>
-          <w:bCs/>
-          <w:color w:val="4A6B82"/>
-          <w:spacing w:val="10"/>
-          <w:sz w:val="19"/>
-          <w:szCs w:val="19"/>
-        </w:rPr>
-        <w:t xml:space="preserve">06   </w:t>
-      </w:r>
-      <w:r>
-        <w:rPr>
-          <w:rFonts w:ascii="Georgia" w:cs="Georgia" w:eastAsia="Georgia" w:hAnsi="Georgia"/>
-          <w:color w:val="3A3A38"/>
-          <w:sz w:val="25"/>
-          <w:szCs w:val="25"/>
-        </w:rPr>
-        <w:t xml:space="preserve">Rollout, guardrails, and done</w:t>
-      </w:r>
-    </w:p>
-    <w:p>
-      <w:pPr>
-        <w:spacing w:after="60" w:line="252" w:lineRule="auto"/>
+        <w:t xml:space="preserve">The archive / training flag exists — confirm which live surfaces the new exclusion filter must cover, and where reports are created so the flag is set at creation.</w:t>
+      </w:r>
+    </w:p>
+    <w:p>
+      <w:pPr>
+        <w:pStyle w:val="ListParagraph"/>
+        <w:numPr>
+          <w:ilvl w:val="0"/>
+          <w:numId w:val="3"/>
+        </w:numPr>
+        <w:spacing w:after="48" w:line="250" w:lineRule="auto"/>
       </w:pPr>
       <w:r>
         <w:rPr>
@@ -3010,6 +2961,55 @@
           <w:sz w:val="19"/>
           <w:szCs w:val="19"/>
         </w:rPr>
+        <w:t xml:space="preserve">Is there already a place to store a guard’s onboarding completion, or must one be added?</w:t>
+      </w:r>
+    </w:p>
+    <w:p>
+      <w:pPr>
+        <w:pStyle w:val="Heading1"/>
+        <w:keepNext/>
+        <w:pBdr>
+          <w:bottom w:val="single" w:color="E6E4DF" w:sz="4" w:space="6"/>
+        </w:pBdr>
+        <w:spacing w:after="70" w:before="190"/>
+      </w:pPr>
+      <w:r>
+        <w:rPr>
+          <w:rFonts w:ascii="Calibri" w:cs="Calibri" w:eastAsia="Calibri" w:hAnsi="Calibri"/>
+          <w:b/>
+          <w:bCs/>
+          <w:color w:val="4A6B82"/>
+          <w:spacing w:val="10"/>
+          <w:sz w:val="19"/>
+          <w:szCs w:val="19"/>
+        </w:rPr>
+        <w:t xml:space="preserve">06   </w:t>
+      </w:r>
+      <w:r>
+        <w:rPr>
+          <w:rFonts w:ascii="Georgia" w:cs="Georgia" w:eastAsia="Georgia" w:hAnsi="Georgia"/>
+          <w:color w:val="3A3A38"/>
+          <w:sz w:val="25"/>
+          <w:szCs w:val="25"/>
+        </w:rPr>
+        <w:t xml:space="preserve">Rollout, guardrails, and done</w:t>
+      </w:r>
+    </w:p>
+    <w:p>
+      <w:pPr>
+        <w:spacing w:after="60" w:line="252" w:lineRule="auto"/>
+      </w:pPr>
+      <w:r>
+        <w:rPr>
+          <w:rFonts w:ascii="Calibri" w:cs="Calibri" w:eastAsia="Calibri" w:hAnsi="Calibri"/>
+          <w:b w:val="false"/>
+          <w:bCs w:val="false"/>
+          <w:i w:val="false"/>
+          <w:iCs w:val="false"/>
+          <w:color w:val="3A3A38"/>
+          <w:sz w:val="19"/>
+          <w:szCs w:val="19"/>
+        </w:rPr>
         <w:t xml:space="preserve">Production go-live is </w:t>
       </w:r>
       <w:r>
@@ -3036,7 +3036,7 @@
           <w:sz w:val="19"/>
           <w:szCs w:val="19"/>
         </w:rPr>
-        <w:t xml:space="preserve"> until the exclusion filter that hides training data from every live surface is built and verified; until then it runs only in DEV/UAT with a dedicated test tenant and test guards. Roll out behind a switch, so it can be enabled gradually and turned off instantly without erasing completed status. It is universal for all guards — no customer-specific setup — and changes no existing templates.</w:t>
+        <w:t xml:space="preserve"> until the exclusion filter that hides training data from every live surface is built and verified; until then it runs only in DEV/UAT with a dedicated test tenant and test guards. Roll out behind a switch — on gradually, off instantly, never erasing completed status. Universal for all guards, no customer-specific setup, no changes to existing templates.</w:t>
       </w:r>
     </w:p>
     <w:p>
@@ -3100,7 +3100,7 @@
           <w:sz w:val="19"/>
           <w:szCs w:val="19"/>
         </w:rPr>
-        <w:t xml:space="preserve">The exclusion filter is built and the practice report is proven absent from every live surface, and a forced hide-failure withholds completion.</w:t>
+        <w:t xml:space="preserve">The exclusion filter is built, the practice report is proven absent from every live surface, and a forced hide-failure withholds completion.</w:t>
       </w:r>
     </w:p>
     <w:p>
@@ -3123,7 +3123,7 @@
           <w:sz w:val="19"/>
           <w:szCs w:val="19"/>
         </w:rPr>
-        <w:t xml:space="preserve">The confirm-with-engineering items are answered, and Vincent Smeyers has signed off.</w:t>
+        <w:t xml:space="preserve">The confirm-with-engineering items are answered and Vincent Smeyers has signed off.</w:t>
       </w:r>
     </w:p>
     <w:p>

--- a/deliverables/US1117/SAM_OnSite_Guard_Onboarding_Spec.docx
+++ b/deliverables/US1117/SAM_OnSite_Guard_Onboarding_Spec.docx
@@ -421,7 +421,7 @@
           <w:sz w:val="19"/>
           <w:szCs w:val="19"/>
         </w:rPr>
-        <w:t xml:space="preserve">SAM gets itself set up — first permissions, then NFC: “Tap here, turn on everything SAM OnSite needs, then come back and type done.” Each link opens the right place in the phone’s settings (the app’s Permissions page, then the NFC switch that reads checkpoint tags); the guard turns things on, comes back, and says or types “done.” SAM checks each item itself — naming anything wrong and linking back, or moving on.</w:t>
+        <w:t xml:space="preserve">SAM gets itself set up — first permissions, then NFC: “Tap here, turn on everything SAM OnSite needs, then come back and type done.” Each link opens the right place in the phone’s settings (the app’s settings page, where they tap Permissions; then the NFC switch that reads checkpoint tags); the guard turns things on, comes back, and says or types “done.” SAM checks each item itself — naming anything wrong and linking back, or moving on.</w:t>
       </w:r>
     </w:p>
     <w:p>

--- a/deliverables/US1117/SAM_OnSite_Guard_Onboarding_Spec.docx
+++ b/deliverables/US1117/SAM_OnSite_Guard_Onboarding_Spec.docx
@@ -295,7 +295,7 @@
                 <w:sz w:val="19"/>
                 <w:szCs w:val="19"/>
               </w:rPr>
-              <w:t xml:space="preserve">The first time a guard signs in, SAM introduces itself and shows what it can do. It should feel like unwrapping a good tool, not sitting a test: SAM welcomes them, then walks through the three everyday actions — ask a question, report an incident, fix a report — on a made-up incident so nothing real is affected. It takes a few minutes, saves progress, cannot be skipped, and counts as done only once each step is genuinely done. Practice data must stay out of every live report and dashboard — and because the filter that enforces this is not built yet, it runs in the internal test environments until that is ready.</w:t>
+              <w:t xml:space="preserve">The first time a guard signs in, SAM introduces itself, gets the phone set up, and shows what it can do. It should feel like unwrapping a good tool, not sitting a test: SAM walks them through the three everyday actions — ask a question, report an incident, fix a report — on a made-up incident so nothing real is affected. A few minutes, progress saved, cannot be skipped, done only once each step is genuinely done. It replaces the app-onboarding steps currently in the onboarding presentation. Practice data must stay out of every live surface — and because the filter that enforces this is not built yet, it runs in the internal test environments until that is ready.</w:t>
             </w:r>
           </w:p>
         </w:tc>
@@ -421,7 +421,7 @@
           <w:sz w:val="19"/>
           <w:szCs w:val="19"/>
         </w:rPr>
-        <w:t xml:space="preserve">SAM gets itself set up — first permissions, then NFC: “Tap here, turn on everything SAM OnSite needs, then come back and type done.” Each link opens the right place in the phone’s settings (the app’s settings page, where they tap Permissions; then the NFC switch that reads checkpoint tags); the guard turns things on, comes back, and says or types “done.” SAM checks each item itself — naming anything wrong and linking back, or moving on.</w:t>
+        <w:t xml:space="preserve">SAM gets the phone ready — three gates, one at a time: app permissions, NFC (the checkpoint-tag reader), then background tracking. For each, SAM says what it needs and why, opens the right settings page through a link built into onboarding, and asks the guard to switch it on and come back to confirm. The links sit inside the flow rather than pointing at the app’s own settings screen, so there is no way to slip out of a required exercise.</w:t>
       </w:r>
     </w:p>
     <w:p>
@@ -862,7 +862,7 @@
                 <w:sz w:val="18"/>
                 <w:szCs w:val="18"/>
               </w:rPr>
-              <w:t xml:space="preserve">SAM opens with a warm greeting saying what it does for the guard and why that helps, frames each step as a benefit (“I wrote that up while you talked”), encourages briefly after each, and signs off warmly. Short, friendly, first-person — never a dry list of instructions. Confirmed by a product read-through and by four of five test guards calling it welcoming, not a test.</w:t>
+              <w:t xml:space="preserve">SAM opens with a warm greeting saying what it does for the guard and why that helps, frames each step as a benefit (“I wrote that up while you talked”), encourages briefly after each, and signs off warmly — never a dry list of instructions. Confirmed by a product read-through and by four of five test guards calling it welcoming, not a test.</w:t>
             </w:r>
           </w:p>
         </w:tc>
@@ -1185,7 +1185,7 @@
                 <w:sz w:val="18"/>
                 <w:szCs w:val="18"/>
               </w:rPr>
-              <w:t xml:space="preserve">Permissions and NFC — checked, not assumed</w:t>
+              <w:t xml:space="preserve">Set up the phone — permissions, NFC, background tracking</w:t>
             </w:r>
           </w:p>
           <w:p>
@@ -1238,7 +1238,7 @@
                 <w:sz w:val="18"/>
                 <w:szCs w:val="18"/>
               </w:rPr>
-              <w:t xml:space="preserve">SAM verifies each permission is at the level the app needs — grants have levels (“only while using”, “ask every time”, location “all the time”) — and names anything wrong rather than taking the guard’s word; the same pattern for NFC. Setup also turns off the phone’s automatic permission removal for unused apps, so access is not silently lost later. The “done” must accept typing, since until the microphone is on the guard cannot speak. What truly cannot be enabled routes to support — never trapped.</w:t>
+              <w:t xml:space="preserve">Three gates in sequence, each the same shape: SAM explains what it needs and why, offers a link that opens the right settings page from inside onboarding, and the guard switches it on and returns to confirm. The links are duplicated into the flow rather than pointing at the app’s settings screen, so the guard cannot slip out of a required exercise. Grants have levels (“only while using”, “ask every time”, location “all the time”), so guidance must name the level needed; setup should also turn off the phone’s automatic permission removal for unused apps, or access is silently lost months later. Confirmation must accept typing — until the microphone is on the guard cannot speak. What truly cannot be enabled routes to support. Later, SAM reading each setting back would beat asking, since a guard can confirm without having done it; the Location screen already reads permission state, so it is partly possible — how far it extends is for engineering.</w:t>
             </w:r>
           </w:p>
         </w:tc>
@@ -1937,7 +1937,7 @@
                 <w:sz w:val="18"/>
                 <w:szCs w:val="18"/>
               </w:rPr>
-              <w:t xml:space="preserve">Visual aids come later</w:t>
+              <w:t xml:space="preserve">Tips woven in, never recited</w:t>
             </w:r>
           </w:p>
           <w:p>
@@ -1949,12 +1949,12 @@
                 <w:rFonts w:ascii="Calibri" w:cs="Calibri" w:eastAsia="Calibri" w:hAnsi="Calibri"/>
                 <w:b/>
                 <w:bCs/>
-                <w:color w:val="43724E"/>
+                <w:color w:val="8A6A1F"/>
                 <w:spacing w:val="6"/>
                 <w:sz w:val="14"/>
                 <w:szCs w:val="14"/>
               </w:rPr>
-              <w:t xml:space="preserve">CONFIRMED</w:t>
+              <w:t xml:space="preserve">PROPOSED</w:t>
             </w:r>
           </w:p>
         </w:tc>
@@ -1990,7 +1990,7 @@
                 <w:sz w:val="18"/>
                 <w:szCs w:val="18"/>
               </w:rPr>
-              <w:t xml:space="preserve">Extra visual help (tooltips, highlights) for dark or noisy sites is not built now; the need is judged during testing.</w:t>
+              <w:t xml:space="preserve">The tips from the train-the-trainer deck are taught inside the practice steps, at the moment each becomes useful — SAM slipping one in as an aside — rather than listed on a screen or read out one by one. Which tips, and where each fits, to be agreed once the slide is shared.</w:t>
             </w:r>
           </w:p>
         </w:tc>
@@ -2031,6 +2031,100 @@
                 <w:sz w:val="18"/>
                 <w:szCs w:val="18"/>
               </w:rPr>
+              <w:t xml:space="preserve">Visual aids come later</w:t>
+            </w:r>
+          </w:p>
+          <w:p>
+            <w:pPr>
+              <w:spacing w:after="0"/>
+            </w:pPr>
+            <w:r>
+              <w:rPr>
+                <w:rFonts w:ascii="Calibri" w:cs="Calibri" w:eastAsia="Calibri" w:hAnsi="Calibri"/>
+                <w:b/>
+                <w:bCs/>
+                <w:color w:val="43724E"/>
+                <w:spacing w:val="6"/>
+                <w:sz w:val="14"/>
+                <w:szCs w:val="14"/>
+              </w:rPr>
+              <w:t xml:space="preserve">CONFIRMED</w:t>
+            </w:r>
+          </w:p>
+        </w:tc>
+        <w:tc>
+          <w:tcPr>
+            <w:tcW w:type="dxa" w:w="7308"/>
+            <w:tcBorders>
+              <w:top w:val="none"/>
+              <w:left w:val="none"/>
+              <w:bottom w:val="none"/>
+              <w:right w:val="none"/>
+            </w:tcBorders>
+            <w:tcMar>
+              <w:top w:type="dxa" w:w="46"/>
+              <w:left w:type="dxa" w:w="40"/>
+              <w:bottom w:type="dxa" w:w="46"/>
+              <w:right w:type="dxa" w:w="150"/>
+            </w:tcMar>
+            <w:vAlign w:val="top"/>
+          </w:tcPr>
+          <w:p>
+            <w:pPr>
+              <w:spacing w:after="0" w:line="244" w:lineRule="auto"/>
+            </w:pPr>
+            <w:r>
+              <w:rPr>
+                <w:rFonts w:ascii="Calibri" w:cs="Calibri" w:eastAsia="Calibri" w:hAnsi="Calibri"/>
+                <w:b w:val="false"/>
+                <w:bCs w:val="false"/>
+                <w:i w:val="false"/>
+                <w:iCs w:val="false"/>
+                <w:color w:val="3A3A38"/>
+                <w:sz w:val="18"/>
+                <w:szCs w:val="18"/>
+              </w:rPr>
+              <w:t xml:space="preserve">Extra visual help (tooltips, highlights) for dark or noisy sites is not built now; the need is judged during testing.</w:t>
+            </w:r>
+          </w:p>
+        </w:tc>
+      </w:tr>
+      <w:tr>
+        <w:trPr>
+          <w:cantSplit/>
+        </w:trPr>
+        <w:tc>
+          <w:tcPr>
+            <w:tcW w:type="dxa" w:w="2340"/>
+            <w:tcBorders>
+              <w:top w:val="none"/>
+              <w:left w:val="none"/>
+              <w:bottom w:val="none"/>
+              <w:right w:val="none"/>
+            </w:tcBorders>
+            <w:tcMar>
+              <w:top w:type="dxa" w:w="46"/>
+              <w:left w:type="dxa" w:w="40"/>
+              <w:bottom w:type="dxa" w:w="46"/>
+              <w:right w:type="dxa" w:w="150"/>
+            </w:tcMar>
+            <w:vAlign w:val="top"/>
+          </w:tcPr>
+          <w:p>
+            <w:pPr>
+              <w:spacing w:after="30"/>
+            </w:pPr>
+            <w:r>
+              <w:rPr>
+                <w:rFonts w:ascii="Calibri" w:cs="Calibri" w:eastAsia="Calibri" w:hAnsi="Calibri"/>
+                <w:b/>
+                <w:bCs/>
+                <w:i w:val="false"/>
+                <w:iCs w:val="false"/>
+                <w:color w:val="3A3A38"/>
+                <w:sz w:val="18"/>
+                <w:szCs w:val="18"/>
+              </w:rPr>
               <w:t xml:space="preserve">A way out for a real incident (minor)</w:t>
             </w:r>
           </w:p>
@@ -2084,7 +2178,7 @@
                 <w:sz w:val="18"/>
                 <w:szCs w:val="18"/>
               </w:rPr>
-              <w:t xml:space="preserve">Deliberately small: leave onboarding, report a real incident, and return to where they left off, without it counting as finishing or skipping. In practice guards handle real emergencies as they always have, and new guards are accompanied early on — a low-priority safeguard, not a focus.</w:t>
+              <w:t xml:space="preserve">Deliberately small: leave onboarding, report a real incident, return to where they left off — not counting as finishing or skipping. Guards handle real emergencies as they always have, and new guards are accompanied early on, so this is a low-priority safeguard, not a focus.</w:t>
             </w:r>
           </w:p>
         </w:tc>
@@ -2915,7 +3009,7 @@
           <w:sz w:val="19"/>
           <w:szCs w:val="19"/>
         </w:rPr>
-        <w:t xml:space="preserve">Which permissions and grant levels does the app need (e.g. location “all the time”), can it read each one to verify, and can it stop the phone’s automatic permission removal? Its Location screen already shows a “Permissions needed” status and a settings link, so the mechanism partly exists.</w:t>
+        <w:t xml:space="preserve">Which permissions and grant levels does the app need (e.g. location “all the time”), and can it read back permissions, NFC and background tracking to check them rather than asking the guard? Its Location screen already shows a “Permissions needed” status and a settings link, so this partly exists. Can it also stop the phone’s automatic permission removal for unused apps?</w:t>
       </w:r>
     </w:p>
     <w:p>

--- a/deliverables/US1117/SAM_OnSite_Guard_Onboarding_Spec.docx
+++ b/deliverables/US1117/SAM_OnSite_Guard_Onboarding_Spec.docx
@@ -2498,7 +2498,7 @@
                 <w:sz w:val="18"/>
                 <w:szCs w:val="18"/>
               </w:rPr>
-              <w:t xml:space="preserve">A permission or NFC is still off</w:t>
+              <w:t xml:space="preserve">A setting is still off after the guard confirms</w:t>
             </w:r>
           </w:p>
         </w:tc>
@@ -2534,7 +2534,7 @@
                 <w:sz w:val="18"/>
                 <w:szCs w:val="18"/>
               </w:rPr>
-              <w:t xml:space="preserve">SAM names exactly what is missing and links straight back; it never advances on the guard’s word alone. What truly cannot be enabled routes to support.</w:t>
+              <w:t xml:space="preserve">For the MVP SAM takes the confirmation and moves on, so a missed setting surfaces later as something that does not work — the reason for wanting SAM to read the settings back instead of asking. What truly cannot be enabled routes to support.</w:t>
             </w:r>
           </w:p>
         </w:tc>

--- a/deliverables/US1117/SAM_OnSite_Guard_Onboarding_Spec.docx
+++ b/deliverables/US1117/SAM_OnSite_Guard_Onboarding_Spec.docx
@@ -295,7 +295,7 @@
                 <w:sz w:val="19"/>
                 <w:szCs w:val="19"/>
               </w:rPr>
-              <w:t xml:space="preserve">The first time a guard signs in, SAM introduces itself, gets the phone set up, and shows what it can do. It should feel like unwrapping a good tool, not sitting a test: SAM walks them through the three everyday actions — ask a question, report an incident, fix a report — on a made-up incident so nothing real is affected. A few minutes, progress saved, cannot be skipped, done only once each step is genuinely done. It replaces the app-onboarding steps currently in the onboarding presentation. Practice data must stay out of every live surface — and because the filter that enforces this is not built yet, it runs in the internal test environments until that is ready.</w:t>
+              <w:t xml:space="preserve">The first time a guard signs in, SAM introduces itself, gets the phone set up, and shows what it can do. It should feel like being handed a good tool rather than sitting a test. SAM walks the guard through the three everyday actions (ask a question, report an incident, fix a report) on a made-up incident, so nothing real is affected. It takes a few minutes, saves progress, cannot be skipped, and counts as done only once each step is genuinely done. It replaces the app-onboarding steps currently in the onboarding presentation. Practice data must stay out of every live surface. The filter that enforces this is not built yet, so it runs in the internal test environments until that is ready.</w:t>
             </w:r>
           </w:p>
         </w:tc>
@@ -352,7 +352,7 @@
           <w:sz w:val="19"/>
           <w:szCs w:val="19"/>
         </w:rPr>
-        <w:t xml:space="preserve">In SAM, a guard’s message is what creates and updates their report — fix it by voice or by editing the message; both are practised below. Quoted lines show intended tone, not final copy.</w:t>
+        <w:t xml:space="preserve">In SAM, a guard’s message is what creates and updates their report, so you fix it either by voice or by editing the message. Both are practised below. Quoted lines show intended tone, not final copy.</w:t>
       </w:r>
     </w:p>
     <w:p>
@@ -375,7 +375,7 @@
           <w:sz w:val="19"/>
           <w:szCs w:val="19"/>
         </w:rPr>
-        <w:t xml:space="preserve">The guard signs in for the first time and SAM opens by itself, before the home screen — for new and existing guards alike.</w:t>
+        <w:t xml:space="preserve">The guard signs in for the first time. SAM opens by itself, before the home screen, for new and existing guards alike.</w:t>
       </w:r>
     </w:p>
     <w:p>
@@ -398,7 +398,7 @@
           <w:sz w:val="19"/>
           <w:szCs w:val="19"/>
         </w:rPr>
-        <w:t xml:space="preserve">SAM introduces itself: “Hello, I’m SAM. From today I do the paperwork with you — a few minutes and you’ll know the essentials.” The screen makes three things clear up front: this is required, everything in it is pretend, and progress is saved — leaving and returning resumes where they left off.</w:t>
+        <w:t xml:space="preserve">SAM introduces itself: “Hello, I’m SAM. From today I do the paperwork with you. Five minutes and you’ll know the lot.” The screen also sets the ground rules. This is required, nothing in it is real, and progress is saved, so leaving and coming back resumes at the same step.</w:t>
       </w:r>
     </w:p>
     <w:p>
@@ -421,7 +421,7 @@
           <w:sz w:val="19"/>
           <w:szCs w:val="19"/>
         </w:rPr>
-        <w:t xml:space="preserve">SAM gets the phone ready — three gates, one at a time: app permissions, NFC (the checkpoint-tag reader), then background tracking. For each, SAM says what it needs and why, opens the right settings page through a link built into onboarding, and asks the guard to switch it on and come back to confirm. The links sit inside the flow rather than pointing at the app’s own settings screen, so there is no way to slip out of a required exercise.</w:t>
+        <w:t xml:space="preserve">Next the phone gets set up, in three gates: app permissions, NFC (which reads the checkpoint tags), then background tracking. Each one works the same way. SAM says what it needs and why, opens the right settings page through a link built into onboarding, and asks the guard to switch it on and come back to confirm. The links sit inside the flow rather than pointing at the app’s own settings screen, so the guard is never handed a route out of a required exercise.</w:t>
       </w:r>
     </w:p>
     <w:p>
@@ -444,7 +444,7 @@
           <w:sz w:val="19"/>
           <w:szCs w:val="19"/>
         </w:rPr>
-        <w:t xml:space="preserve">SAM invites their first words: “Ask me anything you’d ask a colleague — press Talk and try: how do I report an incident?” SAM answers and confirms it heard them — the first press of Talk doubles as the microphone check — then adds: “Any time you’re unsure, just ask.” Nothing live is created here.</w:t>
+        <w:t xml:space="preserve">Then the first spoken step: “Press Talk and ask me something. Try: how do I report an incident?” SAM answers, and that first press doubles as the microphone check. Nothing live is created here.</w:t>
       </w:r>
     </w:p>
     <w:p>
@@ -467,7 +467,7 @@
           <w:sz w:val="19"/>
           <w:szCs w:val="19"/>
         </w:rPr>
-        <w:t xml:space="preserve">SAM moves to the useful part: “Now tell me about an incident the way you’d tell a colleague — let’s pretend a Dell laptop was stolen.” SAM asks for anything missing, writes one practice report, and shows it on screen as a card visibly labelled “Training”: “Done. I wrote that up while you talked — have a look.”</w:t>
+        <w:t xml:space="preserve">Now the part that earns its keep: “Now report something to me, the way you’d tell a colleague. Say a Dell laptop’s been stolen.” SAM asks for anything still missing, writes one practice report, and shows it on screen as a card labelled “Training”: “That’s written up. Have a look.”</w:t>
       </w:r>
     </w:p>
     <w:p>
@@ -490,7 +490,7 @@
           <w:sz w:val="19"/>
           <w:szCs w:val="19"/>
         </w:rPr>
-        <w:t xml:space="preserve">With the report in front of them, SAM shows corrections are easy: “Got a detail wrong? Just say so — tell me to change the Dell to a MacBook.” The same report and the guard’s own message update; no second report appears.</w:t>
+        <w:t xml:space="preserve">With the report in front of them, the guard learns to correct it: “If you get something wrong, just tell me. Say: change the Dell to a MacBook.” The same report and the guard’s own message update. No second report appears, and SAM says so: “Changed. Same report.”</w:t>
       </w:r>
     </w:p>
     <w:p>
@@ -513,7 +513,7 @@
           <w:sz w:val="19"/>
           <w:szCs w:val="19"/>
         </w:rPr>
-        <w:t xml:space="preserve">SAM offers the other way: “Prefer to type? Press and hold your message and edit it yourself.” The guard edits it to “A MacBook was stolen at reception,” and the finished report shows both “MacBook” and “reception.”</w:t>
+        <w:t xml:space="preserve">There is a second way, by hand: “You can also type it. Press and hold your message and add where it happened.” The guard edits it to “A MacBook was stolen at reception”, and the finished report shows both “MacBook” and “reception”.</w:t>
       </w:r>
     </w:p>
     <w:p>
@@ -536,7 +536,7 @@
           <w:sz w:val="19"/>
           <w:szCs w:val="19"/>
         </w:rPr>
-        <w:t xml:space="preserve">SAM closes warmly: “You’re ready — you can ask, report, and fix reports whenever you need me.” Completion is recorded only after SAM has seen each step done for real, and a Go-to-home button lands them on the normal home screen.</w:t>
+        <w:t xml:space="preserve">SAM signs off: “That’s everything. You know how to report now, and how to fix it when it comes out wrong.” Completion is recorded only after SAM has seen each step done for real. A Go-to-home button lands the guard on the normal home screen.</w:t>
       </w:r>
     </w:p>
     <w:p>
@@ -554,7 +554,7 @@
           <w:sz w:val="18"/>
           <w:szCs w:val="18"/>
         </w:rPr>
-        <w:t xml:space="preserve">Throughout, the practice report carries a training mark from the instant it is created — the mark that must keep it out of every live surface.</w:t>
+        <w:t xml:space="preserve">Throughout, the practice report carries a training mark from the instant it is created. That mark is what must keep it out of every live surface.</w:t>
       </w:r>
     </w:p>
     <w:p>
@@ -585,7 +585,7 @@
           <w:sz w:val="25"/>
           <w:szCs w:val="25"/>
         </w:rPr>
-        <w:t xml:space="preserve">What must be true — and how we confirm it</w:t>
+        <w:t xml:space="preserve">What must be true, and how we confirm it</w:t>
       </w:r>
     </w:p>
     <w:p>
@@ -862,7 +862,7 @@
                 <w:sz w:val="18"/>
                 <w:szCs w:val="18"/>
               </w:rPr>
-              <w:t xml:space="preserve">SAM opens with a warm greeting saying what it does for the guard and why that helps, frames each step as a benefit (“I wrote that up while you talked”), encourages briefly after each, and signs off warmly — never a dry list of instructions. Confirmed by a product read-through and by four of five test guards calling it welcoming, not a test.</w:t>
+              <w:t xml:space="preserve">SAM opens with a warm greeting saying what it does for the guard and why that helps, frames each step as a benefit (“I wrote that up while you talked”), encourages briefly after each, and signs off warmly. None of it should read as a list of instructions. Confirmed by a product read-through and by four of five test guards calling it welcoming, not a test.</w:t>
             </w:r>
           </w:p>
         </w:tc>
@@ -1050,7 +1050,7 @@
                 <w:sz w:val="18"/>
                 <w:szCs w:val="18"/>
               </w:rPr>
-              <w:t xml:space="preserve">Every active guard receives it one time — including guards who already had accounts before this feature. After finishing, their next sign-in goes straight to the home screen.</w:t>
+              <w:t xml:space="preserve">Every active guard receives it one time, including guards who already had accounts before this feature. After finishing, their next sign-in goes straight to the home screen.</w:t>
             </w:r>
           </w:p>
         </w:tc>
@@ -1185,7 +1185,7 @@
                 <w:sz w:val="18"/>
                 <w:szCs w:val="18"/>
               </w:rPr>
-              <w:t xml:space="preserve">Set up the phone — permissions, NFC, background tracking</w:t>
+              <w:t xml:space="preserve">Set up the phone: permissions, NFC, background tracking</w:t>
             </w:r>
           </w:p>
           <w:p>
@@ -1238,7 +1238,7 @@
                 <w:sz w:val="18"/>
                 <w:szCs w:val="18"/>
               </w:rPr>
-              <w:t xml:space="preserve">Three gates in sequence, each the same shape: SAM explains what it needs and why, offers a link that opens the right settings page from inside onboarding, and the guard switches it on and returns to confirm. The links are duplicated into the flow rather than pointing at the app’s settings screen, so the guard cannot slip out of a required exercise. Grants have levels (“only while using”, “ask every time”, location “all the time”), so guidance must name the level needed; setup should also turn off the phone’s automatic permission removal for unused apps, or access is silently lost months later. Confirmation must accept typing — until the microphone is on the guard cannot speak. What truly cannot be enabled routes to support. Later, SAM reading each setting back would beat asking, since a guard can confirm without having done it; the Location screen already reads permission state, so it is partly possible — how far it extends is for engineering.</w:t>
+              <w:t xml:space="preserve">Three gates in sequence, each the same shape. SAM explains what it needs and why, offers a link that opens the right settings page from inside onboarding, and the guard switches it on and returns to confirm. The links are duplicated into the flow rather than pointing at the app’s settings screen, so the guard cannot slip out of a required exercise. Grants have levels (“only while using”, “ask every time”, location “all the time”), so guidance must name the level needed. Setup should also turn off the phone’s automatic permission removal for unused apps, or access is silently lost months later. Confirmation must accept typing, since until the microphone is on the guard cannot speak. Anything that genuinely cannot be enabled routes to support. Later, SAM reading each setting back would beat asking, since a guard can confirm without having done it. The Location screen already reads permission state, so it is partly possible; how far it extends is for engineering.</w:t>
             </w:r>
           </w:p>
         </w:tc>
@@ -1332,7 +1332,7 @@
                 <w:sz w:val="18"/>
                 <w:szCs w:val="18"/>
               </w:rPr>
-              <w:t xml:space="preserve">The guard asks a spoken question and SAM answers. Nothing live may result — today the app logs even questions as activities, so either the practice mode suppresses that record or it carries the training mark like everything else here.</w:t>
+              <w:t xml:space="preserve">The guard asks a spoken question and SAM answers. Nothing live may result. Today the app logs even questions as activities, so either the practice mode suppresses that record or it carries the training mark like everything else here.</w:t>
             </w:r>
           </w:p>
         </w:tc>
@@ -1708,7 +1708,7 @@
                 <w:sz w:val="18"/>
                 <w:szCs w:val="18"/>
               </w:rPr>
-              <w:t xml:space="preserve">Every practice report is flagged as training (archive / soft-delete) the moment it is created — the platform already has this flag for exactly this purpose — so a report never exists un-marked.</w:t>
+              <w:t xml:space="preserve">Every practice report is flagged as training (archive / soft-delete) the moment it is created. The platform already has this flag for exactly that purpose, so a report never exists un-marked.</w:t>
             </w:r>
           </w:p>
         </w:tc>
@@ -1802,7 +1802,7 @@
                 <w:sz w:val="18"/>
                 <w:szCs w:val="18"/>
               </w:rPr>
-              <w:t xml:space="preserve">The practice report must appear in no live surface — reports, dashboards, analytics, exports, automated alerts and integrations, and the guard’s own activity list and search. The filter that excludes training-marked data does not exist yet, so archived data is still visible in production; it must be built and verified before go-live. Until then this runs only in the internal test environments.</w:t>
+              <w:t xml:space="preserve">The practice report must appear in no live surface: reports, dashboards, analytics, exports, automated alerts and integrations, or the guard’s own activity list and search. The filter that excludes training-marked data does not exist yet, so archived data is still visible in production; it must be built and verified before go-live. Until then this runs only in the internal test environments.</w:t>
             </w:r>
           </w:p>
         </w:tc>
@@ -1896,7 +1896,7 @@
                 <w:sz w:val="18"/>
                 <w:szCs w:val="18"/>
               </w:rPr>
-              <w:t xml:space="preserve">Completion is recorded only after SAM sees each step done for real — never a quiz or an “I’m done” button. Stored on the server as version 1, issued once per guard, survives closing the app or switching devices, and cannot be duplicated.</w:t>
+              <w:t xml:space="preserve">Completion is recorded only after SAM sees each step done for real. A quiz or an “I’m done” button does not count. Stored on the server as version 1, issued once per guard, survives closing the app or switching devices, and cannot be duplicated.</w:t>
             </w:r>
           </w:p>
         </w:tc>
@@ -1937,7 +1937,7 @@
                 <w:sz w:val="18"/>
                 <w:szCs w:val="18"/>
               </w:rPr>
-              <w:t xml:space="preserve">Tips woven in, never recited</w:t>
+              <w:t xml:space="preserve">Tips taught in context</w:t>
             </w:r>
           </w:p>
           <w:p>
@@ -1990,7 +1990,7 @@
                 <w:sz w:val="18"/>
                 <w:szCs w:val="18"/>
               </w:rPr>
-              <w:t xml:space="preserve">The tips from the train-the-trainer deck are taught inside the practice steps, at the moment each becomes useful — SAM slipping one in as an aside — rather than listed on a screen or read out one by one. Which tips, and where each fits, to be agreed once the slide is shared.</w:t>
+              <w:t xml:space="preserve">The tips from the train-the-trainer deck belong inside the practice steps, at the moment each one becomes useful, with SAM slipping it in as an aside. Listing them on a screen or reading them out one by one does not count. Which tips, and where each fits, to be agreed once the slide is shared.</w:t>
             </w:r>
           </w:p>
         </w:tc>
@@ -2248,7 +2248,7 @@
           <w:sz w:val="19"/>
           <w:szCs w:val="19"/>
         </w:rPr>
-        <w:t xml:space="preserve">The made-up incident must never trigger a real response. Every practice report is marked as training the moment it is created — the platform already has this archive / soft-delete flag. </w:t>
+        <w:t xml:space="preserve">The made-up incident must never trigger a real response. Every practice report is marked as training the moment it is created. The platform already has this archive / soft-delete flag. </w:t>
       </w:r>
       <w:r>
         <w:rPr>
@@ -2274,7 +2274,7 @@
           <w:sz w:val="19"/>
           <w:szCs w:val="19"/>
         </w:rPr>
-        <w:t xml:space="preserve"> the filtering that keeps marked data out of live surfaces does not exist yet — today, archived items are still visible in production — so it is a required enhancement, not something that works today. This runs only in the internal test environments until that filter is built and verified, and must not go live before then. When built, it should work </w:t>
+        <w:t xml:space="preserve"> the filtering that keeps marked data out of live surfaces does not exist yet. Today, archived items are still visible in production, so it is a required enhancement rather than something that works now. This runs only in the internal test environments until that filter is built and verified, and must not go live before then. When built, it should work </w:t>
       </w:r>
       <w:r>
         <w:rPr>
@@ -2336,7 +2336,7 @@
           <w:sz w:val="19"/>
           <w:szCs w:val="19"/>
         </w:rPr>
-        <w:t xml:space="preserve">Completion is recorded only after the system observes each real action, and lives on the server (never trusted from the phone). It is issued once per guard, resumes safely if the app closes or the guard switches devices, and two sessions at once can never create duplicate reports or roll progress backwards. If practice data cannot be safely hidden, completion is withheld and the guard stays in the exercise — protecting live data outranks finishing.</w:t>
+        <w:t xml:space="preserve">Completion is recorded only after the system observes each real action, and lives on the server (never trusted from the phone). It is issued once per guard, resumes safely if the app closes or the guard switches devices, and two sessions at once can never create duplicate reports or roll progress backwards. If practice data cannot be safely hidden, completion is withheld and the guard stays in the exercise. Protecting live data comes before finishing it.</w:t>
       </w:r>
     </w:p>
     <w:p>
@@ -2534,7 +2534,7 @@
                 <w:sz w:val="18"/>
                 <w:szCs w:val="18"/>
               </w:rPr>
-              <w:t xml:space="preserve">For the MVP SAM takes the confirmation and moves on, so a missed setting surfaces later as something that does not work — the reason for wanting SAM to read the settings back instead of asking. What truly cannot be enabled routes to support.</w:t>
+              <w:t xml:space="preserve">For the MVP SAM takes the confirmation and moves on, so a missed setting surfaces later as something that does not work. That is the argument for having SAM read the settings back instead of asking. What truly cannot be enabled routes to support.</w:t>
             </w:r>
           </w:p>
         </w:tc>
@@ -2842,7 +2842,7 @@
                 <w:sz w:val="18"/>
                 <w:szCs w:val="18"/>
               </w:rPr>
-              <w:t xml:space="preserve">The step stops safely: completion is withheld and the guard stays in the exercise. Only a stage/error code is recorded — never the practice content.</w:t>
+              <w:t xml:space="preserve">The step stops safely: completion is withheld and the guard stays in the exercise. Only a stage/error code is recorded, and never the practice content.</w:t>
             </w:r>
           </w:p>
         </w:tc>
@@ -2894,7 +2894,7 @@
           <w:sz w:val="19"/>
           <w:szCs w:val="19"/>
         </w:rPr>
-        <w:t xml:space="preserve">These depend on how the platform already behaves — gathered here so they are settled once, up front. None is expected to be a blocker.</w:t>
+        <w:t xml:space="preserve">These depend on how the platform already behaves. They are gathered here to be settled once, up front, and none of them looks like a blocker.</w:t>
       </w:r>
     </w:p>
     <w:p>
@@ -2986,7 +2986,7 @@
           <w:sz w:val="19"/>
           <w:szCs w:val="19"/>
         </w:rPr>
-        <w:t xml:space="preserve">How exactly does the app update an existing report — by voice, and by a saved manual edit?</w:t>
+        <w:t xml:space="preserve">How exactly does the app update an existing report, by voice and by a saved manual edit?</w:t>
       </w:r>
     </w:p>
     <w:p>
@@ -3032,7 +3032,7 @@
           <w:sz w:val="19"/>
           <w:szCs w:val="19"/>
         </w:rPr>
-        <w:t xml:space="preserve">The archive / training flag exists — confirm which live surfaces the new exclusion filter must cover, and where reports are created so the flag is set at creation.</w:t>
+        <w:t xml:space="preserve">The archive / training flag exists. Confirm which live surfaces the new exclusion filter must cover, and where reports are created so the flag is set at creation.</w:t>
       </w:r>
     </w:p>
     <w:p>
@@ -3130,7 +3130,7 @@
           <w:sz w:val="19"/>
           <w:szCs w:val="19"/>
         </w:rPr>
-        <w:t xml:space="preserve"> until the exclusion filter that hides training data from every live surface is built and verified; until then it runs only in DEV/UAT with a dedicated test tenant and test guards. Roll out behind a switch — on gradually, off instantly, never erasing completed status. Universal for all guards, no customer-specific setup, no changes to existing templates.</w:t>
+        <w:t xml:space="preserve"> until the exclusion filter that hides training data from every live surface is built and verified; until then it runs only in DEV/UAT with a dedicated test tenant and test guards. Roll out behind a switch: on gradually, off instantly, and never erasing anyone’s completed status. Universal for all guards, no customer-specific setup, no changes to existing templates.</w:t>
       </w:r>
     </w:p>
     <w:p>
@@ -3171,7 +3171,7 @@
           <w:sz w:val="19"/>
           <w:szCs w:val="19"/>
         </w:rPr>
-        <w:t xml:space="preserve">A guard — new or existing — is shown the exercise once, completes it by doing the real steps, and lands on the home screen; reopening later keeps their completed status.</w:t>
+        <w:t xml:space="preserve">A guard, new or existing, is shown the exercise once, completes it by doing the real steps, and lands on the home screen; reopening later keeps their completed status.</w:t>
       </w:r>
     </w:p>
     <w:p>
@@ -3238,7 +3238,7 @@
           <w:sz w:val="16"/>
           <w:szCs w:val="16"/>
         </w:rPr>
-        <w:t xml:space="preserve">Internal build and testing only — no production change until Vincent Smeyers has signed off.</w:t>
+        <w:t xml:space="preserve">Internal build and testing only. No production change until Vincent Smeyers has signed off.</w:t>
       </w:r>
     </w:p>
     <w:sectPr>

--- a/deliverables/US1117/SAM_OnSite_Guard_Onboarding_Spec.docx
+++ b/deliverables/US1117/SAM_OnSite_Guard_Onboarding_Spec.docx
@@ -398,7 +398,7 @@
           <w:sz w:val="19"/>
           <w:szCs w:val="19"/>
         </w:rPr>
-        <w:t xml:space="preserve">SAM introduces itself: “Hello, I’m SAM. From today I do the paperwork with you. Five minutes and you’ll know the lot.” The screen also sets the ground rules. This is required, nothing in it is real, and progress is saved, so leaving and coming back resumes at the same step.</w:t>
+        <w:t xml:space="preserve">SAM introduces itself. “Hello, I’m SAM. From today you talk and I write it up. Give me a few minutes and you’ll know everything you need.” The screen also sets the ground rules. This is required, nothing in it is real, and progress is saved, so leaving and coming back resumes at the same step.</w:t>
       </w:r>
     </w:p>
     <w:p>
@@ -444,7 +444,7 @@
           <w:sz w:val="19"/>
           <w:szCs w:val="19"/>
         </w:rPr>
-        <w:t xml:space="preserve">Then the first spoken step: “Press Talk and ask me something. Try: how do I report an incident?” SAM answers, and that first press doubles as the microphone check. Nothing live is created here.</w:t>
+        <w:t xml:space="preserve">The first spoken step comes next. “Press Talk and ask me something. Try: how do I report an incident?” SAM answers, and that first press doubles as the microphone check. Nothing live is created here.</w:t>
       </w:r>
     </w:p>
     <w:p>
@@ -467,7 +467,7 @@
           <w:sz w:val="19"/>
           <w:szCs w:val="19"/>
         </w:rPr>
-        <w:t xml:space="preserve">Now the part that earns its keep: “Now report something to me, the way you’d tell a colleague. Say a Dell laptop’s been stolen.” SAM asks for anything still missing, writes one practice report, and shows it on screen as a card labelled “Training”: “That’s written up. Have a look.”</w:t>
+        <w:t xml:space="preserve">Then the real thing. “Now report something to me, the way you’d tell a colleague. Try this one: a Dell laptop’s gone missing from the site office.” SAM asks for anything still missing, writes one practice report, and shows it on screen as a card labelled “Training”. “That’s it written up. Have a look.”</w:t>
       </w:r>
     </w:p>
     <w:p>
@@ -490,7 +490,7 @@
           <w:sz w:val="19"/>
           <w:szCs w:val="19"/>
         </w:rPr>
-        <w:t xml:space="preserve">With the report in front of them, the guard learns to correct it: “If you get something wrong, just tell me. Say: change the Dell to a MacBook.” The same report and the guard’s own message update. No second report appears, and SAM says so: “Changed. Same report.”</w:t>
+        <w:t xml:space="preserve">With the report in front of them, the guard learns to correct it. “If you get something wrong, just tell me. Try: change the Dell to a MacBook.” The same report and the guard’s own message update. No second report appears, and SAM says so. “Changed. Same report.”</w:t>
       </w:r>
     </w:p>
     <w:p>
@@ -513,7 +513,7 @@
           <w:sz w:val="19"/>
           <w:szCs w:val="19"/>
         </w:rPr>
-        <w:t xml:space="preserve">There is a second way, by hand: “You can also type it. Press and hold your message and add where it happened.” The guard edits it to “A MacBook was stolen at reception”, and the finished report shows both “MacBook” and “reception”.</w:t>
+        <w:t xml:space="preserve">There is a second way, by hand. “You can also type it. Press and hold your message and add where it happened.” The guard edits it to “A MacBook was stolen at reception”, and the finished report shows both “MacBook” and “reception”.</w:t>
       </w:r>
     </w:p>
     <w:p>
@@ -536,7 +536,7 @@
           <w:sz w:val="19"/>
           <w:szCs w:val="19"/>
         </w:rPr>
-        <w:t xml:space="preserve">SAM signs off: “That’s everything. You know how to report now, and how to fix it when it comes out wrong.” Completion is recorded only after SAM has seen each step done for real. A Go-to-home button lands the guard on the normal home screen.</w:t>
+        <w:t xml:space="preserve">SAM signs off. “That’s you sorted. You can report now, and you can put it right when I get it wrong.” Completion is recorded only after SAM has seen each step done for real. A Go-to-home button lands the guard on the normal home screen.</w:t>
       </w:r>
     </w:p>
     <w:p>
@@ -554,7 +554,7 @@
           <w:sz w:val="18"/>
           <w:szCs w:val="18"/>
         </w:rPr>
-        <w:t xml:space="preserve">Throughout, the practice report carries a training mark from the instant it is created. That mark is what must keep it out of every live surface.</w:t>
+        <w:t xml:space="preserve">Throughout, the practice report carries the training flag from the instant it is created. That flag is what must keep it out of every live surface.</w:t>
       </w:r>
     </w:p>
     <w:p>
@@ -862,7 +862,7 @@
                 <w:sz w:val="18"/>
                 <w:szCs w:val="18"/>
               </w:rPr>
-              <w:t xml:space="preserve">SAM opens with a warm greeting saying what it does for the guard and why that helps, frames each step as a benefit (“I wrote that up while you talked”), encourages briefly after each, and signs off warmly. None of it should read as a list of instructions. Confirmed by a product read-through and by four of five test guards calling it welcoming, not a test.</w:t>
+              <w:t xml:space="preserve">SAM opens with a warm greeting saying what it does for the guard and why that helps, frames each step as a benefit (“That’s it written up”), encourages briefly after each, and signs off warmly. None of it should read as a list of instructions. Confirmed by a product read-through and by four of five test guards calling it welcoming, not a test.</w:t>
             </w:r>
           </w:p>
         </w:tc>
@@ -1332,7 +1332,7 @@
                 <w:sz w:val="18"/>
                 <w:szCs w:val="18"/>
               </w:rPr>
-              <w:t xml:space="preserve">The guard asks a spoken question and SAM answers. Nothing live may result. Today the app logs even questions as activities, so either the practice mode suppresses that record or it carries the training mark like everything else here.</w:t>
+              <w:t xml:space="preserve">The guard asks a spoken question and SAM answers. Nothing live may result. Today the app logs even questions as activities, so either the practice mode suppresses that record or it carries the training flag like everything else here.</w:t>
             </w:r>
           </w:p>
         </w:tc>
@@ -1614,7 +1614,7 @@
                 <w:sz w:val="18"/>
                 <w:szCs w:val="18"/>
               </w:rPr>
-              <w:t xml:space="preserve">The guard long-presses their own message, edits it, and saves; the finished report contains both “MacBook” and “reception.” (Whether the app already supports this edit is a Check-with-engineering item.)</w:t>
+              <w:t xml:space="preserve">The guard long-presses their own message, edits it, and saves; the finished report ends up with both “MacBook” and “reception” in it. (Whether the app already supports that edit is a Check-with-engineering item.)</w:t>
             </w:r>
           </w:p>
         </w:tc>
@@ -1708,7 +1708,7 @@
                 <w:sz w:val="18"/>
                 <w:szCs w:val="18"/>
               </w:rPr>
-              <w:t xml:space="preserve">Every practice report is flagged as training (archive / soft-delete) the moment it is created. The platform already has this flag for exactly that purpose, so a report never exists un-marked.</w:t>
+              <w:t xml:space="preserve">Every practice report carries the training flag (the platform’s archive / soft-delete flag) from the moment it is created. It is set as part of creating the report, so a report never exists without it.</w:t>
             </w:r>
           </w:p>
         </w:tc>
@@ -1802,7 +1802,7 @@
                 <w:sz w:val="18"/>
                 <w:szCs w:val="18"/>
               </w:rPr>
-              <w:t xml:space="preserve">The practice report must appear in no live surface: reports, dashboards, analytics, exports, automated alerts and integrations, or the guard’s own activity list and search. The filter that excludes training-marked data does not exist yet, so archived data is still visible in production; it must be built and verified before go-live. Until then this runs only in the internal test environments.</w:t>
+              <w:t xml:space="preserve">The practice report must appear in no live surface: reports, dashboards, analytics, exports, automated alerts and integrations, or the guard’s own activity list and search. The filter that excludes training-flagged data does not exist yet, which is why archived data is still visible in production. It has to be built and verified before go-live, and this stays in DEV/UAT until it is.</w:t>
             </w:r>
           </w:p>
         </w:tc>
@@ -2178,7 +2178,7 @@
                 <w:sz w:val="18"/>
                 <w:szCs w:val="18"/>
               </w:rPr>
-              <w:t xml:space="preserve">Deliberately small: leave onboarding, report a real incident, return to where they left off — not counting as finishing or skipping. Guards handle real emergencies as they always have, and new guards are accompanied early on, so this is a low-priority safeguard, not a focus.</w:t>
+              <w:t xml:space="preserve">Deliberately small: leave onboarding, report a real incident, return to where they left off — not counting as finishing or skipping. Real emergencies are already handled the way they always have been, and new guards rarely work a shift alone in their first weeks, so this is a low-priority safeguard rather than a focus.</w:t>
             </w:r>
           </w:p>
         </w:tc>
@@ -2248,7 +2248,7 @@
           <w:sz w:val="19"/>
           <w:szCs w:val="19"/>
         </w:rPr>
-        <w:t xml:space="preserve">The made-up incident must never trigger a real response. Every practice report is marked as training the moment it is created. The platform already has this archive / soft-delete flag. </w:t>
+        <w:t xml:space="preserve">A pretend stolen laptop must never pull a real supervisor out of bed at three in the morning. So the practice report is stamped with the training flag at the moment it is created, using the archive / soft-delete flag the platform already has. </w:t>
       </w:r>
       <w:r>
         <w:rPr>
@@ -2261,7 +2261,7 @@
           <w:sz w:val="19"/>
           <w:szCs w:val="19"/>
         </w:rPr>
-        <w:t xml:space="preserve">The dependency to be clear about:</w:t>
+        <w:t xml:space="preserve">The catch:</w:t>
       </w:r>
       <w:r>
         <w:rPr>
@@ -2274,7 +2274,7 @@
           <w:sz w:val="19"/>
           <w:szCs w:val="19"/>
         </w:rPr>
-        <w:t xml:space="preserve"> the filtering that keeps marked data out of live surfaces does not exist yet. Today, archived items are still visible in production, so it is a required enhancement rather than something that works now. This runs only in the internal test environments until that filter is built and verified, and must not go live before then. When built, it should work </w:t>
+        <w:t xml:space="preserve"> nothing yet acts on that flag. Archived items still show up in production today, so the filter that hides them has to be written first. Until it exists and has been checked, this stays in the internal test environments and does not go near production. Write it once, </w:t>
       </w:r>
       <w:r>
         <w:rPr>
@@ -2300,7 +2300,7 @@
           <w:sz w:val="19"/>
           <w:szCs w:val="19"/>
         </w:rPr>
-        <w:t xml:space="preserve"> at the shared data layer, so every current and future surface excludes training data automatically. Permanent deletion is a separate clean-up done later; only the guard’s completion status is kept.</w:t>
+        <w:t xml:space="preserve"> and low down where the data is read, and every screen above it inherits the behaviour without being asked. Clearing the practice records out for good is a later job. All that is kept is the guard’s completion status.</w:t>
       </w:r>
     </w:p>
     <w:p>
@@ -2336,7 +2336,7 @@
           <w:sz w:val="19"/>
           <w:szCs w:val="19"/>
         </w:rPr>
-        <w:t xml:space="preserve">Completion is recorded only after the system observes each real action, and lives on the server (never trusted from the phone). It is issued once per guard, resumes safely if the app closes or the guard switches devices, and two sessions at once can never create duplicate reports or roll progress backwards. If practice data cannot be safely hidden, completion is withheld and the guard stays in the exercise. Protecting live data comes before finishing it.</w:t>
+        <w:t xml:space="preserve">Nothing is marked finished on the guard’s word. The system watches each action actually happen, and the record of it sits on the server, never trusted from the phone. One per guard, it survives the app closing or the guard picking up a different handset, and two sessions running at once can never produce duplicate reports or push progress backwards. If practice data cannot be safely hidden, completion is withheld and the guard stays in the exercise. Protecting live data comes before finishing it.</w:t>
       </w:r>
     </w:p>
     <w:p>

--- a/deliverables/US1117/SAM_OnSite_Guard_Onboarding_Spec.docx
+++ b/deliverables/US1117/SAM_OnSite_Guard_Onboarding_Spec.docx
@@ -352,7 +352,7 @@
           <w:sz w:val="19"/>
           <w:szCs w:val="19"/>
         </w:rPr>
-        <w:t xml:space="preserve">In SAM, a guard’s message is what creates and updates their report, so you fix it either by voice or by editing the message. Both are practised below. Quoted lines show intended tone, not final copy.</w:t>
+        <w:t xml:space="preserve">In SAM, a guard’s message is what creates and updates their report, so you fix it either by voice or by editing the message. Both are practised below. Quoted lines show the intended tone; the wording is settled with product before build.</w:t>
       </w:r>
     </w:p>
     <w:p>
@@ -398,7 +398,7 @@
           <w:sz w:val="19"/>
           <w:szCs w:val="19"/>
         </w:rPr>
-        <w:t xml:space="preserve">SAM introduces itself. “Hello, I’m SAM. From today you talk and I write it up. Give me a few minutes and you’ll know everything you need.” The screen also sets the ground rules. This is required, nothing in it is real, and progress is saved, so leaving and coming back resumes at the same step.</w:t>
+        <w:t xml:space="preserve">SAM opens with “Hello, I’m SAM. From today you talk and I write it up. Give me a few minutes and I’ll show you how.” The screen also sets the ground rules. This is required, nothing in it counts, and progress is saved, so leaving and coming back resumes at the same step.</w:t>
       </w:r>
     </w:p>
     <w:p>
@@ -421,7 +421,7 @@
           <w:sz w:val="19"/>
           <w:szCs w:val="19"/>
         </w:rPr>
-        <w:t xml:space="preserve">Next the phone gets set up, in three gates: app permissions, NFC (which reads the checkpoint tags), then background tracking. Each one works the same way. SAM says what it needs and why, opens the right settings page through a link built into onboarding, and asks the guard to switch it on and come back to confirm. The links sit inside the flow rather than pointing at the app’s own settings screen, so the guard is never handed a route out of a required exercise.</w:t>
+        <w:t xml:space="preserve">Next the phone gets set up, in three gates: app permissions, NFC (which reads the checkpoint tags), then background tracking. Each works the same way. SAM says what it needs and why, opens the one setting through a link held inside onboarding, and asks the guard to switch it on and come back to confirm. Naming the grant level matters here, since Android offers “only while using” and “all the time” and the app needs the second for location. Each link opens that setting alone and returns, so the guard never lands in the app’s ordinary navigation and out of a required exercise. A phone with no NFC chip skips that gate rather than routing the guard to support.</w:t>
       </w:r>
     </w:p>
     <w:p>
@@ -444,7 +444,7 @@
           <w:sz w:val="19"/>
           <w:szCs w:val="19"/>
         </w:rPr>
-        <w:t xml:space="preserve">The first spoken step comes next. “Press Talk and ask me something. Try: how do I report an incident?” SAM answers, and that first press doubles as the microphone check. Nothing live is created here.</w:t>
+        <w:t xml:space="preserve">Only now does the guard speak. “Press Talk and ask me something. Ask me how you report an incident.” SAM answers, and that first press doubles as the microphone check. If the permission was confirmed but never actually granted, the guard is sent back to that gate rather than left pressing a button that will never work. Nothing live is created here.</w:t>
       </w:r>
     </w:p>
     <w:p>
@@ -467,7 +467,7 @@
           <w:sz w:val="19"/>
           <w:szCs w:val="19"/>
         </w:rPr>
-        <w:t xml:space="preserve">Then the real thing. “Now report something to me, the way you’d tell a colleague. Try this one: a Dell laptop’s gone missing from the site office.” SAM asks for anything still missing, writes one practice report, and shows it on screen as a card labelled “Training”. “That’s it written up. Have a look.”</w:t>
+        <w:t xml:space="preserve">Then the real thing: SAM asks for a report “the way you’d tell a colleague” and offers one to use, a Dell laptop that has gone missing. SAM asks at most a couple of follow-up questions, accepts “I don’t know” for any of them, writes one practice report, and puts it on screen as a card labelled “Training”. “That’s it written up. Have a look.”</w:t>
       </w:r>
     </w:p>
     <w:p>
@@ -490,7 +490,7 @@
           <w:sz w:val="19"/>
           <w:szCs w:val="19"/>
         </w:rPr>
-        <w:t xml:space="preserve">With the report in front of them, the guard learns to correct it. “If you get something wrong, just tell me. Try: change the Dell to a MacBook.” The same report and the guard’s own message update. No second report appears, and SAM says so. “Changed. Same report.”</w:t>
+        <w:t xml:space="preserve">With the report in front of them, the guard learns to correct it. “If you get something wrong, just tell me. Tell me the Dell should be a MacBook.” The same report and the guard’s own message update. No second report appears, and SAM says so. “Changed. Same report.”</w:t>
       </w:r>
     </w:p>
     <w:p>
@@ -513,7 +513,7 @@
           <w:sz w:val="19"/>
           <w:szCs w:val="19"/>
         </w:rPr>
-        <w:t xml:space="preserve">There is a second way, by hand. “You can also type it. Press and hold your message and add where it happened.” The guard edits it to “A MacBook was stolen at reception”, and the finished report shows both “MacBook” and “reception”.</w:t>
+        <w:t xml:space="preserve">The second way is by hand, and SAM names the change it wants: press and hold the message just sent, and add that it happened at reception. The guard edits and saves, and the finished report shows both “MacBook” and “reception”.</w:t>
       </w:r>
     </w:p>
     <w:p>
@@ -536,7 +536,7 @@
           <w:sz w:val="19"/>
           <w:szCs w:val="19"/>
         </w:rPr>
-        <w:t xml:space="preserve">SAM signs off. “That’s you sorted. You can report now, and you can put it right when I get it wrong.” Completion is recorded only after SAM has seen each step done for real. A Go-to-home button lands the guard on the normal home screen.</w:t>
+        <w:t xml:space="preserve">SAM signs off. “That’s everything. You can report now, and you can put it right when I get it wrong.” Completion is recorded only after SAM has seen each step done for real. A Go-to-home button lands the guard on the normal home screen.</w:t>
       </w:r>
     </w:p>
     <w:p>
@@ -1238,7 +1238,7 @@
                 <w:sz w:val="18"/>
                 <w:szCs w:val="18"/>
               </w:rPr>
-              <w:t xml:space="preserve">Three gates in sequence, each the same shape. SAM explains what it needs and why, offers a link that opens the right settings page from inside onboarding, and the guard switches it on and returns to confirm. The links are duplicated into the flow rather than pointing at the app’s settings screen, so the guard cannot slip out of a required exercise. Grants have levels (“only while using”, “ask every time”, location “all the time”), so guidance must name the level needed. Setup should also turn off the phone’s automatic permission removal for unused apps, or access is silently lost months later. Confirmation must accept typing, since until the microphone is on the guard cannot speak. Anything that genuinely cannot be enabled routes to support. Later, SAM reading each setting back would beat asking, since a guard can confirm without having done it. The Location screen already reads permission state, so it is partly possible; how far it extends is for engineering.</w:t>
+              <w:t xml:space="preserve">Three gates in sequence, each the same shape. SAM explains what it needs and why, opens that one setting through a link held inside onboarding, and the guard switches it on and returns to confirm. Each link opens the single setting and returns; it never drops the guard into the app’s ordinary navigation, which would be a way out of a required exercise. Grants have levels (“only while using”, “ask every time”, location “all the time”), so the words on screen must name the level needed. Setup should also turn off the phone’s automatic permission removal for unused apps, or access is silently lost months later. Confirmation is a tap, not speech, since the microphone may not be on yet. A phone without an NFC chip skips that gate. Anything else that genuinely cannot be enabled routes to support. Later, SAM reading each setting back would beat asking, since a guard can confirm without having done it. The Location screen already reads permission state, so it is partly possible; how far it extends is for engineering.</w:t>
             </w:r>
           </w:p>
         </w:tc>
@@ -1332,7 +1332,7 @@
                 <w:sz w:val="18"/>
                 <w:szCs w:val="18"/>
               </w:rPr>
-              <w:t xml:space="preserve">The guard asks a spoken question and SAM answers. Nothing live may result. Today the app logs even questions as activities, so either the practice mode suppresses that record or it carries the training flag like everything else here.</w:t>
+              <w:t xml:space="preserve">The guard asks a spoken question and SAM answers. Nothing live may result. Today the app logs even questions as activities, so the practice mode suppresses that record. The answer to the suggested question is written and checked in advance, because it is the first thing SAM ever does for this guard and an empty answer is worse than no question.</w:t>
             </w:r>
           </w:p>
         </w:tc>
@@ -1426,7 +1426,7 @@
                 <w:sz w:val="18"/>
                 <w:szCs w:val="18"/>
               </w:rPr>
-              <w:t xml:space="preserve">The guard reports the made-up incident and SAM creates exactly one practice report. Repeats or retries must never create extra reports.</w:t>
+              <w:t xml:space="preserve">The guard reports the made-up incident and SAM creates exactly one practice report. Repeats or retries must never create extra reports. Follow-up questions are capped and “I don’t know” always advances, since the guard is inventing details about a laptop that does not exist.</w:t>
             </w:r>
           </w:p>
         </w:tc>
@@ -1479,12 +1479,12 @@
                 <w:rFonts w:ascii="Calibri" w:cs="Calibri" w:eastAsia="Calibri" w:hAnsi="Calibri"/>
                 <w:b/>
                 <w:bCs/>
-                <w:color w:val="43724E"/>
+                <w:color w:val="A05A38"/>
                 <w:spacing w:val="6"/>
                 <w:sz w:val="14"/>
                 <w:szCs w:val="14"/>
               </w:rPr>
-              <w:t xml:space="preserve">CONFIRMED</w:t>
+              <w:t xml:space="preserve">CHECK W/ ENG.</w:t>
             </w:r>
           </w:p>
         </w:tc>
@@ -1520,7 +1520,7 @@
                 <w:sz w:val="18"/>
                 <w:szCs w:val="18"/>
               </w:rPr>
-              <w:t xml:space="preserve">The guard tells SAM to change “Dell” to “MacBook”; the same report updates and no duplicate appears. (The exact way the app updates the report is a Check-with-engineering item.)</w:t>
+              <w:t xml:space="preserve">The guard tells SAM to change “Dell” to “MacBook”, the same report updates and no duplicate appears. Marked for engineering because how the app updates an existing report is not yet confirmed, and this step teaches the opposite lesson if it creates a second report instead.</w:t>
             </w:r>
           </w:p>
         </w:tc>
@@ -1573,12 +1573,12 @@
                 <w:rFonts w:ascii="Calibri" w:cs="Calibri" w:eastAsia="Calibri" w:hAnsi="Calibri"/>
                 <w:b/>
                 <w:bCs/>
-                <w:color w:val="43724E"/>
+                <w:color w:val="A05A38"/>
                 <w:spacing w:val="6"/>
                 <w:sz w:val="14"/>
                 <w:szCs w:val="14"/>
               </w:rPr>
-              <w:t xml:space="preserve">CONFIRMED</w:t>
+              <w:t xml:space="preserve">CHECK W/ ENG.</w:t>
             </w:r>
           </w:p>
         </w:tc>
@@ -1614,7 +1614,7 @@
                 <w:sz w:val="18"/>
                 <w:szCs w:val="18"/>
               </w:rPr>
-              <w:t xml:space="preserve">The guard long-presses their own message, edits it, and saves; the finished report ends up with both “MacBook” and “reception” in it. (Whether the app already supports that edit is a Check-with-engineering item.)</w:t>
+              <w:t xml:space="preserve">The guard long-presses the message they just sent, adds the location SAM names, and saves; the finished report ends up with both “MacBook” and “reception” in it. Marked for engineering because it is not yet confirmed the app supports this edit.</w:t>
             </w:r>
           </w:p>
         </w:tc>
@@ -2031,7 +2031,7 @@
                 <w:sz w:val="18"/>
                 <w:szCs w:val="18"/>
               </w:rPr>
-              <w:t xml:space="preserve">Visual aids come later</w:t>
+              <w:t xml:space="preserve">Say what is tracked, and who sees it</w:t>
             </w:r>
           </w:p>
           <w:p>
@@ -2043,12 +2043,12 @@
                 <w:rFonts w:ascii="Calibri" w:cs="Calibri" w:eastAsia="Calibri" w:hAnsi="Calibri"/>
                 <w:b/>
                 <w:bCs/>
-                <w:color w:val="43724E"/>
+                <w:color w:val="8A6A1F"/>
                 <w:spacing w:val="6"/>
                 <w:sz w:val="14"/>
                 <w:szCs w:val="14"/>
               </w:rPr>
-              <w:t xml:space="preserve">CONFIRMED</w:t>
+              <w:t xml:space="preserve">PROPOSED</w:t>
             </w:r>
           </w:p>
         </w:tc>
@@ -2084,7 +2084,7 @@
                 <w:sz w:val="18"/>
                 <w:szCs w:val="18"/>
               </w:rPr>
-              <w:t xml:space="preserve">Extra visual help (tooltips, highlights) for dark or noisy sites is not built now; the need is judged during testing.</w:t>
+              <w:t xml:space="preserve">Guards are asked for all-the-time location and background tracking on a work phone. One plain sentence should say what each is used for and what a supervisor can see. It is the first thing they will ask each other, and in a Belgian workforce it is a works-council matter as much as a tone one. Wording to be agreed with product and, where required, with the works council.</w:t>
             </w:r>
           </w:p>
         </w:tc>
@@ -2125,6 +2125,100 @@
                 <w:sz w:val="18"/>
                 <w:szCs w:val="18"/>
               </w:rPr>
+              <w:t xml:space="preserve">Visual aids come later</w:t>
+            </w:r>
+          </w:p>
+          <w:p>
+            <w:pPr>
+              <w:spacing w:after="0"/>
+            </w:pPr>
+            <w:r>
+              <w:rPr>
+                <w:rFonts w:ascii="Calibri" w:cs="Calibri" w:eastAsia="Calibri" w:hAnsi="Calibri"/>
+                <w:b/>
+                <w:bCs/>
+                <w:color w:val="43724E"/>
+                <w:spacing w:val="6"/>
+                <w:sz w:val="14"/>
+                <w:szCs w:val="14"/>
+              </w:rPr>
+              <w:t xml:space="preserve">CONFIRMED</w:t>
+            </w:r>
+          </w:p>
+        </w:tc>
+        <w:tc>
+          <w:tcPr>
+            <w:tcW w:type="dxa" w:w="7308"/>
+            <w:tcBorders>
+              <w:top w:val="none"/>
+              <w:left w:val="none"/>
+              <w:bottom w:val="none"/>
+              <w:right w:val="none"/>
+            </w:tcBorders>
+            <w:tcMar>
+              <w:top w:type="dxa" w:w="46"/>
+              <w:left w:type="dxa" w:w="40"/>
+              <w:bottom w:type="dxa" w:w="46"/>
+              <w:right w:type="dxa" w:w="150"/>
+            </w:tcMar>
+            <w:vAlign w:val="top"/>
+          </w:tcPr>
+          <w:p>
+            <w:pPr>
+              <w:spacing w:after="0" w:line="244" w:lineRule="auto"/>
+            </w:pPr>
+            <w:r>
+              <w:rPr>
+                <w:rFonts w:ascii="Calibri" w:cs="Calibri" w:eastAsia="Calibri" w:hAnsi="Calibri"/>
+                <w:b w:val="false"/>
+                <w:bCs w:val="false"/>
+                <w:i w:val="false"/>
+                <w:iCs w:val="false"/>
+                <w:color w:val="3A3A38"/>
+                <w:sz w:val="18"/>
+                <w:szCs w:val="18"/>
+              </w:rPr>
+              <w:t xml:space="preserve">Extra visual help (tooltips, highlights) for dark or noisy sites is not built now; the need is judged during testing.</w:t>
+            </w:r>
+          </w:p>
+        </w:tc>
+      </w:tr>
+      <w:tr>
+        <w:trPr>
+          <w:cantSplit/>
+        </w:trPr>
+        <w:tc>
+          <w:tcPr>
+            <w:tcW w:type="dxa" w:w="2340"/>
+            <w:tcBorders>
+              <w:top w:val="none"/>
+              <w:left w:val="none"/>
+              <w:bottom w:val="none"/>
+              <w:right w:val="none"/>
+            </w:tcBorders>
+            <w:tcMar>
+              <w:top w:type="dxa" w:w="46"/>
+              <w:left w:type="dxa" w:w="40"/>
+              <w:bottom w:type="dxa" w:w="46"/>
+              <w:right w:type="dxa" w:w="150"/>
+            </w:tcMar>
+            <w:vAlign w:val="top"/>
+          </w:tcPr>
+          <w:p>
+            <w:pPr>
+              <w:spacing w:after="30"/>
+            </w:pPr>
+            <w:r>
+              <w:rPr>
+                <w:rFonts w:ascii="Calibri" w:cs="Calibri" w:eastAsia="Calibri" w:hAnsi="Calibri"/>
+                <w:b/>
+                <w:bCs/>
+                <w:i w:val="false"/>
+                <w:iCs w:val="false"/>
+                <w:color w:val="3A3A38"/>
+                <w:sz w:val="18"/>
+                <w:szCs w:val="18"/>
+              </w:rPr>
               <w:t xml:space="preserve">A way out for a real incident (minor)</w:t>
             </w:r>
           </w:p>
@@ -2178,7 +2272,7 @@
                 <w:sz w:val="18"/>
                 <w:szCs w:val="18"/>
               </w:rPr>
-              <w:t xml:space="preserve">Deliberately small: leave onboarding, report a real incident, return to where they left off — not counting as finishing or skipping. Real emergencies are already handled the way they always have been, and new guards rarely work a shift alone in their first weeks, so this is a low-priority safeguard rather than a focus.</w:t>
+              <w:t xml:space="preserve">Leave onboarding, report a real incident through normal reporting, return to where they left off, with completion neither granted nor skipped. Small to build, but it is the only door out of a flow that cannot otherwise be left, so it is not optional.</w:t>
             </w:r>
           </w:p>
         </w:tc>
@@ -2212,7 +2306,7 @@
           <w:sz w:val="25"/>
           <w:szCs w:val="25"/>
         </w:rPr>
-        <w:t xml:space="preserve">The two things that must not go wrong</w:t>
+        <w:t xml:space="preserve">What must not go wrong</w:t>
       </w:r>
     </w:p>
     <w:p>
@@ -2300,7 +2394,7 @@
           <w:sz w:val="19"/>
           <w:szCs w:val="19"/>
         </w:rPr>
-        <w:t xml:space="preserve"> and low down where the data is read, and every screen above it inherits the behaviour without being asked. Clearing the practice records out for good is a later job. All that is kept is the guard’s completion status.</w:t>
+        <w:t xml:space="preserve"> and low down where the data is read, and every screen above it inherits the behaviour without being asked. Clearing the practice records out for good is a later job. All that is kept is the guard’s completion status. Because a dispatched alert cannot be recalled, the dependency should be a mechanism and not a release convention: onboarding checks at launch that the filter is there and verified, and refuses to run if it is not.</w:t>
       </w:r>
     </w:p>
     <w:p>
@@ -2318,12 +2412,12 @@
           <w:sz w:val="20"/>
           <w:szCs w:val="20"/>
         </w:rPr>
-        <w:t xml:space="preserve">COMPLETION IS SERVER-SIDE, EARNED, AND SAFE UNDER PRESSURE</w:t>
-      </w:r>
-    </w:p>
-    <w:p>
-      <w:pPr>
-        <w:spacing w:after="40" w:line="252" w:lineRule="auto"/>
+        <w:t xml:space="preserve">THE RISK THAT RUNS THE OTHER WAY</w:t>
+      </w:r>
+    </w:p>
+    <w:p>
+      <w:pPr>
+        <w:spacing w:after="92" w:line="252" w:lineRule="auto"/>
       </w:pPr>
       <w:r>
         <w:rPr>
@@ -2336,7 +2430,43 @@
           <w:sz w:val="19"/>
           <w:szCs w:val="19"/>
         </w:rPr>
-        <w:t xml:space="preserve">Nothing is marked finished on the guard’s word. The system watches each action actually happen, and the record of it sits on the server, never trusted from the phone. One per guard, it survives the app closing or the guard picking up a different handset, and two sessions running at once can never produce duplicate reports or push progress backwards. If practice data cannot be safely hidden, completion is withheld and the guard stays in the exercise. Protecting live data comes before finishing it.</w:t>
+        <w:t xml:space="preserve">A guard is thirty seconds into being taught that this is how you report things when something actually happens. They press Talk and report it, and the safety mechanism swallows it: flagged training, hidden from the supervisor it should have reached. So a practice banner stays up for the whole exercise rather than appearing only on the finished card, and if what the guard reports is clearly not the suggested incident, SAM asks whether it is real before writing anything and sends a yes to normal reporting. This one does not go away at go-live, because the refresher puts experienced guards back in the same position.</w:t>
+      </w:r>
+    </w:p>
+    <w:p>
+      <w:pPr>
+        <w:pStyle w:val="Heading2"/>
+        <w:keepNext/>
+        <w:spacing w:after="60" w:before="160"/>
+      </w:pPr>
+      <w:r>
+        <w:rPr>
+          <w:rFonts w:ascii="Georgia" w:cs="Georgia" w:eastAsia="Georgia" w:hAnsi="Georgia"/>
+          <w:b/>
+          <w:bCs/>
+          <w:color w:val="2E3A44"/>
+          <w:sz w:val="20"/>
+          <w:szCs w:val="20"/>
+        </w:rPr>
+        <w:t xml:space="preserve">COMPLETION IS SERVER-SIDE, EARNED, AND SAFE UNDER PRESSURE</w:t>
+      </w:r>
+    </w:p>
+    <w:p>
+      <w:pPr>
+        <w:spacing w:after="40" w:line="252" w:lineRule="auto"/>
+      </w:pPr>
+      <w:r>
+        <w:rPr>
+          <w:rFonts w:ascii="Calibri" w:cs="Calibri" w:eastAsia="Calibri" w:hAnsi="Calibri"/>
+          <w:b w:val="false"/>
+          <w:bCs w:val="false"/>
+          <w:i w:val="false"/>
+          <w:iCs w:val="false"/>
+          <w:color w:val="3A3A38"/>
+          <w:sz w:val="19"/>
+          <w:szCs w:val="19"/>
+        </w:rPr>
+        <w:t xml:space="preserve">Nothing is marked finished on the guard’s word. The system watches each action actually happen, and the record of it sits on the server, never trusted from the phone. One per guard, it survives the app closing or the guard picking up a different handset, and two sessions running at once can never produce duplicate reports or push progress backwards. If practice data cannot be safely hidden, completion is withheld and the guard stays in the exercise. Protecting live data comes before finishing it. But nothing may trap a guard: after repeated failures the guard is released to the home screen with completion unmarked, because being un-onboarded is a reporting problem and being locked out of the app on shift is a safety one.</w:t>
       </w:r>
     </w:p>
     <w:p>
@@ -2534,7 +2664,7 @@
                 <w:sz w:val="18"/>
                 <w:szCs w:val="18"/>
               </w:rPr>
-              <w:t xml:space="preserve">For the MVP SAM takes the confirmation and moves on, so a missed setting surfaces later as something that does not work. That is the argument for having SAM read the settings back instead of asking. What truly cannot be enabled routes to support.</w:t>
+              <w:t xml:space="preserve">SAM takes the confirmation and moves on, with one exception: the microphone is checked at the first Talk press, because without it nothing afterwards works. A guard who confirmed but did not grant it goes back to that gate with an explanation. Other missed settings surface later as something that does not work, which is the argument for having SAM read them all back instead of asking. What truly cannot be enabled routes to support.</w:t>
             </w:r>
           </w:p>
         </w:tc>
@@ -2611,7 +2741,7 @@
                 <w:sz w:val="18"/>
                 <w:szCs w:val="18"/>
               </w:rPr>
-              <w:t xml:space="preserve">Progress is kept and a clear “try again” is shown; the current step and any edit are never silently lost.</w:t>
+              <w:t xml:space="preserve">Progress is kept and a clear “try again” is shown, and the current step and any edit are never silently lost.</w:t>
             </w:r>
           </w:p>
         </w:tc>
@@ -2688,7 +2818,7 @@
                 <w:sz w:val="18"/>
                 <w:szCs w:val="18"/>
               </w:rPr>
-              <w:t xml:space="preserve">SAM asks again; the guard can retry by voice or switch to the manual long-press edit instead.</w:t>
+              <w:t xml:space="preserve">SAM asks again, and the guard can retry by voice or switch to the manual long-press edit instead. After a few failed attempts at any spoken step, typing is offered, so an accent or a noisy yard cannot lock anyone out.</w:t>
             </w:r>
           </w:p>
         </w:tc>
@@ -2765,7 +2895,7 @@
                 <w:sz w:val="18"/>
                 <w:szCs w:val="18"/>
               </w:rPr>
-              <w:t xml:space="preserve">The failure is shown and the guard’s typed text is kept for another try; the report is never left half-changed.</w:t>
+              <w:t xml:space="preserve">The failure is shown and the guard’s typed text is kept for another try, and the report is never left half-changed.</w:t>
             </w:r>
           </w:p>
         </w:tc>
@@ -2842,7 +2972,7 @@
                 <w:sz w:val="18"/>
                 <w:szCs w:val="18"/>
               </w:rPr>
-              <w:t xml:space="preserve">The step stops safely: completion is withheld and the guard stays in the exercise. Only a stage/error code is recorded, and never the practice content.</w:t>
+              <w:t xml:space="preserve">The step stops safely, completion is withheld, and the guard stays in the exercise. Only a stage/error code is recorded, never the practice content. If it stays stuck, the guard is released to the home screen with completion unmarked, since being un-onboarded is a reporting problem and being locked out of the app on shift is a safety one.</w:t>
             </w:r>
           </w:p>
         </w:tc>
@@ -2940,7 +3070,7 @@
           <w:sz w:val="19"/>
           <w:szCs w:val="19"/>
         </w:rPr>
-        <w:t xml:space="preserve">Can this exercise be launched on its own, without the usual triggers that start other scenarios?</w:t>
+        <w:t xml:space="preserve">Can it be launched on its own, outside whatever normally starts a scenario?</w:t>
       </w:r>
     </w:p>
     <w:p>
@@ -2963,7 +3093,7 @@
           <w:sz w:val="19"/>
           <w:szCs w:val="19"/>
         </w:rPr>
-        <w:t xml:space="preserve">Can SAM run in a practice mode whose conversation and report never enter live reporting?</w:t>
+        <w:t xml:space="preserve">Is there a practice mode in which neither the conversation nor the report enters live reporting?</w:t>
       </w:r>
     </w:p>
     <w:p>

--- a/deliverables/US1117/SAM_OnSite_Guard_Onboarding_Spec.docx
+++ b/deliverables/US1117/SAM_OnSite_Guard_Onboarding_Spec.docx
@@ -421,7 +421,7 @@
           <w:sz w:val="19"/>
           <w:szCs w:val="19"/>
         </w:rPr>
-        <w:t xml:space="preserve">Next the phone gets set up, in three gates: app permissions, NFC (which reads the checkpoint tags), then background tracking. Each works the same way. SAM says what it needs and why, opens the one setting through a link held inside onboarding, and asks the guard to switch it on and come back to confirm. Naming the grant level matters here, since Android offers “only while using” and “all the time” and the app needs the second for location. Each link opens that setting alone and returns, so the guard never lands in the app’s ordinary navigation and out of a required exercise. A phone with no NFC chip skips that gate rather than routing the guard to support.</w:t>
+        <w:t xml:space="preserve">Next the phone gets set up, in three gates: app permissions, NFC (which reads the checkpoint tags), then background tracking. Each follows the same shape. SAM says what it needs and why, links to the right place from inside onboarding, and asks the guard to switch it on and come back to confirm. The permissions link opens the phone’s settings page for SAM OnSite, where the guard grants each one; the NFC and background-tracking links open a single setting each, and background tracking is the one that lives inside SAM rather than the phone. All three return to onboarding, so the guard is never left in the app’s ordinary navigation. Naming the grant level matters, since Android asks twice for location and the app needs “all the time”. A phone with no NFC chip skips that gate rather than routing the guard to support.</w:t>
       </w:r>
     </w:p>
     <w:p>
@@ -444,7 +444,7 @@
           <w:sz w:val="19"/>
           <w:szCs w:val="19"/>
         </w:rPr>
-        <w:t xml:space="preserve">Only now does the guard speak. “Press Talk and ask me something. Ask me how you report an incident.” SAM answers, and that first press doubles as the microphone check. If the permission was confirmed but never actually granted, the guard is sent back to that gate rather than left pressing a button that will never work. Nothing live is created here.</w:t>
+        <w:t xml:space="preserve">Only now does the guard speak. “Press Talk and try this one: how do I report an incident?” SAM answers with an answer written in advance, and that first press doubles as the microphone check. If the permission was confirmed but never actually granted, the guard is sent back to that gate rather than left pressing a button that will never work. Nothing live is created here.</w:t>
       </w:r>
     </w:p>
     <w:p>
@@ -490,7 +490,7 @@
           <w:sz w:val="19"/>
           <w:szCs w:val="19"/>
         </w:rPr>
-        <w:t xml:space="preserve">With the report in front of them, the guard learns to correct it. “If you get something wrong, just tell me. Tell me the Dell should be a MacBook.” The same report and the guard’s own message update. No second report appears, and SAM says so. “Changed. Same report.”</w:t>
+        <w:t xml:space="preserve">With the report in front of them, the guard learns to correct it. “Say the wrong thing and I’ll fix it. Try it now: tell me it was a MacBook, not a Dell.” The same report and the guard’s own message update. No second report appears, and SAM says so. “Changed. Same report.”</w:t>
       </w:r>
     </w:p>
     <w:p>
@@ -513,7 +513,7 @@
           <w:sz w:val="19"/>
           <w:szCs w:val="19"/>
         </w:rPr>
-        <w:t xml:space="preserve">The second way is by hand, and SAM names the change it wants: press and hold the message just sent, and add that it happened at reception. The guard edits and saves, and the finished report shows both “MacBook” and “reception”.</w:t>
+        <w:t xml:space="preserve">The second way is by hand. SAM names the change it wants and points at the message to edit, since by now the guard has sent several. They long-press their report, add that it happened at reception, and save, and the finished report shows both “MacBook” and “reception”.</w:t>
       </w:r>
     </w:p>
     <w:p>
@@ -862,7 +862,7 @@
                 <w:sz w:val="18"/>
                 <w:szCs w:val="18"/>
               </w:rPr>
-              <w:t xml:space="preserve">SAM opens with a warm greeting saying what it does for the guard and why that helps, frames each step as a benefit (“That’s it written up”), encourages briefly after each, and signs off warmly. None of it should read as a list of instructions. Confirmed by a product read-through and by four of five test guards calling it welcoming, not a test.</w:t>
+              <w:t xml:space="preserve">SAM opens with a warm greeting saying what it does for the guard and why that helps, frames each step as a benefit (“That’s it written up”), and signs off warmly. None of it should read as instructions. Confirmed by a product read-through and by four of five test guards calling it welcoming rather than test-like.</w:t>
             </w:r>
           </w:p>
         </w:tc>
@@ -1238,7 +1238,7 @@
                 <w:sz w:val="18"/>
                 <w:szCs w:val="18"/>
               </w:rPr>
-              <w:t xml:space="preserve">Three gates in sequence, each the same shape. SAM explains what it needs and why, opens that one setting through a link held inside onboarding, and the guard switches it on and returns to confirm. Each link opens the single setting and returns; it never drops the guard into the app’s ordinary navigation, which would be a way out of a required exercise. Grants have levels (“only while using”, “ask every time”, location “all the time”), so the words on screen must name the level needed. Setup should also turn off the phone’s automatic permission removal for unused apps, or access is silently lost months later. Confirmation is a tap, not speech, since the microphone may not be on yet. A phone without an NFC chip skips that gate. Anything else that genuinely cannot be enabled routes to support. Later, SAM reading each setting back would beat asking, since a guard can confirm without having done it. The Location screen already reads permission state, so it is partly possible; how far it extends is for engineering.</w:t>
+              <w:t xml:space="preserve">Three gates in sequence, each the same shape: SAM explains what it needs and why, links to the right place from inside onboarding, and the guard taps to confirm on return. Every link returns to onboarding, so the guard is never left in the app’s ordinary navigation. Three details decide whether this works. The words on screen must name the grant level, and say that Android asks for location twice. Setup must switch off the phone’s automatic permission removal for unused apps. And a phone with no NFC chip skips that gate rather than being sent to support. Confirmation is a tap, since the microphone may not be on yet. The companion carries the full gate behaviour.</w:t>
             </w:r>
           </w:p>
         </w:tc>
@@ -1332,7 +1332,7 @@
                 <w:sz w:val="18"/>
                 <w:szCs w:val="18"/>
               </w:rPr>
-              <w:t xml:space="preserve">The guard asks a spoken question and SAM answers. Nothing live may result. Today the app logs even questions as activities, so the practice mode suppresses that record. The answer to the suggested question is written and checked in advance, because it is the first thing SAM ever does for this guard and an empty answer is worse than no question.</w:t>
+              <w:t xml:space="preserve">The guard asks a spoken question and SAM answers. Nothing live may result. Today the app logs even questions as activities, so the practice mode must suppress that record. The answer to the suggested question is written in advance, and the prompt names that question rather than inviting an open one.</w:t>
             </w:r>
           </w:p>
         </w:tc>
@@ -1520,7 +1520,7 @@
                 <w:sz w:val="18"/>
                 <w:szCs w:val="18"/>
               </w:rPr>
-              <w:t xml:space="preserve">The guard tells SAM to change “Dell” to “MacBook”, the same report updates and no duplicate appears. Marked for engineering because how the app updates an existing report is not yet confirmed, and this step teaches the opposite lesson if it creates a second report instead.</w:t>
+              <w:t xml:space="preserve">The guard tells SAM it was a MacBook, the same report updates and no duplicate appears. The prompt must not assume the guard used the word “Dell”, since they were asked to report in their own words. Marked for engineering because how the app updates an existing report is not yet confirmed, and this step teaches the opposite lesson if it creates a second report instead.</w:t>
             </w:r>
           </w:p>
         </w:tc>
@@ -1614,7 +1614,7 @@
                 <w:sz w:val="18"/>
                 <w:szCs w:val="18"/>
               </w:rPr>
-              <w:t xml:space="preserve">The guard long-presses the message they just sent, adds the location SAM names, and saves; the finished report ends up with both “MacBook” and “reception” in it. Marked for engineering because it is not yet confirmed the app supports this edit.</w:t>
+              <w:t xml:space="preserve">SAM points at the right message and names the change, and the guard long-presses their report, adds the location, and saves; the finished report ends up with both “MacBook” and “reception” in it. Pointing matters: by this step the guard has sent a question, a report, answers and a correction. Marked for engineering because it is not yet confirmed the app supports this edit.</w:t>
             </w:r>
           </w:p>
         </w:tc>
@@ -1802,7 +1802,7 @@
                 <w:sz w:val="18"/>
                 <w:szCs w:val="18"/>
               </w:rPr>
-              <w:t xml:space="preserve">The practice report must appear in no live surface: reports, dashboards, analytics, exports, automated alerts and integrations, or the guard’s own activity list and search. The filter that excludes training-flagged data does not exist yet, which is why archived data is still visible in production. It has to be built and verified before go-live, and this stays in DEV/UAT until it is.</w:t>
+              <w:t xml:space="preserve">The practice report must appear in no live surface: reports, dashboards, analytics, exports, alerts and integrations, or the guard’s own activity list and search. The filter that excludes training-flagged data does not exist yet, which is why archived data is still visible in production. It must be built and verified before go-live; until then this stays in DEV/UAT.</w:t>
             </w:r>
           </w:p>
         </w:tc>
@@ -1990,7 +1990,7 @@
                 <w:sz w:val="18"/>
                 <w:szCs w:val="18"/>
               </w:rPr>
-              <w:t xml:space="preserve">The tips from the train-the-trainer deck belong inside the practice steps, at the moment each one becomes useful, with SAM slipping it in as an aside. Listing them on a screen or reading them out one by one does not count. Which tips, and where each fits, to be agreed once the slide is shared.</w:t>
+              <w:t xml:space="preserve">The tips from the train-the-trainer deck belong inside the practice steps, at the moment each becomes useful, with SAM slipping one in as an aside. A screen of tips read out in order does not meet this. Which tips, and where each fits, once the slide is shared.</w:t>
             </w:r>
           </w:p>
         </w:tc>
@@ -2084,7 +2084,7 @@
                 <w:sz w:val="18"/>
                 <w:szCs w:val="18"/>
               </w:rPr>
-              <w:t xml:space="preserve">Guards are asked for all-the-time location and background tracking on a work phone. One plain sentence should say what each is used for and what a supervisor can see. It is the first thing they will ask each other, and in a Belgian workforce it is a works-council matter as much as a tone one. Wording to be agreed with product and, where required, with the works council.</w:t>
+              <w:t xml:space="preserve">Guards are asked for all-the-time location and background tracking on a work phone. A line in the flow says what each is for and what a supervisor can and cannot see. Wording to be agreed with product and, where required, with the works council.</w:t>
             </w:r>
           </w:p>
         </w:tc>
@@ -2272,7 +2272,7 @@
                 <w:sz w:val="18"/>
                 <w:szCs w:val="18"/>
               </w:rPr>
-              <w:t xml:space="preserve">Leave onboarding, report a real incident through normal reporting, return to where they left off, with completion neither granted nor skipped. Small to build, but it is the only door out of a flow that cannot otherwise be left, so it is not optional.</w:t>
+              <w:t xml:space="preserve">Leave onboarding, report a real incident through normal reporting, return to where they left off, with completion neither granted nor skipped. Reachable from every step. Crossing it must be unmistakable, since the guard has just been told nothing counts: the practice banner clears and they are told this one is live.</w:t>
             </w:r>
           </w:p>
         </w:tc>
@@ -2394,7 +2394,7 @@
           <w:sz w:val="19"/>
           <w:szCs w:val="19"/>
         </w:rPr>
-        <w:t xml:space="preserve"> and low down where the data is read, and every screen above it inherits the behaviour without being asked. Clearing the practice records out for good is a later job. All that is kept is the guard’s completion status. Because a dispatched alert cannot be recalled, the dependency should be a mechanism and not a release convention: onboarding checks at launch that the filter is there and verified, and refuses to run if it is not.</w:t>
+        <w:t xml:space="preserve"> and low down where the data is read, and every screen above it inherits the behaviour without being asked. Clearing the practice records out for good is a later job. All that is kept is the guard’s completion status. The MVP never leaves DEV/UAT, so nothing here can reach production during the build. What matters is that switching it on in production later is gated on the filter by something firmer than memory, because a dispatched alert cannot be recalled.</w:t>
       </w:r>
     </w:p>
     <w:p>
@@ -2430,7 +2430,7 @@
           <w:sz w:val="19"/>
           <w:szCs w:val="19"/>
         </w:rPr>
-        <w:t xml:space="preserve">A guard is thirty seconds into being taught that this is how you report things when something actually happens. They press Talk and report it, and the safety mechanism swallows it: flagged training, hidden from the supervisor it should have reached. So a practice banner stays up for the whole exercise rather than appearing only on the finished card, and if what the guard reports is clearly not the suggested incident, SAM asks whether it is real before writing anything and sends a yes to normal reporting. This one does not go away at go-live, because the refresher puts experienced guards back in the same position.</w:t>
+        <w:t xml:space="preserve">A guard is thirty seconds into being taught that this is how you report things when something actually happens. They press Talk and report it, and the safety mechanism swallows it: flagged training, hidden from the supervisor it should have reached. For the MVP the answer is cheap — a practice banner on every step, carrying the way out to normal reporting. Having SAM notice that what was just said is not the practice incident is better and is listed as deliberately deferred.</w:t>
       </w:r>
     </w:p>
     <w:p>
@@ -2466,7 +2466,7 @@
           <w:sz w:val="19"/>
           <w:szCs w:val="19"/>
         </w:rPr>
-        <w:t xml:space="preserve">Nothing is marked finished on the guard’s word. The system watches each action actually happen, and the record of it sits on the server, never trusted from the phone. One per guard, it survives the app closing or the guard picking up a different handset, and two sessions running at once can never produce duplicate reports or push progress backwards. If practice data cannot be safely hidden, completion is withheld and the guard stays in the exercise. Protecting live data comes before finishing it. But nothing may trap a guard: after repeated failures the guard is released to the home screen with completion unmarked, because being un-onboarded is a reporting problem and being locked out of the app on shift is a safety one.</w:t>
+        <w:t xml:space="preserve">Nothing is marked finished on the guard’s word. The system watches each action actually happen, and the record of it sits on the server, never trusted from the phone. One per guard, it survives the app closing or the guard picking up a different handset, and two sessions running at once can never produce duplicate reports or push progress backwards. If practice data cannot be safely hidden, completion is withheld and the guard stays in the exercise. Protecting live data comes before finishing it. What it never does is trap anyone: a guard who cannot get past a step reaches the home screen anyway, uncompleted.</w:t>
       </w:r>
     </w:p>
     <w:p>
@@ -2500,484 +2500,24 @@
         <w:t xml:space="preserve">Handling the unhappy paths</w:t>
       </w:r>
     </w:p>
-    <w:tbl>
-      <w:tblPr>
-        <w:tblW w:type="dxa" w:w="9648"/>
-        <w:tblBorders>
-          <w:top w:val="none"/>
-          <w:left w:val="none"/>
-          <w:bottom w:val="none"/>
-          <w:right w:val="none"/>
-          <w:insideH w:val="single" w:color="E6E4DF" w:sz="2"/>
-          <w:insideV w:val="none"/>
-        </w:tblBorders>
-      </w:tblPr>
-      <w:tblGrid>
-        <w:gridCol w:w="2500"/>
-        <w:gridCol w:w="7148"/>
-      </w:tblGrid>
-      <w:tr>
-        <w:trPr>
-          <w:cantSplit/>
-          <w:tblHeader/>
-        </w:trPr>
-        <w:tc>
-          <w:tcPr>
-            <w:tcW w:type="dxa" w:w="2500"/>
-            <w:tcBorders>
-              <w:top w:val="none"/>
-              <w:left w:val="none"/>
-              <w:bottom w:val="single" w:color="4A6B82" w:sz="8"/>
-              <w:right w:val="none"/>
-            </w:tcBorders>
-            <w:tcMar>
-              <w:top w:type="dxa" w:w="26"/>
-              <w:left w:type="dxa" w:w="40"/>
-              <w:bottom w:type="dxa" w:w="44"/>
-              <w:right w:type="dxa" w:w="150"/>
-            </w:tcMar>
-            <w:vAlign w:val="bottom"/>
-          </w:tcPr>
-          <w:p>
-            <w:pPr>
-              <w:spacing w:after="0"/>
-            </w:pPr>
-            <w:r>
-              <w:rPr>
-                <w:rFonts w:ascii="Calibri" w:cs="Calibri" w:eastAsia="Calibri" w:hAnsi="Calibri"/>
-                <w:b/>
-                <w:bCs/>
-                <w:color w:val="4A6B82"/>
-                <w:spacing w:val="8"/>
-                <w:sz w:val="15"/>
-                <w:szCs w:val="15"/>
-              </w:rPr>
-              <w:t xml:space="preserve">IF THIS HAPPENS</w:t>
-            </w:r>
-          </w:p>
-        </w:tc>
-        <w:tc>
-          <w:tcPr>
-            <w:tcW w:type="dxa" w:w="7148"/>
-            <w:tcBorders>
-              <w:top w:val="none"/>
-              <w:left w:val="none"/>
-              <w:bottom w:val="single" w:color="4A6B82" w:sz="8"/>
-              <w:right w:val="none"/>
-            </w:tcBorders>
-            <w:tcMar>
-              <w:top w:type="dxa" w:w="26"/>
-              <w:left w:type="dxa" w:w="40"/>
-              <w:bottom w:type="dxa" w:w="44"/>
-              <w:right w:type="dxa" w:w="150"/>
-            </w:tcMar>
-            <w:vAlign w:val="bottom"/>
-          </w:tcPr>
-          <w:p>
-            <w:pPr>
-              <w:spacing w:after="0"/>
-            </w:pPr>
-            <w:r>
-              <w:rPr>
-                <w:rFonts w:ascii="Calibri" w:cs="Calibri" w:eastAsia="Calibri" w:hAnsi="Calibri"/>
-                <w:b/>
-                <w:bCs/>
-                <w:color w:val="4A6B82"/>
-                <w:spacing w:val="8"/>
-                <w:sz w:val="15"/>
-                <w:szCs w:val="15"/>
-              </w:rPr>
-              <w:t xml:space="preserve">WHAT THE GUARD EXPERIENCES</w:t>
-            </w:r>
-          </w:p>
-        </w:tc>
-      </w:tr>
-      <w:tr>
-        <w:trPr>
-          <w:cantSplit/>
-        </w:trPr>
-        <w:tc>
-          <w:tcPr>
-            <w:tcW w:type="dxa" w:w="2500"/>
-            <w:tcBorders>
-              <w:top w:val="none"/>
-              <w:left w:val="none"/>
-              <w:bottom w:val="none"/>
-              <w:right w:val="none"/>
-            </w:tcBorders>
-            <w:tcMar>
-              <w:top w:type="dxa" w:w="46"/>
-              <w:left w:type="dxa" w:w="40"/>
-              <w:bottom w:type="dxa" w:w="46"/>
-              <w:right w:type="dxa" w:w="150"/>
-            </w:tcMar>
-            <w:vAlign w:val="top"/>
-          </w:tcPr>
-          <w:p>
-            <w:pPr>
-              <w:spacing w:after="0" w:line="248" w:lineRule="auto"/>
-            </w:pPr>
-            <w:r>
-              <w:rPr>
-                <w:rFonts w:ascii="Calibri" w:cs="Calibri" w:eastAsia="Calibri" w:hAnsi="Calibri"/>
-                <w:b w:val="false"/>
-                <w:bCs w:val="false"/>
-                <w:i w:val="false"/>
-                <w:iCs w:val="false"/>
-                <w:color w:val="3A3A38"/>
-                <w:sz w:val="18"/>
-                <w:szCs w:val="18"/>
-              </w:rPr>
-              <w:t xml:space="preserve">A setting is still off after the guard confirms</w:t>
-            </w:r>
-          </w:p>
-        </w:tc>
-        <w:tc>
-          <w:tcPr>
-            <w:tcW w:type="dxa" w:w="7148"/>
-            <w:tcBorders>
-              <w:top w:val="none"/>
-              <w:left w:val="none"/>
-              <w:bottom w:val="none"/>
-              <w:right w:val="none"/>
-            </w:tcBorders>
-            <w:tcMar>
-              <w:top w:type="dxa" w:w="46"/>
-              <w:left w:type="dxa" w:w="40"/>
-              <w:bottom w:type="dxa" w:w="46"/>
-              <w:right w:type="dxa" w:w="150"/>
-            </w:tcMar>
-            <w:vAlign w:val="top"/>
-          </w:tcPr>
-          <w:p>
-            <w:pPr>
-              <w:spacing w:after="0" w:line="248" w:lineRule="auto"/>
-            </w:pPr>
-            <w:r>
-              <w:rPr>
-                <w:rFonts w:ascii="Calibri" w:cs="Calibri" w:eastAsia="Calibri" w:hAnsi="Calibri"/>
-                <w:b w:val="false"/>
-                <w:bCs w:val="false"/>
-                <w:i w:val="false"/>
-                <w:iCs w:val="false"/>
-                <w:color w:val="3A3A38"/>
-                <w:sz w:val="18"/>
-                <w:szCs w:val="18"/>
-              </w:rPr>
-              <w:t xml:space="preserve">SAM takes the confirmation and moves on, with one exception: the microphone is checked at the first Talk press, because without it nothing afterwards works. A guard who confirmed but did not grant it goes back to that gate with an explanation. Other missed settings surface later as something that does not work, which is the argument for having SAM read them all back instead of asking. What truly cannot be enabled routes to support.</w:t>
-            </w:r>
-          </w:p>
-        </w:tc>
-      </w:tr>
-      <w:tr>
-        <w:trPr>
-          <w:cantSplit/>
-        </w:trPr>
-        <w:tc>
-          <w:tcPr>
-            <w:tcW w:type="dxa" w:w="2500"/>
-            <w:tcBorders>
-              <w:top w:val="none"/>
-              <w:left w:val="none"/>
-              <w:bottom w:val="none"/>
-              <w:right w:val="none"/>
-            </w:tcBorders>
-            <w:tcMar>
-              <w:top w:type="dxa" w:w="46"/>
-              <w:left w:type="dxa" w:w="40"/>
-              <w:bottom w:type="dxa" w:w="46"/>
-              <w:right w:type="dxa" w:w="150"/>
-            </w:tcMar>
-            <w:vAlign w:val="top"/>
-          </w:tcPr>
-          <w:p>
-            <w:pPr>
-              <w:spacing w:after="0" w:line="248" w:lineRule="auto"/>
-            </w:pPr>
-            <w:r>
-              <w:rPr>
-                <w:rFonts w:ascii="Calibri" w:cs="Calibri" w:eastAsia="Calibri" w:hAnsi="Calibri"/>
-                <w:b w:val="false"/>
-                <w:bCs w:val="false"/>
-                <w:i w:val="false"/>
-                <w:iCs w:val="false"/>
-                <w:color w:val="3A3A38"/>
-                <w:sz w:val="18"/>
-                <w:szCs w:val="18"/>
-              </w:rPr>
-              <w:t xml:space="preserve">Network, speech, or save fails</w:t>
-            </w:r>
-          </w:p>
-        </w:tc>
-        <w:tc>
-          <w:tcPr>
-            <w:tcW w:type="dxa" w:w="7148"/>
-            <w:tcBorders>
-              <w:top w:val="none"/>
-              <w:left w:val="none"/>
-              <w:bottom w:val="none"/>
-              <w:right w:val="none"/>
-            </w:tcBorders>
-            <w:tcMar>
-              <w:top w:type="dxa" w:w="46"/>
-              <w:left w:type="dxa" w:w="40"/>
-              <w:bottom w:type="dxa" w:w="46"/>
-              <w:right w:type="dxa" w:w="150"/>
-            </w:tcMar>
-            <w:vAlign w:val="top"/>
-          </w:tcPr>
-          <w:p>
-            <w:pPr>
-              <w:spacing w:after="0" w:line="248" w:lineRule="auto"/>
-            </w:pPr>
-            <w:r>
-              <w:rPr>
-                <w:rFonts w:ascii="Calibri" w:cs="Calibri" w:eastAsia="Calibri" w:hAnsi="Calibri"/>
-                <w:b w:val="false"/>
-                <w:bCs w:val="false"/>
-                <w:i w:val="false"/>
-                <w:iCs w:val="false"/>
-                <w:color w:val="3A3A38"/>
-                <w:sz w:val="18"/>
-                <w:szCs w:val="18"/>
-              </w:rPr>
-              <w:t xml:space="preserve">Progress is kept and a clear “try again” is shown, and the current step and any edit are never silently lost.</w:t>
-            </w:r>
-          </w:p>
-        </w:tc>
-      </w:tr>
-      <w:tr>
-        <w:trPr>
-          <w:cantSplit/>
-        </w:trPr>
-        <w:tc>
-          <w:tcPr>
-            <w:tcW w:type="dxa" w:w="2500"/>
-            <w:tcBorders>
-              <w:top w:val="none"/>
-              <w:left w:val="none"/>
-              <w:bottom w:val="none"/>
-              <w:right w:val="none"/>
-            </w:tcBorders>
-            <w:tcMar>
-              <w:top w:type="dxa" w:w="46"/>
-              <w:left w:type="dxa" w:w="40"/>
-              <w:bottom w:type="dxa" w:w="46"/>
-              <w:right w:type="dxa" w:w="150"/>
-            </w:tcMar>
-            <w:vAlign w:val="top"/>
-          </w:tcPr>
-          <w:p>
-            <w:pPr>
-              <w:spacing w:after="0" w:line="248" w:lineRule="auto"/>
-            </w:pPr>
-            <w:r>
-              <w:rPr>
-                <w:rFonts w:ascii="Calibri" w:cs="Calibri" w:eastAsia="Calibri" w:hAnsi="Calibri"/>
-                <w:b w:val="false"/>
-                <w:bCs w:val="false"/>
-                <w:i w:val="false"/>
-                <w:iCs w:val="false"/>
-                <w:color w:val="3A3A38"/>
-                <w:sz w:val="18"/>
-                <w:szCs w:val="18"/>
-              </w:rPr>
-              <w:t xml:space="preserve">A spoken correction is misheard</w:t>
-            </w:r>
-          </w:p>
-        </w:tc>
-        <w:tc>
-          <w:tcPr>
-            <w:tcW w:type="dxa" w:w="7148"/>
-            <w:tcBorders>
-              <w:top w:val="none"/>
-              <w:left w:val="none"/>
-              <w:bottom w:val="none"/>
-              <w:right w:val="none"/>
-            </w:tcBorders>
-            <w:tcMar>
-              <w:top w:type="dxa" w:w="46"/>
-              <w:left w:type="dxa" w:w="40"/>
-              <w:bottom w:type="dxa" w:w="46"/>
-              <w:right w:type="dxa" w:w="150"/>
-            </w:tcMar>
-            <w:vAlign w:val="top"/>
-          </w:tcPr>
-          <w:p>
-            <w:pPr>
-              <w:spacing w:after="0" w:line="248" w:lineRule="auto"/>
-            </w:pPr>
-            <w:r>
-              <w:rPr>
-                <w:rFonts w:ascii="Calibri" w:cs="Calibri" w:eastAsia="Calibri" w:hAnsi="Calibri"/>
-                <w:b w:val="false"/>
-                <w:bCs w:val="false"/>
-                <w:i w:val="false"/>
-                <w:iCs w:val="false"/>
-                <w:color w:val="3A3A38"/>
-                <w:sz w:val="18"/>
-                <w:szCs w:val="18"/>
-              </w:rPr>
-              <w:t xml:space="preserve">SAM asks again, and the guard can retry by voice or switch to the manual long-press edit instead. After a few failed attempts at any spoken step, typing is offered, so an accent or a noisy yard cannot lock anyone out.</w:t>
-            </w:r>
-          </w:p>
-        </w:tc>
-      </w:tr>
-      <w:tr>
-        <w:trPr>
-          <w:cantSplit/>
-        </w:trPr>
-        <w:tc>
-          <w:tcPr>
-            <w:tcW w:type="dxa" w:w="2500"/>
-            <w:tcBorders>
-              <w:top w:val="none"/>
-              <w:left w:val="none"/>
-              <w:bottom w:val="none"/>
-              <w:right w:val="none"/>
-            </w:tcBorders>
-            <w:tcMar>
-              <w:top w:type="dxa" w:w="46"/>
-              <w:left w:type="dxa" w:w="40"/>
-              <w:bottom w:type="dxa" w:w="46"/>
-              <w:right w:type="dxa" w:w="150"/>
-            </w:tcMar>
-            <w:vAlign w:val="top"/>
-          </w:tcPr>
-          <w:p>
-            <w:pPr>
-              <w:spacing w:after="0" w:line="248" w:lineRule="auto"/>
-            </w:pPr>
-            <w:r>
-              <w:rPr>
-                <w:rFonts w:ascii="Calibri" w:cs="Calibri" w:eastAsia="Calibri" w:hAnsi="Calibri"/>
-                <w:b w:val="false"/>
-                <w:bCs w:val="false"/>
-                <w:i w:val="false"/>
-                <w:iCs w:val="false"/>
-                <w:color w:val="3A3A38"/>
-                <w:sz w:val="18"/>
-                <w:szCs w:val="18"/>
-              </w:rPr>
-              <w:t xml:space="preserve">A manual edit fails to save</w:t>
-            </w:r>
-          </w:p>
-        </w:tc>
-        <w:tc>
-          <w:tcPr>
-            <w:tcW w:type="dxa" w:w="7148"/>
-            <w:tcBorders>
-              <w:top w:val="none"/>
-              <w:left w:val="none"/>
-              <w:bottom w:val="none"/>
-              <w:right w:val="none"/>
-            </w:tcBorders>
-            <w:tcMar>
-              <w:top w:type="dxa" w:w="46"/>
-              <w:left w:type="dxa" w:w="40"/>
-              <w:bottom w:type="dxa" w:w="46"/>
-              <w:right w:type="dxa" w:w="150"/>
-            </w:tcMar>
-            <w:vAlign w:val="top"/>
-          </w:tcPr>
-          <w:p>
-            <w:pPr>
-              <w:spacing w:after="0" w:line="248" w:lineRule="auto"/>
-            </w:pPr>
-            <w:r>
-              <w:rPr>
-                <w:rFonts w:ascii="Calibri" w:cs="Calibri" w:eastAsia="Calibri" w:hAnsi="Calibri"/>
-                <w:b w:val="false"/>
-                <w:bCs w:val="false"/>
-                <w:i w:val="false"/>
-                <w:iCs w:val="false"/>
-                <w:color w:val="3A3A38"/>
-                <w:sz w:val="18"/>
-                <w:szCs w:val="18"/>
-              </w:rPr>
-              <w:t xml:space="preserve">The failure is shown and the guard’s typed text is kept for another try, and the report is never left half-changed.</w:t>
-            </w:r>
-          </w:p>
-        </w:tc>
-      </w:tr>
-      <w:tr>
-        <w:trPr>
-          <w:cantSplit/>
-        </w:trPr>
-        <w:tc>
-          <w:tcPr>
-            <w:tcW w:type="dxa" w:w="2500"/>
-            <w:tcBorders>
-              <w:top w:val="none"/>
-              <w:left w:val="none"/>
-              <w:bottom w:val="none"/>
-              <w:right w:val="none"/>
-            </w:tcBorders>
-            <w:tcMar>
-              <w:top w:type="dxa" w:w="46"/>
-              <w:left w:type="dxa" w:w="40"/>
-              <w:bottom w:type="dxa" w:w="46"/>
-              <w:right w:type="dxa" w:w="150"/>
-            </w:tcMar>
-            <w:vAlign w:val="top"/>
-          </w:tcPr>
-          <w:p>
-            <w:pPr>
-              <w:spacing w:after="0" w:line="248" w:lineRule="auto"/>
-            </w:pPr>
-            <w:r>
-              <w:rPr>
-                <w:rFonts w:ascii="Calibri" w:cs="Calibri" w:eastAsia="Calibri" w:hAnsi="Calibri"/>
-                <w:b w:val="false"/>
-                <w:bCs w:val="false"/>
-                <w:i w:val="false"/>
-                <w:iCs w:val="false"/>
-                <w:color w:val="3A3A38"/>
-                <w:sz w:val="18"/>
-                <w:szCs w:val="18"/>
-              </w:rPr>
-              <w:t xml:space="preserve">Practice data cannot be safely hidden</w:t>
-            </w:r>
-          </w:p>
-        </w:tc>
-        <w:tc>
-          <w:tcPr>
-            <w:tcW w:type="dxa" w:w="7148"/>
-            <w:tcBorders>
-              <w:top w:val="none"/>
-              <w:left w:val="none"/>
-              <w:bottom w:val="none"/>
-              <w:right w:val="none"/>
-            </w:tcBorders>
-            <w:tcMar>
-              <w:top w:type="dxa" w:w="46"/>
-              <w:left w:type="dxa" w:w="40"/>
-              <w:bottom w:type="dxa" w:w="46"/>
-              <w:right w:type="dxa" w:w="150"/>
-            </w:tcMar>
-            <w:vAlign w:val="top"/>
-          </w:tcPr>
-          <w:p>
-            <w:pPr>
-              <w:spacing w:after="0" w:line="248" w:lineRule="auto"/>
-            </w:pPr>
-            <w:r>
-              <w:rPr>
-                <w:rFonts w:ascii="Calibri" w:cs="Calibri" w:eastAsia="Calibri" w:hAnsi="Calibri"/>
-                <w:b w:val="false"/>
-                <w:bCs w:val="false"/>
-                <w:i w:val="false"/>
-                <w:iCs w:val="false"/>
-                <w:color w:val="3A3A38"/>
-                <w:sz w:val="18"/>
-                <w:szCs w:val="18"/>
-              </w:rPr>
-              <w:t xml:space="preserve">The step stops safely, completion is withheld, and the guard stays in the exercise. Only a stage/error code is recorded, never the practice content. If it stays stuck, the guard is released to the home screen with completion unmarked, since being un-onboarded is a reporting problem and being locked out of the app on shift is a safety one.</w:t>
-            </w:r>
-          </w:p>
-        </w:tc>
-      </w:tr>
-    </w:tbl>
+    <w:p>
+      <w:pPr>
+        <w:spacing w:after="40" w:line="252" w:lineRule="auto"/>
+      </w:pPr>
+      <w:r>
+        <w:rPr>
+          <w:rFonts w:ascii="Calibri" w:cs="Calibri" w:eastAsia="Calibri" w:hAnsi="Calibri"/>
+          <w:b w:val="false"/>
+          <w:bCs w:val="false"/>
+          <w:i w:val="false"/>
+          <w:iCs w:val="false"/>
+          <w:color w:val="3A3A38"/>
+          <w:sz w:val="19"/>
+          <w:szCs w:val="19"/>
+        </w:rPr>
+        <w:t xml:space="preserve">Nothing here may leave a guard stuck on shift. Network, speech and save failures keep progress and offer a retry, and no edit is silently lost. After three failed attempts at a spoken step, typing is offered. If practice data cannot be safely hidden, the step stops, completion is withheld, and only a stage code is recorded, never the practice content; if that persists, the guard is released to the home screen with completion unmarked. A missed setting is the one the MVP accepts: SAM takes the guard’s confirmation and moves on, except the microphone, which is checked at the first Talk press because nothing after it works without one. The companion carries the full table.</w:t>
+      </w:r>
+    </w:p>
     <w:p>
       <w:pPr>
         <w:pStyle w:val="Heading1"/>

--- a/deliverables/US1117/SAM_OnSite_Guard_Onboarding_Spec.docx
+++ b/deliverables/US1117/SAM_OnSite_Guard_Onboarding_Spec.docx
@@ -295,7 +295,7 @@
                 <w:sz w:val="19"/>
                 <w:szCs w:val="19"/>
               </w:rPr>
-              <w:t xml:space="preserve">The first time a guard signs in, SAM introduces itself, gets the phone set up, and shows what it can do. It should feel like being handed a good tool rather than sitting a test. SAM walks the guard through the three everyday actions (ask a question, report an incident, fix a report) on a made-up incident, so nothing real is affected. It takes a few minutes, saves progress, cannot be skipped, and counts as done only once each step is genuinely done. It replaces the app-onboarding steps currently in the onboarding presentation. Practice data must stay out of every live surface. The filter that enforces this is not built yet, so it runs in the internal test environments until that is ready.</w:t>
+              <w:t xml:space="preserve">The first time a guard signs in, SAM introduces itself, gets the phone set up, and shows what it can do. Two things must be true when it ends: the guard can use SAM, and the phone is ready to work, with permissions, NFC and background tracking on. Setting up the device is half of what onboarding is for, not a delay before the training. It should feel like being handed a good tool rather than sitting a test. SAM walks the guard through the three everyday actions (ask a question, report an incident, fix a report) on a made-up incident, so nothing real is affected. It takes a few minutes, saves progress, cannot be skipped, and counts as done only once each step is genuinely done. It replaces the app-onboarding steps currently in the onboarding presentation. Practice data must stay out of every live surface. The filter that enforces this is not built yet, so it runs in the internal test environments until that is ready.</w:t>
             </w:r>
           </w:p>
         </w:tc>
@@ -1238,7 +1238,7 @@
                 <w:sz w:val="18"/>
                 <w:szCs w:val="18"/>
               </w:rPr>
-              <w:t xml:space="preserve">Three gates in sequence, each the same shape: SAM explains what it needs and why, links to the right place from inside onboarding, and the guard taps to confirm on return. Every link returns to onboarding, so the guard is never left in the app’s ordinary navigation. Three details decide whether this works. The words on screen must name the grant level, and say that Android asks for location twice. Setup must switch off the phone’s automatic permission removal for unused apps. And a phone with no NFC chip skips that gate rather than being sent to support. Confirmation is a tap, since the microphone may not be on yet. The companion carries the full gate behaviour.</w:t>
+              <w:t xml:space="preserve">Three gates in sequence, each the same shape: SAM explains what it needs and why, links to the right place from inside onboarding, and the guard taps to confirm on return. Every link returns to onboarding, so the guard is never left in the app’s ordinary navigation. Three details decide whether this works. The words on screen must name the grant level, and say that Android asks for location twice. Setup must switch off the phone’s automatic permission removal for unused apps. And a phone with no NFC chip skips that gate rather than being sent to support. Confirmation is a tap, since the microphone may not be on yet, and for permissions that tap triggers a read-back rather than being taken on trust. The companion carries the full gate behaviour.</w:t>
             </w:r>
           </w:p>
         </w:tc>
@@ -1803,6 +1803,100 @@
                 <w:szCs w:val="18"/>
               </w:rPr>
               <w:t xml:space="preserve">The practice report must appear in no live surface: reports, dashboards, analytics, exports, alerts and integrations, or the guard’s own activity list and search. The filter that excludes training-flagged data does not exist yet, which is why archived data is still visible in production. It must be built and verified before go-live; until then this stays in DEV/UAT.</w:t>
+            </w:r>
+          </w:p>
+        </w:tc>
+      </w:tr>
+      <w:tr>
+        <w:trPr>
+          <w:cantSplit/>
+        </w:trPr>
+        <w:tc>
+          <w:tcPr>
+            <w:tcW w:type="dxa" w:w="2340"/>
+            <w:tcBorders>
+              <w:top w:val="none"/>
+              <w:left w:val="none"/>
+              <w:bottom w:val="none"/>
+              <w:right w:val="none"/>
+            </w:tcBorders>
+            <w:tcMar>
+              <w:top w:type="dxa" w:w="46"/>
+              <w:left w:type="dxa" w:w="40"/>
+              <w:bottom w:type="dxa" w:w="46"/>
+              <w:right w:type="dxa" w:w="150"/>
+            </w:tcMar>
+            <w:vAlign w:val="top"/>
+          </w:tcPr>
+          <w:p>
+            <w:pPr>
+              <w:spacing w:after="30"/>
+            </w:pPr>
+            <w:r>
+              <w:rPr>
+                <w:rFonts w:ascii="Calibri" w:cs="Calibri" w:eastAsia="Calibri" w:hAnsi="Calibri"/>
+                <w:b/>
+                <w:bCs/>
+                <w:i w:val="false"/>
+                <w:iCs w:val="false"/>
+                <w:color w:val="3A3A38"/>
+                <w:sz w:val="18"/>
+                <w:szCs w:val="18"/>
+              </w:rPr>
+              <w:t xml:space="preserve">Finishing means the phone works too</w:t>
+            </w:r>
+          </w:p>
+          <w:p>
+            <w:pPr>
+              <w:spacing w:after="0"/>
+            </w:pPr>
+            <w:r>
+              <w:rPr>
+                <w:rFonts w:ascii="Calibri" w:cs="Calibri" w:eastAsia="Calibri" w:hAnsi="Calibri"/>
+                <w:b/>
+                <w:bCs/>
+                <w:color w:val="8A6A1F"/>
+                <w:spacing w:val="6"/>
+                <w:sz w:val="14"/>
+                <w:szCs w:val="14"/>
+              </w:rPr>
+              <w:t xml:space="preserve">PROPOSED</w:t>
+            </w:r>
+          </w:p>
+        </w:tc>
+        <w:tc>
+          <w:tcPr>
+            <w:tcW w:type="dxa" w:w="7308"/>
+            <w:tcBorders>
+              <w:top w:val="none"/>
+              <w:left w:val="none"/>
+              <w:bottom w:val="none"/>
+              <w:right w:val="none"/>
+            </w:tcBorders>
+            <w:tcMar>
+              <w:top w:type="dxa" w:w="46"/>
+              <w:left w:type="dxa" w:w="40"/>
+              <w:bottom w:type="dxa" w:w="46"/>
+              <w:right w:type="dxa" w:w="150"/>
+            </w:tcMar>
+            <w:vAlign w:val="top"/>
+          </w:tcPr>
+          <w:p>
+            <w:pPr>
+              <w:spacing w:after="0" w:line="244" w:lineRule="auto"/>
+            </w:pPr>
+            <w:r>
+              <w:rPr>
+                <w:rFonts w:ascii="Calibri" w:cs="Calibri" w:eastAsia="Calibri" w:hAnsi="Calibri"/>
+                <w:b w:val="false"/>
+                <w:bCs w:val="false"/>
+                <w:i w:val="false"/>
+                <w:iCs w:val="false"/>
+                <w:color w:val="3A3A38"/>
+                <w:sz w:val="18"/>
+                <w:szCs w:val="18"/>
+              </w:rPr>
+              <w:t xml:space="preserve">Completion requires both halves: the three actions done for real, and the device actually set up. Permissions are read back rather than trusted, so a guard cannot confirm a gate they did not complete. NFC and background tracking are still taken on the guard’s word, because it is not yet confirmed the app can read them; if it can, they should be read back too. A guard who finishes and then cannot scan a checkpoint has not been onboarded.</w:t>
             </w:r>
           </w:p>
         </w:tc>
@@ -2679,7 +2773,7 @@
           <w:sz w:val="19"/>
           <w:szCs w:val="19"/>
         </w:rPr>
-        <w:t xml:space="preserve">Which permissions and grant levels does the app need (e.g. location “all the time”), and can it read back permissions, NFC and background tracking to check them rather than asking the guard? Its Location screen already shows a “Permissions needed” status and a settings link, so this partly exists. Can it also stop the phone’s automatic permission removal for unused apps?</w:t>
+        <w:t xml:space="preserve">Which permissions and grant levels does the app need (e.g. location “all the time”)? Reading permission state back is assumed, since the Location screen already shows a “Permissions needed” status and a settings link. The open question is whether NFC and background-tracking state can be read the same way, so all three gates can be verified rather than two of them asked. Can setup also stop the phone’s automatic permission removal for unused apps?</w:t>
       </w:r>
     </w:p>
     <w:p>
@@ -2841,7 +2935,7 @@
           <w:sz w:val="19"/>
           <w:szCs w:val="19"/>
         </w:rPr>
-        <w:t xml:space="preserve">A guard, new or existing, is shown the exercise once, completes it by doing the real steps, and lands on the home screen; reopening later keeps their completed status.</w:t>
+        <w:t xml:space="preserve">A guard, new or existing, is shown the exercise once, completes it by doing the real steps, and lands on the home screen with a phone that is set up; reopening later keeps their completed status.</w:t>
       </w:r>
     </w:p>
     <w:p>

--- a/deliverables/US1117/SAM_OnSite_Guard_Onboarding_Spec.docx
+++ b/deliverables/US1117/SAM_OnSite_Guard_Onboarding_Spec.docx
@@ -295,7 +295,7 @@
                 <w:sz w:val="19"/>
                 <w:szCs w:val="19"/>
               </w:rPr>
-              <w:t xml:space="preserve">The first time a guard signs in, SAM introduces itself, gets the phone set up, and shows what it can do. Two things must be true when it ends: the guard can use SAM, and the phone is ready to work, with permissions, NFC and background tracking on. Setting up the device is half of what onboarding is for, not a delay before the training. It should feel like being handed a good tool rather than sitting a test. SAM walks the guard through the three everyday actions (ask a question, report an incident, fix a report) on a made-up incident, so nothing real is affected. It takes a few minutes, saves progress, cannot be skipped, and counts as done only once each step is genuinely done. It replaces the app-onboarding steps currently in the onboarding presentation. Practice data must stay out of every live surface. The filter that enforces this is not built yet, so it runs in the internal test environments until that is ready.</w:t>
+              <w:t xml:space="preserve">The first time a guard signs in, SAM introduces itself, gets the phone set up, and shows what it can do. Two things must be true when it ends: the guard can use SAM, and the phone is ready to work, with permissions, NFC and background tracking on. Setting up the device is half of what onboarding is for, not a delay before the training. It should feel like being handed a good tool rather than sitting a test. SAM walks the guard through the three everyday actions (ask a question, report an incident, fix a report) on a made-up incident, so nothing real is affected. It takes a few minutes, saves progress, cannot be skipped, and counts as done only once each step is genuinely done. It replaces the app-setup slides of the train-the-trainer deck (background tracking, permissions, NFC) and absorbs its tips; installation and first log-in stay with the trainer, since an in-app flow cannot teach a guard to sign in for the first time. Practice data must stay out of every live surface. The filter that enforces this is not built yet, so it runs in the internal test environments until that is ready.</w:t>
             </w:r>
           </w:p>
         </w:tc>
@@ -398,7 +398,7 @@
           <w:sz w:val="19"/>
           <w:szCs w:val="19"/>
         </w:rPr>
-        <w:t xml:space="preserve">SAM opens with “Hello, I’m SAM. From today you talk and I write it up. Give me a few minutes and I’ll show you how.” The screen also sets the ground rules. This is required, nothing in it counts, and progress is saved, so leaving and coming back resumes at the same step.</w:t>
+        <w:t xml:space="preserve">SAM opens with “Hello. I’m SAM, your new assistant, and from today you talk and I write it up. Let’s get to know each other, it takes a few minutes.” It adds that it is trained on certain words and can be taught more, so the guard hears from the first screen that this is theirs to shape. The screen also sets the ground rules. This is required, nothing in it counts, and progress is saved, so leaving and coming back resumes at the same step.</w:t>
       </w:r>
     </w:p>
     <w:p>
@@ -862,7 +862,7 @@
                 <w:sz w:val="18"/>
                 <w:szCs w:val="18"/>
               </w:rPr>
-              <w:t xml:space="preserve">SAM opens with a warm greeting saying what it does for the guard and why that helps, frames each step as a benefit (“That’s it written up”), and signs off warmly. None of it should read as instructions. Confirmed by a product read-through and by four of five test guards calling it welcoming rather than test-like.</w:t>
+              <w:t xml:space="preserve">SAM introduces itself as the guard’s new assistant, invites them to get to know each other, says what it does for them and why that helps, frames each step as a benefit (“That’s it written up”), and signs off warmly. None of it should read as instructions. Confirmed by a product read-through and by four of five test guards calling it welcoming rather than test-like.</w:t>
             </w:r>
           </w:p>
         </w:tc>
@@ -1573,12 +1573,12 @@
                 <w:rFonts w:ascii="Calibri" w:cs="Calibri" w:eastAsia="Calibri" w:hAnsi="Calibri"/>
                 <w:b/>
                 <w:bCs/>
-                <w:color w:val="A05A38"/>
+                <w:color w:val="43724E"/>
                 <w:spacing w:val="6"/>
                 <w:sz w:val="14"/>
                 <w:szCs w:val="14"/>
               </w:rPr>
-              <w:t xml:space="preserve">CHECK W/ ENG.</w:t>
+              <w:t xml:space="preserve">CONFIRMED</w:t>
             </w:r>
           </w:p>
         </w:tc>
@@ -1614,7 +1614,7 @@
                 <w:sz w:val="18"/>
                 <w:szCs w:val="18"/>
               </w:rPr>
-              <w:t xml:space="preserve">SAM points at the right message and names the change, and the guard long-presses their report, adds the location, and saves; the finished report ends up with both “MacBook” and “reception” in it. Pointing matters: by this step the guard has sent a question, a report, answers and a correction. Marked for engineering because it is not yet confirmed the app supports this edit.</w:t>
+              <w:t xml:space="preserve">SAM points at the right message and names the change, and the guard long-presses their report, adds the location, and saves; the finished report ends up with both “MacBook” and “reception” in it. Pointing matters: by this step the guard has sent a question, a report, answers and a correction. The gesture is confirmed by the train-the-trainer deck, which gives press-and-hold-to-edit as the way to fix spelling in names.</w:t>
             </w:r>
           </w:p>
         </w:tc>
@@ -2084,7 +2084,7 @@
                 <w:sz w:val="18"/>
                 <w:szCs w:val="18"/>
               </w:rPr>
-              <w:t xml:space="preserve">The tips from the train-the-trainer deck belong inside the practice steps, at the moment each becomes useful, with SAM slipping one in as an aside. A screen of tips read out in order does not meet this. Which tips, and where each fits, once the slide is shared.</w:t>
+              <w:t xml:space="preserve">All eight tips from the deck’s General recommendations slide are placed at the step where each is useful. Two are practised rather than told: pressing and holding text to fix a spelling mistake is the manual-fix step, and speaking in full sentences is what the report prompt asks for. The rest arrive as a short aside from SAM. A screen of tips read out in order does not meet this. The companion carries the tip-by-tip mapping.</w:t>
             </w:r>
           </w:p>
         </w:tc>

--- a/deliverables/US1117/SAM_OnSite_Guard_Onboarding_Spec.docx
+++ b/deliverables/US1117/SAM_OnSite_Guard_Onboarding_Spec.docx
@@ -1238,7 +1238,7 @@
                 <w:sz w:val="18"/>
                 <w:szCs w:val="18"/>
               </w:rPr>
-              <w:t xml:space="preserve">Three gates in sequence, each the same shape: SAM explains what it needs and why, links to the right place from inside onboarding, and the guard taps to confirm on return. Every link returns to onboarding, so the guard is never left in the app’s ordinary navigation. Three details decide whether this works. The words on screen must name the grant level, and say that Android asks for location twice. Setup must switch off the phone’s automatic permission removal for unused apps. And a phone with no NFC chip skips that gate rather than being sent to support. Confirmation is a tap, since the microphone may not be on yet, and for permissions that tap triggers a read-back rather than being taken on trust. The companion carries the full gate behaviour.</w:t>
+              <w:t xml:space="preserve">Three gates in sequence, each the same shape: SAM explains what it needs and why, links to the right place from inside onboarding, and the guard taps to confirm on return. Every link returns to onboarding, so the guard is never left in the app’s ordinary navigation. Three details decide whether this works. The words on screen must name the grant level, and say that Android asks for location twice. Setup must switch off the phone’s automatic permission removal for unused apps. And a phone with no NFC chip skips that gate rather than being sent to support. Confirmation is a tap, since the microphone may not be on yet, and for the MVP that tap is taken at face value. The companion carries the full gate behaviour.</w:t>
             </w:r>
           </w:p>
         </w:tc>
@@ -1896,7 +1896,7 @@
                 <w:sz w:val="18"/>
                 <w:szCs w:val="18"/>
               </w:rPr>
-              <w:t xml:space="preserve">Completion requires both halves: the three actions done for real, and the device actually set up. Permissions are read back rather than trusted, so a guard cannot confirm a gate they did not complete. NFC and background tracking are still taken on the guard’s word, because it is not yet confirmed the app can read them; if it can, they should be read back too. A guard who finishes and then cannot scan a checkpoint has not been onboarded.</w:t>
+              <w:t xml:space="preserve">Completion requires both halves: the three actions done for real, and the device actually set up. A guard who finishes and then cannot scan a checkpoint has not been onboarded. For the MVP the second half rests on the guard confirming each gate, which is the weakest joint here: someone can confirm a gate without having done it, and the miss appears weeks later on shift. Whether the app can check any of these settings instead of asking is the first question for engineering.</w:t>
             </w:r>
           </w:p>
         </w:tc>
@@ -2773,7 +2773,7 @@
           <w:sz w:val="19"/>
           <w:szCs w:val="19"/>
         </w:rPr>
-        <w:t xml:space="preserve">Which permissions and grant levels does the app need (e.g. location “all the time”)? Reading permission state back is assumed, since the Location screen already shows a “Permissions needed” status and a settings link. The open question is whether NFC and background-tracking state can be read the same way, so all three gates can be verified rather than two of them asked. Can setup also stop the phone’s automatic permission removal for unused apps?</w:t>
+        <w:t xml:space="preserve">Can the app read whether any of the three settings is on, so a gate can check instead of asking the guard? That covers permissions and their grant levels, NFC, and background tracking. The Location screen shows a “Permissions needed” status and a settings link, but whether that is a real reading or a static prompt is unknown, so assume none of the three for now. Which permissions and levels does the app need (e.g. location “all the time”), and can setup stop the phone’s automatic permission removal for unused apps?</w:t>
       </w:r>
     </w:p>
     <w:p>

--- a/deliverables/US1117/SAM_OnSite_Guard_Onboarding_Spec.docx
+++ b/deliverables/US1117/SAM_OnSite_Guard_Onboarding_Spec.docx
@@ -227,6 +227,24 @@
                 <w:szCs w:val="18"/>
               </w:rPr>
               <w:t xml:space="preserve">Vincent Smeyers</w:t>
+            </w:r>
+          </w:p>
+          <w:p>
+            <w:pPr>
+              <w:spacing w:after="0" w:before="60"/>
+            </w:pPr>
+            <w:r>
+              <w:rPr>
+                <w:rFonts w:ascii="Calibri" w:cs="Calibri" w:eastAsia="Calibri" w:hAnsi="Calibri"/>
+                <w:b w:val="false"/>
+                <w:bCs w:val="false"/>
+                <w:i/>
+                <w:iCs/>
+                <w:color w:val="77746E"/>
+                <w:sz w:val="16"/>
+                <w:szCs w:val="16"/>
+              </w:rPr>
+              <w:t xml:space="preserve">Full requirements, acceptance criteria and tests are in the companion document.</w:t>
             </w:r>
           </w:p>
         </w:tc>
@@ -295,7 +313,7 @@
                 <w:sz w:val="19"/>
                 <w:szCs w:val="19"/>
               </w:rPr>
-              <w:t xml:space="preserve">The first time a guard signs in, SAM introduces itself, gets the phone set up, and shows what it can do. Two things must be true when it ends: the guard can use SAM, and the phone is ready to work, with permissions, NFC and background tracking on. Setting up the device is half of what onboarding is for, not a delay before the training. It should feel like being handed a good tool rather than sitting a test. SAM walks the guard through the three everyday actions (ask a question, report an incident, fix a report) on a made-up incident, so nothing real is affected. It takes a few minutes, saves progress, cannot be skipped, and counts as done only once each step is genuinely done. It replaces the app-setup slides of the train-the-trainer deck (background tracking, permissions, NFC) and absorbs its tips; installation and first log-in stay with the trainer, since an in-app flow cannot teach a guard to sign in for the first time. Practice data must stay out of every live surface. The filter that enforces this is not built yet, so it runs in the internal test environments until that is ready.</w:t>
+              <w:t xml:space="preserve">At first sign-in SAM introduces itself, gets the phone set up (permissions, NFC, background tracking) and teaches three actions — ask, report, correct — on a made-up incident. Mandatory, saves progress, complete only when each step is genuinely done. It replaces the deck’s app-setup slides and absorbs its tips; installation and log-in stay with the trainer. Practice data must stay out of every live surface, and the filter that enforces that is not built, so this runs in DEV/UAT until it is.</w:t>
             </w:r>
           </w:p>
         </w:tc>
@@ -352,7 +370,7 @@
           <w:sz w:val="19"/>
           <w:szCs w:val="19"/>
         </w:rPr>
-        <w:t xml:space="preserve">In SAM, a guard’s message is what creates and updates their report, so you fix it either by voice or by editing the message. Both are practised below. Quoted lines show the intended tone; the wording is settled with product before build.</w:t>
+        <w:t xml:space="preserve">In SAM, a guard’s message is what creates and updates their report, so a report is fixed either by voice or by editing the message. Both are practised below.</w:t>
       </w:r>
     </w:p>
     <w:p>
@@ -398,7 +416,7 @@
           <w:sz w:val="19"/>
           <w:szCs w:val="19"/>
         </w:rPr>
-        <w:t xml:space="preserve">SAM opens with “Hello. I’m SAM, your new assistant, and from today you talk and I write it up. Let’s get to know each other, it takes a few minutes.” It adds that it is trained on certain words and can be taught more, so the guard hears from the first screen that this is theirs to shape. The screen also sets the ground rules. This is required, nothing in it counts, and progress is saved, so leaving and coming back resumes at the same step.</w:t>
+        <w:t xml:space="preserve">SAM opens with “Hello. I am SAM, your new assistant. From today you talk, and I write the report for you.” It says it can be taught the words the guard uses, and sets the ground rules: this is required, nothing in it counts, progress is saved.</w:t>
       </w:r>
     </w:p>
     <w:p>
@@ -421,7 +439,7 @@
           <w:sz w:val="19"/>
           <w:szCs w:val="19"/>
         </w:rPr>
-        <w:t xml:space="preserve">Next the phone gets set up, in three gates: app permissions, NFC (which reads the checkpoint tags), then background tracking. Each follows the same shape. SAM says what it needs and why, links to the right place from inside onboarding, and asks the guard to switch it on and come back to confirm. The permissions link opens the phone’s settings page for SAM OnSite, where the guard grants each one; the NFC and background-tracking links open a single setting each, and background tracking is the one that lives inside SAM rather than the phone. All three return to onboarding, so the guard is never left in the app’s ordinary navigation. Naming the grant level matters, since Android asks twice for location and the app needs “all the time”. A phone with no NFC chip skips that gate rather than routing the guard to support.</w:t>
+        <w:t xml:space="preserve">Next, three setup gates in order: permissions, NFC (which reads the checkpoint tags), then background tracking, which lives in SAM OnSite’s own settings rather than the phone’s. Each has the same shape: SAM says what it needs and why, links to that one setting from inside onboarding, and the guard switches it on and returns to confirm. Granting permissions can close the app; the guard reopens it and resumes at the same gate.</w:t>
       </w:r>
     </w:p>
     <w:p>
@@ -444,7 +462,7 @@
           <w:sz w:val="19"/>
           <w:szCs w:val="19"/>
         </w:rPr>
-        <w:t xml:space="preserve">Only now does the guard speak. “Press Talk and try this one: how do I report an incident?” SAM answers with an answer written in advance, and that first press doubles as the microphone check. If the permission was confirmed but never actually granted, the guard is sent back to that gate rather than left pressing a button that will never work. Nothing live is created here.</w:t>
+        <w:t xml:space="preserve">Only now does the guard speak. SAM asks them to press Talk, wait for the microphone to turn green, and ask how to report an incident. That first press doubles as the microphone check. Nothing live is created here.</w:t>
       </w:r>
     </w:p>
     <w:p>
@@ -467,7 +485,7 @@
           <w:sz w:val="19"/>
           <w:szCs w:val="19"/>
         </w:rPr>
-        <w:t xml:space="preserve">Then the real thing: SAM asks for a report “the way you’d tell a colleague” and offers one to use, a Dell laptop that has gone missing. SAM asks at most a couple of follow-up questions, accepts “I don’t know” for any of them, writes one practice report, and puts it on screen as a card labelled “Training”. “That’s it written up. Have a look.”</w:t>
+        <w:t xml:space="preserve">Then the practice report. SAM asks for it the way the guard would tell a colleague and offers one to use: a Dell laptop is missing. SAM writes one report and puts it on screen as a card labelled “Training”.</w:t>
       </w:r>
     </w:p>
     <w:p>
@@ -490,7 +508,7 @@
           <w:sz w:val="19"/>
           <w:szCs w:val="19"/>
         </w:rPr>
-        <w:t xml:space="preserve">With the report in front of them, the guard learns to correct it. “Say the wrong thing and I’ll fix it. Try it now: tell me it was a MacBook, not a Dell.” The same report and the guard’s own message update. No second report appears, and SAM says so. “Changed. Same report.”</w:t>
+        <w:t xml:space="preserve">With the report in front of them, the guard corrects it by hand first: they press and hold their own report message, which SAM marks on screen, add that it happened at reception, and save.</w:t>
       </w:r>
     </w:p>
     <w:p>
@@ -513,7 +531,7 @@
           <w:sz w:val="19"/>
           <w:szCs w:val="19"/>
         </w:rPr>
-        <w:t xml:space="preserve">The second way is by hand. SAM names the change it wants and points at the message to edit, since by now the guard has sent several. They long-press their report, add that it happened at reception, and save, and the finished report shows both “MacBook” and “reception”.</w:t>
+        <w:t xml:space="preserve">Then by voice: the guard says what the item actually was, and the same report updates with no duplicate. Voice runs last so no later edit can overwrite it.</w:t>
       </w:r>
     </w:p>
     <w:p>
@@ -536,7 +554,7 @@
           <w:sz w:val="19"/>
           <w:szCs w:val="19"/>
         </w:rPr>
-        <w:t xml:space="preserve">SAM signs off. “That’s everything. You can report now, and you can put it right when I get it wrong.” Completion is recorded only after SAM has seen each step done for real. A Go-to-home button lands the guard on the normal home screen.</w:t>
+        <w:t xml:space="preserve">SAM signs off, names the settings now switched on so a guard who missed one can catch it, and a Go-to-home button lands on the normal home screen. Completion is recorded only after each step has been seen done for real.</w:t>
       </w:r>
     </w:p>
     <w:p>
@@ -595,19 +613,6 @@
       <w:r>
         <w:rPr>
           <w:rFonts w:ascii="Calibri" w:cs="Calibri" w:eastAsia="Calibri" w:hAnsi="Calibri"/>
-          <w:b w:val="false"/>
-          <w:bCs w:val="false"/>
-          <w:i w:val="false"/>
-          <w:iCs w:val="false"/>
-          <w:color w:val="3A3A38"/>
-          <w:sz w:val="18"/>
-          <w:szCs w:val="18"/>
-        </w:rPr>
-        <w:t xml:space="preserve">Each row is a requirement together with how we will confirm it works, so nothing is left to interpretation. </w:t>
-      </w:r>
-      <w:r>
-        <w:rPr>
-          <w:rFonts w:ascii="Calibri" w:cs="Calibri" w:eastAsia="Calibri" w:hAnsi="Calibri"/>
           <w:b/>
           <w:bCs/>
           <w:color w:val="43724E"/>
@@ -628,7 +633,7 @@
           <w:sz w:val="16"/>
           <w:szCs w:val="16"/>
         </w:rPr>
-        <w:t xml:space="preserve">  an agreed behaviour (a few note an implementation detail to check).   </w:t>
+        <w:t xml:space="preserve">  an agreed behaviour.   </w:t>
       </w:r>
       <w:r>
         <w:rPr>
@@ -678,7 +683,7 @@
           <w:sz w:val="16"/>
           <w:szCs w:val="16"/>
         </w:rPr>
-        <w:t xml:space="preserve">  needs an engineering confirmation (listed in section 05).</w:t>
+        <w:t xml:space="preserve">  needs an engineering confirmation (listed in section 04).</w:t>
       </w:r>
     </w:p>
     <w:tbl>
@@ -862,7 +867,7 @@
                 <w:sz w:val="18"/>
                 <w:szCs w:val="18"/>
               </w:rPr>
-              <w:t xml:space="preserve">SAM introduces itself as the guard’s new assistant, invites them to get to know each other, says what it does for them and why that helps, frames each step as a benefit (“That’s it written up”), and signs off warmly. None of it should read as instructions. Confirmed by a product read-through and by four of five test guards calling it welcoming rather than test-like.</w:t>
+              <w:t xml:space="preserve">SAM introduces itself as the guard’s new assistant and frames each step as a benefit. None of it reads as instructions. Signed off by product on a read-through, and tested with guards before release.</w:t>
             </w:r>
           </w:p>
         </w:tc>
@@ -956,7 +961,7 @@
                 <w:sz w:val="18"/>
                 <w:szCs w:val="18"/>
               </w:rPr>
-              <w:t xml:space="preserve">Opens by itself at first sign-in, before the home screen is reachable. A finished guard can reopen it any time as a refresher without losing their completed status.</w:t>
+              <w:t xml:space="preserve">Opens by itself at first sign-in, before the home screen is reachable. A finished guard can reopen it any time without losing their completed status.</w:t>
             </w:r>
           </w:p>
         </w:tc>
@@ -1050,7 +1055,7 @@
                 <w:sz w:val="18"/>
                 <w:szCs w:val="18"/>
               </w:rPr>
-              <w:t xml:space="preserve">Every active guard receives it one time, including guards who already had accounts before this feature. After finishing, their next sign-in goes straight to the home screen.</w:t>
+              <w:t xml:space="preserve">Every active guard receives it one time, including guards who already had accounts. After finishing, their next sign-in goes straight to the home screen.</w:t>
             </w:r>
           </w:p>
         </w:tc>
@@ -1144,7 +1149,7 @@
                 <w:sz w:val="18"/>
                 <w:szCs w:val="18"/>
               </w:rPr>
-              <w:t xml:space="preserve">There is no way to reach the home screen except by completing it.</w:t>
+              <w:t xml:space="preserve">No path to the home screen except completing it, other than three defined exits: a real incident, a guard who cannot get past a step, and leaving a refresher when already complete. None marks the guard complete.</w:t>
             </w:r>
           </w:p>
         </w:tc>
@@ -1238,7 +1243,7 @@
                 <w:sz w:val="18"/>
                 <w:szCs w:val="18"/>
               </w:rPr>
-              <w:t xml:space="preserve">Three gates in sequence, each the same shape: SAM explains what it needs and why, links to the right place from inside onboarding, and the guard taps to confirm on return. Every link returns to onboarding, so the guard is never left in the app’s ordinary navigation. Three details decide whether this works. The words on screen must name the grant level, and say that Android asks for location twice. Setup must switch off the phone’s automatic permission removal for unused apps. And a phone with no NFC chip skips that gate rather than being sent to support. Confirmation is a tap, since the microphone may not be on yet, and for the MVP that tap is taken at face value. The companion carries the full gate behaviour.</w:t>
+              <w:t xml:space="preserve">Each link opens one setting and returns, so the guard is never left in the app’s ordinary navigation. The grant level must be named on screen for every permission, and the guard is working inside another app where SAM’s words are not visible, so the gate presents them one at a time or leaves a checklist up. A phone with no NFC chip skips that gate. Confirmation is a tap, since the microphone may not be on yet.</w:t>
             </w:r>
           </w:p>
         </w:tc>
@@ -1279,7 +1284,7 @@
                 <w:sz w:val="18"/>
                 <w:szCs w:val="18"/>
               </w:rPr>
-              <w:t xml:space="preserve">Ask a question (practice only)</w:t>
+              <w:t xml:space="preserve">Granting permissions may close the app</w:t>
             </w:r>
           </w:p>
           <w:p>
@@ -1291,12 +1296,12 @@
                 <w:rFonts w:ascii="Calibri" w:cs="Calibri" w:eastAsia="Calibri" w:hAnsi="Calibri"/>
                 <w:b/>
                 <w:bCs/>
-                <w:color w:val="8A6A1F"/>
+                <w:color w:val="A05A38"/>
                 <w:spacing w:val="6"/>
                 <w:sz w:val="14"/>
                 <w:szCs w:val="14"/>
               </w:rPr>
-              <w:t xml:space="preserve">PROPOSED</w:t>
+              <w:t xml:space="preserve">CHECK W/ ENG.</w:t>
             </w:r>
           </w:p>
         </w:tc>
@@ -1332,7 +1337,7 @@
                 <w:sz w:val="18"/>
                 <w:szCs w:val="18"/>
               </w:rPr>
-              <w:t xml:space="preserve">The guard asks a spoken question and SAM answers. Nothing live may result. Today the app logs even questions as activities, so the practice mode must suppress that record. The answer to the suggested question is written in advance, and the prompt names that question rather than inviting an open one.</w:t>
+              <w:t xml:space="preserve">Reported by the reviewer: granting the permissions often requires restarting the app. The flow must survive it — the guard reopens SAM OnSite and resumes at the same gate, losing nothing. Whether the restart is always needed, and whether it can be avoided, is for engineering.</w:t>
             </w:r>
           </w:p>
         </w:tc>
@@ -1373,7 +1378,7 @@
                 <w:sz w:val="18"/>
                 <w:szCs w:val="18"/>
               </w:rPr>
-              <w:t xml:space="preserve">Report one practice incident</w:t>
+              <w:t xml:space="preserve">Ask a question (practice only)</w:t>
             </w:r>
           </w:p>
           <w:p>
@@ -1426,7 +1431,7 @@
                 <w:sz w:val="18"/>
                 <w:szCs w:val="18"/>
               </w:rPr>
-              <w:t xml:space="preserve">The guard reports the made-up incident and SAM creates exactly one practice report. Repeats or retries must never create extra reports. Follow-up questions are capped and “I don’t know” always advances, since the guard is inventing details about a laptop that does not exist.</w:t>
+              <w:t xml:space="preserve">The guard asks a spoken question and SAM answers. Nothing live may result, so the practice context must suppress the activity record the app writes today. The answer to the suggested question is written in advance.</w:t>
             </w:r>
           </w:p>
         </w:tc>
@@ -1467,7 +1472,7 @@
                 <w:sz w:val="18"/>
                 <w:szCs w:val="18"/>
               </w:rPr>
-              <w:t xml:space="preserve">Fix a report by voice</w:t>
+              <w:t xml:space="preserve">Report one practice incident</w:t>
             </w:r>
           </w:p>
           <w:p>
@@ -1479,12 +1484,12 @@
                 <w:rFonts w:ascii="Calibri" w:cs="Calibri" w:eastAsia="Calibri" w:hAnsi="Calibri"/>
                 <w:b/>
                 <w:bCs/>
-                <w:color w:val="A05A38"/>
+                <w:color w:val="8A6A1F"/>
                 <w:spacing w:val="6"/>
                 <w:sz w:val="14"/>
                 <w:szCs w:val="14"/>
               </w:rPr>
-              <w:t xml:space="preserve">CHECK W/ ENG.</w:t>
+              <w:t xml:space="preserve">PROPOSED</w:t>
             </w:r>
           </w:p>
         </w:tc>
@@ -1520,7 +1525,7 @@
                 <w:sz w:val="18"/>
                 <w:szCs w:val="18"/>
               </w:rPr>
-              <w:t xml:space="preserve">The guard tells SAM it was a MacBook, the same report updates and no duplicate appears. The prompt must not assume the guard used the word “Dell”, since they were asked to report in their own words. Marked for engineering because how the app updates an existing report is not yet confirmed, and this step teaches the opposite lesson if it creates a second report instead.</w:t>
+              <w:t xml:space="preserve">The guard reports the made-up incident and SAM creates exactly one practice report. Repeats or retries must never create extra reports. Follow-up questions are capped and “I don’t know” always advances.</w:t>
             </w:r>
           </w:p>
         </w:tc>
@@ -1561,7 +1566,7 @@
                 <w:sz w:val="18"/>
                 <w:szCs w:val="18"/>
               </w:rPr>
-              <w:t xml:space="preserve">Fix a report by hand</w:t>
+              <w:t xml:space="preserve">Fix a report by voice</w:t>
             </w:r>
           </w:p>
           <w:p>
@@ -1573,12 +1578,12 @@
                 <w:rFonts w:ascii="Calibri" w:cs="Calibri" w:eastAsia="Calibri" w:hAnsi="Calibri"/>
                 <w:b/>
                 <w:bCs/>
-                <w:color w:val="43724E"/>
+                <w:color w:val="A05A38"/>
                 <w:spacing w:val="6"/>
                 <w:sz w:val="14"/>
                 <w:szCs w:val="14"/>
               </w:rPr>
-              <w:t xml:space="preserve">CONFIRMED</w:t>
+              <w:t xml:space="preserve">CHECK W/ ENG.</w:t>
             </w:r>
           </w:p>
         </w:tc>
@@ -1614,7 +1619,7 @@
                 <w:sz w:val="18"/>
                 <w:szCs w:val="18"/>
               </w:rPr>
-              <w:t xml:space="preserve">SAM points at the right message and names the change, and the guard long-presses their report, adds the location, and saves; the finished report ends up with both “MacBook” and “reception” in it. Pointing matters: by this step the guard has sent a question, a report, answers and a correction. The gesture is confirmed by the train-the-trainer deck, which gives press-and-hold-to-edit as the way to fix spelling in names.</w:t>
+              <w:t xml:space="preserve">The guard tells SAM it was a MacBook, the same report updates and no duplicate appears. Marked for engineering: built wrong, this step teaches the opposite of what is intended.</w:t>
             </w:r>
           </w:p>
         </w:tc>
@@ -1655,7 +1660,7 @@
                 <w:sz w:val="18"/>
                 <w:szCs w:val="18"/>
               </w:rPr>
-              <w:t xml:space="preserve">Marked as training at creation</w:t>
+              <w:t xml:space="preserve">Fix a report by hand</w:t>
             </w:r>
           </w:p>
           <w:p>
@@ -1667,12 +1672,12 @@
                 <w:rFonts w:ascii="Calibri" w:cs="Calibri" w:eastAsia="Calibri" w:hAnsi="Calibri"/>
                 <w:b/>
                 <w:bCs/>
-                <w:color w:val="43724E"/>
+                <w:color w:val="A05A38"/>
                 <w:spacing w:val="6"/>
                 <w:sz w:val="14"/>
                 <w:szCs w:val="14"/>
               </w:rPr>
-              <w:t xml:space="preserve">CONFIRMED</w:t>
+              <w:t xml:space="preserve">CHECK W/ ENG.</w:t>
             </w:r>
           </w:p>
         </w:tc>
@@ -1708,7 +1713,7 @@
                 <w:sz w:val="18"/>
                 <w:szCs w:val="18"/>
               </w:rPr>
-              <w:t xml:space="preserve">Every practice report carries the training flag (the platform’s archive / soft-delete flag) from the moment it is created. It is set as part of creating the report, so a report never exists without it.</w:t>
+              <w:t xml:space="preserve">SAM names the change and points at the right message; the guard presses and holds their report, adds the location, and saves. The finished report ends up with both “MacBook” and “reception”. The deck confirms the gesture edits text; that a saved edit updates the report is not yet confirmed.</w:t>
             </w:r>
           </w:p>
         </w:tc>
@@ -1749,7 +1754,7 @@
                 <w:sz w:val="18"/>
                 <w:szCs w:val="18"/>
               </w:rPr>
-              <w:t xml:space="preserve">Kept out of every live surface</w:t>
+              <w:t xml:space="preserve">Marked as training at creation</w:t>
             </w:r>
           </w:p>
           <w:p>
@@ -1802,7 +1807,7 @@
                 <w:sz w:val="18"/>
                 <w:szCs w:val="18"/>
               </w:rPr>
-              <w:t xml:space="preserve">The practice report must appear in no live surface: reports, dashboards, analytics, exports, alerts and integrations, or the guard’s own activity list and search. The filter that excludes training-flagged data does not exist yet, which is why archived data is still visible in production. It must be built and verified before go-live; until then this stays in DEV/UAT.</w:t>
+              <w:t xml:space="preserve">Every practice report carries the training flag from the moment it is created, using the platform’s archive / soft-delete flag. If it cannot be created already marked, it is not created at all. Whether the flag can be set atomically at creation is for engineering.</w:t>
             </w:r>
           </w:p>
         </w:tc>
@@ -1843,7 +1848,7 @@
                 <w:sz w:val="18"/>
                 <w:szCs w:val="18"/>
               </w:rPr>
-              <w:t xml:space="preserve">Finishing means the phone works too</w:t>
+              <w:t xml:space="preserve">Kept out of every live surface</w:t>
             </w:r>
           </w:p>
           <w:p>
@@ -1855,12 +1860,12 @@
                 <w:rFonts w:ascii="Calibri" w:cs="Calibri" w:eastAsia="Calibri" w:hAnsi="Calibri"/>
                 <w:b/>
                 <w:bCs/>
-                <w:color w:val="8A6A1F"/>
+                <w:color w:val="43724E"/>
                 <w:spacing w:val="6"/>
                 <w:sz w:val="14"/>
                 <w:szCs w:val="14"/>
               </w:rPr>
-              <w:t xml:space="preserve">PROPOSED</w:t>
+              <w:t xml:space="preserve">CONFIRMED</w:t>
             </w:r>
           </w:p>
         </w:tc>
@@ -1896,7 +1901,7 @@
                 <w:sz w:val="18"/>
                 <w:szCs w:val="18"/>
               </w:rPr>
-              <w:t xml:space="preserve">Completion requires both halves: the three actions done for real, and the device actually set up. A guard who finishes and then cannot scan a checkpoint has not been onboarded. For the MVP the second half rests on the guard confirming each gate, which is the weakest joint here: someone can confirm a gate without having done it, and the miss appears weeks later on shift. Whether the app can check any of these settings instead of asking is the first question for engineering.</w:t>
+              <w:t xml:space="preserve">The practice report must appear in no live surface: reports, dashboards, KPIs, exports, alerts and integrations, the Pronect Action Tracker, or the guard’s own activity list. The filter that excludes training-flagged data does not exist yet, which is why archived data is still visible in production. It must be built and verified before go-live; until then this stays in DEV/UAT.</w:t>
             </w:r>
           </w:p>
         </w:tc>
@@ -1937,7 +1942,7 @@
                 <w:sz w:val="18"/>
                 <w:szCs w:val="18"/>
               </w:rPr>
-              <w:t xml:space="preserve">Finishing is earned &amp; remembered</w:t>
+              <w:t xml:space="preserve">Setup is per phone, training is per guard</w:t>
             </w:r>
           </w:p>
           <w:p>
@@ -1990,7 +1995,7 @@
                 <w:sz w:val="18"/>
                 <w:szCs w:val="18"/>
               </w:rPr>
-              <w:t xml:space="preserve">Completion is recorded only after SAM sees each step done for real. A quiz or an “I’m done” button does not count. Stored on the server as version 1, issued once per guard, survives closing the app or switching devices, and cannot be duplicated.</w:t>
+              <w:t xml:space="preserve">Guards draw pooled handsets. A guard who passes the gates on one phone and resumes on another would otherwise be carried past setup on a phone that never went through it, and then marked complete for life. Gate confirmations are held against the device: an unrecognised handset replays the three gates before the flow continues, and for an already-completed guard the gates run on their own.</w:t>
             </w:r>
           </w:p>
         </w:tc>
@@ -2031,7 +2036,7 @@
                 <w:sz w:val="18"/>
                 <w:szCs w:val="18"/>
               </w:rPr>
-              <w:t xml:space="preserve">Tips taught in context</w:t>
+              <w:t xml:space="preserve">Finishing means the phone works too</w:t>
             </w:r>
           </w:p>
           <w:p>
@@ -2084,7 +2089,7 @@
                 <w:sz w:val="18"/>
                 <w:szCs w:val="18"/>
               </w:rPr>
-              <w:t xml:space="preserve">All eight tips from the deck’s General recommendations slide are placed at the step where each is useful. Two are practised rather than told: pressing and holding text to fix a spelling mistake is the manual-fix step, and speaking in full sentences is what the report prompt asks for. The rest arrive as a short aside from SAM. A screen of tips read out in order does not meet this. The companion carries the tip-by-tip mapping.</w:t>
+              <w:t xml:space="preserve">Completion requires both halves: the three actions done for real, and the device set up. For the MVP the second half rests on the guard’s confirmation, and only a missing microphone is ever detected. Whether the app can check these settings instead is the first question for engineering.</w:t>
             </w:r>
           </w:p>
         </w:tc>
@@ -2125,7 +2130,7 @@
                 <w:sz w:val="18"/>
                 <w:szCs w:val="18"/>
               </w:rPr>
-              <w:t xml:space="preserve">Say what is tracked, and who sees it</w:t>
+              <w:t xml:space="preserve">Finishing is earned &amp; remembered</w:t>
             </w:r>
           </w:p>
           <w:p>
@@ -2178,7 +2183,7 @@
                 <w:sz w:val="18"/>
                 <w:szCs w:val="18"/>
               </w:rPr>
-              <w:t xml:space="preserve">Guards are asked for all-the-time location and background tracking on a work phone. A line in the flow says what each is for and what a supervisor can and cannot see. Wording to be agreed with product and, where required, with the works council.</w:t>
+              <w:t xml:space="preserve">Recorded only after SAM sees each step done for real. A quiz or an “I’m done” button does not count. Held on the server, issued once per guard, surviving a closed app or a change of handset.</w:t>
             </w:r>
           </w:p>
         </w:tc>
@@ -2219,7 +2224,7 @@
                 <w:sz w:val="18"/>
                 <w:szCs w:val="18"/>
               </w:rPr>
-              <w:t xml:space="preserve">Visual aids come later</w:t>
+              <w:t xml:space="preserve">Tips taught in context</w:t>
             </w:r>
           </w:p>
           <w:p>
@@ -2272,7 +2277,7 @@
                 <w:sz w:val="18"/>
                 <w:szCs w:val="18"/>
               </w:rPr>
-              <w:t xml:space="preserve">Extra visual help (tooltips, highlights) for dark or noisy sites is not built now; the need is judged during testing.</w:t>
+              <w:t xml:space="preserve">All eight tips from the deck’s General recommendations slide are inside SAM’s spoken lines, at the step where each becomes useful. Two are practised rather than told: pressing and holding text to fix a mistake is the manual-fix step, and speaking in full sentences is what the report prompt asks for.</w:t>
             </w:r>
           </w:p>
         </w:tc>
@@ -2313,7 +2318,101 @@
                 <w:sz w:val="18"/>
                 <w:szCs w:val="18"/>
               </w:rPr>
-              <w:t xml:space="preserve">A way out for a real incident (minor)</w:t>
+              <w:t xml:space="preserve">Say what is tracked</w:t>
+            </w:r>
+          </w:p>
+          <w:p>
+            <w:pPr>
+              <w:spacing w:after="0"/>
+            </w:pPr>
+            <w:r>
+              <w:rPr>
+                <w:rFonts w:ascii="Calibri" w:cs="Calibri" w:eastAsia="Calibri" w:hAnsi="Calibri"/>
+                <w:b/>
+                <w:bCs/>
+                <w:color w:val="A05A38"/>
+                <w:spacing w:val="6"/>
+                <w:sz w:val="14"/>
+                <w:szCs w:val="14"/>
+              </w:rPr>
+              <w:t xml:space="preserve">CHECK W/ ENG.</w:t>
+            </w:r>
+          </w:p>
+        </w:tc>
+        <w:tc>
+          <w:tcPr>
+            <w:tcW w:type="dxa" w:w="7308"/>
+            <w:tcBorders>
+              <w:top w:val="none"/>
+              <w:left w:val="none"/>
+              <w:bottom w:val="none"/>
+              <w:right w:val="none"/>
+            </w:tcBorders>
+            <w:tcMar>
+              <w:top w:type="dxa" w:w="46"/>
+              <w:left w:type="dxa" w:w="40"/>
+              <w:bottom w:type="dxa" w:w="46"/>
+              <w:right w:type="dxa" w:w="150"/>
+            </w:tcMar>
+            <w:vAlign w:val="top"/>
+          </w:tcPr>
+          <w:p>
+            <w:pPr>
+              <w:spacing w:after="0" w:line="244" w:lineRule="auto"/>
+            </w:pPr>
+            <w:r>
+              <w:rPr>
+                <w:rFonts w:ascii="Calibri" w:cs="Calibri" w:eastAsia="Calibri" w:hAnsi="Calibri"/>
+                <w:b w:val="false"/>
+                <w:bCs w:val="false"/>
+                <w:i w:val="false"/>
+                <w:iCs w:val="false"/>
+                <w:color w:val="3A3A38"/>
+                <w:sz w:val="18"/>
+                <w:szCs w:val="18"/>
+              </w:rPr>
+              <w:t xml:space="preserve">Guards are asked for location and background tracking on a work phone and will ask what is done with it. One plain line belongs in the flow. The wording must come from Pronect, since what a supervisor sees is not ours to state — supervisors do review a location heatmap in the Global Risk dashboard.</w:t>
+            </w:r>
+          </w:p>
+        </w:tc>
+      </w:tr>
+      <w:tr>
+        <w:trPr>
+          <w:cantSplit/>
+        </w:trPr>
+        <w:tc>
+          <w:tcPr>
+            <w:tcW w:type="dxa" w:w="2340"/>
+            <w:tcBorders>
+              <w:top w:val="none"/>
+              <w:left w:val="none"/>
+              <w:bottom w:val="none"/>
+              <w:right w:val="none"/>
+            </w:tcBorders>
+            <w:tcMar>
+              <w:top w:type="dxa" w:w="46"/>
+              <w:left w:type="dxa" w:w="40"/>
+              <w:bottom w:type="dxa" w:w="46"/>
+              <w:right w:type="dxa" w:w="150"/>
+            </w:tcMar>
+            <w:vAlign w:val="top"/>
+          </w:tcPr>
+          <w:p>
+            <w:pPr>
+              <w:spacing w:after="30"/>
+            </w:pPr>
+            <w:r>
+              <w:rPr>
+                <w:rFonts w:ascii="Calibri" w:cs="Calibri" w:eastAsia="Calibri" w:hAnsi="Calibri"/>
+                <w:b/>
+                <w:bCs/>
+                <w:i w:val="false"/>
+                <w:iCs w:val="false"/>
+                <w:color w:val="3A3A38"/>
+                <w:sz w:val="18"/>
+                <w:szCs w:val="18"/>
+              </w:rPr>
+              <w:t xml:space="preserve">A way out for a real incident</w:t>
             </w:r>
           </w:p>
           <w:p>
@@ -2366,7 +2465,7 @@
                 <w:sz w:val="18"/>
                 <w:szCs w:val="18"/>
               </w:rPr>
-              <w:t xml:space="preserve">Leave onboarding, report a real incident through normal reporting, return to where they left off, with completion neither granted nor skipped. Reachable from every step. Crossing it must be unmistakable, since the guard has just been told nothing counts: the practice banner clears and they are told this one is live.</w:t>
+              <w:t xml:space="preserve">Leave onboarding, report a real incident, return to the saved stage, with completion neither granted nor skipped. Reachable from every step. Crossing it must be unmistakable: the banner clears and the guard is told this one is live. Before the microphone exists it must offer typed reporting or say to call it in, or it is unusable exactly where it is most needed.</w:t>
             </w:r>
           </w:p>
         </w:tc>
@@ -2436,7 +2535,7 @@
           <w:sz w:val="19"/>
           <w:szCs w:val="19"/>
         </w:rPr>
-        <w:t xml:space="preserve">A pretend stolen laptop must never pull a real supervisor out of bed at three in the morning. So the practice report is stamped with the training flag at the moment it is created, using the archive / soft-delete flag the platform already has. </w:t>
+        <w:t xml:space="preserve">A pretend stolen laptop must never pull a real supervisor out of bed. The practice report is stamped with the training flag at creation. </w:t>
       </w:r>
       <w:r>
         <w:rPr>
@@ -2462,7 +2561,7 @@
           <w:sz w:val="19"/>
           <w:szCs w:val="19"/>
         </w:rPr>
-        <w:t xml:space="preserve"> nothing yet acts on that flag. Archived items still show up in production today, so the filter that hides them has to be written first. Until it exists and has been checked, this stays in the internal test environments and does not go near production. Write it once, </w:t>
+        <w:t xml:space="preserve"> nothing acts on that flag yet, and archived items still show in production. The filter must be written first, </w:t>
       </w:r>
       <w:r>
         <w:rPr>
@@ -2488,7 +2587,7 @@
           <w:sz w:val="19"/>
           <w:szCs w:val="19"/>
         </w:rPr>
-        <w:t xml:space="preserve"> and low down where the data is read, and every screen above it inherits the behaviour without being asked. Clearing the practice records out for good is a later job. All that is kept is the guard’s completion status. The MVP never leaves DEV/UAT, so nothing here can reach production during the build. What matters is that switching it on in production later is gated on the filter by something firmer than memory, because a dispatched alert cannot be recalled.</w:t>
+        <w:t xml:space="preserve"> and low down where the data is read, so every screen inherits it. Until then this stays in DEV/UAT, and switching it on in production later must be gated on the filter by something firmer than memory: a dispatched alert cannot be recalled.</w:t>
       </w:r>
     </w:p>
     <w:p>
@@ -2524,7 +2623,7 @@
           <w:sz w:val="19"/>
           <w:szCs w:val="19"/>
         </w:rPr>
-        <w:t xml:space="preserve">A guard is thirty seconds into being taught that this is how you report things when something actually happens. They press Talk and report it, and the safety mechanism swallows it: flagged training, hidden from the supervisor it should have reached. For the MVP the answer is cheap — a practice banner on every step, carrying the way out to normal reporting. Having SAM notice that what was just said is not the practice incident is better and is listed as deliberately deferred.</w:t>
+        <w:t xml:space="preserve">A real incident reported during practice would be flagged training and hidden from the supervisor it should reach. For the MVP the answer is cheap: a practice banner on every step, carrying the way out to normal reporting. Detection of what the guard actually said is deliberately deferred.</w:t>
       </w:r>
     </w:p>
     <w:p>
@@ -2542,7 +2641,7 @@
           <w:sz w:val="20"/>
           <w:szCs w:val="20"/>
         </w:rPr>
-        <w:t xml:space="preserve">COMPLETION IS SERVER-SIDE, EARNED, AND SAFE UNDER PRESSURE</w:t>
+        <w:t xml:space="preserve">NOTHING MAY LEAVE A GUARD STUCK ON SHIFT</w:t>
       </w:r>
     </w:p>
     <w:p>
@@ -2560,7 +2659,7 @@
           <w:sz w:val="19"/>
           <w:szCs w:val="19"/>
         </w:rPr>
-        <w:t xml:space="preserve">Nothing is marked finished on the guard’s word. The system watches each action actually happen, and the record of it sits on the server, never trusted from the phone. One per guard, it survives the app closing or the guard picking up a different handset, and two sessions running at once can never produce duplicate reports or push progress backwards. If practice data cannot be safely hidden, completion is withheld and the guard stays in the exercise. Protecting live data comes before finishing it. What it never does is trap anyone: a guard who cannot get past a step reaches the home screen anyway, uncompleted.</w:t>
+        <w:t xml:space="preserve">Failures preserve progress and offer a retry. Three failed spoken attempts offer typing. A guard who still cannot proceed reaches the home screen with completion unmarked, because being un-onboarded is a reporting problem and being locked out on shift is a safety one. A missed setting is the one gap the MVP accepts, except the microphone, which fails visibly at the first Talk press.</w:t>
       </w:r>
     </w:p>
     <w:p>
@@ -2591,12 +2690,12 @@
           <w:sz w:val="25"/>
           <w:szCs w:val="25"/>
         </w:rPr>
-        <w:t xml:space="preserve">Handling the unhappy paths</w:t>
-      </w:r>
-    </w:p>
-    <w:p>
-      <w:pPr>
-        <w:spacing w:after="40" w:line="252" w:lineRule="auto"/>
+        <w:t xml:space="preserve">Confirm with engineering before building</w:t>
+      </w:r>
+    </w:p>
+    <w:p>
+      <w:pPr>
+        <w:spacing w:after="60" w:line="252" w:lineRule="auto"/>
       </w:pPr>
       <w:r>
         <w:rPr>
@@ -2609,43 +2708,17 @@
           <w:sz w:val="19"/>
           <w:szCs w:val="19"/>
         </w:rPr>
-        <w:t xml:space="preserve">Nothing here may leave a guard stuck on shift. Network, speech and save failures keep progress and offer a retry, and no edit is silently lost. After three failed attempts at a spoken step, typing is offered. If practice data cannot be safely hidden, the step stops, completion is withheld, and only a stage code is recorded, never the practice content; if that persists, the guard is released to the home screen with completion unmarked. A missed setting is the one the MVP accepts: SAM takes the guard’s confirmation and moves on, except the microphone, which is checked at the first Talk press because nothing after it works without one. The companion carries the full table.</w:t>
-      </w:r>
-    </w:p>
-    <w:p>
-      <w:pPr>
-        <w:pStyle w:val="Heading1"/>
-        <w:keepNext/>
-        <w:pBdr>
-          <w:bottom w:val="single" w:color="E6E4DF" w:sz="4" w:space="6"/>
-        </w:pBdr>
-        <w:spacing w:after="70" w:before="190"/>
-      </w:pPr>
-      <w:r>
-        <w:rPr>
-          <w:rFonts w:ascii="Calibri" w:cs="Calibri" w:eastAsia="Calibri" w:hAnsi="Calibri"/>
-          <w:b/>
-          <w:bCs/>
-          <w:color w:val="4A6B82"/>
-          <w:spacing w:val="10"/>
-          <w:sz w:val="19"/>
-          <w:szCs w:val="19"/>
-        </w:rPr>
-        <w:t xml:space="preserve">05   </w:t>
-      </w:r>
-      <w:r>
-        <w:rPr>
-          <w:rFonts w:ascii="Georgia" w:cs="Georgia" w:eastAsia="Georgia" w:hAnsi="Georgia"/>
-          <w:color w:val="3A3A38"/>
-          <w:sz w:val="25"/>
-          <w:szCs w:val="25"/>
-        </w:rPr>
-        <w:t xml:space="preserve">Confirm with engineering before building</w:t>
-      </w:r>
-    </w:p>
-    <w:p>
-      <w:pPr>
-        <w:spacing w:after="60" w:line="252" w:lineRule="auto"/>
+        <w:t xml:space="preserve">None of these looks like a blocker.</w:t>
+      </w:r>
+    </w:p>
+    <w:p>
+      <w:pPr>
+        <w:pStyle w:val="ListParagraph"/>
+        <w:numPr>
+          <w:ilvl w:val="0"/>
+          <w:numId w:val="3"/>
+        </w:numPr>
+        <w:spacing w:after="48" w:line="250" w:lineRule="auto"/>
       </w:pPr>
       <w:r>
         <w:rPr>
@@ -2658,7 +2731,7 @@
           <w:sz w:val="19"/>
           <w:szCs w:val="19"/>
         </w:rPr>
-        <w:t xml:space="preserve">These depend on how the platform already behaves. They are gathered here to be settled once, up front, and none of them looks like a blocker.</w:t>
+        <w:t xml:space="preserve">Does the app already know when a guard signs in for the first time?</w:t>
       </w:r>
     </w:p>
     <w:p>
@@ -2681,7 +2754,7 @@
           <w:sz w:val="19"/>
           <w:szCs w:val="19"/>
         </w:rPr>
-        <w:t xml:space="preserve">Does the app already know when a guard signs in for the first time?</w:t>
+        <w:t xml:space="preserve">Can it be launched on its own, outside whatever normally starts a scenario?</w:t>
       </w:r>
     </w:p>
     <w:p>
@@ -2704,7 +2777,7 @@
           <w:sz w:val="19"/>
           <w:szCs w:val="19"/>
         </w:rPr>
-        <w:t xml:space="preserve">Can it be launched on its own, outside whatever normally starts a scenario?</w:t>
+        <w:t xml:space="preserve">Is there a practice mode in which neither the conversation nor the report enters live reporting?</w:t>
       </w:r>
     </w:p>
     <w:p>
@@ -2727,7 +2800,7 @@
           <w:sz w:val="19"/>
           <w:szCs w:val="19"/>
         </w:rPr>
-        <w:t xml:space="preserve">Is there a practice mode in which neither the conversation nor the report enters live reporting?</w:t>
+        <w:t xml:space="preserve">How exactly does the app update an existing report, by voice and by a saved manual edit?</w:t>
       </w:r>
     </w:p>
     <w:p>
@@ -2750,7 +2823,7 @@
           <w:sz w:val="19"/>
           <w:szCs w:val="19"/>
         </w:rPr>
-        <w:t xml:space="preserve">How exactly does the app update an existing report, by voice and by a saved manual edit?</w:t>
+        <w:t xml:space="preserve">Can the app read the state of app permissions? Of the NFC adapter? Of its own background-tracking setting? Three separate questions — a single answer for all three would lose the gates that were cheap. Assume not for now.</w:t>
       </w:r>
     </w:p>
     <w:p>
@@ -2773,7 +2846,7 @@
           <w:sz w:val="19"/>
           <w:szCs w:val="19"/>
         </w:rPr>
-        <w:t xml:space="preserve">Can the app read whether any of the three settings is on, so a gate can check instead of asking the guard? That covers permissions and their grant levels, NFC, and background tracking. The Location screen shows a “Permissions needed” status and a settings link, but whether that is a real reading or a static prompt is unknown, so assume none of the three for now. Which permissions and levels does the app need (e.g. location “all the time”), and can setup stop the phone’s automatic permission removal for unused apps?</w:t>
+        <w:t xml:space="preserve">Which permissions and grant levels does the app need, can setup stop the phone’s automatic permission removal for unused apps, and does granting permissions always require a restart?</w:t>
       </w:r>
     </w:p>
     <w:p>
@@ -2796,7 +2869,7 @@
           <w:sz w:val="19"/>
           <w:szCs w:val="19"/>
         </w:rPr>
-        <w:t xml:space="preserve">The archive / training flag exists. Confirm which live surfaces the new exclusion filter must cover, and where reports are created so the flag is set at creation.</w:t>
+        <w:t xml:space="preserve">Which live surfaces must the exclusion filter cover, and where are reports created so the training flag is set there?</w:t>
       </w:r>
     </w:p>
     <w:p>
@@ -2841,7 +2914,7 @@
           <w:sz w:val="19"/>
           <w:szCs w:val="19"/>
         </w:rPr>
-        <w:t xml:space="preserve">06   </w:t>
+        <w:t xml:space="preserve">05   </w:t>
       </w:r>
       <w:r>
         <w:rPr>
@@ -2894,7 +2967,7 @@
           <w:sz w:val="19"/>
           <w:szCs w:val="19"/>
         </w:rPr>
-        <w:t xml:space="preserve"> until the exclusion filter that hides training data from every live surface is built and verified; until then it runs only in DEV/UAT with a dedicated test tenant and test guards. Roll out behind a switch: on gradually, off instantly, and never erasing anyone’s completed status. Universal for all guards, no customer-specific setup, no changes to existing templates.</w:t>
+        <w:t xml:space="preserve"> until the exclusion filter is built and verified; until then it runs only in DEV/UAT with a dedicated test tenant and test guards. Roll out behind a switch: on gradually, off instantly, and never erasing anyone’s completed status. Universal for all guards, no customer-specific setup, no changes to existing templates.</w:t>
       </w:r>
     </w:p>
     <w:p>
@@ -2935,7 +3008,7 @@
           <w:sz w:val="19"/>
           <w:szCs w:val="19"/>
         </w:rPr>
-        <w:t xml:space="preserve">A guard, new or existing, is shown the exercise once, completes it by doing the real steps, and lands on the home screen with a phone that is set up; reopening later keeps their completed status.</w:t>
+        <w:t xml:space="preserve">Every guard, new or existing, completes it once by doing the real steps and ends with a set-up phone; the refresher preserves completion.</w:t>
       </w:r>
     </w:p>
     <w:p>

--- a/deliverables/US1117/SAM_OnSite_Guard_Onboarding_Spec.docx
+++ b/deliverables/US1117/SAM_OnSite_Guard_Onboarding_Spec.docx
@@ -1149,7 +1149,7 @@
                 <w:sz w:val="18"/>
                 <w:szCs w:val="18"/>
               </w:rPr>
-              <w:t xml:space="preserve">No path to the home screen except completing it, other than three defined exits: a real incident, a guard who cannot get past a step, and leaving a refresher when already complete. None marks the guard complete.</w:t>
+              <w:t xml:space="preserve">No path to the home screen except completing it, other than four defined exits: a real incident, a guard who cannot get past a step, a guard signing in with no connectivity, and leaving a refresher when already complete. None marks the guard complete.</w:t>
             </w:r>
           </w:p>
         </w:tc>
@@ -1243,7 +1243,7 @@
                 <w:sz w:val="18"/>
                 <w:szCs w:val="18"/>
               </w:rPr>
-              <w:t xml:space="preserve">Each link opens one setting and returns, so the guard is never left in the app’s ordinary navigation. The grant level must be named on screen for every permission, and the guard is working inside another app where SAM’s words are not visible, so the gate presents them one at a time or leaves a checklist up. A phone with no NFC chip skips that gate. Confirmation is a tap, since the microphone may not be on yet.</w:t>
+              <w:t xml:space="preserve">Each link opens one setting and returns, so the guard is never left in the app’s ordinary navigation. The grant level must be named on screen for every permission, and the guard is working inside another app where SAM’s words are not visible, so the gate presents them one at a time or leaves a checklist up. Confirmation is a tap, since the microphone may not be on yet.</w:t>
             </w:r>
           </w:p>
         </w:tc>
@@ -1284,7 +1284,7 @@
                 <w:sz w:val="18"/>
                 <w:szCs w:val="18"/>
               </w:rPr>
-              <w:t xml:space="preserve">Granting permissions may close the app</w:t>
+              <w:t xml:space="preserve">A phone with no NFC chip</w:t>
             </w:r>
           </w:p>
           <w:p>
@@ -1337,7 +1337,7 @@
                 <w:sz w:val="18"/>
                 <w:szCs w:val="18"/>
               </w:rPr>
-              <w:t xml:space="preserve">Reported by the reviewer: granting the permissions often requires restarting the app. The flow must survive it — the guard reopens SAM OnSite and resumes at the same gate, losing nothing. Whether the restart is always needed, and whether it can be avoided, is for engineering.</w:t>
+              <w:t xml:space="preserve">The NFC gate is skipped rather than routing the guard to a support screen over hardware they do not have. Whether the app can detect the chip is an engineering confirmation.</w:t>
             </w:r>
           </w:p>
         </w:tc>
@@ -1378,7 +1378,7 @@
                 <w:sz w:val="18"/>
                 <w:szCs w:val="18"/>
               </w:rPr>
-              <w:t xml:space="preserve">Ask a question (practice only)</w:t>
+              <w:t xml:space="preserve">Granting permissions may close the app</w:t>
             </w:r>
           </w:p>
           <w:p>
@@ -1390,12 +1390,12 @@
                 <w:rFonts w:ascii="Calibri" w:cs="Calibri" w:eastAsia="Calibri" w:hAnsi="Calibri"/>
                 <w:b/>
                 <w:bCs/>
-                <w:color w:val="8A6A1F"/>
+                <w:color w:val="A05A38"/>
                 <w:spacing w:val="6"/>
                 <w:sz w:val="14"/>
                 <w:szCs w:val="14"/>
               </w:rPr>
-              <w:t xml:space="preserve">PROPOSED</w:t>
+              <w:t xml:space="preserve">CHECK W/ ENG.</w:t>
             </w:r>
           </w:p>
         </w:tc>
@@ -1431,7 +1431,7 @@
                 <w:sz w:val="18"/>
                 <w:szCs w:val="18"/>
               </w:rPr>
-              <w:t xml:space="preserve">The guard asks a spoken question and SAM answers. Nothing live may result, so the practice context must suppress the activity record the app writes today. The answer to the suggested question is written in advance.</w:t>
+              <w:t xml:space="preserve">Reported by the reviewer: granting the permissions often requires restarting the app. The flow must survive it — the guard reopens SAM OnSite and resumes at the same gate, losing nothing. Whether the restart is always needed, and whether it can be avoided, is for engineering.</w:t>
             </w:r>
           </w:p>
         </w:tc>
@@ -1472,7 +1472,7 @@
                 <w:sz w:val="18"/>
                 <w:szCs w:val="18"/>
               </w:rPr>
-              <w:t xml:space="preserve">Report one practice incident</w:t>
+              <w:t xml:space="preserve">Ask a question (practice only)</w:t>
             </w:r>
           </w:p>
           <w:p>
@@ -1525,7 +1525,7 @@
                 <w:sz w:val="18"/>
                 <w:szCs w:val="18"/>
               </w:rPr>
-              <w:t xml:space="preserve">The guard reports the made-up incident and SAM creates exactly one practice report. Repeats or retries must never create extra reports. Follow-up questions are capped and “I don’t know” always advances.</w:t>
+              <w:t xml:space="preserve">The guard asks a spoken question and SAM answers. Nothing live may result, so the practice context must suppress the activity record the app writes today. The answer to the suggested question is written in advance.</w:t>
             </w:r>
           </w:p>
         </w:tc>
@@ -1566,7 +1566,7 @@
                 <w:sz w:val="18"/>
                 <w:szCs w:val="18"/>
               </w:rPr>
-              <w:t xml:space="preserve">Fix a report by voice</w:t>
+              <w:t xml:space="preserve">Report one practice incident</w:t>
             </w:r>
           </w:p>
           <w:p>
@@ -1578,12 +1578,12 @@
                 <w:rFonts w:ascii="Calibri" w:cs="Calibri" w:eastAsia="Calibri" w:hAnsi="Calibri"/>
                 <w:b/>
                 <w:bCs/>
-                <w:color w:val="A05A38"/>
+                <w:color w:val="8A6A1F"/>
                 <w:spacing w:val="6"/>
                 <w:sz w:val="14"/>
                 <w:szCs w:val="14"/>
               </w:rPr>
-              <w:t xml:space="preserve">CHECK W/ ENG.</w:t>
+              <w:t xml:space="preserve">PROPOSED</w:t>
             </w:r>
           </w:p>
         </w:tc>
@@ -1619,7 +1619,7 @@
                 <w:sz w:val="18"/>
                 <w:szCs w:val="18"/>
               </w:rPr>
-              <w:t xml:space="preserve">The guard tells SAM it was a MacBook, the same report updates and no duplicate appears. Marked for engineering: built wrong, this step teaches the opposite of what is intended.</w:t>
+              <w:t xml:space="preserve">The guard reports the made-up incident and SAM creates exactly one practice report. Repeats or retries must never create extra reports. Follow-up questions are capped and “I don’t know” always advances.</w:t>
             </w:r>
           </w:p>
         </w:tc>
@@ -1660,7 +1660,7 @@
                 <w:sz w:val="18"/>
                 <w:szCs w:val="18"/>
               </w:rPr>
-              <w:t xml:space="preserve">Fix a report by hand</w:t>
+              <w:t xml:space="preserve">Fix a report by voice</w:t>
             </w:r>
           </w:p>
           <w:p>
@@ -1713,7 +1713,7 @@
                 <w:sz w:val="18"/>
                 <w:szCs w:val="18"/>
               </w:rPr>
-              <w:t xml:space="preserve">SAM names the change and points at the right message; the guard presses and holds their report, adds the location, and saves. The finished report ends up with both “MacBook” and “reception”. The deck confirms the gesture edits text; that a saved edit updates the report is not yet confirmed.</w:t>
+              <w:t xml:space="preserve">The guard tells SAM it was a MacBook, the same report updates and no duplicate appears. Marked for engineering: built wrong, this step teaches the opposite of what is intended.</w:t>
             </w:r>
           </w:p>
         </w:tc>
@@ -1754,7 +1754,7 @@
                 <w:sz w:val="18"/>
                 <w:szCs w:val="18"/>
               </w:rPr>
-              <w:t xml:space="preserve">Marked as training at creation</w:t>
+              <w:t xml:space="preserve">Fix a report by hand</w:t>
             </w:r>
           </w:p>
           <w:p>
@@ -1766,12 +1766,12 @@
                 <w:rFonts w:ascii="Calibri" w:cs="Calibri" w:eastAsia="Calibri" w:hAnsi="Calibri"/>
                 <w:b/>
                 <w:bCs/>
-                <w:color w:val="43724E"/>
+                <w:color w:val="A05A38"/>
                 <w:spacing w:val="6"/>
                 <w:sz w:val="14"/>
                 <w:szCs w:val="14"/>
               </w:rPr>
-              <w:t xml:space="preserve">CONFIRMED</w:t>
+              <w:t xml:space="preserve">CHECK W/ ENG.</w:t>
             </w:r>
           </w:p>
         </w:tc>
@@ -1807,7 +1807,7 @@
                 <w:sz w:val="18"/>
                 <w:szCs w:val="18"/>
               </w:rPr>
-              <w:t xml:space="preserve">Every practice report carries the training flag from the moment it is created, using the platform’s archive / soft-delete flag. If it cannot be created already marked, it is not created at all. Whether the flag can be set atomically at creation is for engineering.</w:t>
+              <w:t xml:space="preserve">SAM names the change and points at the right message; the guard presses and holds their report, adds the location, and saves. The finished report ends up with both “MacBook” and “reception”. The deck confirms the gesture edits text; that a saved edit updates the report is not yet confirmed.</w:t>
             </w:r>
           </w:p>
         </w:tc>
@@ -1848,7 +1848,7 @@
                 <w:sz w:val="18"/>
                 <w:szCs w:val="18"/>
               </w:rPr>
-              <w:t xml:space="preserve">Kept out of every live surface</w:t>
+              <w:t xml:space="preserve">Marked as training at creation</w:t>
             </w:r>
           </w:p>
           <w:p>
@@ -1901,7 +1901,7 @@
                 <w:sz w:val="18"/>
                 <w:szCs w:val="18"/>
               </w:rPr>
-              <w:t xml:space="preserve">The practice report must appear in no live surface: reports, dashboards, KPIs, exports, alerts and integrations, the Pronect Action Tracker, or the guard’s own activity list. The filter that excludes training-flagged data does not exist yet, which is why archived data is still visible in production. It must be built and verified before go-live; until then this stays in DEV/UAT.</w:t>
+              <w:t xml:space="preserve">Every practice report carries the training flag from the moment it is created, using the platform’s archive / soft-delete flag. If it cannot be created already marked, it is not created at all. Whether the flag can be set atomically at creation is for engineering.</w:t>
             </w:r>
           </w:p>
         </w:tc>
@@ -1942,7 +1942,7 @@
                 <w:sz w:val="18"/>
                 <w:szCs w:val="18"/>
               </w:rPr>
-              <w:t xml:space="preserve">Setup is per phone, training is per guard</w:t>
+              <w:t xml:space="preserve">Kept out of every live surface</w:t>
             </w:r>
           </w:p>
           <w:p>
@@ -1954,12 +1954,12 @@
                 <w:rFonts w:ascii="Calibri" w:cs="Calibri" w:eastAsia="Calibri" w:hAnsi="Calibri"/>
                 <w:b/>
                 <w:bCs/>
-                <w:color w:val="8A6A1F"/>
+                <w:color w:val="43724E"/>
                 <w:spacing w:val="6"/>
                 <w:sz w:val="14"/>
                 <w:szCs w:val="14"/>
               </w:rPr>
-              <w:t xml:space="preserve">PROPOSED</w:t>
+              <w:t xml:space="preserve">CONFIRMED</w:t>
             </w:r>
           </w:p>
         </w:tc>
@@ -1995,7 +1995,7 @@
                 <w:sz w:val="18"/>
                 <w:szCs w:val="18"/>
               </w:rPr>
-              <w:t xml:space="preserve">Guards draw pooled handsets. A guard who passes the gates on one phone and resumes on another would otherwise be carried past setup on a phone that never went through it, and then marked complete for life. Gate confirmations are held against the device: an unrecognised handset replays the three gates before the flow continues, and for an already-completed guard the gates run on their own.</w:t>
+              <w:t xml:space="preserve">The practice report must appear in no live surface. Four are confirmed: supervisor alerts, KPI and dashboard figures, the Pronect Action Tracker, and the guard’s own activity list. Reports, exports, integrations and the stores behind them are the likely rest and are listed for engineering. The filter that excludes training-flagged data does not exist yet, which is why archived data is still visible in production. It must be built and verified before go-live; until then this stays in DEV/UAT.</w:t>
             </w:r>
           </w:p>
         </w:tc>
@@ -2036,7 +2036,7 @@
                 <w:sz w:val="18"/>
                 <w:szCs w:val="18"/>
               </w:rPr>
-              <w:t xml:space="preserve">Finishing means the phone works too</w:t>
+              <w:t xml:space="preserve">Setup is per phone, training is per guard</w:t>
             </w:r>
           </w:p>
           <w:p>
@@ -2089,7 +2089,7 @@
                 <w:sz w:val="18"/>
                 <w:szCs w:val="18"/>
               </w:rPr>
-              <w:t xml:space="preserve">Completion requires both halves: the three actions done for real, and the device set up. For the MVP the second half rests on the guard’s confirmation, and only a missing microphone is ever detected. Whether the app can check these settings instead is the first question for engineering.</w:t>
+              <w:t xml:space="preserve">Guards draw pooled handsets. A guard who passes the gates on one phone and resumes on another would otherwise be carried past setup on a phone that never went through it, and then marked complete for life. Gate confirmations are held against the device: an unrecognised handset replays the three gates before the flow continues, and for an already-completed guard the gates run on their own.</w:t>
             </w:r>
           </w:p>
         </w:tc>
@@ -2130,7 +2130,7 @@
                 <w:sz w:val="18"/>
                 <w:szCs w:val="18"/>
               </w:rPr>
-              <w:t xml:space="preserve">Finishing is earned &amp; remembered</w:t>
+              <w:t xml:space="preserve">Finishing means the phone works too</w:t>
             </w:r>
           </w:p>
           <w:p>
@@ -2183,7 +2183,7 @@
                 <w:sz w:val="18"/>
                 <w:szCs w:val="18"/>
               </w:rPr>
-              <w:t xml:space="preserve">Recorded only after SAM sees each step done for real. A quiz or an “I’m done” button does not count. Held on the server, issued once per guard, surviving a closed app or a change of handset.</w:t>
+              <w:t xml:space="preserve">Completion requires both halves: the three actions done for real, and the device set up. For the MVP the second half rests on the guard’s confirmation. A missing microphone is the one miss that shows itself, because Talk produces nothing at the first press. Whether the app can check these settings instead is the first question for engineering.</w:t>
             </w:r>
           </w:p>
         </w:tc>
@@ -2224,7 +2224,7 @@
                 <w:sz w:val="18"/>
                 <w:szCs w:val="18"/>
               </w:rPr>
-              <w:t xml:space="preserve">Tips taught in context</w:t>
+              <w:t xml:space="preserve">Finishing is earned &amp; remembered</w:t>
             </w:r>
           </w:p>
           <w:p>
@@ -2236,12 +2236,12 @@
                 <w:rFonts w:ascii="Calibri" w:cs="Calibri" w:eastAsia="Calibri" w:hAnsi="Calibri"/>
                 <w:b/>
                 <w:bCs/>
-                <w:color w:val="43724E"/>
+                <w:color w:val="8A6A1F"/>
                 <w:spacing w:val="6"/>
                 <w:sz w:val="14"/>
                 <w:szCs w:val="14"/>
               </w:rPr>
-              <w:t xml:space="preserve">CONFIRMED</w:t>
+              <w:t xml:space="preserve">PROPOSED</w:t>
             </w:r>
           </w:p>
         </w:tc>
@@ -2277,7 +2277,7 @@
                 <w:sz w:val="18"/>
                 <w:szCs w:val="18"/>
               </w:rPr>
-              <w:t xml:space="preserve">All eight tips from the deck’s General recommendations slide are inside SAM’s spoken lines, at the step where each becomes useful. Two are practised rather than told: pressing and holding text to fix a mistake is the manual-fix step, and speaking in full sentences is what the report prompt asks for.</w:t>
+              <w:t xml:space="preserve">Recorded only after SAM sees each step done for real. A quiz or an “I’m done” button does not count. Held on the server, issued once per guard, surviving a closed app or a change of handset.</w:t>
             </w:r>
           </w:p>
         </w:tc>
@@ -2318,6 +2318,100 @@
                 <w:sz w:val="18"/>
                 <w:szCs w:val="18"/>
               </w:rPr>
+              <w:t xml:space="preserve">Tips taught in context</w:t>
+            </w:r>
+          </w:p>
+          <w:p>
+            <w:pPr>
+              <w:spacing w:after="0"/>
+            </w:pPr>
+            <w:r>
+              <w:rPr>
+                <w:rFonts w:ascii="Calibri" w:cs="Calibri" w:eastAsia="Calibri" w:hAnsi="Calibri"/>
+                <w:b/>
+                <w:bCs/>
+                <w:color w:val="43724E"/>
+                <w:spacing w:val="6"/>
+                <w:sz w:val="14"/>
+                <w:szCs w:val="14"/>
+              </w:rPr>
+              <w:t xml:space="preserve">CONFIRMED</w:t>
+            </w:r>
+          </w:p>
+        </w:tc>
+        <w:tc>
+          <w:tcPr>
+            <w:tcW w:type="dxa" w:w="7308"/>
+            <w:tcBorders>
+              <w:top w:val="none"/>
+              <w:left w:val="none"/>
+              <w:bottom w:val="none"/>
+              <w:right w:val="none"/>
+            </w:tcBorders>
+            <w:tcMar>
+              <w:top w:type="dxa" w:w="46"/>
+              <w:left w:type="dxa" w:w="40"/>
+              <w:bottom w:type="dxa" w:w="46"/>
+              <w:right w:type="dxa" w:w="150"/>
+            </w:tcMar>
+            <w:vAlign w:val="top"/>
+          </w:tcPr>
+          <w:p>
+            <w:pPr>
+              <w:spacing w:after="0" w:line="244" w:lineRule="auto"/>
+            </w:pPr>
+            <w:r>
+              <w:rPr>
+                <w:rFonts w:ascii="Calibri" w:cs="Calibri" w:eastAsia="Calibri" w:hAnsi="Calibri"/>
+                <w:b w:val="false"/>
+                <w:bCs w:val="false"/>
+                <w:i w:val="false"/>
+                <w:iCs w:val="false"/>
+                <w:color w:val="3A3A38"/>
+                <w:sz w:val="18"/>
+                <w:szCs w:val="18"/>
+              </w:rPr>
+              <w:t xml:space="preserve">All eight tips from the deck’s General recommendations slide are inside SAM’s spoken lines, at the step where each becomes useful. Two are practised rather than told: pressing and holding text to fix a mistake is the manual-fix step, and speaking in full sentences is what the report prompt asks for.</w:t>
+            </w:r>
+          </w:p>
+        </w:tc>
+      </w:tr>
+      <w:tr>
+        <w:trPr>
+          <w:cantSplit/>
+        </w:trPr>
+        <w:tc>
+          <w:tcPr>
+            <w:tcW w:type="dxa" w:w="2340"/>
+            <w:tcBorders>
+              <w:top w:val="none"/>
+              <w:left w:val="none"/>
+              <w:bottom w:val="none"/>
+              <w:right w:val="none"/>
+            </w:tcBorders>
+            <w:tcMar>
+              <w:top w:type="dxa" w:w="46"/>
+              <w:left w:type="dxa" w:w="40"/>
+              <w:bottom w:type="dxa" w:w="46"/>
+              <w:right w:type="dxa" w:w="150"/>
+            </w:tcMar>
+            <w:vAlign w:val="top"/>
+          </w:tcPr>
+          <w:p>
+            <w:pPr>
+              <w:spacing w:after="30"/>
+            </w:pPr>
+            <w:r>
+              <w:rPr>
+                <w:rFonts w:ascii="Calibri" w:cs="Calibri" w:eastAsia="Calibri" w:hAnsi="Calibri"/>
+                <w:b/>
+                <w:bCs/>
+                <w:i w:val="false"/>
+                <w:iCs w:val="false"/>
+                <w:color w:val="3A3A38"/>
+                <w:sz w:val="18"/>
+                <w:szCs w:val="18"/>
+              </w:rPr>
               <w:t xml:space="preserve">Say what is tracked</w:t>
             </w:r>
           </w:p>
@@ -2371,7 +2465,7 @@
                 <w:sz w:val="18"/>
                 <w:szCs w:val="18"/>
               </w:rPr>
-              <w:t xml:space="preserve">Guards are asked for location and background tracking on a work phone and will ask what is done with it. One plain line belongs in the flow. The wording must come from Pronect, since what a supervisor sees is not ours to state — supervisors do review a location heatmap in the Global Risk dashboard.</w:t>
+              <w:t xml:space="preserve">Guards are asked for location and background tracking on a work phone and will ask what is done with it. One plain line belongs in the flow. The wording must come from Pronect. What a supervisor sees is not ours to state, and this document does not state it.</w:t>
             </w:r>
           </w:p>
         </w:tc>
@@ -2731,7 +2825,7 @@
           <w:sz w:val="19"/>
           <w:szCs w:val="19"/>
         </w:rPr>
-        <w:t xml:space="preserve">Does the app already know when a guard signs in for the first time?</w:t>
+        <w:t xml:space="preserve">Can it be launched on its own, outside whatever normally starts a scenario?</w:t>
       </w:r>
     </w:p>
     <w:p>
@@ -2754,7 +2848,7 @@
           <w:sz w:val="19"/>
           <w:szCs w:val="19"/>
         </w:rPr>
-        <w:t xml:space="preserve">Can it be launched on its own, outside whatever normally starts a scenario?</w:t>
+        <w:t xml:space="preserve">Is there a practice mode in which neither the conversation nor the report enters live reporting?</w:t>
       </w:r>
     </w:p>
     <w:p>
@@ -2777,7 +2871,7 @@
           <w:sz w:val="19"/>
           <w:szCs w:val="19"/>
         </w:rPr>
-        <w:t xml:space="preserve">Is there a practice mode in which neither the conversation nor the report enters live reporting?</w:t>
+        <w:t xml:space="preserve">How exactly does the app update an existing report, by voice and by a saved manual edit?</w:t>
       </w:r>
     </w:p>
     <w:p>
@@ -2800,7 +2894,7 @@
           <w:sz w:val="19"/>
           <w:szCs w:val="19"/>
         </w:rPr>
-        <w:t xml:space="preserve">How exactly does the app update an existing report, by voice and by a saved manual edit?</w:t>
+        <w:t xml:space="preserve">Can the app read the state of app permissions? Of the NFC adapter? Of its own background-tracking setting? Three separate questions — a single answer for all three would lose the gates that were cheap. Assume not for now.</w:t>
       </w:r>
     </w:p>
     <w:p>
@@ -2823,7 +2917,7 @@
           <w:sz w:val="19"/>
           <w:szCs w:val="19"/>
         </w:rPr>
-        <w:t xml:space="preserve">Can the app read the state of app permissions? Of the NFC adapter? Of its own background-tracking setting? Three separate questions — a single answer for all three would lose the gates that were cheap. Assume not for now.</w:t>
+        <w:t xml:space="preserve">Can the app detect whether the handset has an NFC chip?</w:t>
       </w:r>
     </w:p>
     <w:p>

--- a/deliverables/US1117/SAM_OnSite_Guard_Onboarding_Spec.docx
+++ b/deliverables/US1117/SAM_OnSite_Guard_Onboarding_Spec.docx
@@ -2655,7 +2655,7 @@
           <w:sz w:val="19"/>
           <w:szCs w:val="19"/>
         </w:rPr>
-        <w:t xml:space="preserve"> nothing acts on that flag yet, and archived items still show in production. The filter must be written first, </w:t>
+        <w:t xml:space="preserve"> nothing acts on that flag yet, and archived items still show in production. The exclusion has to be written first, into </w:t>
       </w:r>
       <w:r>
         <w:rPr>
@@ -2668,7 +2668,7 @@
           <w:sz w:val="19"/>
           <w:szCs w:val="19"/>
         </w:rPr>
-        <w:t xml:space="preserve">hide-by-default</w:t>
+        <w:t xml:space="preserve">the reporting layer</w:t>
       </w:r>
       <w:r>
         <w:rPr>
@@ -2681,7 +2681,7 @@
           <w:sz w:val="19"/>
           <w:szCs w:val="19"/>
         </w:rPr>
-        <w:t xml:space="preserve"> and low down where the data is read, so every screen inherits it. Until then this stays in DEV/UAT, and switching it on in production later must be gated on the filter by something firmer than memory: a dispatched alert cannot be recalled.</w:t>
+        <w:t xml:space="preserve">, which is where the product owner has said the exclusion belongs. Until it is built this stays in DEV/UAT, and switching it on in production later must be gated on the filter by something firmer than memory: a dispatched alert cannot be recalled.</w:t>
       </w:r>
     </w:p>
     <w:p>

--- a/deliverables/US1117/SAM_OnSite_Guard_Onboarding_Spec.docx
+++ b/deliverables/US1117/SAM_OnSite_Guard_Onboarding_Spec.docx
@@ -1337,7 +1337,7 @@
                 <w:sz w:val="18"/>
                 <w:szCs w:val="18"/>
               </w:rPr>
-              <w:t xml:space="preserve">The NFC gate is skipped rather than routing the guard to a support screen over hardware they do not have. Whether the app can detect the chip is an engineering confirmation.</w:t>
+              <w:t xml:space="preserve">The NFC gate is skipped instead of routing the guard to support over hardware they do not have. Whether the app can detect the chip, or read whether NFC is on, is still open.</w:t>
             </w:r>
           </w:p>
         </w:tc>
@@ -1390,12 +1390,12 @@
                 <w:rFonts w:ascii="Calibri" w:cs="Calibri" w:eastAsia="Calibri" w:hAnsi="Calibri"/>
                 <w:b/>
                 <w:bCs/>
-                <w:color w:val="A05A38"/>
+                <w:color w:val="43724E"/>
                 <w:spacing w:val="6"/>
                 <w:sz w:val="14"/>
                 <w:szCs w:val="14"/>
               </w:rPr>
-              <w:t xml:space="preserve">CHECK W/ ENG.</w:t>
+              <w:t xml:space="preserve">CONFIRMED</w:t>
             </w:r>
           </w:p>
         </w:tc>
@@ -1431,7 +1431,7 @@
                 <w:sz w:val="18"/>
                 <w:szCs w:val="18"/>
               </w:rPr>
-              <w:t xml:space="preserve">Reported by the reviewer: granting the permissions often requires restarting the app. The flow must survive it — the guard reopens SAM OnSite and resumes at the same gate, losing nothing. Whether the restart is always needed, and whether it can be avoided, is for engineering.</w:t>
+              <w:t xml:space="preserve">Granting permissions often restarts the app. Confirmed that the flow resumes where it left off, but the guard has to be told that before they leave for the settings, or they will not know to come back.</w:t>
             </w:r>
           </w:p>
         </w:tc>
@@ -1672,12 +1672,12 @@
                 <w:rFonts w:ascii="Calibri" w:cs="Calibri" w:eastAsia="Calibri" w:hAnsi="Calibri"/>
                 <w:b/>
                 <w:bCs/>
-                <w:color w:val="A05A38"/>
+                <w:color w:val="43724E"/>
                 <w:spacing w:val="6"/>
                 <w:sz w:val="14"/>
                 <w:szCs w:val="14"/>
               </w:rPr>
-              <w:t xml:space="preserve">CHECK W/ ENG.</w:t>
+              <w:t xml:space="preserve">CONFIRMED</w:t>
             </w:r>
           </w:p>
         </w:tc>
@@ -1713,7 +1713,7 @@
                 <w:sz w:val="18"/>
                 <w:szCs w:val="18"/>
               </w:rPr>
-              <w:t xml:space="preserve">The guard tells SAM it was a MacBook, the same report updates and no duplicate appears. Marked for engineering: built wrong, this step teaches the opposite of what is intended.</w:t>
+              <w:t xml:space="preserve">The guard tells SAM it was a MacBook and the same report updates. Confirmed on the real app: no second report is created, and the report always takes the state of the most recent message, which is why the voice fix runs last.</w:t>
             </w:r>
           </w:p>
         </w:tc>
@@ -1766,12 +1766,12 @@
                 <w:rFonts w:ascii="Calibri" w:cs="Calibri" w:eastAsia="Calibri" w:hAnsi="Calibri"/>
                 <w:b/>
                 <w:bCs/>
-                <w:color w:val="A05A38"/>
+                <w:color w:val="43724E"/>
                 <w:spacing w:val="6"/>
                 <w:sz w:val="14"/>
                 <w:szCs w:val="14"/>
               </w:rPr>
-              <w:t xml:space="preserve">CHECK W/ ENG.</w:t>
+              <w:t xml:space="preserve">CONFIRMED</w:t>
             </w:r>
           </w:p>
         </w:tc>
@@ -1807,7 +1807,7 @@
                 <w:sz w:val="18"/>
                 <w:szCs w:val="18"/>
               </w:rPr>
-              <w:t xml:space="preserve">SAM names the change and points at the right message; the guard presses and holds their report, adds the location, and saves. The finished report ends up with both “MacBook” and “reception”. The deck confirms the gesture edits text; that a saved edit updates the report is not yet confirmed.</w:t>
+              <w:t xml:space="preserve">SAM names the change and points at the right message; the guard presses and holds their report, adds the location, and saves. The finished report ends up with both “MacBook” and “reception” in it. Confirmed on the real app.</w:t>
             </w:r>
           </w:p>
         </w:tc>
@@ -2048,12 +2048,12 @@
                 <w:rFonts w:ascii="Calibri" w:cs="Calibri" w:eastAsia="Calibri" w:hAnsi="Calibri"/>
                 <w:b/>
                 <w:bCs/>
-                <w:color w:val="8A6A1F"/>
+                <w:color w:val="A05A38"/>
                 <w:spacing w:val="6"/>
                 <w:sz w:val="14"/>
                 <w:szCs w:val="14"/>
               </w:rPr>
-              <w:t xml:space="preserve">PROPOSED</w:t>
+              <w:t xml:space="preserve">CHECK W/ ENG.</w:t>
             </w:r>
           </w:p>
         </w:tc>
@@ -2089,7 +2089,7 @@
                 <w:sz w:val="18"/>
                 <w:szCs w:val="18"/>
               </w:rPr>
-              <w:t xml:space="preserve">Guards draw pooled handsets. A guard who passes the gates on one phone and resumes on another would otherwise be carried past setup on a phone that never went through it, and then marked complete for life. Gate confirmations are held against the device: an unrecognised handset replays the three gates before the flow continues, and for an already-completed guard the gates run on their own.</w:t>
+              <w:t xml:space="preserve">Confirmed: guards share handsets, each with their own login. So the phone being ready cannot be recorded against the guard. A completion flag on the users table marks the guard, so the same guard on a second phone is treated as set up on a phone that never went through the gates. Gate confirmations need their own per-device record; an unrecognised handset replays the three gates. This is the one open item that can still defeat the promise that the phone is ready.</w:t>
             </w:r>
           </w:p>
         </w:tc>
@@ -2183,7 +2183,7 @@
                 <w:sz w:val="18"/>
                 <w:szCs w:val="18"/>
               </w:rPr>
-              <w:t xml:space="preserve">Completion requires both halves: the three actions done for real, and the device set up. For the MVP the second half rests on the guard’s confirmation. A missing microphone is the one miss that shows itself, because Talk produces nothing at the first press. Whether the app can check these settings instead is the first question for engineering.</w:t>
+              <w:t xml:space="preserve">Completion requires both halves: the three actions done for real, and the device set up. The app can detect most missed permissions and will not advance past them. Three it cannot see — location at “allow all the time”, background activity, physical activity — so those are guided and then trusted.</w:t>
             </w:r>
           </w:p>
         </w:tc>
@@ -2871,7 +2871,7 @@
           <w:sz w:val="19"/>
           <w:szCs w:val="19"/>
         </w:rPr>
-        <w:t xml:space="preserve">How exactly does the app update an existing report, by voice and by a saved manual edit?</w:t>
+        <w:t xml:space="preserve">Where do the per-device gate confirmations live? A flag on the users table marks the guard, not the phone, and guards share phones.</w:t>
       </w:r>
     </w:p>
     <w:p>
@@ -2894,7 +2894,7 @@
           <w:sz w:val="19"/>
           <w:szCs w:val="19"/>
         </w:rPr>
-        <w:t xml:space="preserve">Can the app read the state of app permissions? Of the NFC adapter? Of its own background-tracking setting? Three separate questions — a single answer for all three would lose the gates that were cheap. Assume not for now.</w:t>
+        <w:t xml:space="preserve">Can the app read whether NFC is on, and whether the handset has an NFC chip at all?</w:t>
       </w:r>
     </w:p>
     <w:p>
@@ -2917,7 +2917,7 @@
           <w:sz w:val="19"/>
           <w:szCs w:val="19"/>
         </w:rPr>
-        <w:t xml:space="preserve">Can the app detect whether the handset has an NFC chip?</w:t>
+        <w:t xml:space="preserve">What is the physical activity permission for, and does SAM need it?</w:t>
       </w:r>
     </w:p>
     <w:p>

--- a/deliverables/US1117/SAM_OnSite_Guard_Onboarding_Spec.docx
+++ b/deliverables/US1117/SAM_OnSite_Guard_Onboarding_Spec.docx
@@ -439,7 +439,7 @@
           <w:sz w:val="19"/>
           <w:szCs w:val="19"/>
         </w:rPr>
-        <w:t xml:space="preserve">Next, three setup gates in order: permissions, NFC (which reads the checkpoint tags), then background tracking, which lives in SAM OnSite’s own settings rather than the phone’s. Each has the same shape: SAM says what it needs and why, links to that one setting from inside onboarding, and the guard switches it on and returns to confirm. Granting permissions can close the app; the guard reopens it and resumes at the same gate.</w:t>
+        <w:t xml:space="preserve">Next, three setup gates: location, NFC (which reads the checkpoint tags), then background tracking, which lives in SAM OnSite’s own settings. Each has the same shape: SAM says what it needs and why, links to that setting from inside onboarding, and the guard switches it on and returns to confirm. Microphone and camera are not gated — Android prompts for them when first used. Granting can close the app; the guard reopens it and resumes at the same gate.</w:t>
       </w:r>
     </w:p>
     <w:p>
@@ -1190,7 +1190,7 @@
                 <w:sz w:val="18"/>
                 <w:szCs w:val="18"/>
               </w:rPr>
-              <w:t xml:space="preserve">Set up the phone: permissions, NFC, background tracking</w:t>
+              <w:t xml:space="preserve">Set up the phone: location, NFC, background tracking</w:t>
             </w:r>
           </w:p>
           <w:p>
@@ -1243,7 +1243,7 @@
                 <w:sz w:val="18"/>
                 <w:szCs w:val="18"/>
               </w:rPr>
-              <w:t xml:space="preserve">Each link opens one setting and returns, so the guard is never left in the app’s ordinary navigation. The grant level must be named on screen for every permission, and the guard is working inside another app where SAM’s words are not visible, so the gate presents them one at a time or leaves a checklist up. Confirmation is a tap, since the microphone may not be on yet.</w:t>
+              <w:t xml:space="preserve">Three gates. The microphone and camera are not among them: Android prompts for those when first used, so SAM just warns the guard to expect it. Location is gated because the app asks for it but not at “allow all the time”, and cannot read that level back, so SAM walks the guard to the second Android screen and names the setting. Granting can close the app; the flow resumes at the same gate.</w:t>
             </w:r>
           </w:p>
         </w:tc>
@@ -2036,7 +2036,7 @@
                 <w:sz w:val="18"/>
                 <w:szCs w:val="18"/>
               </w:rPr>
-              <w:t xml:space="preserve">Setup is per phone, training is per guard</w:t>
+              <w:t xml:space="preserve">Check the settings each session</w:t>
             </w:r>
           </w:p>
           <w:p>
@@ -2048,12 +2048,12 @@
                 <w:rFonts w:ascii="Calibri" w:cs="Calibri" w:eastAsia="Calibri" w:hAnsi="Calibri"/>
                 <w:b/>
                 <w:bCs/>
-                <w:color w:val="A05A38"/>
+                <w:color w:val="43724E"/>
                 <w:spacing w:val="6"/>
                 <w:sz w:val="14"/>
                 <w:szCs w:val="14"/>
               </w:rPr>
-              <w:t xml:space="preserve">CHECK W/ ENG.</w:t>
+              <w:t xml:space="preserve">CONFIRMED</w:t>
             </w:r>
           </w:p>
         </w:tc>
@@ -2089,7 +2089,7 @@
                 <w:sz w:val="18"/>
                 <w:szCs w:val="18"/>
               </w:rPr>
-              <w:t xml:space="preserve">Confirmed: guards share handsets, each with their own login. So the phone being ready cannot be recorded against the guard. A completion flag on the users table marks the guard, so the same guard on a second phone is treated as set up on a phone that never went through the gates. Gate confirmations need their own per-device record; an unrecognised handset replays the three gates. This is the one open item that can still defeat the promise that the phone is ready.</w:t>
+              <w:t xml:space="preserve">Guards share handsets, so the phone being ready cannot be recorded against the guard. Instead of tracking which phone is set up, the three settings are checked again when a guard starts a session, and anything off is walked through. A check that passes costs seconds and needs no per-phone record.</w:t>
             </w:r>
           </w:p>
         </w:tc>
@@ -2183,7 +2183,7 @@
                 <w:sz w:val="18"/>
                 <w:szCs w:val="18"/>
               </w:rPr>
-              <w:t xml:space="preserve">Completion requires both halves: the three actions done for real, and the device set up. The app can detect most missed permissions and will not advance past them. Three it cannot see — location at “allow all the time”, background activity, physical activity — so those are guided and then trusted.</w:t>
+              <w:t xml:space="preserve">Completion requires both halves: the three actions done for real, and the device set up. The app can see a permission that is off and will not advance past it. Three it cannot read — location at “allow all the time”, background activity, physical activity — are guided, trusted, and re-checked next session.</w:t>
             </w:r>
           </w:p>
         </w:tc>
@@ -2871,7 +2871,7 @@
           <w:sz w:val="19"/>
           <w:szCs w:val="19"/>
         </w:rPr>
-        <w:t xml:space="preserve">Where do the per-device gate confirmations live? A flag on the users table marks the guard, not the phone, and guards share phones.</w:t>
+        <w:t xml:space="preserve">Does SAM need the notifications permission, and does it prompt for itself like the microphone and camera?</w:t>
       </w:r>
     </w:p>
     <w:p>

--- a/deliverables/US1117/SAM_OnSite_Guard_Onboarding_Spec.docx
+++ b/deliverables/US1117/SAM_OnSite_Guard_Onboarding_Spec.docx
@@ -313,7 +313,7 @@
                 <w:sz w:val="19"/>
                 <w:szCs w:val="19"/>
               </w:rPr>
-              <w:t xml:space="preserve">At first sign-in SAM introduces itself, gets the phone set up (permissions, NFC, background tracking) and teaches three actions — ask, report, correct — on a made-up incident. Mandatory, saves progress, complete only when each step is genuinely done. It replaces the deck’s app-setup slides and absorbs its tips; installation and log-in stay with the trainer. Practice data must stay out of every live surface, and the filter that enforces that is not built, so this runs in DEV/UAT until it is.</w:t>
+              <w:t xml:space="preserve">At first sign-in SAM introduces itself, gets the phone set up (location, NFC, background tracking) and teaches three actions — ask, report, correct — on a made-up incident. Mandatory, saves progress, complete only when each step is genuinely done. It replaces the deck’s app-setup slides and absorbs its tips. Practice data must stay out of every live surface, and the filter that enforces that is not built, so this runs in DEV/UAT until it is.</w:t>
             </w:r>
           </w:p>
         </w:tc>
@@ -439,7 +439,7 @@
           <w:sz w:val="19"/>
           <w:szCs w:val="19"/>
         </w:rPr>
-        <w:t xml:space="preserve">Next, three setup gates: location, NFC (which reads the checkpoint tags), then background tracking, which lives in SAM OnSite’s own settings. Each has the same shape: SAM says what it needs and why, links to that setting from inside onboarding, and the guard switches it on and returns to confirm. Microphone and camera are not gated — Android prompts for them when first used. Granting can close the app; the guard reopens it and resumes at the same gate.</w:t>
+        <w:t xml:space="preserve">Next, three setup gates: location, NFC (which reads the checkpoint tags), then background tracking, which lives in SAM OnSite’s own settings. Each has the same shape: SAM says what it needs and why, links to that setting, and the guard switches it on and returns to confirm. Microphone and camera are not gated — Android prompts for them when first used. Granting can close the app; the guard reopens it and resumes at the same gate.</w:t>
       </w:r>
     </w:p>
     <w:p>
@@ -1995,7 +1995,7 @@
                 <w:sz w:val="18"/>
                 <w:szCs w:val="18"/>
               </w:rPr>
-              <w:t xml:space="preserve">The practice report must appear in no live surface. Four are confirmed: supervisor alerts, KPI and dashboard figures, the Pronect Action Tracker, and the guard’s own activity list. Reports, exports, integrations and the stores behind them are the likely rest and are listed for engineering. The filter that excludes training-flagged data does not exist yet, which is why archived data is still visible in production. It must be built and verified before go-live; until then this stays in DEV/UAT.</w:t>
+              <w:t xml:space="preserve">The practice report must appear in no live surface. Four are confirmed: supervisor alerts, KPI and dashboard figures, the Pronect Action Tracker, and the guard’s own activity list. Reports, exports, integrations and the stores behind them are the likely rest, listed for engineering. The filter that excludes training-flagged data does not exist yet, which is why archived data is still visible in production. It must be built and verified before go-live; until then this stays in DEV/UAT.</w:t>
             </w:r>
           </w:p>
         </w:tc>
@@ -2681,7 +2681,7 @@
           <w:sz w:val="19"/>
           <w:szCs w:val="19"/>
         </w:rPr>
-        <w:t xml:space="preserve">, which is where the product owner has said the exclusion belongs. Until it is built this stays in DEV/UAT, and switching it on in production later must be gated on the filter by something firmer than memory: a dispatched alert cannot be recalled.</w:t>
+        <w:t xml:space="preserve">, where the product owner has said it belongs. Until it is built this stays in DEV/UAT. Switching it on in production later must be gated on the filter by something firmer than memory: a dispatched alert cannot be recalled.</w:t>
       </w:r>
     </w:p>
     <w:p>

--- a/deliverables/US1117/SAM_OnSite_Guard_Onboarding_Spec.docx
+++ b/deliverables/US1117/SAM_OnSite_Guard_Onboarding_Spec.docx
@@ -42,7 +42,7 @@
         <w:pBdr>
           <w:bottom w:val="single" w:color="4A6B82" w:sz="4" w:space="10"/>
         </w:pBdr>
-        <w:spacing w:after="140"/>
+        <w:spacing w:after="120"/>
       </w:pPr>
       <w:r>
         <w:rPr>
@@ -83,9 +83,9 @@
             </w:tcBorders>
             <w:shd w:fill="F7F6F2" w:color="auto" w:val="clear"/>
             <w:tcMar>
-              <w:top w:type="dxa" w:w="100"/>
+              <w:top w:type="dxa" w:w="90"/>
               <w:left w:type="dxa" w:w="180"/>
-              <w:bottom w:type="dxa" w:w="100"/>
+              <w:bottom w:type="dxa" w:w="90"/>
               <w:right w:type="dxa" w:w="180"/>
             </w:tcMar>
           </w:tcPr>
@@ -105,7 +105,7 @@
                 <w:sz w:val="16"/>
                 <w:szCs w:val="16"/>
               </w:rPr>
-              <w:t xml:space="preserve">Product  </w:t>
+              <w:t xml:space="preserve">Applies to  </w:t>
             </w:r>
             <w:r>
               <w:rPr>
@@ -118,7 +118,7 @@
                 <w:sz w:val="18"/>
                 <w:szCs w:val="18"/>
               </w:rPr>
-              <w:t xml:space="preserve">SAM OnSite       </w:t>
+              <w:t xml:space="preserve">Every guard, once       </w:t>
             </w:r>
             <w:r>
               <w:rPr>
@@ -132,7 +132,7 @@
                 <w:sz w:val="16"/>
                 <w:szCs w:val="16"/>
               </w:rPr>
-              <w:t xml:space="preserve">Applies to  </w:t>
+              <w:t xml:space="preserve">Language  </w:t>
             </w:r>
             <w:r>
               <w:rPr>
@@ -145,7 +145,7 @@
                 <w:sz w:val="18"/>
                 <w:szCs w:val="18"/>
               </w:rPr>
-              <w:t xml:space="preserve">Every guard, once       </w:t>
+              <w:t xml:space="preserve">English       </w:t>
             </w:r>
             <w:r>
               <w:rPr>
@@ -159,7 +159,7 @@
                 <w:sz w:val="16"/>
                 <w:szCs w:val="16"/>
               </w:rPr>
-              <w:t xml:space="preserve">Language  </w:t>
+              <w:t xml:space="preserve">Status  </w:t>
             </w:r>
             <w:r>
               <w:rPr>
@@ -172,7 +172,7 @@
                 <w:sz w:val="18"/>
                 <w:szCs w:val="18"/>
               </w:rPr>
-              <w:t xml:space="preserve">English       </w:t>
+              <w:t xml:space="preserve">Draft for build       </w:t>
             </w:r>
             <w:r>
               <w:rPr>
@@ -186,7 +186,7 @@
                 <w:sz w:val="16"/>
                 <w:szCs w:val="16"/>
               </w:rPr>
-              <w:t xml:space="preserve">Status  </w:t>
+              <w:t xml:space="preserve">Sign-off  </w:t>
             </w:r>
             <w:r>
               <w:rPr>
@@ -199,39 +199,12 @@
                 <w:sz w:val="18"/>
                 <w:szCs w:val="18"/>
               </w:rPr>
-              <w:t xml:space="preserve">Draft for build       </w:t>
-            </w:r>
-            <w:r>
-              <w:rPr>
-                <w:rFonts w:ascii="Calibri" w:cs="Calibri" w:eastAsia="Calibri" w:hAnsi="Calibri"/>
-                <w:b/>
-                <w:bCs/>
-                <w:i w:val="false"/>
-                <w:iCs w:val="false"/>
-                <w:color w:val="4A6B82"/>
-                <w:spacing w:val="4"/>
-                <w:sz w:val="16"/>
-                <w:szCs w:val="16"/>
-              </w:rPr>
-              <w:t xml:space="preserve">Sign-off  </w:t>
-            </w:r>
-            <w:r>
-              <w:rPr>
-                <w:rFonts w:ascii="Calibri" w:cs="Calibri" w:eastAsia="Calibri" w:hAnsi="Calibri"/>
-                <w:b w:val="false"/>
-                <w:bCs w:val="false"/>
-                <w:i w:val="false"/>
-                <w:iCs w:val="false"/>
-                <w:color w:val="3A3A38"/>
-                <w:sz w:val="18"/>
-                <w:szCs w:val="18"/>
-              </w:rPr>
               <w:t xml:space="preserve">Vincent Smeyers</w:t>
             </w:r>
           </w:p>
           <w:p>
             <w:pPr>
-              <w:spacing w:after="0" w:before="60"/>
+              <w:spacing w:after="0" w:before="50"/>
             </w:pPr>
             <w:r>
               <w:rPr>
@@ -244,7 +217,7 @@
                 <w:sz w:val="16"/>
                 <w:szCs w:val="16"/>
               </w:rPr>
-              <w:t xml:space="preserve">Full requirements, acceptance criteria and tests are in the companion document.</w:t>
+              <w:t xml:space="preserve">Requirements, acceptance criteria and tests are in the companion.</w:t>
             </w:r>
           </w:p>
         </w:tc>
@@ -252,7 +225,7 @@
     </w:tbl>
     <w:p>
       <w:pPr>
-        <w:spacing w:after="70"/>
+        <w:spacing w:after="60"/>
       </w:pPr>
     </w:p>
     <w:tbl>
@@ -313,7 +286,7 @@
                 <w:sz w:val="19"/>
                 <w:szCs w:val="19"/>
               </w:rPr>
-              <w:t xml:space="preserve">At first sign-in SAM introduces itself, gets the phone set up (location, NFC, background tracking) and teaches three actions — ask, report, correct — on a made-up incident. Mandatory, saves progress, complete only when each step is genuinely done. It replaces the deck’s app-setup slides and absorbs its tips. Practice data must stay out of every live surface, and the filter that enforces that is not built, so this runs in DEV/UAT until it is.</w:t>
+              <w:t xml:space="preserve">At first sign-in SAM introduces itself, sets the phone up (location, NFC, background tracking) and teaches three actions — ask, report, correct — on a made-up incident. Mandatory, saves progress, done only when each step is genuinely done. It replaces the deck’s app-setup slides and absorbs its tips. Practice data must stay out of every live surface; the filter that enforces that is not built, so this runs in DEV/UAT until it is.</w:t>
             </w:r>
           </w:p>
         </w:tc>
@@ -321,7 +294,7 @@
     </w:tbl>
     <w:p>
       <w:pPr>
-        <w:spacing w:after="40"/>
+        <w:spacing w:after="30"/>
       </w:pPr>
     </w:p>
     <w:p>
@@ -352,25 +325,7 @@
           <w:sz w:val="25"/>
           <w:szCs w:val="25"/>
         </w:rPr>
-        <w:t xml:space="preserve">How it works, step by step</w:t>
-      </w:r>
-    </w:p>
-    <w:p>
-      <w:pPr>
-        <w:spacing w:after="60" w:line="252" w:lineRule="auto"/>
-      </w:pPr>
-      <w:r>
-        <w:rPr>
-          <w:rFonts w:ascii="Calibri" w:cs="Calibri" w:eastAsia="Calibri" w:hAnsi="Calibri"/>
-          <w:b w:val="false"/>
-          <w:bCs w:val="false"/>
-          <w:i w:val="false"/>
-          <w:iCs w:val="false"/>
-          <w:color w:val="3A3A38"/>
-          <w:sz w:val="19"/>
-          <w:szCs w:val="19"/>
-        </w:rPr>
-        <w:t xml:space="preserve">In SAM, a guard’s message is what creates and updates their report, so a report is fixed either by voice or by editing the message. Both are practised below.</w:t>
+        <w:t xml:space="preserve">How it works</w:t>
       </w:r>
     </w:p>
     <w:p>
@@ -393,7 +348,7 @@
           <w:sz w:val="19"/>
           <w:szCs w:val="19"/>
         </w:rPr>
-        <w:t xml:space="preserve">The guard signs in for the first time. SAM opens by itself, before the home screen, for new and existing guards alike.</w:t>
+        <w:t xml:space="preserve">The guard signs in. SAM opens by itself, before the home screen, for new and existing guards alike.</w:t>
       </w:r>
     </w:p>
     <w:p>
@@ -416,7 +371,7 @@
           <w:sz w:val="19"/>
           <w:szCs w:val="19"/>
         </w:rPr>
-        <w:t xml:space="preserve">SAM opens with “Hello. I am SAM, your new assistant. From today you talk, and I write the report for you.” It says it can be taught the words the guard uses, and sets the ground rules: this is required, nothing in it counts, progress is saved.</w:t>
+        <w:t xml:space="preserve">SAM introduces itself as the guard’s new assistant, says it can be taught the words they use, and sets the ground rules: required, nothing counts, progress saved.</w:t>
       </w:r>
     </w:p>
     <w:p>
@@ -439,7 +394,7 @@
           <w:sz w:val="19"/>
           <w:szCs w:val="19"/>
         </w:rPr>
-        <w:t xml:space="preserve">Next, three setup gates: location, NFC (which reads the checkpoint tags), then background tracking, which lives in SAM OnSite’s own settings. Each has the same shape: SAM says what it needs and why, links to that setting, and the guard switches it on and returns to confirm. Microphone and camera are not gated — Android prompts for them when first used. Granting can close the app; the guard reopens it and resumes at the same gate.</w:t>
+        <w:t xml:space="preserve">Three setup gates: location, NFC, then background tracking, which sits in SAM OnSite’s own settings. SAM says what it needs and why, links straight to the setting, and the guard switches it on and returns. Microphone and camera are not gated; Android prompts for those when first used. Granting can close the app, and the flow resumes at the same gate.</w:t>
       </w:r>
     </w:p>
     <w:p>
@@ -462,7 +417,7 @@
           <w:sz w:val="19"/>
           <w:szCs w:val="19"/>
         </w:rPr>
-        <w:t xml:space="preserve">Only now does the guard speak. SAM asks them to press Talk, wait for the microphone to turn green, and ask how to report an incident. That first press doubles as the microphone check. Nothing live is created here.</w:t>
+        <w:t xml:space="preserve">Only now does the guard speak. They press Talk, wait for the green microphone, and ask how to report an incident. That first press doubles as the microphone check. Nothing live is created.</w:t>
       </w:r>
     </w:p>
     <w:p>
@@ -485,7 +440,7 @@
           <w:sz w:val="19"/>
           <w:szCs w:val="19"/>
         </w:rPr>
-        <w:t xml:space="preserve">Then the practice report. SAM asks for it the way the guard would tell a colleague and offers one to use: a Dell laptop is missing. SAM writes one report and puts it on screen as a card labelled “Training”.</w:t>
+        <w:t xml:space="preserve">The practice report. SAM asks for it the way the guard would tell a colleague and offers one: a Dell laptop is missing. One report is written and shown as a card labelled “Training”.</w:t>
       </w:r>
     </w:p>
     <w:p>
@@ -508,7 +463,7 @@
           <w:sz w:val="19"/>
           <w:szCs w:val="19"/>
         </w:rPr>
-        <w:t xml:space="preserve">With the report in front of them, the guard corrects it by hand first: they press and hold their own report message, which SAM marks on screen, add that it happened at reception, and save.</w:t>
+        <w:t xml:space="preserve">The guard fixes it by hand: press and hold their own report message, which SAM marks on screen, add that it happened at reception, save.</w:t>
       </w:r>
     </w:p>
     <w:p>
@@ -531,7 +486,7 @@
           <w:sz w:val="19"/>
           <w:szCs w:val="19"/>
         </w:rPr>
-        <w:t xml:space="preserve">Then by voice: the guard says what the item actually was, and the same report updates with no duplicate. Voice runs last so no later edit can overwrite it.</w:t>
+        <w:t xml:space="preserve">Then by voice: they say what the item actually was, and the same report updates. Voice runs last, because the report takes the state of the most recent message.</w:t>
       </w:r>
     </w:p>
     <w:p>
@@ -554,12 +509,12 @@
           <w:sz w:val="19"/>
           <w:szCs w:val="19"/>
         </w:rPr>
-        <w:t xml:space="preserve">SAM signs off, names the settings now switched on so a guard who missed one can catch it, and a Go-to-home button lands on the normal home screen. Completion is recorded only after each step has been seen done for real.</w:t>
-      </w:r>
-    </w:p>
-    <w:p>
-      <w:pPr>
-        <w:spacing w:after="40" w:before="20"/>
+        <w:t xml:space="preserve">SAM signs off, names the settings now on so a miss can be caught, and a button lands the guard on the home screen. Completion is recorded only after each step is seen done.</w:t>
+      </w:r>
+    </w:p>
+    <w:p>
+      <w:pPr>
+        <w:spacing w:after="30" w:before="20"/>
       </w:pPr>
       <w:r>
         <w:rPr>
@@ -572,7 +527,7 @@
           <w:sz w:val="18"/>
           <w:szCs w:val="18"/>
         </w:rPr>
-        <w:t xml:space="preserve">Throughout, the practice report carries the training flag from the instant it is created. That flag is what must keep it out of every live surface.</w:t>
+        <w:t xml:space="preserve">A guard’s message is what creates and updates their report, which is why it can be fixed either way. Throughout, the practice report carries the training flag from the instant it is created.</w:t>
       </w:r>
     </w:p>
     <w:p>
@@ -603,12 +558,12 @@
           <w:sz w:val="25"/>
           <w:szCs w:val="25"/>
         </w:rPr>
-        <w:t xml:space="preserve">What must be true, and how we confirm it</w:t>
-      </w:r>
-    </w:p>
-    <w:p>
-      <w:pPr>
-        <w:spacing w:after="70" w:line="252" w:lineRule="auto"/>
+        <w:t xml:space="preserve">What must be true</w:t>
+      </w:r>
+    </w:p>
+    <w:p>
+      <w:pPr>
+        <w:spacing w:after="60" w:line="252" w:lineRule="auto"/>
       </w:pPr>
       <w:r>
         <w:rPr>
@@ -633,7 +588,7 @@
           <w:sz w:val="16"/>
           <w:szCs w:val="16"/>
         </w:rPr>
-        <w:t xml:space="preserve">  an agreed behaviour.   </w:t>
+        <w:t xml:space="preserve">  agreed.   </w:t>
       </w:r>
       <w:r>
         <w:rPr>
@@ -658,7 +613,7 @@
           <w:sz w:val="16"/>
           <w:szCs w:val="16"/>
         </w:rPr>
-        <w:t xml:space="preserve">  our recommended default.   </w:t>
+        <w:t xml:space="preserve">  our recommendation.   </w:t>
       </w:r>
       <w:r>
         <w:rPr>
@@ -683,7 +638,7 @@
           <w:sz w:val="16"/>
           <w:szCs w:val="16"/>
         </w:rPr>
-        <w:t xml:space="preserve">  needs an engineering confirmation (listed in section 04).</w:t>
+        <w:t xml:space="preserve">  needs an answer (section 04).</w:t>
       </w:r>
     </w:p>
     <w:tbl>
@@ -773,7 +728,7 @@
                 <w:sz w:val="15"/>
                 <w:szCs w:val="15"/>
               </w:rPr>
-              <w:t xml:space="preserve">WHAT IT MEANS AND HOW WE CONFIRM IT</w:t>
+              <w:t xml:space="preserve">WHAT IT MEANS</w:t>
             </w:r>
           </w:p>
         </w:tc>
@@ -867,7 +822,7 @@
                 <w:sz w:val="18"/>
                 <w:szCs w:val="18"/>
               </w:rPr>
-              <w:t xml:space="preserve">SAM introduces itself as the guard’s new assistant and frames each step as a benefit. None of it reads as instructions. Signed off by product on a read-through, and tested with guards before release.</w:t>
+              <w:t xml:space="preserve">SAM introduces itself as the guard’s new assistant and frames each step as a benefit. Nothing reads as instructions. Signed off by product, and tested with guards before release.</w:t>
             </w:r>
           </w:p>
         </w:tc>
@@ -908,7 +863,7 @@
                 <w:sz w:val="18"/>
                 <w:szCs w:val="18"/>
               </w:rPr>
-              <w:t xml:space="preserve">Automatic start &amp; refresher</w:t>
+              <w:t xml:space="preserve">Set up the phone</w:t>
             </w:r>
           </w:p>
           <w:p>
@@ -961,7 +916,7 @@
                 <w:sz w:val="18"/>
                 <w:szCs w:val="18"/>
               </w:rPr>
-              <w:t xml:space="preserve">Opens by itself at first sign-in, before the home screen is reachable. A finished guard can reopen it any time without losing their completed status.</w:t>
+              <w:t xml:space="preserve">Location, NFC, background tracking, in that order. Microphone and camera are not gated: Android prompts for those when first used, so SAM only warns the guard to expect it. Location is gated because the app asks for it but not at “allow all the time”, and cannot read that level back, so SAM walks the guard to the second Android screen and names the setting.</w:t>
             </w:r>
           </w:p>
         </w:tc>
@@ -1002,7 +957,7 @@
                 <w:sz w:val="18"/>
                 <w:szCs w:val="18"/>
               </w:rPr>
-              <w:t xml:space="preserve">Everyone, exactly once</w:t>
+              <w:t xml:space="preserve">Checked again each session</w:t>
             </w:r>
           </w:p>
           <w:p>
@@ -1055,7 +1010,7 @@
                 <w:sz w:val="18"/>
                 <w:szCs w:val="18"/>
               </w:rPr>
-              <w:t xml:space="preserve">Every active guard receives it one time, including guards who already had accounts. After finishing, their next sign-in goes straight to the home screen.</w:t>
+              <w:t xml:space="preserve">Guards share handsets, so a set-up phone cannot be recorded against a guard. The three settings are checked again whenever a guard starts a session, and anything off is walked through. A check that passes costs seconds and needs no per-phone record.</w:t>
             </w:r>
           </w:p>
         </w:tc>
@@ -1096,7 +1051,7 @@
                 <w:sz w:val="18"/>
                 <w:szCs w:val="18"/>
               </w:rPr>
-              <w:t xml:space="preserve">Cannot be skipped</w:t>
+              <w:t xml:space="preserve">Marked as training at creation</w:t>
             </w:r>
           </w:p>
           <w:p>
@@ -1149,7 +1104,7 @@
                 <w:sz w:val="18"/>
                 <w:szCs w:val="18"/>
               </w:rPr>
-              <w:t xml:space="preserve">No path to the home screen except completing it, other than four defined exits: a real incident, a guard who cannot get past a step, a guard signing in with no connectivity, and leaving a refresher when already complete. None marks the guard complete.</w:t>
+              <w:t xml:space="preserve">Every practice report carries the training flag from the moment it is created, using the platform’s archive flag. If it cannot be created already marked, it is not created at all.</w:t>
             </w:r>
           </w:p>
         </w:tc>
@@ -1190,7 +1145,7 @@
                 <w:sz w:val="18"/>
                 <w:szCs w:val="18"/>
               </w:rPr>
-              <w:t xml:space="preserve">Set up the phone: location, NFC, background tracking</w:t>
+              <w:t xml:space="preserve">Kept out of every live surface</w:t>
             </w:r>
           </w:p>
           <w:p>
@@ -1243,7 +1198,7 @@
                 <w:sz w:val="18"/>
                 <w:szCs w:val="18"/>
               </w:rPr>
-              <w:t xml:space="preserve">Three gates. The microphone and camera are not among them: Android prompts for those when first used, so SAM just warns the guard to expect it. Location is gated because the app asks for it but not at “allow all the time”, and cannot read that level back, so SAM walks the guard to the second Android screen and names the setting. Granting can close the app; the flow resumes at the same gate.</w:t>
+              <w:t xml:space="preserve">Confirmed consumers: supervisor alerts, KPIs and dashboards, the Pronect Action Tracker, and the guard’s own activity list. The filter that excludes flagged data does not exist, which is why archived data is still visible in production. It must be built and verified before go-live.</w:t>
             </w:r>
           </w:p>
         </w:tc>
@@ -1284,7 +1239,7 @@
                 <w:sz w:val="18"/>
                 <w:szCs w:val="18"/>
               </w:rPr>
-              <w:t xml:space="preserve">A phone with no NFC chip</w:t>
+              <w:t xml:space="preserve">Nothing may trap a guard</w:t>
             </w:r>
           </w:p>
           <w:p>
@@ -1296,12 +1251,12 @@
                 <w:rFonts w:ascii="Calibri" w:cs="Calibri" w:eastAsia="Calibri" w:hAnsi="Calibri"/>
                 <w:b/>
                 <w:bCs/>
-                <w:color w:val="A05A38"/>
+                <w:color w:val="8A6A1F"/>
                 <w:spacing w:val="6"/>
                 <w:sz w:val="14"/>
                 <w:szCs w:val="14"/>
               </w:rPr>
-              <w:t xml:space="preserve">CHECK W/ ENG.</w:t>
+              <w:t xml:space="preserve">PROPOSED</w:t>
             </w:r>
           </w:p>
         </w:tc>
@@ -1337,7 +1292,7 @@
                 <w:sz w:val="18"/>
                 <w:szCs w:val="18"/>
               </w:rPr>
-              <w:t xml:space="preserve">The NFC gate is skipped instead of routing the guard to support over hardware they do not have. Whether the app can detect the chip, or read whether NFC is on, is still open.</w:t>
+              <w:t xml:space="preserve">There is no way to the home screen except finishing, apart from four exits: a real incident, a guard stuck on a step, no connectivity at sign-in, and leaving a refresher when already complete. None marks the guard complete. The real-incident exit must offer typed reporting before the microphone exists, or it is unusable where it matters most.</w:t>
             </w:r>
           </w:p>
         </w:tc>
@@ -1378,7 +1333,7 @@
                 <w:sz w:val="18"/>
                 <w:szCs w:val="18"/>
               </w:rPr>
-              <w:t xml:space="preserve">Granting permissions may close the app</w:t>
+              <w:t xml:space="preserve">Finishing is earned</w:t>
             </w:r>
           </w:p>
           <w:p>
@@ -1390,12 +1345,12 @@
                 <w:rFonts w:ascii="Calibri" w:cs="Calibri" w:eastAsia="Calibri" w:hAnsi="Calibri"/>
                 <w:b/>
                 <w:bCs/>
-                <w:color w:val="43724E"/>
+                <w:color w:val="8A6A1F"/>
                 <w:spacing w:val="6"/>
                 <w:sz w:val="14"/>
                 <w:szCs w:val="14"/>
               </w:rPr>
-              <w:t xml:space="preserve">CONFIRMED</w:t>
+              <w:t xml:space="preserve">PROPOSED</w:t>
             </w:r>
           </w:p>
         </w:tc>
@@ -1431,7 +1386,7 @@
                 <w:sz w:val="18"/>
                 <w:szCs w:val="18"/>
               </w:rPr>
-              <w:t xml:space="preserve">Granting permissions often restarts the app. Confirmed that the flow resumes where it left off, but the guard has to be told that before they leave for the settings, or they will not know to come back.</w:t>
+              <w:t xml:space="preserve">Recorded only after each step is seen done. A quiz or an “I’m done” button does not count. Held on the server, issued once per guard, surviving a closed app or a change of handset.</w:t>
             </w:r>
           </w:p>
         </w:tc>
@@ -1472,7 +1427,7 @@
                 <w:sz w:val="18"/>
                 <w:szCs w:val="18"/>
               </w:rPr>
-              <w:t xml:space="preserve">Ask a question (practice only)</w:t>
+              <w:t xml:space="preserve">Tips taught in context</w:t>
             </w:r>
           </w:p>
           <w:p>
@@ -1484,12 +1439,12 @@
                 <w:rFonts w:ascii="Calibri" w:cs="Calibri" w:eastAsia="Calibri" w:hAnsi="Calibri"/>
                 <w:b/>
                 <w:bCs/>
-                <w:color w:val="8A6A1F"/>
+                <w:color w:val="43724E"/>
                 <w:spacing w:val="6"/>
                 <w:sz w:val="14"/>
                 <w:szCs w:val="14"/>
               </w:rPr>
-              <w:t xml:space="preserve">PROPOSED</w:t>
+              <w:t xml:space="preserve">CONFIRMED</w:t>
             </w:r>
           </w:p>
         </w:tc>
@@ -1525,7 +1480,7 @@
                 <w:sz w:val="18"/>
                 <w:szCs w:val="18"/>
               </w:rPr>
-              <w:t xml:space="preserve">The guard asks a spoken question and SAM answers. Nothing live may result, so the practice context must suppress the activity record the app writes today. The answer to the suggested question is written in advance.</w:t>
+              <w:t xml:space="preserve">All eight tips from the deck’s General recommendations slide sit inside SAM’s spoken lines, at the step where each becomes useful. Two are practised rather than told: press-and-hold to fix a mistake is the manual-fix step, and full sentences is what the report prompt asks for.</w:t>
             </w:r>
           </w:p>
         </w:tc>
@@ -1566,7 +1521,7 @@
                 <w:sz w:val="18"/>
                 <w:szCs w:val="18"/>
               </w:rPr>
-              <w:t xml:space="preserve">Report one practice incident</w:t>
+              <w:t xml:space="preserve">Say what is tracked</w:t>
             </w:r>
           </w:p>
           <w:p>
@@ -1578,12 +1533,12 @@
                 <w:rFonts w:ascii="Calibri" w:cs="Calibri" w:eastAsia="Calibri" w:hAnsi="Calibri"/>
                 <w:b/>
                 <w:bCs/>
-                <w:color w:val="8A6A1F"/>
+                <w:color w:val="A05A38"/>
                 <w:spacing w:val="6"/>
                 <w:sz w:val="14"/>
                 <w:szCs w:val="14"/>
               </w:rPr>
-              <w:t xml:space="preserve">PROPOSED</w:t>
+              <w:t xml:space="preserve">CHECK W/ ENG.</w:t>
             </w:r>
           </w:p>
         </w:tc>
@@ -1619,947 +1574,7 @@
                 <w:sz w:val="18"/>
                 <w:szCs w:val="18"/>
               </w:rPr>
-              <w:t xml:space="preserve">The guard reports the made-up incident and SAM creates exactly one practice report. Repeats or retries must never create extra reports. Follow-up questions are capped and “I don’t know” always advances.</w:t>
-            </w:r>
-          </w:p>
-        </w:tc>
-      </w:tr>
-      <w:tr>
-        <w:trPr>
-          <w:cantSplit/>
-        </w:trPr>
-        <w:tc>
-          <w:tcPr>
-            <w:tcW w:type="dxa" w:w="2340"/>
-            <w:tcBorders>
-              <w:top w:val="none"/>
-              <w:left w:val="none"/>
-              <w:bottom w:val="none"/>
-              <w:right w:val="none"/>
-            </w:tcBorders>
-            <w:tcMar>
-              <w:top w:type="dxa" w:w="46"/>
-              <w:left w:type="dxa" w:w="40"/>
-              <w:bottom w:type="dxa" w:w="46"/>
-              <w:right w:type="dxa" w:w="150"/>
-            </w:tcMar>
-            <w:vAlign w:val="top"/>
-          </w:tcPr>
-          <w:p>
-            <w:pPr>
-              <w:spacing w:after="30"/>
-            </w:pPr>
-            <w:r>
-              <w:rPr>
-                <w:rFonts w:ascii="Calibri" w:cs="Calibri" w:eastAsia="Calibri" w:hAnsi="Calibri"/>
-                <w:b/>
-                <w:bCs/>
-                <w:i w:val="false"/>
-                <w:iCs w:val="false"/>
-                <w:color w:val="3A3A38"/>
-                <w:sz w:val="18"/>
-                <w:szCs w:val="18"/>
-              </w:rPr>
-              <w:t xml:space="preserve">Fix a report by voice</w:t>
-            </w:r>
-          </w:p>
-          <w:p>
-            <w:pPr>
-              <w:spacing w:after="0"/>
-            </w:pPr>
-            <w:r>
-              <w:rPr>
-                <w:rFonts w:ascii="Calibri" w:cs="Calibri" w:eastAsia="Calibri" w:hAnsi="Calibri"/>
-                <w:b/>
-                <w:bCs/>
-                <w:color w:val="43724E"/>
-                <w:spacing w:val="6"/>
-                <w:sz w:val="14"/>
-                <w:szCs w:val="14"/>
-              </w:rPr>
-              <w:t xml:space="preserve">CONFIRMED</w:t>
-            </w:r>
-          </w:p>
-        </w:tc>
-        <w:tc>
-          <w:tcPr>
-            <w:tcW w:type="dxa" w:w="7308"/>
-            <w:tcBorders>
-              <w:top w:val="none"/>
-              <w:left w:val="none"/>
-              <w:bottom w:val="none"/>
-              <w:right w:val="none"/>
-            </w:tcBorders>
-            <w:tcMar>
-              <w:top w:type="dxa" w:w="46"/>
-              <w:left w:type="dxa" w:w="40"/>
-              <w:bottom w:type="dxa" w:w="46"/>
-              <w:right w:type="dxa" w:w="150"/>
-            </w:tcMar>
-            <w:vAlign w:val="top"/>
-          </w:tcPr>
-          <w:p>
-            <w:pPr>
-              <w:spacing w:after="0" w:line="244" w:lineRule="auto"/>
-            </w:pPr>
-            <w:r>
-              <w:rPr>
-                <w:rFonts w:ascii="Calibri" w:cs="Calibri" w:eastAsia="Calibri" w:hAnsi="Calibri"/>
-                <w:b w:val="false"/>
-                <w:bCs w:val="false"/>
-                <w:i w:val="false"/>
-                <w:iCs w:val="false"/>
-                <w:color w:val="3A3A38"/>
-                <w:sz w:val="18"/>
-                <w:szCs w:val="18"/>
-              </w:rPr>
-              <w:t xml:space="preserve">The guard tells SAM it was a MacBook and the same report updates. Confirmed on the real app: no second report is created, and the report always takes the state of the most recent message, which is why the voice fix runs last.</w:t>
-            </w:r>
-          </w:p>
-        </w:tc>
-      </w:tr>
-      <w:tr>
-        <w:trPr>
-          <w:cantSplit/>
-        </w:trPr>
-        <w:tc>
-          <w:tcPr>
-            <w:tcW w:type="dxa" w:w="2340"/>
-            <w:tcBorders>
-              <w:top w:val="none"/>
-              <w:left w:val="none"/>
-              <w:bottom w:val="none"/>
-              <w:right w:val="none"/>
-            </w:tcBorders>
-            <w:tcMar>
-              <w:top w:type="dxa" w:w="46"/>
-              <w:left w:type="dxa" w:w="40"/>
-              <w:bottom w:type="dxa" w:w="46"/>
-              <w:right w:type="dxa" w:w="150"/>
-            </w:tcMar>
-            <w:vAlign w:val="top"/>
-          </w:tcPr>
-          <w:p>
-            <w:pPr>
-              <w:spacing w:after="30"/>
-            </w:pPr>
-            <w:r>
-              <w:rPr>
-                <w:rFonts w:ascii="Calibri" w:cs="Calibri" w:eastAsia="Calibri" w:hAnsi="Calibri"/>
-                <w:b/>
-                <w:bCs/>
-                <w:i w:val="false"/>
-                <w:iCs w:val="false"/>
-                <w:color w:val="3A3A38"/>
-                <w:sz w:val="18"/>
-                <w:szCs w:val="18"/>
-              </w:rPr>
-              <w:t xml:space="preserve">Fix a report by hand</w:t>
-            </w:r>
-          </w:p>
-          <w:p>
-            <w:pPr>
-              <w:spacing w:after="0"/>
-            </w:pPr>
-            <w:r>
-              <w:rPr>
-                <w:rFonts w:ascii="Calibri" w:cs="Calibri" w:eastAsia="Calibri" w:hAnsi="Calibri"/>
-                <w:b/>
-                <w:bCs/>
-                <w:color w:val="43724E"/>
-                <w:spacing w:val="6"/>
-                <w:sz w:val="14"/>
-                <w:szCs w:val="14"/>
-              </w:rPr>
-              <w:t xml:space="preserve">CONFIRMED</w:t>
-            </w:r>
-          </w:p>
-        </w:tc>
-        <w:tc>
-          <w:tcPr>
-            <w:tcW w:type="dxa" w:w="7308"/>
-            <w:tcBorders>
-              <w:top w:val="none"/>
-              <w:left w:val="none"/>
-              <w:bottom w:val="none"/>
-              <w:right w:val="none"/>
-            </w:tcBorders>
-            <w:tcMar>
-              <w:top w:type="dxa" w:w="46"/>
-              <w:left w:type="dxa" w:w="40"/>
-              <w:bottom w:type="dxa" w:w="46"/>
-              <w:right w:type="dxa" w:w="150"/>
-            </w:tcMar>
-            <w:vAlign w:val="top"/>
-          </w:tcPr>
-          <w:p>
-            <w:pPr>
-              <w:spacing w:after="0" w:line="244" w:lineRule="auto"/>
-            </w:pPr>
-            <w:r>
-              <w:rPr>
-                <w:rFonts w:ascii="Calibri" w:cs="Calibri" w:eastAsia="Calibri" w:hAnsi="Calibri"/>
-                <w:b w:val="false"/>
-                <w:bCs w:val="false"/>
-                <w:i w:val="false"/>
-                <w:iCs w:val="false"/>
-                <w:color w:val="3A3A38"/>
-                <w:sz w:val="18"/>
-                <w:szCs w:val="18"/>
-              </w:rPr>
-              <w:t xml:space="preserve">SAM names the change and points at the right message; the guard presses and holds their report, adds the location, and saves. The finished report ends up with both “MacBook” and “reception” in it. Confirmed on the real app.</w:t>
-            </w:r>
-          </w:p>
-        </w:tc>
-      </w:tr>
-      <w:tr>
-        <w:trPr>
-          <w:cantSplit/>
-        </w:trPr>
-        <w:tc>
-          <w:tcPr>
-            <w:tcW w:type="dxa" w:w="2340"/>
-            <w:tcBorders>
-              <w:top w:val="none"/>
-              <w:left w:val="none"/>
-              <w:bottom w:val="none"/>
-              <w:right w:val="none"/>
-            </w:tcBorders>
-            <w:tcMar>
-              <w:top w:type="dxa" w:w="46"/>
-              <w:left w:type="dxa" w:w="40"/>
-              <w:bottom w:type="dxa" w:w="46"/>
-              <w:right w:type="dxa" w:w="150"/>
-            </w:tcMar>
-            <w:vAlign w:val="top"/>
-          </w:tcPr>
-          <w:p>
-            <w:pPr>
-              <w:spacing w:after="30"/>
-            </w:pPr>
-            <w:r>
-              <w:rPr>
-                <w:rFonts w:ascii="Calibri" w:cs="Calibri" w:eastAsia="Calibri" w:hAnsi="Calibri"/>
-                <w:b/>
-                <w:bCs/>
-                <w:i w:val="false"/>
-                <w:iCs w:val="false"/>
-                <w:color w:val="3A3A38"/>
-                <w:sz w:val="18"/>
-                <w:szCs w:val="18"/>
-              </w:rPr>
-              <w:t xml:space="preserve">Marked as training at creation</w:t>
-            </w:r>
-          </w:p>
-          <w:p>
-            <w:pPr>
-              <w:spacing w:after="0"/>
-            </w:pPr>
-            <w:r>
-              <w:rPr>
-                <w:rFonts w:ascii="Calibri" w:cs="Calibri" w:eastAsia="Calibri" w:hAnsi="Calibri"/>
-                <w:b/>
-                <w:bCs/>
-                <w:color w:val="43724E"/>
-                <w:spacing w:val="6"/>
-                <w:sz w:val="14"/>
-                <w:szCs w:val="14"/>
-              </w:rPr>
-              <w:t xml:space="preserve">CONFIRMED</w:t>
-            </w:r>
-          </w:p>
-        </w:tc>
-        <w:tc>
-          <w:tcPr>
-            <w:tcW w:type="dxa" w:w="7308"/>
-            <w:tcBorders>
-              <w:top w:val="none"/>
-              <w:left w:val="none"/>
-              <w:bottom w:val="none"/>
-              <w:right w:val="none"/>
-            </w:tcBorders>
-            <w:tcMar>
-              <w:top w:type="dxa" w:w="46"/>
-              <w:left w:type="dxa" w:w="40"/>
-              <w:bottom w:type="dxa" w:w="46"/>
-              <w:right w:type="dxa" w:w="150"/>
-            </w:tcMar>
-            <w:vAlign w:val="top"/>
-          </w:tcPr>
-          <w:p>
-            <w:pPr>
-              <w:spacing w:after="0" w:line="244" w:lineRule="auto"/>
-            </w:pPr>
-            <w:r>
-              <w:rPr>
-                <w:rFonts w:ascii="Calibri" w:cs="Calibri" w:eastAsia="Calibri" w:hAnsi="Calibri"/>
-                <w:b w:val="false"/>
-                <w:bCs w:val="false"/>
-                <w:i w:val="false"/>
-                <w:iCs w:val="false"/>
-                <w:color w:val="3A3A38"/>
-                <w:sz w:val="18"/>
-                <w:szCs w:val="18"/>
-              </w:rPr>
-              <w:t xml:space="preserve">Every practice report carries the training flag from the moment it is created, using the platform’s archive / soft-delete flag. If it cannot be created already marked, it is not created at all. Whether the flag can be set atomically at creation is for engineering.</w:t>
-            </w:r>
-          </w:p>
-        </w:tc>
-      </w:tr>
-      <w:tr>
-        <w:trPr>
-          <w:cantSplit/>
-        </w:trPr>
-        <w:tc>
-          <w:tcPr>
-            <w:tcW w:type="dxa" w:w="2340"/>
-            <w:tcBorders>
-              <w:top w:val="none"/>
-              <w:left w:val="none"/>
-              <w:bottom w:val="none"/>
-              <w:right w:val="none"/>
-            </w:tcBorders>
-            <w:tcMar>
-              <w:top w:type="dxa" w:w="46"/>
-              <w:left w:type="dxa" w:w="40"/>
-              <w:bottom w:type="dxa" w:w="46"/>
-              <w:right w:type="dxa" w:w="150"/>
-            </w:tcMar>
-            <w:vAlign w:val="top"/>
-          </w:tcPr>
-          <w:p>
-            <w:pPr>
-              <w:spacing w:after="30"/>
-            </w:pPr>
-            <w:r>
-              <w:rPr>
-                <w:rFonts w:ascii="Calibri" w:cs="Calibri" w:eastAsia="Calibri" w:hAnsi="Calibri"/>
-                <w:b/>
-                <w:bCs/>
-                <w:i w:val="false"/>
-                <w:iCs w:val="false"/>
-                <w:color w:val="3A3A38"/>
-                <w:sz w:val="18"/>
-                <w:szCs w:val="18"/>
-              </w:rPr>
-              <w:t xml:space="preserve">Kept out of every live surface</w:t>
-            </w:r>
-          </w:p>
-          <w:p>
-            <w:pPr>
-              <w:spacing w:after="0"/>
-            </w:pPr>
-            <w:r>
-              <w:rPr>
-                <w:rFonts w:ascii="Calibri" w:cs="Calibri" w:eastAsia="Calibri" w:hAnsi="Calibri"/>
-                <w:b/>
-                <w:bCs/>
-                <w:color w:val="43724E"/>
-                <w:spacing w:val="6"/>
-                <w:sz w:val="14"/>
-                <w:szCs w:val="14"/>
-              </w:rPr>
-              <w:t xml:space="preserve">CONFIRMED</w:t>
-            </w:r>
-          </w:p>
-        </w:tc>
-        <w:tc>
-          <w:tcPr>
-            <w:tcW w:type="dxa" w:w="7308"/>
-            <w:tcBorders>
-              <w:top w:val="none"/>
-              <w:left w:val="none"/>
-              <w:bottom w:val="none"/>
-              <w:right w:val="none"/>
-            </w:tcBorders>
-            <w:tcMar>
-              <w:top w:type="dxa" w:w="46"/>
-              <w:left w:type="dxa" w:w="40"/>
-              <w:bottom w:type="dxa" w:w="46"/>
-              <w:right w:type="dxa" w:w="150"/>
-            </w:tcMar>
-            <w:vAlign w:val="top"/>
-          </w:tcPr>
-          <w:p>
-            <w:pPr>
-              <w:spacing w:after="0" w:line="244" w:lineRule="auto"/>
-            </w:pPr>
-            <w:r>
-              <w:rPr>
-                <w:rFonts w:ascii="Calibri" w:cs="Calibri" w:eastAsia="Calibri" w:hAnsi="Calibri"/>
-                <w:b w:val="false"/>
-                <w:bCs w:val="false"/>
-                <w:i w:val="false"/>
-                <w:iCs w:val="false"/>
-                <w:color w:val="3A3A38"/>
-                <w:sz w:val="18"/>
-                <w:szCs w:val="18"/>
-              </w:rPr>
-              <w:t xml:space="preserve">The practice report must appear in no live surface. Four are confirmed: supervisor alerts, KPI and dashboard figures, the Pronect Action Tracker, and the guard’s own activity list. Reports, exports, integrations and the stores behind them are the likely rest, listed for engineering. The filter that excludes training-flagged data does not exist yet, which is why archived data is still visible in production. It must be built and verified before go-live; until then this stays in DEV/UAT.</w:t>
-            </w:r>
-          </w:p>
-        </w:tc>
-      </w:tr>
-      <w:tr>
-        <w:trPr>
-          <w:cantSplit/>
-        </w:trPr>
-        <w:tc>
-          <w:tcPr>
-            <w:tcW w:type="dxa" w:w="2340"/>
-            <w:tcBorders>
-              <w:top w:val="none"/>
-              <w:left w:val="none"/>
-              <w:bottom w:val="none"/>
-              <w:right w:val="none"/>
-            </w:tcBorders>
-            <w:tcMar>
-              <w:top w:type="dxa" w:w="46"/>
-              <w:left w:type="dxa" w:w="40"/>
-              <w:bottom w:type="dxa" w:w="46"/>
-              <w:right w:type="dxa" w:w="150"/>
-            </w:tcMar>
-            <w:vAlign w:val="top"/>
-          </w:tcPr>
-          <w:p>
-            <w:pPr>
-              <w:spacing w:after="30"/>
-            </w:pPr>
-            <w:r>
-              <w:rPr>
-                <w:rFonts w:ascii="Calibri" w:cs="Calibri" w:eastAsia="Calibri" w:hAnsi="Calibri"/>
-                <w:b/>
-                <w:bCs/>
-                <w:i w:val="false"/>
-                <w:iCs w:val="false"/>
-                <w:color w:val="3A3A38"/>
-                <w:sz w:val="18"/>
-                <w:szCs w:val="18"/>
-              </w:rPr>
-              <w:t xml:space="preserve">Check the settings each session</w:t>
-            </w:r>
-          </w:p>
-          <w:p>
-            <w:pPr>
-              <w:spacing w:after="0"/>
-            </w:pPr>
-            <w:r>
-              <w:rPr>
-                <w:rFonts w:ascii="Calibri" w:cs="Calibri" w:eastAsia="Calibri" w:hAnsi="Calibri"/>
-                <w:b/>
-                <w:bCs/>
-                <w:color w:val="43724E"/>
-                <w:spacing w:val="6"/>
-                <w:sz w:val="14"/>
-                <w:szCs w:val="14"/>
-              </w:rPr>
-              <w:t xml:space="preserve">CONFIRMED</w:t>
-            </w:r>
-          </w:p>
-        </w:tc>
-        <w:tc>
-          <w:tcPr>
-            <w:tcW w:type="dxa" w:w="7308"/>
-            <w:tcBorders>
-              <w:top w:val="none"/>
-              <w:left w:val="none"/>
-              <w:bottom w:val="none"/>
-              <w:right w:val="none"/>
-            </w:tcBorders>
-            <w:tcMar>
-              <w:top w:type="dxa" w:w="46"/>
-              <w:left w:type="dxa" w:w="40"/>
-              <w:bottom w:type="dxa" w:w="46"/>
-              <w:right w:type="dxa" w:w="150"/>
-            </w:tcMar>
-            <w:vAlign w:val="top"/>
-          </w:tcPr>
-          <w:p>
-            <w:pPr>
-              <w:spacing w:after="0" w:line="244" w:lineRule="auto"/>
-            </w:pPr>
-            <w:r>
-              <w:rPr>
-                <w:rFonts w:ascii="Calibri" w:cs="Calibri" w:eastAsia="Calibri" w:hAnsi="Calibri"/>
-                <w:b w:val="false"/>
-                <w:bCs w:val="false"/>
-                <w:i w:val="false"/>
-                <w:iCs w:val="false"/>
-                <w:color w:val="3A3A38"/>
-                <w:sz w:val="18"/>
-                <w:szCs w:val="18"/>
-              </w:rPr>
-              <w:t xml:space="preserve">Guards share handsets, so the phone being ready cannot be recorded against the guard. Instead of tracking which phone is set up, the three settings are checked again when a guard starts a session, and anything off is walked through. A check that passes costs seconds and needs no per-phone record.</w:t>
-            </w:r>
-          </w:p>
-        </w:tc>
-      </w:tr>
-      <w:tr>
-        <w:trPr>
-          <w:cantSplit/>
-        </w:trPr>
-        <w:tc>
-          <w:tcPr>
-            <w:tcW w:type="dxa" w:w="2340"/>
-            <w:tcBorders>
-              <w:top w:val="none"/>
-              <w:left w:val="none"/>
-              <w:bottom w:val="none"/>
-              <w:right w:val="none"/>
-            </w:tcBorders>
-            <w:tcMar>
-              <w:top w:type="dxa" w:w="46"/>
-              <w:left w:type="dxa" w:w="40"/>
-              <w:bottom w:type="dxa" w:w="46"/>
-              <w:right w:type="dxa" w:w="150"/>
-            </w:tcMar>
-            <w:vAlign w:val="top"/>
-          </w:tcPr>
-          <w:p>
-            <w:pPr>
-              <w:spacing w:after="30"/>
-            </w:pPr>
-            <w:r>
-              <w:rPr>
-                <w:rFonts w:ascii="Calibri" w:cs="Calibri" w:eastAsia="Calibri" w:hAnsi="Calibri"/>
-                <w:b/>
-                <w:bCs/>
-                <w:i w:val="false"/>
-                <w:iCs w:val="false"/>
-                <w:color w:val="3A3A38"/>
-                <w:sz w:val="18"/>
-                <w:szCs w:val="18"/>
-              </w:rPr>
-              <w:t xml:space="preserve">Finishing means the phone works too</w:t>
-            </w:r>
-          </w:p>
-          <w:p>
-            <w:pPr>
-              <w:spacing w:after="0"/>
-            </w:pPr>
-            <w:r>
-              <w:rPr>
-                <w:rFonts w:ascii="Calibri" w:cs="Calibri" w:eastAsia="Calibri" w:hAnsi="Calibri"/>
-                <w:b/>
-                <w:bCs/>
-                <w:color w:val="8A6A1F"/>
-                <w:spacing w:val="6"/>
-                <w:sz w:val="14"/>
-                <w:szCs w:val="14"/>
-              </w:rPr>
-              <w:t xml:space="preserve">PROPOSED</w:t>
-            </w:r>
-          </w:p>
-        </w:tc>
-        <w:tc>
-          <w:tcPr>
-            <w:tcW w:type="dxa" w:w="7308"/>
-            <w:tcBorders>
-              <w:top w:val="none"/>
-              <w:left w:val="none"/>
-              <w:bottom w:val="none"/>
-              <w:right w:val="none"/>
-            </w:tcBorders>
-            <w:tcMar>
-              <w:top w:type="dxa" w:w="46"/>
-              <w:left w:type="dxa" w:w="40"/>
-              <w:bottom w:type="dxa" w:w="46"/>
-              <w:right w:type="dxa" w:w="150"/>
-            </w:tcMar>
-            <w:vAlign w:val="top"/>
-          </w:tcPr>
-          <w:p>
-            <w:pPr>
-              <w:spacing w:after="0" w:line="244" w:lineRule="auto"/>
-            </w:pPr>
-            <w:r>
-              <w:rPr>
-                <w:rFonts w:ascii="Calibri" w:cs="Calibri" w:eastAsia="Calibri" w:hAnsi="Calibri"/>
-                <w:b w:val="false"/>
-                <w:bCs w:val="false"/>
-                <w:i w:val="false"/>
-                <w:iCs w:val="false"/>
-                <w:color w:val="3A3A38"/>
-                <w:sz w:val="18"/>
-                <w:szCs w:val="18"/>
-              </w:rPr>
-              <w:t xml:space="preserve">Completion requires both halves: the three actions done for real, and the device set up. The app can see a permission that is off and will not advance past it. Three it cannot read — location at “allow all the time”, background activity, physical activity — are guided, trusted, and re-checked next session.</w:t>
-            </w:r>
-          </w:p>
-        </w:tc>
-      </w:tr>
-      <w:tr>
-        <w:trPr>
-          <w:cantSplit/>
-        </w:trPr>
-        <w:tc>
-          <w:tcPr>
-            <w:tcW w:type="dxa" w:w="2340"/>
-            <w:tcBorders>
-              <w:top w:val="none"/>
-              <w:left w:val="none"/>
-              <w:bottom w:val="none"/>
-              <w:right w:val="none"/>
-            </w:tcBorders>
-            <w:tcMar>
-              <w:top w:type="dxa" w:w="46"/>
-              <w:left w:type="dxa" w:w="40"/>
-              <w:bottom w:type="dxa" w:w="46"/>
-              <w:right w:type="dxa" w:w="150"/>
-            </w:tcMar>
-            <w:vAlign w:val="top"/>
-          </w:tcPr>
-          <w:p>
-            <w:pPr>
-              <w:spacing w:after="30"/>
-            </w:pPr>
-            <w:r>
-              <w:rPr>
-                <w:rFonts w:ascii="Calibri" w:cs="Calibri" w:eastAsia="Calibri" w:hAnsi="Calibri"/>
-                <w:b/>
-                <w:bCs/>
-                <w:i w:val="false"/>
-                <w:iCs w:val="false"/>
-                <w:color w:val="3A3A38"/>
-                <w:sz w:val="18"/>
-                <w:szCs w:val="18"/>
-              </w:rPr>
-              <w:t xml:space="preserve">Finishing is earned &amp; remembered</w:t>
-            </w:r>
-          </w:p>
-          <w:p>
-            <w:pPr>
-              <w:spacing w:after="0"/>
-            </w:pPr>
-            <w:r>
-              <w:rPr>
-                <w:rFonts w:ascii="Calibri" w:cs="Calibri" w:eastAsia="Calibri" w:hAnsi="Calibri"/>
-                <w:b/>
-                <w:bCs/>
-                <w:color w:val="8A6A1F"/>
-                <w:spacing w:val="6"/>
-                <w:sz w:val="14"/>
-                <w:szCs w:val="14"/>
-              </w:rPr>
-              <w:t xml:space="preserve">PROPOSED</w:t>
-            </w:r>
-          </w:p>
-        </w:tc>
-        <w:tc>
-          <w:tcPr>
-            <w:tcW w:type="dxa" w:w="7308"/>
-            <w:tcBorders>
-              <w:top w:val="none"/>
-              <w:left w:val="none"/>
-              <w:bottom w:val="none"/>
-              <w:right w:val="none"/>
-            </w:tcBorders>
-            <w:tcMar>
-              <w:top w:type="dxa" w:w="46"/>
-              <w:left w:type="dxa" w:w="40"/>
-              <w:bottom w:type="dxa" w:w="46"/>
-              <w:right w:type="dxa" w:w="150"/>
-            </w:tcMar>
-            <w:vAlign w:val="top"/>
-          </w:tcPr>
-          <w:p>
-            <w:pPr>
-              <w:spacing w:after="0" w:line="244" w:lineRule="auto"/>
-            </w:pPr>
-            <w:r>
-              <w:rPr>
-                <w:rFonts w:ascii="Calibri" w:cs="Calibri" w:eastAsia="Calibri" w:hAnsi="Calibri"/>
-                <w:b w:val="false"/>
-                <w:bCs w:val="false"/>
-                <w:i w:val="false"/>
-                <w:iCs w:val="false"/>
-                <w:color w:val="3A3A38"/>
-                <w:sz w:val="18"/>
-                <w:szCs w:val="18"/>
-              </w:rPr>
-              <w:t xml:space="preserve">Recorded only after SAM sees each step done for real. A quiz or an “I’m done” button does not count. Held on the server, issued once per guard, surviving a closed app or a change of handset.</w:t>
-            </w:r>
-          </w:p>
-        </w:tc>
-      </w:tr>
-      <w:tr>
-        <w:trPr>
-          <w:cantSplit/>
-        </w:trPr>
-        <w:tc>
-          <w:tcPr>
-            <w:tcW w:type="dxa" w:w="2340"/>
-            <w:tcBorders>
-              <w:top w:val="none"/>
-              <w:left w:val="none"/>
-              <w:bottom w:val="none"/>
-              <w:right w:val="none"/>
-            </w:tcBorders>
-            <w:tcMar>
-              <w:top w:type="dxa" w:w="46"/>
-              <w:left w:type="dxa" w:w="40"/>
-              <w:bottom w:type="dxa" w:w="46"/>
-              <w:right w:type="dxa" w:w="150"/>
-            </w:tcMar>
-            <w:vAlign w:val="top"/>
-          </w:tcPr>
-          <w:p>
-            <w:pPr>
-              <w:spacing w:after="30"/>
-            </w:pPr>
-            <w:r>
-              <w:rPr>
-                <w:rFonts w:ascii="Calibri" w:cs="Calibri" w:eastAsia="Calibri" w:hAnsi="Calibri"/>
-                <w:b/>
-                <w:bCs/>
-                <w:i w:val="false"/>
-                <w:iCs w:val="false"/>
-                <w:color w:val="3A3A38"/>
-                <w:sz w:val="18"/>
-                <w:szCs w:val="18"/>
-              </w:rPr>
-              <w:t xml:space="preserve">Tips taught in context</w:t>
-            </w:r>
-          </w:p>
-          <w:p>
-            <w:pPr>
-              <w:spacing w:after="0"/>
-            </w:pPr>
-            <w:r>
-              <w:rPr>
-                <w:rFonts w:ascii="Calibri" w:cs="Calibri" w:eastAsia="Calibri" w:hAnsi="Calibri"/>
-                <w:b/>
-                <w:bCs/>
-                <w:color w:val="43724E"/>
-                <w:spacing w:val="6"/>
-                <w:sz w:val="14"/>
-                <w:szCs w:val="14"/>
-              </w:rPr>
-              <w:t xml:space="preserve">CONFIRMED</w:t>
-            </w:r>
-          </w:p>
-        </w:tc>
-        <w:tc>
-          <w:tcPr>
-            <w:tcW w:type="dxa" w:w="7308"/>
-            <w:tcBorders>
-              <w:top w:val="none"/>
-              <w:left w:val="none"/>
-              <w:bottom w:val="none"/>
-              <w:right w:val="none"/>
-            </w:tcBorders>
-            <w:tcMar>
-              <w:top w:type="dxa" w:w="46"/>
-              <w:left w:type="dxa" w:w="40"/>
-              <w:bottom w:type="dxa" w:w="46"/>
-              <w:right w:type="dxa" w:w="150"/>
-            </w:tcMar>
-            <w:vAlign w:val="top"/>
-          </w:tcPr>
-          <w:p>
-            <w:pPr>
-              <w:spacing w:after="0" w:line="244" w:lineRule="auto"/>
-            </w:pPr>
-            <w:r>
-              <w:rPr>
-                <w:rFonts w:ascii="Calibri" w:cs="Calibri" w:eastAsia="Calibri" w:hAnsi="Calibri"/>
-                <w:b w:val="false"/>
-                <w:bCs w:val="false"/>
-                <w:i w:val="false"/>
-                <w:iCs w:val="false"/>
-                <w:color w:val="3A3A38"/>
-                <w:sz w:val="18"/>
-                <w:szCs w:val="18"/>
-              </w:rPr>
-              <w:t xml:space="preserve">All eight tips from the deck’s General recommendations slide are inside SAM’s spoken lines, at the step where each becomes useful. Two are practised rather than told: pressing and holding text to fix a mistake is the manual-fix step, and speaking in full sentences is what the report prompt asks for.</w:t>
-            </w:r>
-          </w:p>
-        </w:tc>
-      </w:tr>
-      <w:tr>
-        <w:trPr>
-          <w:cantSplit/>
-        </w:trPr>
-        <w:tc>
-          <w:tcPr>
-            <w:tcW w:type="dxa" w:w="2340"/>
-            <w:tcBorders>
-              <w:top w:val="none"/>
-              <w:left w:val="none"/>
-              <w:bottom w:val="none"/>
-              <w:right w:val="none"/>
-            </w:tcBorders>
-            <w:tcMar>
-              <w:top w:type="dxa" w:w="46"/>
-              <w:left w:type="dxa" w:w="40"/>
-              <w:bottom w:type="dxa" w:w="46"/>
-              <w:right w:type="dxa" w:w="150"/>
-            </w:tcMar>
-            <w:vAlign w:val="top"/>
-          </w:tcPr>
-          <w:p>
-            <w:pPr>
-              <w:spacing w:after="30"/>
-            </w:pPr>
-            <w:r>
-              <w:rPr>
-                <w:rFonts w:ascii="Calibri" w:cs="Calibri" w:eastAsia="Calibri" w:hAnsi="Calibri"/>
-                <w:b/>
-                <w:bCs/>
-                <w:i w:val="false"/>
-                <w:iCs w:val="false"/>
-                <w:color w:val="3A3A38"/>
-                <w:sz w:val="18"/>
-                <w:szCs w:val="18"/>
-              </w:rPr>
-              <w:t xml:space="preserve">Say what is tracked</w:t>
-            </w:r>
-          </w:p>
-          <w:p>
-            <w:pPr>
-              <w:spacing w:after="0"/>
-            </w:pPr>
-            <w:r>
-              <w:rPr>
-                <w:rFonts w:ascii="Calibri" w:cs="Calibri" w:eastAsia="Calibri" w:hAnsi="Calibri"/>
-                <w:b/>
-                <w:bCs/>
-                <w:color w:val="A05A38"/>
-                <w:spacing w:val="6"/>
-                <w:sz w:val="14"/>
-                <w:szCs w:val="14"/>
-              </w:rPr>
-              <w:t xml:space="preserve">CHECK W/ ENG.</w:t>
-            </w:r>
-          </w:p>
-        </w:tc>
-        <w:tc>
-          <w:tcPr>
-            <w:tcW w:type="dxa" w:w="7308"/>
-            <w:tcBorders>
-              <w:top w:val="none"/>
-              <w:left w:val="none"/>
-              <w:bottom w:val="none"/>
-              <w:right w:val="none"/>
-            </w:tcBorders>
-            <w:tcMar>
-              <w:top w:type="dxa" w:w="46"/>
-              <w:left w:type="dxa" w:w="40"/>
-              <w:bottom w:type="dxa" w:w="46"/>
-              <w:right w:type="dxa" w:w="150"/>
-            </w:tcMar>
-            <w:vAlign w:val="top"/>
-          </w:tcPr>
-          <w:p>
-            <w:pPr>
-              <w:spacing w:after="0" w:line="244" w:lineRule="auto"/>
-            </w:pPr>
-            <w:r>
-              <w:rPr>
-                <w:rFonts w:ascii="Calibri" w:cs="Calibri" w:eastAsia="Calibri" w:hAnsi="Calibri"/>
-                <w:b w:val="false"/>
-                <w:bCs w:val="false"/>
-                <w:i w:val="false"/>
-                <w:iCs w:val="false"/>
-                <w:color w:val="3A3A38"/>
-                <w:sz w:val="18"/>
-                <w:szCs w:val="18"/>
-              </w:rPr>
-              <w:t xml:space="preserve">Guards are asked for location and background tracking on a work phone and will ask what is done with it. One plain line belongs in the flow. The wording must come from Pronect. What a supervisor sees is not ours to state, and this document does not state it.</w:t>
-            </w:r>
-          </w:p>
-        </w:tc>
-      </w:tr>
-      <w:tr>
-        <w:trPr>
-          <w:cantSplit/>
-        </w:trPr>
-        <w:tc>
-          <w:tcPr>
-            <w:tcW w:type="dxa" w:w="2340"/>
-            <w:tcBorders>
-              <w:top w:val="none"/>
-              <w:left w:val="none"/>
-              <w:bottom w:val="none"/>
-              <w:right w:val="none"/>
-            </w:tcBorders>
-            <w:tcMar>
-              <w:top w:type="dxa" w:w="46"/>
-              <w:left w:type="dxa" w:w="40"/>
-              <w:bottom w:type="dxa" w:w="46"/>
-              <w:right w:type="dxa" w:w="150"/>
-            </w:tcMar>
-            <w:vAlign w:val="top"/>
-          </w:tcPr>
-          <w:p>
-            <w:pPr>
-              <w:spacing w:after="30"/>
-            </w:pPr>
-            <w:r>
-              <w:rPr>
-                <w:rFonts w:ascii="Calibri" w:cs="Calibri" w:eastAsia="Calibri" w:hAnsi="Calibri"/>
-                <w:b/>
-                <w:bCs/>
-                <w:i w:val="false"/>
-                <w:iCs w:val="false"/>
-                <w:color w:val="3A3A38"/>
-                <w:sz w:val="18"/>
-                <w:szCs w:val="18"/>
-              </w:rPr>
-              <w:t xml:space="preserve">A way out for a real incident</w:t>
-            </w:r>
-          </w:p>
-          <w:p>
-            <w:pPr>
-              <w:spacing w:after="0"/>
-            </w:pPr>
-            <w:r>
-              <w:rPr>
-                <w:rFonts w:ascii="Calibri" w:cs="Calibri" w:eastAsia="Calibri" w:hAnsi="Calibri"/>
-                <w:b/>
-                <w:bCs/>
-                <w:color w:val="8A6A1F"/>
-                <w:spacing w:val="6"/>
-                <w:sz w:val="14"/>
-                <w:szCs w:val="14"/>
-              </w:rPr>
-              <w:t xml:space="preserve">PROPOSED</w:t>
-            </w:r>
-          </w:p>
-        </w:tc>
-        <w:tc>
-          <w:tcPr>
-            <w:tcW w:type="dxa" w:w="7308"/>
-            <w:tcBorders>
-              <w:top w:val="none"/>
-              <w:left w:val="none"/>
-              <w:bottom w:val="none"/>
-              <w:right w:val="none"/>
-            </w:tcBorders>
-            <w:tcMar>
-              <w:top w:type="dxa" w:w="46"/>
-              <w:left w:type="dxa" w:w="40"/>
-              <w:bottom w:type="dxa" w:w="46"/>
-              <w:right w:type="dxa" w:w="150"/>
-            </w:tcMar>
-            <w:vAlign w:val="top"/>
-          </w:tcPr>
-          <w:p>
-            <w:pPr>
-              <w:spacing w:after="0" w:line="244" w:lineRule="auto"/>
-            </w:pPr>
-            <w:r>
-              <w:rPr>
-                <w:rFonts w:ascii="Calibri" w:cs="Calibri" w:eastAsia="Calibri" w:hAnsi="Calibri"/>
-                <w:b w:val="false"/>
-                <w:bCs w:val="false"/>
-                <w:i w:val="false"/>
-                <w:iCs w:val="false"/>
-                <w:color w:val="3A3A38"/>
-                <w:sz w:val="18"/>
-                <w:szCs w:val="18"/>
-              </w:rPr>
-              <w:t xml:space="preserve">Leave onboarding, report a real incident, return to the saved stage, with completion neither granted nor skipped. Reachable from every step. Crossing it must be unmistakable: the banner clears and the guard is told this one is live. Before the microphone exists it must offer typed reporting or say to call it in, or it is unusable exactly where it is most needed.</w:t>
+              <w:t xml:space="preserve">Guards are asked for location and background tracking on a work phone and will ask what is done with it. One plain line belongs in the flow, and the wording must come from Pronect. What a supervisor sees is not ours to state, and this document does not state it.</w:t>
             </w:r>
           </w:p>
         </w:tc>
@@ -2611,7 +1626,7 @@
           <w:sz w:val="20"/>
           <w:szCs w:val="20"/>
         </w:rPr>
-        <w:t xml:space="preserve">PRACTICE DATA MUST NEVER REACH LIVE OPERATIONS</w:t>
+        <w:t xml:space="preserve">PRACTICE DATA REACHING LIVE OPERATIONS</w:t>
       </w:r>
     </w:p>
     <w:p>
@@ -2629,7 +1644,7 @@
           <w:sz w:val="19"/>
           <w:szCs w:val="19"/>
         </w:rPr>
-        <w:t xml:space="preserve">A pretend stolen laptop must never pull a real supervisor out of bed. The practice report is stamped with the training flag at creation. </w:t>
+        <w:t xml:space="preserve">A pretend stolen laptop must never pull a real supervisor out of bed. The report is flagged at creation, but nothing acts on that flag yet and archived items still show in production. The exclusion has to be written into </w:t>
       </w:r>
       <w:r>
         <w:rPr>
@@ -2642,32 +1657,6 @@
           <w:sz w:val="19"/>
           <w:szCs w:val="19"/>
         </w:rPr>
-        <w:t xml:space="preserve">The catch:</w:t>
-      </w:r>
-      <w:r>
-        <w:rPr>
-          <w:rFonts w:ascii="Calibri" w:cs="Calibri" w:eastAsia="Calibri" w:hAnsi="Calibri"/>
-          <w:b w:val="false"/>
-          <w:bCs w:val="false"/>
-          <w:i w:val="false"/>
-          <w:iCs w:val="false"/>
-          <w:color w:val="3A3A38"/>
-          <w:sz w:val="19"/>
-          <w:szCs w:val="19"/>
-        </w:rPr>
-        <w:t xml:space="preserve"> nothing acts on that flag yet, and archived items still show in production. The exclusion has to be written first, into </w:t>
-      </w:r>
-      <w:r>
-        <w:rPr>
-          <w:rFonts w:ascii="Calibri" w:cs="Calibri" w:eastAsia="Calibri" w:hAnsi="Calibri"/>
-          <w:b/>
-          <w:bCs/>
-          <w:i w:val="false"/>
-          <w:iCs w:val="false"/>
-          <w:color w:val="3A3A38"/>
-          <w:sz w:val="19"/>
-          <w:szCs w:val="19"/>
-        </w:rPr>
         <w:t xml:space="preserve">the reporting layer</w:t>
       </w:r>
       <w:r>
@@ -2681,7 +1670,7 @@
           <w:sz w:val="19"/>
           <w:szCs w:val="19"/>
         </w:rPr>
-        <w:t xml:space="preserve">, where the product owner has said it belongs. Until it is built this stays in DEV/UAT. Switching it on in production later must be gated on the filter by something firmer than memory: a dispatched alert cannot be recalled.</w:t>
+        <w:t xml:space="preserve"> first. Until it is built and verified this stays in DEV/UAT, and turning it on in production later must be gated on the filter by something firmer than memory: a dispatched alert cannot be recalled.</w:t>
       </w:r>
     </w:p>
     <w:p>
@@ -2717,7 +1706,7 @@
           <w:sz w:val="19"/>
           <w:szCs w:val="19"/>
         </w:rPr>
-        <w:t xml:space="preserve">A real incident reported during practice would be flagged training and hidden from the supervisor it should reach. For the MVP the answer is cheap: a practice banner on every step, carrying the way out to normal reporting. Detection of what the guard actually said is deliberately deferred.</w:t>
+        <w:t xml:space="preserve">A real incident reported during practice would be flagged training and hidden from the supervisor it should reach. The MVP answer is cheap: a practice banner on every step, carrying the way out to normal reporting.</w:t>
       </w:r>
     </w:p>
     <w:p>
@@ -2735,25 +1724,25 @@
           <w:sz w:val="20"/>
           <w:szCs w:val="20"/>
         </w:rPr>
-        <w:t xml:space="preserve">NOTHING MAY LEAVE A GUARD STUCK ON SHIFT</w:t>
-      </w:r>
-    </w:p>
-    <w:p>
-      <w:pPr>
-        <w:spacing w:after="40" w:line="252" w:lineRule="auto"/>
-      </w:pPr>
-      <w:r>
-        <w:rPr>
-          <w:rFonts w:ascii="Calibri" w:cs="Calibri" w:eastAsia="Calibri" w:hAnsi="Calibri"/>
-          <w:b w:val="false"/>
-          <w:bCs w:val="false"/>
-          <w:i w:val="false"/>
-          <w:iCs w:val="false"/>
-          <w:color w:val="3A3A38"/>
-          <w:sz w:val="19"/>
-          <w:szCs w:val="19"/>
-        </w:rPr>
-        <w:t xml:space="preserve">Failures preserve progress and offer a retry. Three failed spoken attempts offer typing. A guard who still cannot proceed reaches the home screen with completion unmarked, because being un-onboarded is a reporting problem and being locked out on shift is a safety one. A missed setting is the one gap the MVP accepts, except the microphone, which fails visibly at the first Talk press.</w:t>
+        <w:t xml:space="preserve">A GUARD STUCK ON SHIFT</w:t>
+      </w:r>
+    </w:p>
+    <w:p>
+      <w:pPr>
+        <w:spacing w:after="30" w:line="252" w:lineRule="auto"/>
+      </w:pPr>
+      <w:r>
+        <w:rPr>
+          <w:rFonts w:ascii="Calibri" w:cs="Calibri" w:eastAsia="Calibri" w:hAnsi="Calibri"/>
+          <w:b w:val="false"/>
+          <w:bCs w:val="false"/>
+          <w:i w:val="false"/>
+          <w:iCs w:val="false"/>
+          <w:color w:val="3A3A38"/>
+          <w:sz w:val="19"/>
+          <w:szCs w:val="19"/>
+        </w:rPr>
+        <w:t xml:space="preserve">Failures keep progress and offer a retry; three failed spoken attempts offer typing; a guard who still cannot proceed reaches the home screen with completion unmarked. Being un-onboarded is a reporting problem. Being locked out on shift is a safety one.</w:t>
       </w:r>
     </w:p>
     <w:p>
@@ -2784,25 +1773,25 @@
           <w:sz w:val="25"/>
           <w:szCs w:val="25"/>
         </w:rPr>
-        <w:t xml:space="preserve">Confirm with engineering before building</w:t>
-      </w:r>
-    </w:p>
-    <w:p>
-      <w:pPr>
-        <w:spacing w:after="60" w:line="252" w:lineRule="auto"/>
-      </w:pPr>
-      <w:r>
-        <w:rPr>
-          <w:rFonts w:ascii="Calibri" w:cs="Calibri" w:eastAsia="Calibri" w:hAnsi="Calibri"/>
-          <w:b w:val="false"/>
-          <w:bCs w:val="false"/>
-          <w:i w:val="false"/>
-          <w:iCs w:val="false"/>
-          <w:color w:val="3A3A38"/>
-          <w:sz w:val="19"/>
-          <w:szCs w:val="19"/>
-        </w:rPr>
-        <w:t xml:space="preserve">None of these looks like a blocker.</w:t>
+        <w:t xml:space="preserve">Answers still needed</w:t>
+      </w:r>
+    </w:p>
+    <w:p>
+      <w:pPr>
+        <w:spacing w:after="50" w:line="252" w:lineRule="auto"/>
+      </w:pPr>
+      <w:r>
+        <w:rPr>
+          <w:rFonts w:ascii="Calibri" w:cs="Calibri" w:eastAsia="Calibri" w:hAnsi="Calibri"/>
+          <w:b w:val="false"/>
+          <w:bCs w:val="false"/>
+          <w:i w:val="false"/>
+          <w:iCs w:val="false"/>
+          <w:color w:val="3A3A38"/>
+          <w:sz w:val="19"/>
+          <w:szCs w:val="19"/>
+        </w:rPr>
+        <w:t xml:space="preserve">None looks like a blocker.</w:t>
       </w:r>
     </w:p>
     <w:p>
@@ -2825,7 +1814,7 @@
           <w:sz w:val="19"/>
           <w:szCs w:val="19"/>
         </w:rPr>
-        <w:t xml:space="preserve">Can it be launched on its own, outside whatever normally starts a scenario?</w:t>
+        <w:t xml:space="preserve">Does SAM need the notifications permission, and does it prompt for itself like the microphone and camera?</w:t>
       </w:r>
     </w:p>
     <w:p>
@@ -2848,7 +1837,7 @@
           <w:sz w:val="19"/>
           <w:szCs w:val="19"/>
         </w:rPr>
-        <w:t xml:space="preserve">Is there a practice mode in which neither the conversation nor the report enters live reporting?</w:t>
+        <w:t xml:space="preserve">What is the physical activity permission for, and does SAM need it at all?</w:t>
       </w:r>
     </w:p>
     <w:p>
@@ -2871,7 +1860,7 @@
           <w:sz w:val="19"/>
           <w:szCs w:val="19"/>
         </w:rPr>
-        <w:t xml:space="preserve">Does SAM need the notifications permission, and does it prompt for itself like the microphone and camera?</w:t>
+        <w:t xml:space="preserve">Can the app read whether NFC is on, and whether the handset has an NFC chip?</w:t>
       </w:r>
     </w:p>
     <w:p>
@@ -2894,7 +1883,7 @@
           <w:sz w:val="19"/>
           <w:szCs w:val="19"/>
         </w:rPr>
-        <w:t xml:space="preserve">Can the app read whether NFC is on, and whether the handset has an NFC chip at all?</w:t>
+        <w:t xml:space="preserve">Can setup stop the phone removing permissions from unused apps?</w:t>
       </w:r>
     </w:p>
     <w:p>
@@ -2917,7 +1906,7 @@
           <w:sz w:val="19"/>
           <w:szCs w:val="19"/>
         </w:rPr>
-        <w:t xml:space="preserve">What is the physical activity permission for, and does SAM need it?</w:t>
+        <w:t xml:space="preserve">Can the practice question be kept out of the activity table entirely? It writes a row today.</w:t>
       </w:r>
     </w:p>
     <w:p>
@@ -2940,53 +1929,7 @@
           <w:sz w:val="19"/>
           <w:szCs w:val="19"/>
         </w:rPr>
-        <w:t xml:space="preserve">Which permissions and grant levels does the app need, can setup stop the phone’s automatic permission removal for unused apps, and does granting permissions always require a restart?</w:t>
-      </w:r>
-    </w:p>
-    <w:p>
-      <w:pPr>
-        <w:pStyle w:val="ListParagraph"/>
-        <w:numPr>
-          <w:ilvl w:val="0"/>
-          <w:numId w:val="3"/>
-        </w:numPr>
-        <w:spacing w:after="48" w:line="250" w:lineRule="auto"/>
-      </w:pPr>
-      <w:r>
-        <w:rPr>
-          <w:rFonts w:ascii="Calibri" w:cs="Calibri" w:eastAsia="Calibri" w:hAnsi="Calibri"/>
-          <w:b w:val="false"/>
-          <w:bCs w:val="false"/>
-          <w:i w:val="false"/>
-          <w:iCs w:val="false"/>
-          <w:color w:val="3A3A38"/>
-          <w:sz w:val="19"/>
-          <w:szCs w:val="19"/>
-        </w:rPr>
-        <w:t xml:space="preserve">Which live surfaces must the exclusion filter cover, and where are reports created so the training flag is set there?</w:t>
-      </w:r>
-    </w:p>
-    <w:p>
-      <w:pPr>
-        <w:pStyle w:val="ListParagraph"/>
-        <w:numPr>
-          <w:ilvl w:val="0"/>
-          <w:numId w:val="3"/>
-        </w:numPr>
-        <w:spacing w:after="48" w:line="250" w:lineRule="auto"/>
-      </w:pPr>
-      <w:r>
-        <w:rPr>
-          <w:rFonts w:ascii="Calibri" w:cs="Calibri" w:eastAsia="Calibri" w:hAnsi="Calibri"/>
-          <w:b w:val="false"/>
-          <w:bCs w:val="false"/>
-          <w:i w:val="false"/>
-          <w:iCs w:val="false"/>
-          <w:color w:val="3A3A38"/>
-          <w:sz w:val="19"/>
-          <w:szCs w:val="19"/>
-        </w:rPr>
-        <w:t xml:space="preserve">Is there already a place to store a guard’s onboarding completion, or must one be added?</w:t>
+        <w:t xml:space="preserve">Which live surfaces must the exclusion filter cover, and where are reports created so the flag is set there?</w:t>
       </w:r>
     </w:p>
     <w:p>
@@ -3017,69 +1960,25 @@
           <w:sz w:val="25"/>
           <w:szCs w:val="25"/>
         </w:rPr>
-        <w:t xml:space="preserve">Rollout, guardrails, and done</w:t>
-      </w:r>
-    </w:p>
-    <w:p>
-      <w:pPr>
-        <w:spacing w:after="60" w:line="252" w:lineRule="auto"/>
-      </w:pPr>
-      <w:r>
-        <w:rPr>
-          <w:rFonts w:ascii="Calibri" w:cs="Calibri" w:eastAsia="Calibri" w:hAnsi="Calibri"/>
-          <w:b w:val="false"/>
-          <w:bCs w:val="false"/>
-          <w:i w:val="false"/>
-          <w:iCs w:val="false"/>
-          <w:color w:val="3A3A38"/>
-          <w:sz w:val="19"/>
-          <w:szCs w:val="19"/>
-        </w:rPr>
-        <w:t xml:space="preserve">Production go-live is </w:t>
-      </w:r>
-      <w:r>
-        <w:rPr>
-          <w:rFonts w:ascii="Calibri" w:cs="Calibri" w:eastAsia="Calibri" w:hAnsi="Calibri"/>
-          <w:b/>
-          <w:bCs/>
-          <w:i w:val="false"/>
-          <w:iCs w:val="false"/>
-          <w:color w:val="3A3A38"/>
-          <w:sz w:val="19"/>
-          <w:szCs w:val="19"/>
-        </w:rPr>
-        <w:t xml:space="preserve">blocked</w:t>
-      </w:r>
-      <w:r>
-        <w:rPr>
-          <w:rFonts w:ascii="Calibri" w:cs="Calibri" w:eastAsia="Calibri" w:hAnsi="Calibri"/>
-          <w:b w:val="false"/>
-          <w:bCs w:val="false"/>
-          <w:i w:val="false"/>
-          <w:iCs w:val="false"/>
-          <w:color w:val="3A3A38"/>
-          <w:sz w:val="19"/>
-          <w:szCs w:val="19"/>
-        </w:rPr>
-        <w:t xml:space="preserve"> until the exclusion filter is built and verified; until then it runs only in DEV/UAT with a dedicated test tenant and test guards. Roll out behind a switch: on gradually, off instantly, and never erasing anyone’s completed status. Universal for all guards, no customer-specific setup, no changes to existing templates.</w:t>
-      </w:r>
-    </w:p>
-    <w:p>
-      <w:pPr>
-        <w:pStyle w:val="Heading2"/>
-        <w:keepNext/>
-        <w:spacing w:after="60" w:before="160"/>
-      </w:pPr>
-      <w:r>
-        <w:rPr>
-          <w:rFonts w:ascii="Georgia" w:cs="Georgia" w:eastAsia="Georgia" w:hAnsi="Georgia"/>
-          <w:b/>
-          <w:bCs/>
-          <w:color w:val="2E3A44"/>
-          <w:sz w:val="20"/>
-          <w:szCs w:val="20"/>
-        </w:rPr>
-        <w:t xml:space="preserve">DONE MEANS</w:t>
+        <w:t xml:space="preserve">Rollout and done</w:t>
+      </w:r>
+    </w:p>
+    <w:p>
+      <w:pPr>
+        <w:spacing w:after="50" w:line="252" w:lineRule="auto"/>
+      </w:pPr>
+      <w:r>
+        <w:rPr>
+          <w:rFonts w:ascii="Calibri" w:cs="Calibri" w:eastAsia="Calibri" w:hAnsi="Calibri"/>
+          <w:b w:val="false"/>
+          <w:bCs w:val="false"/>
+          <w:i w:val="false"/>
+          <w:iCs w:val="false"/>
+          <w:color w:val="3A3A38"/>
+          <w:sz w:val="19"/>
+          <w:szCs w:val="19"/>
+        </w:rPr>
+        <w:t xml:space="preserve">Go-live is blocked until the exclusion filter is built and verified; until then, DEV/UAT only, with a test tenant and test guards. Behind a switch: on gradually, off instantly, never erasing a completed status. Universal for all guards, no customer-specific setup, no template changes.</w:t>
       </w:r>
     </w:p>
     <w:p>
@@ -3102,7 +2001,7 @@
           <w:sz w:val="19"/>
           <w:szCs w:val="19"/>
         </w:rPr>
-        <w:t xml:space="preserve">Every guard, new or existing, completes it once by doing the real steps and ends with a set-up phone; the refresher preserves completion.</w:t>
+        <w:t xml:space="preserve">Every guard completes it once by doing the real steps and ends with a set-up phone.</w:t>
       </w:r>
     </w:p>
     <w:p>
@@ -3125,7 +2024,7 @@
           <w:sz w:val="19"/>
           <w:szCs w:val="19"/>
         </w:rPr>
-        <w:t xml:space="preserve">The exclusion filter is built, the practice report is proven absent from every live surface, and a forced hide-failure withholds completion.</w:t>
+        <w:t xml:space="preserve">The practice report is proven absent from every live surface, and a forced hide-failure withholds completion.</w:t>
       </w:r>
     </w:p>
     <w:p>
@@ -3148,7 +2047,7 @@
           <w:sz w:val="19"/>
           <w:szCs w:val="19"/>
         </w:rPr>
-        <w:t xml:space="preserve">The confirm-with-engineering items are answered and Vincent Smeyers has signed off.</w:t>
+        <w:t xml:space="preserve">The open questions are answered and Vincent Smeyers has signed off.</w:t>
       </w:r>
     </w:p>
     <w:p>
@@ -3156,7 +2055,7 @@
         <w:pBdr>
           <w:top w:val="single" w:color="E6E4DF" w:sz="5" w:space="5"/>
         </w:pBdr>
-        <w:spacing w:before="90"/>
+        <w:spacing w:before="80"/>
       </w:pPr>
       <w:r>
         <w:rPr>

--- a/deliverables/US1117/SAM_OnSite_Guard_Onboarding_Spec.docx
+++ b/deliverables/US1117/SAM_OnSite_Guard_Onboarding_Spec.docx
@@ -286,7 +286,7 @@
                 <w:sz w:val="19"/>
                 <w:szCs w:val="19"/>
               </w:rPr>
-              <w:t xml:space="preserve">At first sign-in SAM introduces itself, sets the phone up (location, NFC, background tracking) and teaches three actions — ask, report, correct — on a made-up incident. Mandatory, saves progress, done only when each step is genuinely done. It replaces the deck’s app-setup slides and absorbs its tips. Practice data must stay out of every live surface; the filter that enforces that is not built, so this runs in DEV/UAT until it is.</w:t>
+              <w:t xml:space="preserve">At first sign-in SAM introduces itself, sets the phone up (location, NFC, background tracking) and teaches three actions — ask, report, correct — on a made-up incident. Roughly three to five minutes, mandatory, saves progress, done only when each step is genuinely done. It replaces the deck’s app-setup slides and absorbs its tips. Practice data must stay out of every live surface; the filter that enforces that is not built, so this runs in DEV/UAT until it is.</w:t>
             </w:r>
           </w:p>
         </w:tc>
@@ -463,7 +463,7 @@
           <w:sz w:val="19"/>
           <w:szCs w:val="19"/>
         </w:rPr>
-        <w:t xml:space="preserve">The guard fixes it by hand: press and hold their own report message, which SAM marks on screen, add that it happened at reception, save.</w:t>
+        <w:t xml:space="preserve">The guard fixes it by hand: press and hold their own report message, which SAM marks on screen, and edit it.</w:t>
       </w:r>
     </w:p>
     <w:p>
@@ -486,7 +486,7 @@
           <w:sz w:val="19"/>
           <w:szCs w:val="19"/>
         </w:rPr>
-        <w:t xml:space="preserve">Then by voice: they say what the item actually was, and the same report updates. Voice runs last, because the report takes the state of the most recent message.</w:t>
+        <w:t xml:space="preserve">Then by voice: the same report updates. Voice runs last, because the report takes the state of the most recent message.</w:t>
       </w:r>
     </w:p>
     <w:p>
@@ -509,25 +509,7 @@
           <w:sz w:val="19"/>
           <w:szCs w:val="19"/>
         </w:rPr>
-        <w:t xml:space="preserve">SAM signs off, names the settings now on so a miss can be caught, and a button lands the guard on the home screen. Completion is recorded only after each step is seen done.</w:t>
-      </w:r>
-    </w:p>
-    <w:p>
-      <w:pPr>
-        <w:spacing w:after="30" w:before="20"/>
-      </w:pPr>
-      <w:r>
-        <w:rPr>
-          <w:rFonts w:ascii="Calibri" w:cs="Calibri" w:eastAsia="Calibri" w:hAnsi="Calibri"/>
-          <w:b w:val="false"/>
-          <w:bCs w:val="false"/>
-          <w:i w:val="false"/>
-          <w:iCs w:val="false"/>
-          <w:color w:val="77746E"/>
-          <w:sz w:val="18"/>
-          <w:szCs w:val="18"/>
-        </w:rPr>
-        <w:t xml:space="preserve">A guard’s message is what creates and updates their report, which is why it can be fixed either way. Throughout, the practice report carries the training flag from the instant it is created.</w:t>
+        <w:t xml:space="preserve">SAM signs off, names the settings now on so a miss can be caught, and a button lands the guard on the home screen.</w:t>
       </w:r>
     </w:p>
     <w:p>
@@ -916,7 +898,7 @@
                 <w:sz w:val="18"/>
                 <w:szCs w:val="18"/>
               </w:rPr>
-              <w:t xml:space="preserve">Location, NFC, background tracking, in that order. Microphone and camera are not gated: Android prompts for those when first used, so SAM only warns the guard to expect it. Location is gated because the app asks for it but not at “allow all the time”, and cannot read that level back, so SAM walks the guard to the second Android screen and names the setting.</w:t>
+              <w:t xml:space="preserve">Location, NFC, background tracking, in that order. Microphone and camera are not gated: Android prompts for those when first used, so SAM only warns the guard to expect it. Location is gated because the app asks for it but not at “allow all the time”, so SAM walks the guard to the second Android screen and names the setting.</w:t>
             </w:r>
           </w:p>
         </w:tc>
@@ -1010,7 +992,7 @@
                 <w:sz w:val="18"/>
                 <w:szCs w:val="18"/>
               </w:rPr>
-              <w:t xml:space="preserve">Guards share handsets, so a set-up phone cannot be recorded against a guard. The three settings are checked again whenever a guard starts a session, and anything off is walked through. A check that passes costs seconds and needs no per-phone record.</w:t>
+              <w:t xml:space="preserve">Guards share handsets, so a set-up phone cannot be recorded against a guard. The three settings are checked again whenever a guard starts a session. The app can read most permission states and will not advance past one that is off. Three it cannot read — location at “allow all the time”, background activity, physical activity — are guided and then taken on the guard’s word, so a miss there lasts until the next session catches it.</w:t>
             </w:r>
           </w:p>
         </w:tc>
@@ -1198,7 +1180,7 @@
                 <w:sz w:val="18"/>
                 <w:szCs w:val="18"/>
               </w:rPr>
-              <w:t xml:space="preserve">Confirmed consumers: supervisor alerts, KPIs and dashboards, the Pronect Action Tracker, and the guard’s own activity list. The filter that excludes flagged data does not exist, which is why archived data is still visible in production. It must be built and verified before go-live.</w:t>
+              <w:t xml:space="preserve">Four consumers are confirmed: supervisor alerts, KPIs and dashboards, the Pronect Action Tracker, and the guard’s own activity list. Reports, exports, integrations, and the queues, caches and transcript stores behind them are the likely rest and are not yet enumerated. The filter itself does not exist, which is why archived data is still visible in production.</w:t>
             </w:r>
           </w:p>
         </w:tc>
@@ -1480,7 +1462,7 @@
                 <w:sz w:val="18"/>
                 <w:szCs w:val="18"/>
               </w:rPr>
-              <w:t xml:space="preserve">All eight tips from the deck’s General recommendations slide sit inside SAM’s spoken lines, at the step where each becomes useful. Two are practised rather than told: press-and-hold to fix a mistake is the manual-fix step, and full sentences is what the report prompt asks for.</w:t>
+              <w:t xml:space="preserve">All eight tips from the deck’s General recommendations slide sit inside SAM’s spoken lines, at the step where each becomes useful. Two are practised rather than told, by making the guard do the thing the tip describes.</w:t>
             </w:r>
           </w:p>
         </w:tc>
@@ -1574,7 +1556,7 @@
                 <w:sz w:val="18"/>
                 <w:szCs w:val="18"/>
               </w:rPr>
-              <w:t xml:space="preserve">Guards are asked for location and background tracking on a work phone and will ask what is done with it. One plain line belongs in the flow, and the wording must come from Pronect. What a supervisor sees is not ours to state, and this document does not state it.</w:t>
+              <w:t xml:space="preserve">Guards are asked for location and background tracking on a work phone and will ask what is done with it. One plain line belongs in the flow. The wording must come from Pronect and, where required, be agreed with the works council. What a supervisor sees is not ours to state, and this document does not state it.</w:t>
             </w:r>
           </w:p>
         </w:tc>
@@ -1670,7 +1652,7 @@
           <w:sz w:val="19"/>
           <w:szCs w:val="19"/>
         </w:rPr>
-        <w:t xml:space="preserve"> first. Until it is built and verified this stays in DEV/UAT, and turning it on in production later must be gated on the filter by something firmer than memory: a dispatched alert cannot be recalled.</w:t>
+        <w:t xml:space="preserve"> first. That work sits outside this specification and is not scoped here, and it sets the go-live date. Until it exists this stays in DEV/UAT. Turning it on in production later should be enforced by a server-side check that refuses to start onboarding when the filter is absent, since a dispatched alert cannot be recalled. Practice records are hidden, not deleted; clearing them is a separate database task with no date.</w:t>
       </w:r>
     </w:p>
     <w:p>
@@ -1791,7 +1773,7 @@
           <w:sz w:val="19"/>
           <w:szCs w:val="19"/>
         </w:rPr>
-        <w:t xml:space="preserve">None looks like a blocker.</w:t>
+        <w:t xml:space="preserve">Only the first can still change the design.</w:t>
       </w:r>
     </w:p>
     <w:p>
@@ -1906,7 +1888,7 @@
           <w:sz w:val="19"/>
           <w:szCs w:val="19"/>
         </w:rPr>
-        <w:t xml:space="preserve">Can the practice question be kept out of the activity table entirely? It writes a row today.</w:t>
+        <w:t xml:space="preserve">The practice question writes an activity row today and must be suppressed entirely. Can the platform do that?</w:t>
       </w:r>
     </w:p>
     <w:p>
@@ -1978,7 +1960,7 @@
           <w:sz w:val="19"/>
           <w:szCs w:val="19"/>
         </w:rPr>
-        <w:t xml:space="preserve">Go-live is blocked until the exclusion filter is built and verified; until then, DEV/UAT only, with a test tenant and test guards. Behind a switch: on gradually, off instantly, never erasing a completed status. Universal for all guards, no customer-specific setup, no template changes.</w:t>
+        <w:t xml:space="preserve">Go-live is blocked until the exclusion filter is built and verified; until then, DEV/UAT only, with a test tenant and test guards. Behind a switch: on gradually, off instantly, never erasing a completed status. Universal for all guards, no customer-specific setup, no template changes. Trainers are still needed for install and first log-in, and as the fallback for a guard who cannot get past a step.</w:t>
       </w:r>
     </w:p>
     <w:p>

--- a/deliverables/US1117/SAM_OnSite_Guard_Onboarding_Spec.docx
+++ b/deliverables/US1117/SAM_OnSite_Guard_Onboarding_Spec.docx
@@ -371,7 +371,7 @@
           <w:sz w:val="19"/>
           <w:szCs w:val="19"/>
         </w:rPr>
-        <w:t xml:space="preserve">SAM introduces itself as the guard’s new assistant, says it can be taught the words they use, and sets the ground rules: required, nothing counts, progress saved.</w:t>
+        <w:t xml:space="preserve">SAM introduces itself as the guard’s new assistant, says it can be taught the words they use, and sets the ground rules: required, nothing counts, progress saved. “Hi, I’m SAM, your guarding assistant. Any question about patrols, procedures or reporting, talk about it here with me.”</w:t>
       </w:r>
     </w:p>
     <w:p>
@@ -394,7 +394,7 @@
           <w:sz w:val="19"/>
           <w:szCs w:val="19"/>
         </w:rPr>
-        <w:t xml:space="preserve">Three setup gates: location, NFC, then background tracking, which sits in SAM OnSite’s own settings. SAM says what it needs and why, links straight to the setting, and the guard switches it on and returns. Microphone and camera are not gated; Android prompts for those when first used. Granting can close the app, and the flow resumes at the same gate.</w:t>
+        <w:t xml:space="preserve">Three setup gates, each reached by a link in the chat: location (set to Allow all the time in settings), NFC, then background tracking, which sits in SAM OnSite’s own settings. SAM says what it needs and why, links straight to the setting, and the guard switches it on and returns. Microphone and camera are not gated; Android prompts for those when first used. Once everything is enabled the guard has to be guided back: restart the app and open the existing chat rather than start a new one, or a Continue onboarding button sits in the open space until onboarding is marked done. A new chat cannot be started before onboarding is complete, except under the urgency override.</w:t>
       </w:r>
     </w:p>
     <w:p>
@@ -417,7 +417,7 @@
           <w:sz w:val="19"/>
           <w:szCs w:val="19"/>
         </w:rPr>
-        <w:t xml:space="preserve">Only now does the guard speak. They press Talk, wait for the green microphone, and ask how to report an incident. That first press doubles as the microphone check. Nothing live is created.</w:t>
+        <w:t xml:space="preserve">Only now does the guard speak. SAM OnSite tells the guard to press Talk, wait for the microphone, and ask how to report an incident. That first press doubles as the microphone check. Nothing live is created.</w:t>
       </w:r>
     </w:p>
     <w:p>
@@ -440,7 +440,7 @@
           <w:sz w:val="19"/>
           <w:szCs w:val="19"/>
         </w:rPr>
-        <w:t xml:space="preserve">The practice report. SAM asks for it the way the guard would tell a colleague and offers one: a Dell laptop is missing. One report is written and shown as a card labelled “Training”.</w:t>
+        <w:t xml:space="preserve">The practice report. SAM asks for it the way the guard would tell a colleague and offers one: a Dell laptop is missing. One report is written.</w:t>
       </w:r>
     </w:p>
     <w:p>
@@ -463,7 +463,7 @@
           <w:sz w:val="19"/>
           <w:szCs w:val="19"/>
         </w:rPr>
-        <w:t xml:space="preserve">The guard fixes it by hand: press and hold their own report message, which SAM marks on screen, and edit it.</w:t>
+        <w:t xml:space="preserve">The guard is told to fix it by hand: press and hold their own report message, which SAM marks on screen, and edit it.</w:t>
       </w:r>
     </w:p>
     <w:p>
@@ -1463,100 +1463,6 @@
                 <w:szCs w:val="18"/>
               </w:rPr>
               <w:t xml:space="preserve">All eight tips from the deck’s General recommendations slide sit inside SAM’s spoken lines, at the step where each becomes useful. Two are practised rather than told, by making the guard do the thing the tip describes.</w:t>
-            </w:r>
-          </w:p>
-        </w:tc>
-      </w:tr>
-      <w:tr>
-        <w:trPr>
-          <w:cantSplit/>
-        </w:trPr>
-        <w:tc>
-          <w:tcPr>
-            <w:tcW w:type="dxa" w:w="2340"/>
-            <w:tcBorders>
-              <w:top w:val="none"/>
-              <w:left w:val="none"/>
-              <w:bottom w:val="none"/>
-              <w:right w:val="none"/>
-            </w:tcBorders>
-            <w:tcMar>
-              <w:top w:type="dxa" w:w="46"/>
-              <w:left w:type="dxa" w:w="40"/>
-              <w:bottom w:type="dxa" w:w="46"/>
-              <w:right w:type="dxa" w:w="150"/>
-            </w:tcMar>
-            <w:vAlign w:val="top"/>
-          </w:tcPr>
-          <w:p>
-            <w:pPr>
-              <w:spacing w:after="30"/>
-            </w:pPr>
-            <w:r>
-              <w:rPr>
-                <w:rFonts w:ascii="Calibri" w:cs="Calibri" w:eastAsia="Calibri" w:hAnsi="Calibri"/>
-                <w:b/>
-                <w:bCs/>
-                <w:i w:val="false"/>
-                <w:iCs w:val="false"/>
-                <w:color w:val="3A3A38"/>
-                <w:sz w:val="18"/>
-                <w:szCs w:val="18"/>
-              </w:rPr>
-              <w:t xml:space="preserve">Say what is tracked</w:t>
-            </w:r>
-          </w:p>
-          <w:p>
-            <w:pPr>
-              <w:spacing w:after="0"/>
-            </w:pPr>
-            <w:r>
-              <w:rPr>
-                <w:rFonts w:ascii="Calibri" w:cs="Calibri" w:eastAsia="Calibri" w:hAnsi="Calibri"/>
-                <w:b/>
-                <w:bCs/>
-                <w:color w:val="A05A38"/>
-                <w:spacing w:val="6"/>
-                <w:sz w:val="14"/>
-                <w:szCs w:val="14"/>
-              </w:rPr>
-              <w:t xml:space="preserve">CHECK W/ ENG.</w:t>
-            </w:r>
-          </w:p>
-        </w:tc>
-        <w:tc>
-          <w:tcPr>
-            <w:tcW w:type="dxa" w:w="7308"/>
-            <w:tcBorders>
-              <w:top w:val="none"/>
-              <w:left w:val="none"/>
-              <w:bottom w:val="none"/>
-              <w:right w:val="none"/>
-            </w:tcBorders>
-            <w:tcMar>
-              <w:top w:type="dxa" w:w="46"/>
-              <w:left w:type="dxa" w:w="40"/>
-              <w:bottom w:type="dxa" w:w="46"/>
-              <w:right w:type="dxa" w:w="150"/>
-            </w:tcMar>
-            <w:vAlign w:val="top"/>
-          </w:tcPr>
-          <w:p>
-            <w:pPr>
-              <w:spacing w:after="0" w:line="244" w:lineRule="auto"/>
-            </w:pPr>
-            <w:r>
-              <w:rPr>
-                <w:rFonts w:ascii="Calibri" w:cs="Calibri" w:eastAsia="Calibri" w:hAnsi="Calibri"/>
-                <w:b w:val="false"/>
-                <w:bCs w:val="false"/>
-                <w:i w:val="false"/>
-                <w:iCs w:val="false"/>
-                <w:color w:val="3A3A38"/>
-                <w:sz w:val="18"/>
-                <w:szCs w:val="18"/>
-              </w:rPr>
-              <w:t xml:space="preserve">Guards are asked for location and background tracking on a work phone and will ask what is done with it. One plain line belongs in the flow. The wording must come from Pronect and, where required, be agreed with the works council. What a supervisor sees is not ours to state, and this document does not state it.</w:t>
             </w:r>
           </w:p>
         </w:tc>

--- a/deliverables/US1117/SAM_OnSite_Guard_Onboarding_Spec.docx
+++ b/deliverables/US1117/SAM_OnSite_Guard_Onboarding_Spec.docx
@@ -286,7 +286,7 @@
                 <w:sz w:val="19"/>
                 <w:szCs w:val="19"/>
               </w:rPr>
-              <w:t xml:space="preserve">At first sign-in SAM introduces itself, sets the phone up (location, NFC, background tracking) and teaches three actions — ask, report, correct — on a made-up incident. Roughly three to five minutes, mandatory, saves progress, done only when each step is genuinely done. It replaces the deck’s app-setup slides and absorbs its tips. Practice data must stay out of every live surface; the filter that enforces that is not built, so this runs in DEV/UAT until it is.</w:t>
+              <w:t xml:space="preserve">At first sign-in SAM introduces itself, sets the phone up (location, NFC, background tracking) and teaches three actions — ask, report, correct — on a made-up incident. Roughly three to five minutes, mandatory, saves progress, done only when each step is genuinely done. It replaces the deck’s app-setup slides and absorbs its tips. Practice data must stay out of every live surface; the filter that enforces that is not built, so this runs in DEV/UAT — the internal test systems — until it is.</w:t>
             </w:r>
           </w:p>
         </w:tc>
@@ -1532,7 +1532,7 @@
           <w:sz w:val="19"/>
           <w:szCs w:val="19"/>
         </w:rPr>
-        <w:t xml:space="preserve">A pretend stolen laptop must never pull a real supervisor out of bed. The report is flagged at creation, but nothing acts on that flag yet and archived items still show in production. The exclusion has to be written into </w:t>
+        <w:t xml:space="preserve">A pretend stolen laptop must never wake a real supervisor. Practice reports are flagged the moment they are created, but nothing acts on that flag yet, so archived items still show in production. The filter has to be built into </w:t>
       </w:r>
       <w:r>
         <w:rPr>
@@ -1558,7 +1558,7 @@
           <w:sz w:val="19"/>
           <w:szCs w:val="19"/>
         </w:rPr>
-        <w:t xml:space="preserve"> first. That work sits outside this specification and is not scoped here, and it sets the go-live date. Until it exists this stays in DEV/UAT. Turning it on in production later should be enforced by a server-side check that refuses to start onboarding when the filter is absent, since a dispatched alert cannot be recalled. Practice records are hidden, not deleted; clearing them is a separate database task with no date.</w:t>
+        <w:t xml:space="preserve"> first. That work is not scoped here and it sets the go-live date. Until then this stays in DEV/UAT, and a check on the server should refuse to start onboarding without the filter, because a dispatched alert cannot be recalled. Flagged records are hidden, not deleted; clearing them is a separate job with no date.</w:t>
       </w:r>
     </w:p>
     <w:p>
@@ -1594,7 +1594,7 @@
           <w:sz w:val="19"/>
           <w:szCs w:val="19"/>
         </w:rPr>
-        <w:t xml:space="preserve">A real incident reported during practice would be flagged training and hidden from the supervisor it should reach. The MVP answer is cheap: a practice banner on every step, carrying the way out to normal reporting.</w:t>
+        <w:t xml:space="preserve">Something real happens while the guard is practising. They report it, and the training flag hides it from the supervisor who needed it. The fix is cheap: a practice banner on every step, with the way out to normal reporting on it.</w:t>
       </w:r>
     </w:p>
     <w:p>
@@ -1630,7 +1630,7 @@
           <w:sz w:val="19"/>
           <w:szCs w:val="19"/>
         </w:rPr>
-        <w:t xml:space="preserve">Failures keep progress and offer a retry; three failed spoken attempts offer typing; a guard who still cannot proceed reaches the home screen with completion unmarked. Being un-onboarded is a reporting problem. Being locked out on shift is a safety one.</w:t>
+        <w:t xml:space="preserve">A failure keeps progress and offers a retry. Three failed spoken attempts offer typing. A guard who still cannot get past a step reaches the home screen anyway, with completion unmarked. Being un-onboarded is a reporting problem; being locked out mid-shift is a safety one.</w:t>
       </w:r>
     </w:p>
     <w:p>
